--- a/散笔记/MinIO对象存储_完整学习笔记.docx
+++ b/散笔记/MinIO对象存储_完整学习笔记.docx
@@ -298,12 +298,6 @@
             <w:insideH w:val="single" w:color="4F81BD" w:themeColor="accent1" w:sz="8" w:space="0"/>
             <w:insideV w:val="single" w:color="4F81BD" w:themeColor="accent1" w:sz="8" w:space="0"/>
           </w:tblBorders>
-          <w:tblCellMar>
-            <w:top w:w="0" w:type="dxa"/>
-            <w:left w:w="108" w:type="dxa"/>
-            <w:bottom w:w="0" w:type="dxa"/>
-            <w:right w:w="108" w:type="dxa"/>
-          </w:tblCellMar>
         </w:tblPrEx>
         <w:tc>
           <w:tcPr>
@@ -1668,19 +1662,20 @@
     </w:p>
     <w:p>
       <w:pPr>
-        <w:rPr>
-          <w:rFonts w:hint="eastAsia" w:ascii="微软雅黑" w:hAnsi="微软雅黑" w:eastAsia="微软雅黑"/>
-          <w:b w:val="0"/>
-          <w:sz w:val="18"/>
-          <w:szCs w:val="18"/>
-        </w:rPr>
-      </w:pPr>
-      <w:r>
-        <w:rPr>
-          <w:rFonts w:hint="eastAsia" w:ascii="微软雅黑" w:hAnsi="微软雅黑" w:eastAsia="微软雅黑"/>
-          <w:b w:val="0"/>
-          <w:sz w:val="18"/>
-          <w:szCs w:val="18"/>
+        <w:shd w:val="clear" w:fill="FFFFFF" w:themeFill="background1"/>
+        <w:rPr>
+          <w:rFonts w:hint="eastAsia" w:ascii="微软雅黑" w:hAnsi="微软雅黑" w:eastAsia="微软雅黑"/>
+          <w:b w:val="0"/>
+          <w:sz w:val="21"/>
+          <w:szCs w:val="21"/>
+        </w:rPr>
+      </w:pPr>
+      <w:r>
+        <w:rPr>
+          <w:rFonts w:hint="eastAsia" w:ascii="微软雅黑" w:hAnsi="微软雅黑" w:eastAsia="微软雅黑"/>
+          <w:b w:val="0"/>
+          <w:sz w:val="21"/>
+          <w:szCs w:val="21"/>
         </w:rPr>
         <w:t>前端转文件，是字节流然后MVC按request处理，body是流，然后MultipartFile接口的实现类去接</w:t>
       </w:r>
@@ -1688,8 +1683,8 @@
         <w:rPr>
           <w:rFonts w:hint="eastAsia" w:ascii="微软雅黑" w:hAnsi="微软雅黑" w:eastAsia="微软雅黑"/>
           <w:b w:val="0"/>
-          <w:sz w:val="18"/>
-          <w:szCs w:val="18"/>
+          <w:sz w:val="21"/>
+          <w:szCs w:val="21"/>
           <w:lang w:val="en-US" w:eastAsia="zh-CN"/>
         </w:rPr>
         <w:t>这是实现类部分源码</w:t>
@@ -1698,198 +1693,208 @@
         <w:rPr>
           <w:rFonts w:hint="eastAsia" w:ascii="微软雅黑" w:hAnsi="微软雅黑" w:eastAsia="微软雅黑"/>
           <w:b w:val="0"/>
-          <w:sz w:val="18"/>
-          <w:szCs w:val="18"/>
+          <w:sz w:val="21"/>
+          <w:szCs w:val="21"/>
         </w:rPr>
         <w:t>private final Part part;private final String filename;，*/</w:t>
       </w:r>
     </w:p>
     <w:p>
       <w:pPr>
-        <w:rPr>
-          <w:rFonts w:hint="eastAsia" w:ascii="微软雅黑" w:hAnsi="微软雅黑" w:eastAsia="微软雅黑"/>
-          <w:b w:val="0"/>
-          <w:sz w:val="18"/>
-          <w:szCs w:val="18"/>
-        </w:rPr>
-      </w:pPr>
-      <w:r>
-        <w:rPr>
-          <w:rFonts w:hint="eastAsia" w:ascii="微软雅黑" w:hAnsi="微软雅黑" w:eastAsia="微软雅黑"/>
-          <w:b w:val="0"/>
-          <w:sz w:val="18"/>
-          <w:szCs w:val="18"/>
+        <w:shd w:val="clear" w:fill="FFFFFF" w:themeFill="background1"/>
+        <w:rPr>
+          <w:rFonts w:hint="eastAsia" w:ascii="微软雅黑" w:hAnsi="微软雅黑" w:eastAsia="微软雅黑"/>
+          <w:b w:val="0"/>
+          <w:sz w:val="21"/>
+          <w:szCs w:val="21"/>
+        </w:rPr>
+      </w:pPr>
+      <w:r>
+        <w:rPr>
+          <w:rFonts w:hint="eastAsia" w:ascii="微软雅黑" w:hAnsi="微软雅黑" w:eastAsia="微软雅黑"/>
+          <w:b w:val="0"/>
+          <w:sz w:val="21"/>
+          <w:szCs w:val="21"/>
         </w:rPr>
         <w:t xml:space="preserve">     @Override</w:t>
       </w:r>
     </w:p>
     <w:p>
       <w:pPr>
-        <w:rPr>
-          <w:rFonts w:hint="eastAsia" w:ascii="微软雅黑" w:hAnsi="微软雅黑" w:eastAsia="微软雅黑"/>
-          <w:b w:val="0"/>
-          <w:sz w:val="18"/>
-          <w:szCs w:val="18"/>
-        </w:rPr>
-      </w:pPr>
-      <w:r>
-        <w:rPr>
-          <w:rFonts w:hint="eastAsia" w:ascii="微软雅黑" w:hAnsi="微软雅黑" w:eastAsia="微软雅黑"/>
-          <w:b w:val="0"/>
-          <w:sz w:val="18"/>
-          <w:szCs w:val="18"/>
+        <w:shd w:val="clear" w:fill="FFFFFF" w:themeFill="background1"/>
+        <w:rPr>
+          <w:rFonts w:hint="eastAsia" w:ascii="微软雅黑" w:hAnsi="微软雅黑" w:eastAsia="微软雅黑"/>
+          <w:b w:val="0"/>
+          <w:sz w:val="21"/>
+          <w:szCs w:val="21"/>
+        </w:rPr>
+      </w:pPr>
+      <w:r>
+        <w:rPr>
+          <w:rFonts w:hint="eastAsia" w:ascii="微软雅黑" w:hAnsi="微软雅黑" w:eastAsia="微软雅黑"/>
+          <w:b w:val="0"/>
+          <w:sz w:val="21"/>
+          <w:szCs w:val="21"/>
         </w:rPr>
         <w:t>public InputStream getInputStream() throws IOException {</w:t>
       </w:r>
     </w:p>
     <w:p>
       <w:pPr>
-        <w:rPr>
-          <w:rFonts w:hint="eastAsia" w:ascii="微软雅黑" w:hAnsi="微软雅黑" w:eastAsia="微软雅黑"/>
-          <w:b w:val="0"/>
-          <w:sz w:val="18"/>
-          <w:szCs w:val="18"/>
-        </w:rPr>
-      </w:pPr>
-      <w:r>
-        <w:rPr>
-          <w:rFonts w:hint="eastAsia" w:ascii="微软雅黑" w:hAnsi="微软雅黑" w:eastAsia="微软雅黑"/>
-          <w:b w:val="0"/>
-          <w:sz w:val="18"/>
-          <w:szCs w:val="18"/>
+        <w:shd w:val="clear" w:fill="FFFFFF" w:themeFill="background1"/>
+        <w:rPr>
+          <w:rFonts w:hint="eastAsia" w:ascii="微软雅黑" w:hAnsi="微软雅黑" w:eastAsia="微软雅黑"/>
+          <w:b w:val="0"/>
+          <w:sz w:val="21"/>
+          <w:szCs w:val="21"/>
+        </w:rPr>
+      </w:pPr>
+      <w:r>
+        <w:rPr>
+          <w:rFonts w:hint="eastAsia" w:ascii="微软雅黑" w:hAnsi="微软雅黑" w:eastAsia="微软雅黑"/>
+          <w:b w:val="0"/>
+          <w:sz w:val="21"/>
+          <w:szCs w:val="21"/>
         </w:rPr>
         <w:t xml:space="preserve">         return this.part.getInputStream();</w:t>
       </w:r>
     </w:p>
     <w:p>
       <w:pPr>
-        <w:rPr>
-          <w:rFonts w:hint="eastAsia" w:ascii="微软雅黑" w:hAnsi="微软雅黑" w:eastAsia="微软雅黑"/>
-          <w:b w:val="0"/>
-          <w:sz w:val="18"/>
-          <w:szCs w:val="18"/>
-        </w:rPr>
-      </w:pPr>
-      <w:r>
-        <w:rPr>
-          <w:rFonts w:hint="eastAsia" w:ascii="微软雅黑" w:hAnsi="微软雅黑" w:eastAsia="微软雅黑"/>
-          <w:b w:val="0"/>
-          <w:sz w:val="18"/>
-          <w:szCs w:val="18"/>
+        <w:shd w:val="clear" w:fill="FFFFFF" w:themeFill="background1"/>
+        <w:rPr>
+          <w:rFonts w:hint="eastAsia" w:ascii="微软雅黑" w:hAnsi="微软雅黑" w:eastAsia="微软雅黑"/>
+          <w:b w:val="0"/>
+          <w:sz w:val="21"/>
+          <w:szCs w:val="21"/>
+        </w:rPr>
+      </w:pPr>
+      <w:r>
+        <w:rPr>
+          <w:rFonts w:hint="eastAsia" w:ascii="微软雅黑" w:hAnsi="微软雅黑" w:eastAsia="微软雅黑"/>
+          <w:b w:val="0"/>
+          <w:sz w:val="21"/>
+          <w:szCs w:val="21"/>
         </w:rPr>
         <w:t xml:space="preserve">     }</w:t>
       </w:r>
     </w:p>
     <w:p>
       <w:pPr>
-        <w:rPr>
-          <w:rFonts w:hint="eastAsia" w:ascii="微软雅黑" w:hAnsi="微软雅黑" w:eastAsia="微软雅黑"/>
-          <w:b w:val="0"/>
-          <w:sz w:val="18"/>
-          <w:szCs w:val="18"/>
-        </w:rPr>
-      </w:pPr>
-      <w:r>
-        <w:rPr>
-          <w:rFonts w:hint="eastAsia" w:ascii="微软雅黑" w:hAnsi="微软雅黑" w:eastAsia="微软雅黑"/>
-          <w:b w:val="0"/>
-          <w:sz w:val="18"/>
-          <w:szCs w:val="18"/>
+        <w:shd w:val="clear" w:fill="FFFFFF" w:themeFill="background1"/>
+        <w:rPr>
+          <w:rFonts w:hint="eastAsia" w:ascii="微软雅黑" w:hAnsi="微软雅黑" w:eastAsia="微软雅黑"/>
+          <w:b w:val="0"/>
+          <w:sz w:val="21"/>
+          <w:szCs w:val="21"/>
+        </w:rPr>
+      </w:pPr>
+      <w:r>
+        <w:rPr>
+          <w:rFonts w:hint="eastAsia" w:ascii="微软雅黑" w:hAnsi="微软雅黑" w:eastAsia="微软雅黑"/>
+          <w:b w:val="0"/>
+          <w:sz w:val="21"/>
+          <w:szCs w:val="21"/>
         </w:rPr>
         <w:t xml:space="preserve">     /**底层MVC帮我们组装好了// 底层Servlet原生文件对象，真正持有文件二进制数据</w:t>
       </w:r>
     </w:p>
     <w:p>
       <w:pPr>
-        <w:rPr>
-          <w:rFonts w:hint="eastAsia" w:ascii="微软雅黑" w:hAnsi="微软雅黑" w:eastAsia="微软雅黑"/>
-          <w:b w:val="0"/>
-          <w:sz w:val="18"/>
-          <w:szCs w:val="18"/>
-        </w:rPr>
-      </w:pPr>
-      <w:r>
-        <w:rPr>
-          <w:rFonts w:hint="eastAsia" w:ascii="微软雅黑" w:hAnsi="微软雅黑" w:eastAsia="微软雅黑"/>
-          <w:b w:val="0"/>
-          <w:sz w:val="18"/>
-          <w:szCs w:val="18"/>
+        <w:shd w:val="clear" w:fill="FFFFFF" w:themeFill="background1"/>
+        <w:rPr>
+          <w:rFonts w:hint="eastAsia" w:ascii="微软雅黑" w:hAnsi="微软雅黑" w:eastAsia="微软雅黑"/>
+          <w:b w:val="0"/>
+          <w:sz w:val="21"/>
+          <w:szCs w:val="21"/>
+        </w:rPr>
+      </w:pPr>
+      <w:r>
+        <w:rPr>
+          <w:rFonts w:hint="eastAsia" w:ascii="微软雅黑" w:hAnsi="微软雅黑" w:eastAsia="微软雅黑"/>
+          <w:b w:val="0"/>
+          <w:sz w:val="21"/>
+          <w:szCs w:val="21"/>
         </w:rPr>
         <w:t xml:space="preserve">     private final Part part;</w:t>
       </w:r>
     </w:p>
     <w:p>
       <w:pPr>
-        <w:rPr>
-          <w:rFonts w:hint="eastAsia" w:ascii="微软雅黑" w:hAnsi="微软雅黑" w:eastAsia="微软雅黑"/>
-          <w:b w:val="0"/>
-          <w:sz w:val="18"/>
-          <w:szCs w:val="18"/>
-        </w:rPr>
-      </w:pPr>
-      <w:r>
-        <w:rPr>
-          <w:rFonts w:hint="eastAsia" w:ascii="微软雅黑" w:hAnsi="微软雅黑" w:eastAsia="微软雅黑"/>
-          <w:b w:val="0"/>
-          <w:sz w:val="18"/>
-          <w:szCs w:val="18"/>
+        <w:shd w:val="clear" w:fill="FFFFFF" w:themeFill="background1"/>
+        <w:rPr>
+          <w:rFonts w:hint="eastAsia" w:ascii="微软雅黑" w:hAnsi="微软雅黑" w:eastAsia="微软雅黑"/>
+          <w:b w:val="0"/>
+          <w:sz w:val="21"/>
+          <w:szCs w:val="21"/>
+        </w:rPr>
+      </w:pPr>
+      <w:r>
+        <w:rPr>
+          <w:rFonts w:hint="eastAsia" w:ascii="微软雅黑" w:hAnsi="微软雅黑" w:eastAsia="微软雅黑"/>
+          <w:b w:val="0"/>
+          <w:sz w:val="21"/>
+          <w:szCs w:val="21"/>
         </w:rPr>
         <w:t xml:space="preserve">     // 前端原始文件名（解析Content-Disposition header拿到）</w:t>
       </w:r>
     </w:p>
     <w:p>
       <w:pPr>
-        <w:rPr>
-          <w:rFonts w:hint="eastAsia" w:ascii="微软雅黑" w:hAnsi="微软雅黑" w:eastAsia="微软雅黑"/>
-          <w:b w:val="0"/>
-          <w:sz w:val="18"/>
-          <w:szCs w:val="18"/>
-        </w:rPr>
-      </w:pPr>
-      <w:r>
-        <w:rPr>
-          <w:rFonts w:hint="eastAsia" w:ascii="微软雅黑" w:hAnsi="微软雅黑" w:eastAsia="微软雅黑"/>
-          <w:b w:val="0"/>
-          <w:sz w:val="18"/>
-          <w:szCs w:val="18"/>
+        <w:shd w:val="clear" w:fill="FFFFFF" w:themeFill="background1"/>
+        <w:rPr>
+          <w:rFonts w:hint="eastAsia" w:ascii="微软雅黑" w:hAnsi="微软雅黑" w:eastAsia="微软雅黑"/>
+          <w:b w:val="0"/>
+          <w:sz w:val="21"/>
+          <w:szCs w:val="21"/>
+        </w:rPr>
+      </w:pPr>
+      <w:r>
+        <w:rPr>
+          <w:rFonts w:hint="eastAsia" w:ascii="微软雅黑" w:hAnsi="微软雅黑" w:eastAsia="微软雅黑"/>
+          <w:b w:val="0"/>
+          <w:sz w:val="21"/>
+          <w:szCs w:val="21"/>
         </w:rPr>
         <w:t xml:space="preserve">     private final String filename;</w:t>
       </w:r>
     </w:p>
     <w:p>
       <w:pPr>
-        <w:rPr>
-          <w:rFonts w:hint="eastAsia" w:ascii="微软雅黑" w:hAnsi="微软雅黑" w:eastAsia="微软雅黑"/>
-          <w:b w:val="0"/>
-          <w:sz w:val="18"/>
-          <w:szCs w:val="18"/>
-        </w:rPr>
-      </w:pPr>
-      <w:r>
-        <w:rPr>
-          <w:rFonts w:hint="eastAsia" w:ascii="微软雅黑" w:hAnsi="微软雅黑" w:eastAsia="微软雅黑"/>
-          <w:b w:val="0"/>
-          <w:sz w:val="18"/>
-          <w:szCs w:val="18"/>
+        <w:shd w:val="clear" w:fill="FFFFFF" w:themeFill="background1"/>
+        <w:rPr>
+          <w:rFonts w:hint="eastAsia" w:ascii="微软雅黑" w:hAnsi="微软雅黑" w:eastAsia="微软雅黑"/>
+          <w:b w:val="0"/>
+          <w:sz w:val="21"/>
+          <w:szCs w:val="21"/>
+        </w:rPr>
+      </w:pPr>
+      <w:r>
+        <w:rPr>
+          <w:rFonts w:hint="eastAsia" w:ascii="微软雅黑" w:hAnsi="微软雅黑" w:eastAsia="微软雅黑"/>
+          <w:b w:val="0"/>
+          <w:sz w:val="21"/>
+          <w:szCs w:val="21"/>
         </w:rPr>
         <w:t xml:space="preserve">     // 构造：由StandardMultipartHttpServletRequest解析请求时new出来</w:t>
       </w:r>
     </w:p>
     <w:p>
       <w:pPr>
-        <w:rPr>
-          <w:rFonts w:hint="eastAsia" w:ascii="微软雅黑" w:hAnsi="微软雅黑" w:eastAsia="微软雅黑"/>
-          <w:b w:val="0"/>
-          <w:sz w:val="18"/>
-          <w:szCs w:val="18"/>
-        </w:rPr>
-      </w:pPr>
-      <w:r>
-        <w:rPr>
-          <w:rFonts w:hint="eastAsia" w:ascii="微软雅黑" w:hAnsi="微软雅黑" w:eastAsia="微软雅黑"/>
-          <w:b w:val="0"/>
-          <w:sz w:val="18"/>
-          <w:szCs w:val="18"/>
+        <w:shd w:val="clear" w:fill="FFFFFF" w:themeFill="background1"/>
+        <w:rPr>
+          <w:rFonts w:hint="eastAsia" w:ascii="微软雅黑" w:hAnsi="微软雅黑" w:eastAsia="微软雅黑"/>
+          <w:b w:val="0"/>
+          <w:sz w:val="21"/>
+          <w:szCs w:val="21"/>
+        </w:rPr>
+      </w:pPr>
+      <w:r>
+        <w:rPr>
+          <w:rFonts w:hint="eastAsia" w:ascii="微软雅黑" w:hAnsi="微软雅黑" w:eastAsia="微软雅黑"/>
+          <w:b w:val="0"/>
+          <w:sz w:val="21"/>
+          <w:szCs w:val="21"/>
         </w:rPr>
         <w:t>public StandardMultipartFile(Part part, String filename) {this.part = part;  this.filename = filename;} /**，然后创建minioclient</w:t>
       </w:r>
@@ -1897,8 +1902,8 @@
         <w:rPr>
           <w:rFonts w:hint="eastAsia" w:ascii="微软雅黑" w:hAnsi="微软雅黑" w:eastAsia="微软雅黑"/>
           <w:b w:val="0"/>
-          <w:sz w:val="18"/>
-          <w:szCs w:val="18"/>
+          <w:sz w:val="21"/>
+          <w:szCs w:val="21"/>
           <w:lang w:val="en-US" w:eastAsia="zh-CN"/>
         </w:rPr>
         <w:t xml:space="preserve"> 这个minio的工具类和里面的字段</w:t>
@@ -1907,4409 +1912,4476 @@
         <w:rPr>
           <w:rFonts w:hint="eastAsia" w:ascii="微软雅黑" w:hAnsi="微软雅黑" w:eastAsia="微软雅黑"/>
           <w:b w:val="0"/>
-          <w:sz w:val="18"/>
-          <w:szCs w:val="18"/>
+          <w:sz w:val="21"/>
+          <w:szCs w:val="21"/>
         </w:rPr>
         <w:t>去调用public class MinioUtil 去调用upload方法，那个流是MVC那里的流</w:t>
       </w:r>
     </w:p>
     <w:p>
       <w:pPr>
-        <w:rPr>
-          <w:rFonts w:hint="eastAsia" w:ascii="微软雅黑" w:hAnsi="微软雅黑" w:eastAsia="微软雅黑"/>
-          <w:b w:val="0"/>
-          <w:sz w:val="18"/>
-          <w:szCs w:val="18"/>
-        </w:rPr>
-      </w:pPr>
-      <w:r>
-        <w:rPr>
-          <w:rFonts w:hint="eastAsia" w:ascii="微软雅黑" w:hAnsi="微软雅黑" w:eastAsia="微软雅黑"/>
-          <w:b w:val="0"/>
-          <w:sz w:val="18"/>
-          <w:szCs w:val="18"/>
+        <w:shd w:val="clear" w:fill="FFFFFF" w:themeFill="background1"/>
+        <w:rPr>
+          <w:rFonts w:hint="eastAsia" w:ascii="微软雅黑" w:hAnsi="微软雅黑" w:eastAsia="微软雅黑"/>
+          <w:b w:val="0"/>
+          <w:sz w:val="21"/>
+          <w:szCs w:val="21"/>
+        </w:rPr>
+      </w:pPr>
+      <w:r>
+        <w:rPr>
+          <w:rFonts w:hint="eastAsia" w:ascii="微软雅黑" w:hAnsi="微软雅黑" w:eastAsia="微软雅黑"/>
+          <w:b w:val="0"/>
+          <w:sz w:val="21"/>
+          <w:szCs w:val="21"/>
         </w:rPr>
         <w:t>一、MultipartFile 接口完整源码（Spring MVC）</w:t>
       </w:r>
     </w:p>
     <w:p>
       <w:pPr>
-        <w:rPr>
-          <w:rFonts w:hint="eastAsia" w:ascii="微软雅黑" w:hAnsi="微软雅黑" w:eastAsia="微软雅黑"/>
-          <w:b w:val="0"/>
-          <w:sz w:val="18"/>
-          <w:szCs w:val="18"/>
-        </w:rPr>
-      </w:pPr>
-      <w:r>
-        <w:rPr>
-          <w:rFonts w:hint="eastAsia" w:ascii="微软雅黑" w:hAnsi="微软雅黑" w:eastAsia="微软雅黑"/>
-          <w:b w:val="0"/>
-          <w:sz w:val="18"/>
-          <w:szCs w:val="18"/>
-        </w:rPr>
-        <w:t>java</w:t>
-      </w:r>
-    </w:p>
-    <w:p>
-      <w:pPr>
-        <w:rPr>
-          <w:rFonts w:hint="eastAsia" w:ascii="微软雅黑" w:hAnsi="微软雅黑" w:eastAsia="微软雅黑"/>
-          <w:b w:val="0"/>
-          <w:sz w:val="18"/>
-          <w:szCs w:val="18"/>
-        </w:rPr>
-      </w:pPr>
-      <w:r>
-        <w:rPr>
-          <w:rFonts w:hint="eastAsia" w:ascii="微软雅黑" w:hAnsi="微软雅黑" w:eastAsia="微软雅黑"/>
-          <w:b w:val="0"/>
-          <w:sz w:val="18"/>
-          <w:szCs w:val="18"/>
-        </w:rPr>
-        <w:t>运行</w:t>
-      </w:r>
-    </w:p>
-    <w:p>
-      <w:pPr>
-        <w:rPr>
-          <w:rFonts w:hint="eastAsia" w:ascii="微软雅黑" w:hAnsi="微软雅黑" w:eastAsia="微软雅黑"/>
-          <w:b w:val="0"/>
-          <w:sz w:val="18"/>
-          <w:szCs w:val="18"/>
-        </w:rPr>
-      </w:pPr>
-      <w:r>
-        <w:rPr>
-          <w:rFonts w:hint="eastAsia" w:ascii="微软雅黑" w:hAnsi="微软雅黑" w:eastAsia="微软雅黑"/>
-          <w:b w:val="0"/>
-          <w:sz w:val="18"/>
-          <w:szCs w:val="18"/>
+        <w:shd w:val="clear" w:fill="FFFFFF" w:themeFill="background1"/>
+        <w:rPr>
+          <w:rFonts w:hint="eastAsia" w:ascii="微软雅黑" w:hAnsi="微软雅黑" w:eastAsia="微软雅黑"/>
+          <w:b w:val="0"/>
+          <w:sz w:val="21"/>
+          <w:szCs w:val="21"/>
+        </w:rPr>
+      </w:pPr>
+      <w:r>
+        <w:rPr>
+          <w:rFonts w:hint="eastAsia" w:ascii="微软雅黑" w:hAnsi="微软雅黑" w:eastAsia="微软雅黑"/>
+          <w:b w:val="0"/>
+          <w:sz w:val="21"/>
+          <w:szCs w:val="21"/>
         </w:rPr>
         <w:t>package org.springframework.web.multipart;</w:t>
       </w:r>
     </w:p>
     <w:p>
       <w:pPr>
-        <w:rPr>
-          <w:rFonts w:hint="eastAsia" w:ascii="微软雅黑" w:hAnsi="微软雅黑" w:eastAsia="微软雅黑"/>
-          <w:b w:val="0"/>
-          <w:sz w:val="18"/>
-          <w:szCs w:val="18"/>
-        </w:rPr>
-      </w:pPr>
-    </w:p>
-    <w:p>
-      <w:pPr>
-        <w:rPr>
-          <w:rFonts w:hint="eastAsia" w:ascii="微软雅黑" w:hAnsi="微软雅黑" w:eastAsia="微软雅黑"/>
-          <w:b w:val="0"/>
-          <w:sz w:val="18"/>
-          <w:szCs w:val="18"/>
-        </w:rPr>
-      </w:pPr>
-      <w:r>
-        <w:rPr>
-          <w:rFonts w:hint="eastAsia" w:ascii="微软雅黑" w:hAnsi="微软雅黑" w:eastAsia="微软雅黑"/>
-          <w:b w:val="0"/>
-          <w:sz w:val="18"/>
-          <w:szCs w:val="18"/>
+        <w:shd w:val="clear" w:fill="FFFFFF" w:themeFill="background1"/>
+        <w:rPr>
+          <w:rFonts w:hint="eastAsia" w:ascii="微软雅黑" w:hAnsi="微软雅黑" w:eastAsia="微软雅黑"/>
+          <w:b w:val="0"/>
+          <w:sz w:val="21"/>
+          <w:szCs w:val="21"/>
+        </w:rPr>
+      </w:pPr>
+      <w:r>
+        <w:rPr>
+          <w:rFonts w:hint="eastAsia" w:ascii="微软雅黑" w:hAnsi="微软雅黑" w:eastAsia="微软雅黑"/>
+          <w:b w:val="0"/>
+          <w:sz w:val="21"/>
+          <w:szCs w:val="21"/>
         </w:rPr>
         <w:t>import java.io.File;</w:t>
       </w:r>
     </w:p>
     <w:p>
       <w:pPr>
-        <w:rPr>
-          <w:rFonts w:hint="eastAsia" w:ascii="微软雅黑" w:hAnsi="微软雅黑" w:eastAsia="微软雅黑"/>
-          <w:b w:val="0"/>
-          <w:sz w:val="18"/>
-          <w:szCs w:val="18"/>
-        </w:rPr>
-      </w:pPr>
-      <w:r>
-        <w:rPr>
-          <w:rFonts w:hint="eastAsia" w:ascii="微软雅黑" w:hAnsi="微软雅黑" w:eastAsia="微软雅黑"/>
-          <w:b w:val="0"/>
-          <w:sz w:val="18"/>
-          <w:szCs w:val="18"/>
+        <w:shd w:val="clear" w:fill="FFFFFF" w:themeFill="background1"/>
+        <w:rPr>
+          <w:rFonts w:hint="eastAsia" w:ascii="微软雅黑" w:hAnsi="微软雅黑" w:eastAsia="微软雅黑"/>
+          <w:b w:val="0"/>
+          <w:sz w:val="21"/>
+          <w:szCs w:val="21"/>
+        </w:rPr>
+      </w:pPr>
+      <w:r>
+        <w:rPr>
+          <w:rFonts w:hint="eastAsia" w:ascii="微软雅黑" w:hAnsi="微软雅黑" w:eastAsia="微软雅黑"/>
+          <w:b w:val="0"/>
+          <w:sz w:val="21"/>
+          <w:szCs w:val="21"/>
         </w:rPr>
         <w:t>import java.io.IOException;</w:t>
       </w:r>
     </w:p>
     <w:p>
       <w:pPr>
-        <w:rPr>
-          <w:rFonts w:hint="eastAsia" w:ascii="微软雅黑" w:hAnsi="微软雅黑" w:eastAsia="微软雅黑"/>
-          <w:b w:val="0"/>
-          <w:sz w:val="18"/>
-          <w:szCs w:val="18"/>
-        </w:rPr>
-      </w:pPr>
-      <w:r>
-        <w:rPr>
-          <w:rFonts w:hint="eastAsia" w:ascii="微软雅黑" w:hAnsi="微软雅黑" w:eastAsia="微软雅黑"/>
-          <w:b w:val="0"/>
-          <w:sz w:val="18"/>
-          <w:szCs w:val="18"/>
+        <w:shd w:val="clear" w:fill="FFFFFF" w:themeFill="background1"/>
+        <w:rPr>
+          <w:rFonts w:hint="eastAsia" w:ascii="微软雅黑" w:hAnsi="微软雅黑" w:eastAsia="微软雅黑"/>
+          <w:b w:val="0"/>
+          <w:sz w:val="21"/>
+          <w:szCs w:val="21"/>
+        </w:rPr>
+      </w:pPr>
+      <w:r>
+        <w:rPr>
+          <w:rFonts w:hint="eastAsia" w:ascii="微软雅黑" w:hAnsi="微软雅黑" w:eastAsia="微软雅黑"/>
+          <w:b w:val="0"/>
+          <w:sz w:val="21"/>
+          <w:szCs w:val="21"/>
         </w:rPr>
         <w:t>import java.io.InputStream;</w:t>
       </w:r>
     </w:p>
     <w:p>
       <w:pPr>
-        <w:rPr>
-          <w:rFonts w:hint="eastAsia" w:ascii="微软雅黑" w:hAnsi="微软雅黑" w:eastAsia="微软雅黑"/>
-          <w:b w:val="0"/>
-          <w:sz w:val="18"/>
-          <w:szCs w:val="18"/>
-        </w:rPr>
-      </w:pPr>
-    </w:p>
-    <w:p>
-      <w:pPr>
-        <w:rPr>
-          <w:rFonts w:hint="eastAsia" w:ascii="微软雅黑" w:hAnsi="微软雅黑" w:eastAsia="微软雅黑"/>
-          <w:b w:val="0"/>
-          <w:sz w:val="18"/>
-          <w:szCs w:val="18"/>
-        </w:rPr>
-      </w:pPr>
-      <w:r>
-        <w:rPr>
-          <w:rFonts w:hint="eastAsia" w:ascii="微软雅黑" w:hAnsi="微软雅黑" w:eastAsia="微软雅黑"/>
-          <w:b w:val="0"/>
-          <w:sz w:val="18"/>
-          <w:szCs w:val="18"/>
+        <w:shd w:val="clear" w:fill="FFFFFF" w:themeFill="background1"/>
+        <w:rPr>
+          <w:rFonts w:hint="eastAsia" w:ascii="微软雅黑" w:hAnsi="微软雅黑" w:eastAsia="微软雅黑"/>
+          <w:b w:val="0"/>
+          <w:sz w:val="21"/>
+          <w:szCs w:val="21"/>
+        </w:rPr>
+      </w:pPr>
+      <w:r>
+        <w:rPr>
+          <w:rFonts w:hint="eastAsia" w:ascii="微软雅黑" w:hAnsi="微软雅黑" w:eastAsia="微软雅黑"/>
+          <w:b w:val="0"/>
+          <w:sz w:val="21"/>
+          <w:szCs w:val="21"/>
         </w:rPr>
         <w:t>public interface MultipartFile {</w:t>
       </w:r>
     </w:p>
     <w:p>
       <w:pPr>
-        <w:rPr>
-          <w:rFonts w:hint="eastAsia" w:ascii="微软雅黑" w:hAnsi="微软雅黑" w:eastAsia="微软雅黑"/>
-          <w:b w:val="0"/>
-          <w:sz w:val="18"/>
-          <w:szCs w:val="18"/>
-        </w:rPr>
-      </w:pPr>
-    </w:p>
-    <w:p>
-      <w:pPr>
-        <w:rPr>
-          <w:rFonts w:hint="eastAsia" w:ascii="微软雅黑" w:hAnsi="微软雅黑" w:eastAsia="微软雅黑"/>
-          <w:b w:val="0"/>
-          <w:sz w:val="18"/>
-          <w:szCs w:val="18"/>
-        </w:rPr>
-      </w:pPr>
-      <w:r>
-        <w:rPr>
-          <w:rFonts w:hint="eastAsia" w:ascii="微软雅黑" w:hAnsi="微软雅黑" w:eastAsia="微软雅黑"/>
-          <w:b w:val="0"/>
-          <w:sz w:val="18"/>
-          <w:szCs w:val="18"/>
+        <w:shd w:val="clear" w:fill="FFFFFF" w:themeFill="background1"/>
+        <w:rPr>
+          <w:rFonts w:hint="eastAsia" w:ascii="微软雅黑" w:hAnsi="微软雅黑" w:eastAsia="微软雅黑"/>
+          <w:b w:val="0"/>
+          <w:sz w:val="21"/>
+          <w:szCs w:val="21"/>
+        </w:rPr>
+      </w:pPr>
+      <w:r>
+        <w:rPr>
+          <w:rFonts w:hint="eastAsia" w:ascii="微软雅黑" w:hAnsi="微软雅黑" w:eastAsia="微软雅黑"/>
+          <w:b w:val="0"/>
+          <w:sz w:val="21"/>
+          <w:szCs w:val="21"/>
         </w:rPr>
         <w:t xml:space="preserve">    /**</w:t>
       </w:r>
     </w:p>
     <w:p>
       <w:pPr>
-        <w:rPr>
-          <w:rFonts w:hint="eastAsia" w:ascii="微软雅黑" w:hAnsi="微软雅黑" w:eastAsia="微软雅黑"/>
-          <w:b w:val="0"/>
-          <w:sz w:val="18"/>
-          <w:szCs w:val="18"/>
-        </w:rPr>
-      </w:pPr>
-      <w:r>
-        <w:rPr>
-          <w:rFonts w:hint="eastAsia" w:ascii="微软雅黑" w:hAnsi="微软雅黑" w:eastAsia="微软雅黑"/>
-          <w:b w:val="0"/>
-          <w:sz w:val="18"/>
-          <w:szCs w:val="18"/>
+        <w:shd w:val="clear" w:fill="FFFFFF" w:themeFill="background1"/>
+        <w:rPr>
+          <w:rFonts w:hint="eastAsia" w:ascii="微软雅黑" w:hAnsi="微软雅黑" w:eastAsia="微软雅黑"/>
+          <w:b w:val="0"/>
+          <w:sz w:val="21"/>
+          <w:szCs w:val="21"/>
+        </w:rPr>
+      </w:pPr>
+      <w:r>
+        <w:rPr>
+          <w:rFonts w:hint="eastAsia" w:ascii="微软雅黑" w:hAnsi="微软雅黑" w:eastAsia="微软雅黑"/>
+          <w:b w:val="0"/>
+          <w:sz w:val="21"/>
+          <w:szCs w:val="21"/>
         </w:rPr>
         <w:t xml:space="preserve">     * 获取表单中文件上传字段名 &lt;input type="file" name="file"&gt;</w:t>
       </w:r>
     </w:p>
     <w:p>
       <w:pPr>
-        <w:rPr>
-          <w:rFonts w:hint="eastAsia" w:ascii="微软雅黑" w:hAnsi="微软雅黑" w:eastAsia="微软雅黑"/>
-          <w:b w:val="0"/>
-          <w:sz w:val="18"/>
-          <w:szCs w:val="18"/>
-        </w:rPr>
-      </w:pPr>
-      <w:r>
-        <w:rPr>
-          <w:rFonts w:hint="eastAsia" w:ascii="微软雅黑" w:hAnsi="微软雅黑" w:eastAsia="微软雅黑"/>
-          <w:b w:val="0"/>
-          <w:sz w:val="18"/>
-          <w:szCs w:val="18"/>
+        <w:shd w:val="clear" w:fill="FFFFFF" w:themeFill="background1"/>
+        <w:rPr>
+          <w:rFonts w:hint="eastAsia" w:ascii="微软雅黑" w:hAnsi="微软雅黑" w:eastAsia="微软雅黑"/>
+          <w:b w:val="0"/>
+          <w:sz w:val="21"/>
+          <w:szCs w:val="21"/>
+        </w:rPr>
+      </w:pPr>
+      <w:r>
+        <w:rPr>
+          <w:rFonts w:hint="eastAsia" w:ascii="微软雅黑" w:hAnsi="微软雅黑" w:eastAsia="微软雅黑"/>
+          <w:b w:val="0"/>
+          <w:sz w:val="21"/>
+          <w:szCs w:val="21"/>
         </w:rPr>
         <w:t xml:space="preserve">     */</w:t>
       </w:r>
     </w:p>
     <w:p>
       <w:pPr>
-        <w:rPr>
-          <w:rFonts w:hint="eastAsia" w:ascii="微软雅黑" w:hAnsi="微软雅黑" w:eastAsia="微软雅黑"/>
-          <w:b w:val="0"/>
-          <w:sz w:val="18"/>
-          <w:szCs w:val="18"/>
-        </w:rPr>
-      </w:pPr>
-      <w:r>
-        <w:rPr>
-          <w:rFonts w:hint="eastAsia" w:ascii="微软雅黑" w:hAnsi="微软雅黑" w:eastAsia="微软雅黑"/>
-          <w:b w:val="0"/>
-          <w:sz w:val="18"/>
-          <w:szCs w:val="18"/>
+        <w:shd w:val="clear" w:fill="FFFFFF" w:themeFill="background1"/>
+        <w:rPr>
+          <w:rFonts w:hint="eastAsia" w:ascii="微软雅黑" w:hAnsi="微软雅黑" w:eastAsia="微软雅黑"/>
+          <w:b w:val="0"/>
+          <w:sz w:val="21"/>
+          <w:szCs w:val="21"/>
+        </w:rPr>
+      </w:pPr>
+      <w:r>
+        <w:rPr>
+          <w:rFonts w:hint="eastAsia" w:ascii="微软雅黑" w:hAnsi="微软雅黑" w:eastAsia="微软雅黑"/>
+          <w:b w:val="0"/>
+          <w:sz w:val="21"/>
+          <w:szCs w:val="21"/>
         </w:rPr>
         <w:t xml:space="preserve">    String getName();</w:t>
       </w:r>
     </w:p>
     <w:p>
       <w:pPr>
-        <w:rPr>
-          <w:rFonts w:hint="eastAsia" w:ascii="微软雅黑" w:hAnsi="微软雅黑" w:eastAsia="微软雅黑"/>
-          <w:b w:val="0"/>
-          <w:sz w:val="18"/>
-          <w:szCs w:val="18"/>
-        </w:rPr>
-      </w:pPr>
-    </w:p>
-    <w:p>
-      <w:pPr>
-        <w:rPr>
-          <w:rFonts w:hint="eastAsia" w:ascii="微软雅黑" w:hAnsi="微软雅黑" w:eastAsia="微软雅黑"/>
-          <w:b w:val="0"/>
-          <w:sz w:val="18"/>
-          <w:szCs w:val="18"/>
-        </w:rPr>
-      </w:pPr>
-      <w:r>
-        <w:rPr>
-          <w:rFonts w:hint="eastAsia" w:ascii="微软雅黑" w:hAnsi="微软雅黑" w:eastAsia="微软雅黑"/>
-          <w:b w:val="0"/>
-          <w:sz w:val="18"/>
-          <w:szCs w:val="18"/>
+        <w:shd w:val="clear" w:fill="FFFFFF" w:themeFill="background1"/>
+        <w:rPr>
+          <w:rFonts w:hint="eastAsia" w:ascii="微软雅黑" w:hAnsi="微软雅黑" w:eastAsia="微软雅黑"/>
+          <w:b w:val="0"/>
+          <w:sz w:val="21"/>
+          <w:szCs w:val="21"/>
+        </w:rPr>
+      </w:pPr>
+    </w:p>
+    <w:p>
+      <w:pPr>
+        <w:shd w:val="clear" w:fill="FFFFFF" w:themeFill="background1"/>
+        <w:rPr>
+          <w:rFonts w:hint="eastAsia" w:ascii="微软雅黑" w:hAnsi="微软雅黑" w:eastAsia="微软雅黑"/>
+          <w:b w:val="0"/>
+          <w:sz w:val="21"/>
+          <w:szCs w:val="21"/>
+        </w:rPr>
+      </w:pPr>
+      <w:r>
+        <w:rPr>
+          <w:rFonts w:hint="eastAsia" w:ascii="微软雅黑" w:hAnsi="微软雅黑" w:eastAsia="微软雅黑"/>
+          <w:b w:val="0"/>
+          <w:sz w:val="21"/>
+          <w:szCs w:val="21"/>
         </w:rPr>
         <w:t xml:space="preserve">    /**</w:t>
       </w:r>
     </w:p>
     <w:p>
       <w:pPr>
-        <w:rPr>
-          <w:rFonts w:hint="eastAsia" w:ascii="微软雅黑" w:hAnsi="微软雅黑" w:eastAsia="微软雅黑"/>
-          <w:b w:val="0"/>
-          <w:sz w:val="18"/>
-          <w:szCs w:val="18"/>
-        </w:rPr>
-      </w:pPr>
-      <w:r>
-        <w:rPr>
-          <w:rFonts w:hint="eastAsia" w:ascii="微软雅黑" w:hAnsi="微软雅黑" w:eastAsia="微软雅黑"/>
-          <w:b w:val="0"/>
-          <w:sz w:val="18"/>
-          <w:szCs w:val="18"/>
+        <w:shd w:val="clear" w:fill="FFFFFF" w:themeFill="background1"/>
+        <w:rPr>
+          <w:rFonts w:hint="eastAsia" w:ascii="微软雅黑" w:hAnsi="微软雅黑" w:eastAsia="微软雅黑"/>
+          <w:b w:val="0"/>
+          <w:sz w:val="21"/>
+          <w:szCs w:val="21"/>
+        </w:rPr>
+      </w:pPr>
+      <w:r>
+        <w:rPr>
+          <w:rFonts w:hint="eastAsia" w:ascii="微软雅黑" w:hAnsi="微软雅黑" w:eastAsia="微软雅黑"/>
+          <w:b w:val="0"/>
+          <w:sz w:val="21"/>
+          <w:szCs w:val="21"/>
         </w:rPr>
         <w:t xml:space="preserve">     * 前端上传文件原始文件名</w:t>
       </w:r>
     </w:p>
     <w:p>
       <w:pPr>
-        <w:rPr>
-          <w:rFonts w:hint="eastAsia" w:ascii="微软雅黑" w:hAnsi="微软雅黑" w:eastAsia="微软雅黑"/>
-          <w:b w:val="0"/>
-          <w:sz w:val="18"/>
-          <w:szCs w:val="18"/>
-        </w:rPr>
-      </w:pPr>
-      <w:r>
-        <w:rPr>
-          <w:rFonts w:hint="eastAsia" w:ascii="微软雅黑" w:hAnsi="微软雅黑" w:eastAsia="微软雅黑"/>
-          <w:b w:val="0"/>
-          <w:sz w:val="18"/>
-          <w:szCs w:val="18"/>
+        <w:shd w:val="clear" w:fill="FFFFFF" w:themeFill="background1"/>
+        <w:rPr>
+          <w:rFonts w:hint="eastAsia" w:ascii="微软雅黑" w:hAnsi="微软雅黑" w:eastAsia="微软雅黑"/>
+          <w:b w:val="0"/>
+          <w:sz w:val="21"/>
+          <w:szCs w:val="21"/>
+        </w:rPr>
+      </w:pPr>
+      <w:r>
+        <w:rPr>
+          <w:rFonts w:hint="eastAsia" w:ascii="微软雅黑" w:hAnsi="微软雅黑" w:eastAsia="微软雅黑"/>
+          <w:b w:val="0"/>
+          <w:sz w:val="21"/>
+          <w:szCs w:val="21"/>
         </w:rPr>
         <w:t xml:space="preserve">     */</w:t>
       </w:r>
     </w:p>
     <w:p>
       <w:pPr>
-        <w:rPr>
-          <w:rFonts w:hint="eastAsia" w:ascii="微软雅黑" w:hAnsi="微软雅黑" w:eastAsia="微软雅黑"/>
-          <w:b w:val="0"/>
-          <w:sz w:val="18"/>
-          <w:szCs w:val="18"/>
-        </w:rPr>
-      </w:pPr>
-      <w:r>
-        <w:rPr>
-          <w:rFonts w:hint="eastAsia" w:ascii="微软雅黑" w:hAnsi="微软雅黑" w:eastAsia="微软雅黑"/>
-          <w:b w:val="0"/>
-          <w:sz w:val="18"/>
-          <w:szCs w:val="18"/>
+        <w:shd w:val="clear" w:fill="FFFFFF" w:themeFill="background1"/>
+        <w:rPr>
+          <w:rFonts w:hint="eastAsia" w:ascii="微软雅黑" w:hAnsi="微软雅黑" w:eastAsia="微软雅黑"/>
+          <w:b w:val="0"/>
+          <w:sz w:val="21"/>
+          <w:szCs w:val="21"/>
+        </w:rPr>
+      </w:pPr>
+      <w:r>
+        <w:rPr>
+          <w:rFonts w:hint="eastAsia" w:ascii="微软雅黑" w:hAnsi="微软雅黑" w:eastAsia="微软雅黑"/>
+          <w:b w:val="0"/>
+          <w:sz w:val="21"/>
+          <w:szCs w:val="21"/>
         </w:rPr>
         <w:t xml:space="preserve">    String getOriginalFilename();</w:t>
       </w:r>
     </w:p>
     <w:p>
       <w:pPr>
-        <w:rPr>
-          <w:rFonts w:hint="eastAsia" w:ascii="微软雅黑" w:hAnsi="微软雅黑" w:eastAsia="微软雅黑"/>
-          <w:b w:val="0"/>
-          <w:sz w:val="18"/>
-          <w:szCs w:val="18"/>
-        </w:rPr>
-      </w:pPr>
-    </w:p>
-    <w:p>
-      <w:pPr>
-        <w:rPr>
-          <w:rFonts w:hint="eastAsia" w:ascii="微软雅黑" w:hAnsi="微软雅黑" w:eastAsia="微软雅黑"/>
-          <w:b w:val="0"/>
-          <w:sz w:val="18"/>
-          <w:szCs w:val="18"/>
-        </w:rPr>
-      </w:pPr>
-      <w:r>
-        <w:rPr>
-          <w:rFonts w:hint="eastAsia" w:ascii="微软雅黑" w:hAnsi="微软雅黑" w:eastAsia="微软雅黑"/>
-          <w:b w:val="0"/>
-          <w:sz w:val="18"/>
-          <w:szCs w:val="18"/>
+        <w:shd w:val="clear" w:fill="FFFFFF" w:themeFill="background1"/>
+        <w:rPr>
+          <w:rFonts w:hint="eastAsia" w:ascii="微软雅黑" w:hAnsi="微软雅黑" w:eastAsia="微软雅黑"/>
+          <w:b w:val="0"/>
+          <w:sz w:val="21"/>
+          <w:szCs w:val="21"/>
+        </w:rPr>
+      </w:pPr>
+      <w:r>
+        <w:rPr>
+          <w:rFonts w:hint="eastAsia" w:ascii="微软雅黑" w:hAnsi="微软雅黑" w:eastAsia="微软雅黑"/>
+          <w:b w:val="0"/>
+          <w:sz w:val="21"/>
+          <w:szCs w:val="21"/>
         </w:rPr>
         <w:t xml:space="preserve">    /**</w:t>
       </w:r>
     </w:p>
     <w:p>
       <w:pPr>
-        <w:rPr>
-          <w:rFonts w:hint="eastAsia" w:ascii="微软雅黑" w:hAnsi="微软雅黑" w:eastAsia="微软雅黑"/>
-          <w:b w:val="0"/>
-          <w:sz w:val="18"/>
-          <w:szCs w:val="18"/>
-        </w:rPr>
-      </w:pPr>
-      <w:r>
-        <w:rPr>
-          <w:rFonts w:hint="eastAsia" w:ascii="微软雅黑" w:hAnsi="微软雅黑" w:eastAsia="微软雅黑"/>
-          <w:b w:val="0"/>
-          <w:sz w:val="18"/>
-          <w:szCs w:val="18"/>
+        <w:shd w:val="clear" w:fill="FFFFFF" w:themeFill="background1"/>
+        <w:rPr>
+          <w:rFonts w:hint="eastAsia" w:ascii="微软雅黑" w:hAnsi="微软雅黑" w:eastAsia="微软雅黑"/>
+          <w:b w:val="0"/>
+          <w:sz w:val="21"/>
+          <w:szCs w:val="21"/>
+        </w:rPr>
+      </w:pPr>
+      <w:r>
+        <w:rPr>
+          <w:rFonts w:hint="eastAsia" w:ascii="微软雅黑" w:hAnsi="微软雅黑" w:eastAsia="微软雅黑"/>
+          <w:b w:val="0"/>
+          <w:sz w:val="21"/>
+          <w:szCs w:val="21"/>
         </w:rPr>
         <w:t xml:space="preserve">     * 文件MIME类型</w:t>
       </w:r>
     </w:p>
     <w:p>
       <w:pPr>
-        <w:rPr>
-          <w:rFonts w:hint="eastAsia" w:ascii="微软雅黑" w:hAnsi="微软雅黑" w:eastAsia="微软雅黑"/>
-          <w:b w:val="0"/>
-          <w:sz w:val="18"/>
-          <w:szCs w:val="18"/>
-        </w:rPr>
-      </w:pPr>
-      <w:r>
-        <w:rPr>
-          <w:rFonts w:hint="eastAsia" w:ascii="微软雅黑" w:hAnsi="微软雅黑" w:eastAsia="微软雅黑"/>
-          <w:b w:val="0"/>
-          <w:sz w:val="18"/>
-          <w:szCs w:val="18"/>
+        <w:shd w:val="clear" w:fill="FFFFFF" w:themeFill="background1"/>
+        <w:rPr>
+          <w:rFonts w:hint="eastAsia" w:ascii="微软雅黑" w:hAnsi="微软雅黑" w:eastAsia="微软雅黑"/>
+          <w:b w:val="0"/>
+          <w:sz w:val="21"/>
+          <w:szCs w:val="21"/>
+        </w:rPr>
+      </w:pPr>
+      <w:r>
+        <w:rPr>
+          <w:rFonts w:hint="eastAsia" w:ascii="微软雅黑" w:hAnsi="微软雅黑" w:eastAsia="微软雅黑"/>
+          <w:b w:val="0"/>
+          <w:sz w:val="21"/>
+          <w:szCs w:val="21"/>
         </w:rPr>
         <w:t xml:space="preserve">     */</w:t>
       </w:r>
     </w:p>
     <w:p>
       <w:pPr>
-        <w:rPr>
-          <w:rFonts w:hint="eastAsia" w:ascii="微软雅黑" w:hAnsi="微软雅黑" w:eastAsia="微软雅黑"/>
-          <w:b w:val="0"/>
-          <w:sz w:val="18"/>
-          <w:szCs w:val="18"/>
-        </w:rPr>
-      </w:pPr>
-      <w:r>
-        <w:rPr>
-          <w:rFonts w:hint="eastAsia" w:ascii="微软雅黑" w:hAnsi="微软雅黑" w:eastAsia="微软雅黑"/>
-          <w:b w:val="0"/>
-          <w:sz w:val="18"/>
-          <w:szCs w:val="18"/>
+        <w:shd w:val="clear" w:fill="FFFFFF" w:themeFill="background1"/>
+        <w:rPr>
+          <w:rFonts w:hint="eastAsia" w:ascii="微软雅黑" w:hAnsi="微软雅黑" w:eastAsia="微软雅黑"/>
+          <w:b w:val="0"/>
+          <w:sz w:val="21"/>
+          <w:szCs w:val="21"/>
+        </w:rPr>
+      </w:pPr>
+      <w:r>
+        <w:rPr>
+          <w:rFonts w:hint="eastAsia" w:ascii="微软雅黑" w:hAnsi="微软雅黑" w:eastAsia="微软雅黑"/>
+          <w:b w:val="0"/>
+          <w:sz w:val="21"/>
+          <w:szCs w:val="21"/>
         </w:rPr>
         <w:t xml:space="preserve">    String getContentType();</w:t>
       </w:r>
     </w:p>
     <w:p>
       <w:pPr>
-        <w:rPr>
-          <w:rFonts w:hint="eastAsia" w:ascii="微软雅黑" w:hAnsi="微软雅黑" w:eastAsia="微软雅黑"/>
-          <w:b w:val="0"/>
-          <w:sz w:val="18"/>
-          <w:szCs w:val="18"/>
-        </w:rPr>
-      </w:pPr>
-    </w:p>
-    <w:p>
-      <w:pPr>
-        <w:rPr>
-          <w:rFonts w:hint="eastAsia" w:ascii="微软雅黑" w:hAnsi="微软雅黑" w:eastAsia="微软雅黑"/>
-          <w:b w:val="0"/>
-          <w:sz w:val="18"/>
-          <w:szCs w:val="18"/>
-        </w:rPr>
-      </w:pPr>
-      <w:r>
-        <w:rPr>
-          <w:rFonts w:hint="eastAsia" w:ascii="微软雅黑" w:hAnsi="微软雅黑" w:eastAsia="微软雅黑"/>
-          <w:b w:val="0"/>
-          <w:sz w:val="18"/>
-          <w:szCs w:val="18"/>
+        <w:shd w:val="clear" w:fill="FFFFFF" w:themeFill="background1"/>
+        <w:rPr>
+          <w:rFonts w:hint="eastAsia" w:ascii="微软雅黑" w:hAnsi="微软雅黑" w:eastAsia="微软雅黑"/>
+          <w:b w:val="0"/>
+          <w:sz w:val="21"/>
+          <w:szCs w:val="21"/>
+        </w:rPr>
+      </w:pPr>
+      <w:r>
+        <w:rPr>
+          <w:rFonts w:hint="eastAsia" w:ascii="微软雅黑" w:hAnsi="微软雅黑" w:eastAsia="微软雅黑"/>
+          <w:b w:val="0"/>
+          <w:sz w:val="21"/>
+          <w:szCs w:val="21"/>
         </w:rPr>
         <w:t xml:space="preserve">    /**</w:t>
       </w:r>
     </w:p>
     <w:p>
       <w:pPr>
-        <w:rPr>
-          <w:rFonts w:hint="eastAsia" w:ascii="微软雅黑" w:hAnsi="微软雅黑" w:eastAsia="微软雅黑"/>
-          <w:b w:val="0"/>
-          <w:sz w:val="18"/>
-          <w:szCs w:val="18"/>
-        </w:rPr>
-      </w:pPr>
-      <w:r>
-        <w:rPr>
-          <w:rFonts w:hint="eastAsia" w:ascii="微软雅黑" w:hAnsi="微软雅黑" w:eastAsia="微软雅黑"/>
-          <w:b w:val="0"/>
-          <w:sz w:val="18"/>
-          <w:szCs w:val="18"/>
+        <w:shd w:val="clear" w:fill="FFFFFF" w:themeFill="background1"/>
+        <w:rPr>
+          <w:rFonts w:hint="eastAsia" w:ascii="微软雅黑" w:hAnsi="微软雅黑" w:eastAsia="微软雅黑"/>
+          <w:b w:val="0"/>
+          <w:sz w:val="21"/>
+          <w:szCs w:val="21"/>
+        </w:rPr>
+      </w:pPr>
+      <w:r>
+        <w:rPr>
+          <w:rFonts w:hint="eastAsia" w:ascii="微软雅黑" w:hAnsi="微软雅黑" w:eastAsia="微软雅黑"/>
+          <w:b w:val="0"/>
+          <w:sz w:val="21"/>
+          <w:szCs w:val="21"/>
         </w:rPr>
         <w:t xml:space="preserve">     * 是否为空文件</w:t>
       </w:r>
     </w:p>
     <w:p>
       <w:pPr>
-        <w:rPr>
-          <w:rFonts w:hint="eastAsia" w:ascii="微软雅黑" w:hAnsi="微软雅黑" w:eastAsia="微软雅黑"/>
-          <w:b w:val="0"/>
-          <w:sz w:val="18"/>
-          <w:szCs w:val="18"/>
-        </w:rPr>
-      </w:pPr>
-      <w:r>
-        <w:rPr>
-          <w:rFonts w:hint="eastAsia" w:ascii="微软雅黑" w:hAnsi="微软雅黑" w:eastAsia="微软雅黑"/>
-          <w:b w:val="0"/>
-          <w:sz w:val="18"/>
-          <w:szCs w:val="18"/>
+        <w:shd w:val="clear" w:fill="FFFFFF" w:themeFill="background1"/>
+        <w:rPr>
+          <w:rFonts w:hint="eastAsia" w:ascii="微软雅黑" w:hAnsi="微软雅黑" w:eastAsia="微软雅黑"/>
+          <w:b w:val="0"/>
+          <w:sz w:val="21"/>
+          <w:szCs w:val="21"/>
+        </w:rPr>
+      </w:pPr>
+      <w:r>
+        <w:rPr>
+          <w:rFonts w:hint="eastAsia" w:ascii="微软雅黑" w:hAnsi="微软雅黑" w:eastAsia="微软雅黑"/>
+          <w:b w:val="0"/>
+          <w:sz w:val="21"/>
+          <w:szCs w:val="21"/>
         </w:rPr>
         <w:t xml:space="preserve">     */</w:t>
       </w:r>
     </w:p>
     <w:p>
       <w:pPr>
-        <w:rPr>
-          <w:rFonts w:hint="eastAsia" w:ascii="微软雅黑" w:hAnsi="微软雅黑" w:eastAsia="微软雅黑"/>
-          <w:b w:val="0"/>
-          <w:sz w:val="18"/>
-          <w:szCs w:val="18"/>
-        </w:rPr>
-      </w:pPr>
-      <w:r>
-        <w:rPr>
-          <w:rFonts w:hint="eastAsia" w:ascii="微软雅黑" w:hAnsi="微软雅黑" w:eastAsia="微软雅黑"/>
-          <w:b w:val="0"/>
-          <w:sz w:val="18"/>
-          <w:szCs w:val="18"/>
+        <w:shd w:val="clear" w:fill="FFFFFF" w:themeFill="background1"/>
+        <w:rPr>
+          <w:rFonts w:hint="eastAsia" w:ascii="微软雅黑" w:hAnsi="微软雅黑" w:eastAsia="微软雅黑"/>
+          <w:b w:val="0"/>
+          <w:sz w:val="21"/>
+          <w:szCs w:val="21"/>
+        </w:rPr>
+      </w:pPr>
+      <w:r>
+        <w:rPr>
+          <w:rFonts w:hint="eastAsia" w:ascii="微软雅黑" w:hAnsi="微软雅黑" w:eastAsia="微软雅黑"/>
+          <w:b w:val="0"/>
+          <w:sz w:val="21"/>
+          <w:szCs w:val="21"/>
         </w:rPr>
         <w:t xml:space="preserve">    boolean isEmpty();</w:t>
       </w:r>
     </w:p>
     <w:p>
       <w:pPr>
-        <w:rPr>
-          <w:rFonts w:hint="eastAsia" w:ascii="微软雅黑" w:hAnsi="微软雅黑" w:eastAsia="微软雅黑"/>
-          <w:b w:val="0"/>
-          <w:sz w:val="18"/>
-          <w:szCs w:val="18"/>
-        </w:rPr>
-      </w:pPr>
-    </w:p>
-    <w:p>
-      <w:pPr>
-        <w:rPr>
-          <w:rFonts w:hint="eastAsia" w:ascii="微软雅黑" w:hAnsi="微软雅黑" w:eastAsia="微软雅黑"/>
-          <w:b w:val="0"/>
-          <w:sz w:val="18"/>
-          <w:szCs w:val="18"/>
-        </w:rPr>
-      </w:pPr>
-      <w:r>
-        <w:rPr>
-          <w:rFonts w:hint="eastAsia" w:ascii="微软雅黑" w:hAnsi="微软雅黑" w:eastAsia="微软雅黑"/>
-          <w:b w:val="0"/>
-          <w:sz w:val="18"/>
-          <w:szCs w:val="18"/>
+        <w:shd w:val="clear" w:fill="FFFFFF" w:themeFill="background1"/>
+        <w:rPr>
+          <w:rFonts w:hint="eastAsia" w:ascii="微软雅黑" w:hAnsi="微软雅黑" w:eastAsia="微软雅黑"/>
+          <w:b w:val="0"/>
+          <w:sz w:val="21"/>
+          <w:szCs w:val="21"/>
+        </w:rPr>
+      </w:pPr>
+      <w:r>
+        <w:rPr>
+          <w:rFonts w:hint="eastAsia" w:ascii="微软雅黑" w:hAnsi="微软雅黑" w:eastAsia="微软雅黑"/>
+          <w:b w:val="0"/>
+          <w:sz w:val="21"/>
+          <w:szCs w:val="21"/>
         </w:rPr>
         <w:t xml:space="preserve">    /**</w:t>
       </w:r>
     </w:p>
     <w:p>
       <w:pPr>
-        <w:rPr>
-          <w:rFonts w:hint="eastAsia" w:ascii="微软雅黑" w:hAnsi="微软雅黑" w:eastAsia="微软雅黑"/>
-          <w:b w:val="0"/>
-          <w:sz w:val="18"/>
-          <w:szCs w:val="18"/>
-        </w:rPr>
-      </w:pPr>
-      <w:r>
-        <w:rPr>
-          <w:rFonts w:hint="eastAsia" w:ascii="微软雅黑" w:hAnsi="微软雅黑" w:eastAsia="微软雅黑"/>
-          <w:b w:val="0"/>
-          <w:sz w:val="18"/>
-          <w:szCs w:val="18"/>
+        <w:shd w:val="clear" w:fill="FFFFFF" w:themeFill="background1"/>
+        <w:rPr>
+          <w:rFonts w:hint="eastAsia" w:ascii="微软雅黑" w:hAnsi="微软雅黑" w:eastAsia="微软雅黑"/>
+          <w:b w:val="0"/>
+          <w:sz w:val="21"/>
+          <w:szCs w:val="21"/>
+        </w:rPr>
+      </w:pPr>
+      <w:r>
+        <w:rPr>
+          <w:rFonts w:hint="eastAsia" w:ascii="微软雅黑" w:hAnsi="微软雅黑" w:eastAsia="微软雅黑"/>
+          <w:b w:val="0"/>
+          <w:sz w:val="21"/>
+          <w:szCs w:val="21"/>
         </w:rPr>
         <w:t xml:space="preserve">     * 文件字节大小</w:t>
       </w:r>
     </w:p>
     <w:p>
       <w:pPr>
-        <w:rPr>
-          <w:rFonts w:hint="eastAsia" w:ascii="微软雅黑" w:hAnsi="微软雅黑" w:eastAsia="微软雅黑"/>
-          <w:b w:val="0"/>
-          <w:sz w:val="18"/>
-          <w:szCs w:val="18"/>
-        </w:rPr>
-      </w:pPr>
-      <w:r>
-        <w:rPr>
-          <w:rFonts w:hint="eastAsia" w:ascii="微软雅黑" w:hAnsi="微软雅黑" w:eastAsia="微软雅黑"/>
-          <w:b w:val="0"/>
-          <w:sz w:val="18"/>
-          <w:szCs w:val="18"/>
+        <w:shd w:val="clear" w:fill="FFFFFF" w:themeFill="background1"/>
+        <w:rPr>
+          <w:rFonts w:hint="eastAsia" w:ascii="微软雅黑" w:hAnsi="微软雅黑" w:eastAsia="微软雅黑"/>
+          <w:b w:val="0"/>
+          <w:sz w:val="21"/>
+          <w:szCs w:val="21"/>
+        </w:rPr>
+      </w:pPr>
+      <w:r>
+        <w:rPr>
+          <w:rFonts w:hint="eastAsia" w:ascii="微软雅黑" w:hAnsi="微软雅黑" w:eastAsia="微软雅黑"/>
+          <w:b w:val="0"/>
+          <w:sz w:val="21"/>
+          <w:szCs w:val="21"/>
         </w:rPr>
         <w:t xml:space="preserve">     */</w:t>
       </w:r>
     </w:p>
     <w:p>
       <w:pPr>
-        <w:rPr>
-          <w:rFonts w:hint="eastAsia" w:ascii="微软雅黑" w:hAnsi="微软雅黑" w:eastAsia="微软雅黑"/>
-          <w:b w:val="0"/>
-          <w:sz w:val="18"/>
-          <w:szCs w:val="18"/>
-        </w:rPr>
-      </w:pPr>
-      <w:r>
-        <w:rPr>
-          <w:rFonts w:hint="eastAsia" w:ascii="微软雅黑" w:hAnsi="微软雅黑" w:eastAsia="微软雅黑"/>
-          <w:b w:val="0"/>
-          <w:sz w:val="18"/>
-          <w:szCs w:val="18"/>
+        <w:shd w:val="clear" w:fill="FFFFFF" w:themeFill="background1"/>
+        <w:rPr>
+          <w:rFonts w:hint="eastAsia" w:ascii="微软雅黑" w:hAnsi="微软雅黑" w:eastAsia="微软雅黑"/>
+          <w:b w:val="0"/>
+          <w:sz w:val="21"/>
+          <w:szCs w:val="21"/>
+        </w:rPr>
+      </w:pPr>
+      <w:r>
+        <w:rPr>
+          <w:rFonts w:hint="eastAsia" w:ascii="微软雅黑" w:hAnsi="微软雅黑" w:eastAsia="微软雅黑"/>
+          <w:b w:val="0"/>
+          <w:sz w:val="21"/>
+          <w:szCs w:val="21"/>
         </w:rPr>
         <w:t xml:space="preserve">    long getSize();</w:t>
       </w:r>
     </w:p>
     <w:p>
       <w:pPr>
-        <w:rPr>
-          <w:rFonts w:hint="eastAsia" w:ascii="微软雅黑" w:hAnsi="微软雅黑" w:eastAsia="微软雅黑"/>
-          <w:b w:val="0"/>
-          <w:sz w:val="18"/>
-          <w:szCs w:val="18"/>
-        </w:rPr>
-      </w:pPr>
-    </w:p>
-    <w:p>
-      <w:pPr>
-        <w:rPr>
-          <w:rFonts w:hint="eastAsia" w:ascii="微软雅黑" w:hAnsi="微软雅黑" w:eastAsia="微软雅黑"/>
-          <w:b w:val="0"/>
-          <w:sz w:val="18"/>
-          <w:szCs w:val="18"/>
-        </w:rPr>
-      </w:pPr>
-      <w:r>
-        <w:rPr>
-          <w:rFonts w:hint="eastAsia" w:ascii="微软雅黑" w:hAnsi="微软雅黑" w:eastAsia="微软雅黑"/>
-          <w:b w:val="0"/>
-          <w:sz w:val="18"/>
-          <w:szCs w:val="18"/>
+        <w:shd w:val="clear" w:fill="FFFFFF" w:themeFill="background1"/>
+        <w:rPr>
+          <w:rFonts w:hint="eastAsia" w:ascii="微软雅黑" w:hAnsi="微软雅黑" w:eastAsia="微软雅黑"/>
+          <w:b w:val="0"/>
+          <w:sz w:val="21"/>
+          <w:szCs w:val="21"/>
+        </w:rPr>
+      </w:pPr>
+      <w:r>
+        <w:rPr>
+          <w:rFonts w:hint="eastAsia" w:ascii="微软雅黑" w:hAnsi="微软雅黑" w:eastAsia="微软雅黑"/>
+          <w:b w:val="0"/>
+          <w:sz w:val="21"/>
+          <w:szCs w:val="21"/>
         </w:rPr>
         <w:t xml:space="preserve">    /**</w:t>
       </w:r>
     </w:p>
     <w:p>
       <w:pPr>
-        <w:rPr>
-          <w:rFonts w:hint="eastAsia" w:ascii="微软雅黑" w:hAnsi="微软雅黑" w:eastAsia="微软雅黑"/>
-          <w:b w:val="0"/>
-          <w:sz w:val="18"/>
-          <w:szCs w:val="18"/>
-        </w:rPr>
-      </w:pPr>
-      <w:r>
-        <w:rPr>
-          <w:rFonts w:hint="eastAsia" w:ascii="微软雅黑" w:hAnsi="微软雅黑" w:eastAsia="微软雅黑"/>
-          <w:b w:val="0"/>
-          <w:sz w:val="18"/>
-          <w:szCs w:val="18"/>
+        <w:shd w:val="clear" w:fill="FFFFFF" w:themeFill="background1"/>
+        <w:rPr>
+          <w:rFonts w:hint="eastAsia" w:ascii="微软雅黑" w:hAnsi="微软雅黑" w:eastAsia="微软雅黑"/>
+          <w:b w:val="0"/>
+          <w:sz w:val="21"/>
+          <w:szCs w:val="21"/>
+        </w:rPr>
+      </w:pPr>
+      <w:r>
+        <w:rPr>
+          <w:rFonts w:hint="eastAsia" w:ascii="微软雅黑" w:hAnsi="微软雅黑" w:eastAsia="微软雅黑"/>
+          <w:b w:val="0"/>
+          <w:sz w:val="21"/>
+          <w:szCs w:val="21"/>
         </w:rPr>
         <w:t xml:space="preserve">     * 获取文件字节数组（小文件用，大文件OOM）</w:t>
       </w:r>
     </w:p>
     <w:p>
       <w:pPr>
-        <w:rPr>
-          <w:rFonts w:hint="eastAsia" w:ascii="微软雅黑" w:hAnsi="微软雅黑" w:eastAsia="微软雅黑"/>
-          <w:b w:val="0"/>
-          <w:sz w:val="18"/>
-          <w:szCs w:val="18"/>
-        </w:rPr>
-      </w:pPr>
-      <w:r>
-        <w:rPr>
-          <w:rFonts w:hint="eastAsia" w:ascii="微软雅黑" w:hAnsi="微软雅黑" w:eastAsia="微软雅黑"/>
-          <w:b w:val="0"/>
-          <w:sz w:val="18"/>
-          <w:szCs w:val="18"/>
+        <w:shd w:val="clear" w:fill="FFFFFF" w:themeFill="background1"/>
+        <w:rPr>
+          <w:rFonts w:hint="eastAsia" w:ascii="微软雅黑" w:hAnsi="微软雅黑" w:eastAsia="微软雅黑"/>
+          <w:b w:val="0"/>
+          <w:sz w:val="21"/>
+          <w:szCs w:val="21"/>
+        </w:rPr>
+      </w:pPr>
+      <w:r>
+        <w:rPr>
+          <w:rFonts w:hint="eastAsia" w:ascii="微软雅黑" w:hAnsi="微软雅黑" w:eastAsia="微软雅黑"/>
+          <w:b w:val="0"/>
+          <w:sz w:val="21"/>
+          <w:szCs w:val="21"/>
         </w:rPr>
         <w:t xml:space="preserve">     */</w:t>
       </w:r>
     </w:p>
     <w:p>
       <w:pPr>
-        <w:rPr>
-          <w:rFonts w:hint="eastAsia" w:ascii="微软雅黑" w:hAnsi="微软雅黑" w:eastAsia="微软雅黑"/>
-          <w:b w:val="0"/>
-          <w:sz w:val="18"/>
-          <w:szCs w:val="18"/>
-        </w:rPr>
-      </w:pPr>
-      <w:r>
-        <w:rPr>
-          <w:rFonts w:hint="eastAsia" w:ascii="微软雅黑" w:hAnsi="微软雅黑" w:eastAsia="微软雅黑"/>
-          <w:b w:val="0"/>
-          <w:sz w:val="18"/>
-          <w:szCs w:val="18"/>
+        <w:shd w:val="clear" w:fill="FFFFFF" w:themeFill="background1"/>
+        <w:rPr>
+          <w:rFonts w:hint="eastAsia" w:ascii="微软雅黑" w:hAnsi="微软雅黑" w:eastAsia="微软雅黑"/>
+          <w:b w:val="0"/>
+          <w:sz w:val="21"/>
+          <w:szCs w:val="21"/>
+        </w:rPr>
+      </w:pPr>
+      <w:r>
+        <w:rPr>
+          <w:rFonts w:hint="eastAsia" w:ascii="微软雅黑" w:hAnsi="微软雅黑" w:eastAsia="微软雅黑"/>
+          <w:b w:val="0"/>
+          <w:sz w:val="21"/>
+          <w:szCs w:val="21"/>
         </w:rPr>
         <w:t xml:space="preserve">    byte[] getBytes() throws IOException;</w:t>
       </w:r>
     </w:p>
     <w:p>
       <w:pPr>
-        <w:rPr>
-          <w:rFonts w:hint="eastAsia" w:ascii="微软雅黑" w:hAnsi="微软雅黑" w:eastAsia="微软雅黑"/>
-          <w:b w:val="0"/>
-          <w:sz w:val="18"/>
-          <w:szCs w:val="18"/>
-        </w:rPr>
-      </w:pPr>
-    </w:p>
-    <w:p>
-      <w:pPr>
-        <w:rPr>
-          <w:rFonts w:hint="eastAsia" w:ascii="微软雅黑" w:hAnsi="微软雅黑" w:eastAsia="微软雅黑"/>
-          <w:b w:val="0"/>
-          <w:sz w:val="18"/>
-          <w:szCs w:val="18"/>
-        </w:rPr>
-      </w:pPr>
-      <w:r>
-        <w:rPr>
-          <w:rFonts w:hint="eastAsia" w:ascii="微软雅黑" w:hAnsi="微软雅黑" w:eastAsia="微软雅黑"/>
-          <w:b w:val="0"/>
-          <w:sz w:val="18"/>
-          <w:szCs w:val="18"/>
+        <w:shd w:val="clear" w:fill="FFFFFF" w:themeFill="background1"/>
+        <w:rPr>
+          <w:rFonts w:hint="eastAsia" w:ascii="微软雅黑" w:hAnsi="微软雅黑" w:eastAsia="微软雅黑"/>
+          <w:b w:val="0"/>
+          <w:sz w:val="21"/>
+          <w:szCs w:val="21"/>
+        </w:rPr>
+      </w:pPr>
+    </w:p>
+    <w:p>
+      <w:pPr>
+        <w:shd w:val="clear" w:fill="FFFFFF" w:themeFill="background1"/>
+        <w:rPr>
+          <w:rFonts w:hint="eastAsia" w:ascii="微软雅黑" w:hAnsi="微软雅黑" w:eastAsia="微软雅黑"/>
+          <w:b w:val="0"/>
+          <w:sz w:val="21"/>
+          <w:szCs w:val="21"/>
+        </w:rPr>
+      </w:pPr>
+      <w:r>
+        <w:rPr>
+          <w:rFonts w:hint="eastAsia" w:ascii="微软雅黑" w:hAnsi="微软雅黑" w:eastAsia="微软雅黑"/>
+          <w:b w:val="0"/>
+          <w:sz w:val="21"/>
+          <w:szCs w:val="21"/>
         </w:rPr>
         <w:t xml:space="preserve">    /**</w:t>
       </w:r>
     </w:p>
     <w:p>
       <w:pPr>
-        <w:rPr>
-          <w:rFonts w:hint="eastAsia" w:ascii="微软雅黑" w:hAnsi="微软雅黑" w:eastAsia="微软雅黑"/>
-          <w:b w:val="0"/>
-          <w:sz w:val="18"/>
-          <w:szCs w:val="18"/>
-        </w:rPr>
-      </w:pPr>
-      <w:r>
-        <w:rPr>
-          <w:rFonts w:hint="eastAsia" w:ascii="微软雅黑" w:hAnsi="微软雅黑" w:eastAsia="微软雅黑"/>
-          <w:b w:val="0"/>
-          <w:sz w:val="18"/>
-          <w:szCs w:val="18"/>
+        <w:shd w:val="clear" w:fill="FFFFFF" w:themeFill="background1"/>
+        <w:rPr>
+          <w:rFonts w:hint="eastAsia" w:ascii="微软雅黑" w:hAnsi="微软雅黑" w:eastAsia="微软雅黑"/>
+          <w:b w:val="0"/>
+          <w:sz w:val="21"/>
+          <w:szCs w:val="21"/>
+        </w:rPr>
+      </w:pPr>
+      <w:r>
+        <w:rPr>
+          <w:rFonts w:hint="eastAsia" w:ascii="微软雅黑" w:hAnsi="微软雅黑" w:eastAsia="微软雅黑"/>
+          <w:b w:val="0"/>
+          <w:sz w:val="21"/>
+          <w:szCs w:val="21"/>
         </w:rPr>
         <w:t xml:space="preserve">     * 获取文件输入流（核心，底层来自Servlet Part）</w:t>
       </w:r>
     </w:p>
     <w:p>
       <w:pPr>
-        <w:rPr>
-          <w:rFonts w:hint="eastAsia" w:ascii="微软雅黑" w:hAnsi="微软雅黑" w:eastAsia="微软雅黑"/>
-          <w:b w:val="0"/>
-          <w:sz w:val="18"/>
-          <w:szCs w:val="18"/>
-        </w:rPr>
-      </w:pPr>
-      <w:r>
-        <w:rPr>
-          <w:rFonts w:hint="eastAsia" w:ascii="微软雅黑" w:hAnsi="微软雅黑" w:eastAsia="微软雅黑"/>
-          <w:b w:val="0"/>
-          <w:sz w:val="18"/>
-          <w:szCs w:val="18"/>
+        <w:shd w:val="clear" w:fill="FFFFFF" w:themeFill="background1"/>
+        <w:rPr>
+          <w:rFonts w:hint="eastAsia" w:ascii="微软雅黑" w:hAnsi="微软雅黑" w:eastAsia="微软雅黑"/>
+          <w:b w:val="0"/>
+          <w:sz w:val="21"/>
+          <w:szCs w:val="21"/>
+        </w:rPr>
+      </w:pPr>
+      <w:r>
+        <w:rPr>
+          <w:rFonts w:hint="eastAsia" w:ascii="微软雅黑" w:hAnsi="微软雅黑" w:eastAsia="微软雅黑"/>
+          <w:b w:val="0"/>
+          <w:sz w:val="21"/>
+          <w:szCs w:val="21"/>
         </w:rPr>
         <w:t xml:space="preserve">     */</w:t>
       </w:r>
     </w:p>
     <w:p>
       <w:pPr>
-        <w:rPr>
-          <w:rFonts w:hint="eastAsia" w:ascii="微软雅黑" w:hAnsi="微软雅黑" w:eastAsia="微软雅黑"/>
-          <w:b w:val="0"/>
-          <w:sz w:val="18"/>
-          <w:szCs w:val="18"/>
-        </w:rPr>
-      </w:pPr>
-      <w:r>
-        <w:rPr>
-          <w:rFonts w:hint="eastAsia" w:ascii="微软雅黑" w:hAnsi="微软雅黑" w:eastAsia="微软雅黑"/>
-          <w:b w:val="0"/>
-          <w:sz w:val="18"/>
-          <w:szCs w:val="18"/>
+        <w:shd w:val="clear" w:fill="FFFFFF" w:themeFill="background1"/>
+        <w:rPr>
+          <w:rFonts w:hint="eastAsia" w:ascii="微软雅黑" w:hAnsi="微软雅黑" w:eastAsia="微软雅黑"/>
+          <w:b w:val="0"/>
+          <w:sz w:val="21"/>
+          <w:szCs w:val="21"/>
+        </w:rPr>
+      </w:pPr>
+      <w:r>
+        <w:rPr>
+          <w:rFonts w:hint="eastAsia" w:ascii="微软雅黑" w:hAnsi="微软雅黑" w:eastAsia="微软雅黑"/>
+          <w:b w:val="0"/>
+          <w:sz w:val="21"/>
+          <w:szCs w:val="21"/>
         </w:rPr>
         <w:t xml:space="preserve">    InputStream getInputStream() throws IOException;</w:t>
       </w:r>
     </w:p>
     <w:p>
       <w:pPr>
-        <w:rPr>
-          <w:rFonts w:hint="eastAsia" w:ascii="微软雅黑" w:hAnsi="微软雅黑" w:eastAsia="微软雅黑"/>
-          <w:b w:val="0"/>
-          <w:sz w:val="18"/>
-          <w:szCs w:val="18"/>
-        </w:rPr>
-      </w:pPr>
-    </w:p>
-    <w:p>
-      <w:pPr>
-        <w:rPr>
-          <w:rFonts w:hint="eastAsia" w:ascii="微软雅黑" w:hAnsi="微软雅黑" w:eastAsia="微软雅黑"/>
-          <w:b w:val="0"/>
-          <w:sz w:val="18"/>
-          <w:szCs w:val="18"/>
-        </w:rPr>
-      </w:pPr>
-      <w:r>
-        <w:rPr>
-          <w:rFonts w:hint="eastAsia" w:ascii="微软雅黑" w:hAnsi="微软雅黑" w:eastAsia="微软雅黑"/>
-          <w:b w:val="0"/>
-          <w:sz w:val="18"/>
-          <w:szCs w:val="18"/>
+        <w:shd w:val="clear" w:fill="FFFFFF" w:themeFill="background1"/>
+        <w:rPr>
+          <w:rFonts w:hint="eastAsia" w:ascii="微软雅黑" w:hAnsi="微软雅黑" w:eastAsia="微软雅黑"/>
+          <w:b w:val="0"/>
+          <w:sz w:val="21"/>
+          <w:szCs w:val="21"/>
+        </w:rPr>
+      </w:pPr>
+      <w:r>
+        <w:rPr>
+          <w:rFonts w:hint="eastAsia" w:ascii="微软雅黑" w:hAnsi="微软雅黑" w:eastAsia="微软雅黑"/>
+          <w:b w:val="0"/>
+          <w:sz w:val="21"/>
+          <w:szCs w:val="21"/>
         </w:rPr>
         <w:t xml:space="preserve">    /**</w:t>
       </w:r>
     </w:p>
     <w:p>
       <w:pPr>
-        <w:rPr>
-          <w:rFonts w:hint="eastAsia" w:ascii="微软雅黑" w:hAnsi="微软雅黑" w:eastAsia="微软雅黑"/>
-          <w:b w:val="0"/>
-          <w:sz w:val="18"/>
-          <w:szCs w:val="18"/>
-        </w:rPr>
-      </w:pPr>
-      <w:r>
-        <w:rPr>
-          <w:rFonts w:hint="eastAsia" w:ascii="微软雅黑" w:hAnsi="微软雅黑" w:eastAsia="微软雅黑"/>
-          <w:b w:val="0"/>
-          <w:sz w:val="18"/>
-          <w:szCs w:val="18"/>
+        <w:shd w:val="clear" w:fill="FFFFFF" w:themeFill="background1"/>
+        <w:rPr>
+          <w:rFonts w:hint="eastAsia" w:ascii="微软雅黑" w:hAnsi="微软雅黑" w:eastAsia="微软雅黑"/>
+          <w:b w:val="0"/>
+          <w:sz w:val="21"/>
+          <w:szCs w:val="21"/>
+        </w:rPr>
+      </w:pPr>
+      <w:r>
+        <w:rPr>
+          <w:rFonts w:hint="eastAsia" w:ascii="微软雅黑" w:hAnsi="微软雅黑" w:eastAsia="微软雅黑"/>
+          <w:b w:val="0"/>
+          <w:sz w:val="21"/>
+          <w:szCs w:val="21"/>
         </w:rPr>
         <w:t xml:space="preserve">     * 转存到本地文件</w:t>
       </w:r>
     </w:p>
     <w:p>
       <w:pPr>
-        <w:rPr>
-          <w:rFonts w:hint="eastAsia" w:ascii="微软雅黑" w:hAnsi="微软雅黑" w:eastAsia="微软雅黑"/>
-          <w:b w:val="0"/>
-          <w:sz w:val="18"/>
-          <w:szCs w:val="18"/>
-        </w:rPr>
-      </w:pPr>
-      <w:r>
-        <w:rPr>
-          <w:rFonts w:hint="eastAsia" w:ascii="微软雅黑" w:hAnsi="微软雅黑" w:eastAsia="微软雅黑"/>
-          <w:b w:val="0"/>
-          <w:sz w:val="18"/>
-          <w:szCs w:val="18"/>
+        <w:shd w:val="clear" w:fill="FFFFFF" w:themeFill="background1"/>
+        <w:rPr>
+          <w:rFonts w:hint="eastAsia" w:ascii="微软雅黑" w:hAnsi="微软雅黑" w:eastAsia="微软雅黑"/>
+          <w:b w:val="0"/>
+          <w:sz w:val="21"/>
+          <w:szCs w:val="21"/>
+        </w:rPr>
+      </w:pPr>
+      <w:r>
+        <w:rPr>
+          <w:rFonts w:hint="eastAsia" w:ascii="微软雅黑" w:hAnsi="微软雅黑" w:eastAsia="微软雅黑"/>
+          <w:b w:val="0"/>
+          <w:sz w:val="21"/>
+          <w:szCs w:val="21"/>
         </w:rPr>
         <w:t xml:space="preserve">     */</w:t>
       </w:r>
     </w:p>
     <w:p>
       <w:pPr>
-        <w:rPr>
-          <w:rFonts w:hint="eastAsia" w:ascii="微软雅黑" w:hAnsi="微软雅黑" w:eastAsia="微软雅黑"/>
-          <w:b w:val="0"/>
-          <w:sz w:val="18"/>
-          <w:szCs w:val="18"/>
-        </w:rPr>
-      </w:pPr>
-      <w:r>
-        <w:rPr>
-          <w:rFonts w:hint="eastAsia" w:ascii="微软雅黑" w:hAnsi="微软雅黑" w:eastAsia="微软雅黑"/>
-          <w:b w:val="0"/>
-          <w:sz w:val="18"/>
-          <w:szCs w:val="18"/>
+        <w:shd w:val="clear" w:fill="FFFFFF" w:themeFill="background1"/>
+        <w:rPr>
+          <w:rFonts w:hint="eastAsia" w:ascii="微软雅黑" w:hAnsi="微软雅黑" w:eastAsia="微软雅黑"/>
+          <w:b w:val="0"/>
+          <w:sz w:val="21"/>
+          <w:szCs w:val="21"/>
+        </w:rPr>
+      </w:pPr>
+      <w:r>
+        <w:rPr>
+          <w:rFonts w:hint="eastAsia" w:ascii="微软雅黑" w:hAnsi="微软雅黑" w:eastAsia="微软雅黑"/>
+          <w:b w:val="0"/>
+          <w:sz w:val="21"/>
+          <w:szCs w:val="21"/>
         </w:rPr>
         <w:t xml:space="preserve">    void transferTo(File dest) throws IOException, IllegalStateException;</w:t>
       </w:r>
     </w:p>
     <w:p>
       <w:pPr>
-        <w:rPr>
-          <w:rFonts w:hint="eastAsia" w:ascii="微软雅黑" w:hAnsi="微软雅黑" w:eastAsia="微软雅黑"/>
-          <w:b w:val="0"/>
-          <w:sz w:val="18"/>
-          <w:szCs w:val="18"/>
-        </w:rPr>
-      </w:pPr>
-      <w:r>
-        <w:rPr>
-          <w:rFonts w:hint="eastAsia" w:ascii="微软雅黑" w:hAnsi="微软雅黑" w:eastAsia="微软雅黑"/>
-          <w:b w:val="0"/>
-          <w:sz w:val="18"/>
-          <w:szCs w:val="18"/>
+        <w:shd w:val="clear" w:fill="FFFFFF" w:themeFill="background1"/>
+        <w:rPr>
+          <w:rFonts w:hint="eastAsia" w:ascii="微软雅黑" w:hAnsi="微软雅黑" w:eastAsia="微软雅黑"/>
+          <w:b w:val="0"/>
+          <w:sz w:val="21"/>
+          <w:szCs w:val="21"/>
+        </w:rPr>
+      </w:pPr>
+      <w:r>
+        <w:rPr>
+          <w:rFonts w:hint="eastAsia" w:ascii="微软雅黑" w:hAnsi="微软雅黑" w:eastAsia="微软雅黑"/>
+          <w:b w:val="0"/>
+          <w:sz w:val="21"/>
+          <w:szCs w:val="21"/>
         </w:rPr>
         <w:t>}</w:t>
       </w:r>
     </w:p>
     <w:p>
       <w:pPr>
-        <w:rPr>
-          <w:rFonts w:hint="eastAsia" w:ascii="微软雅黑" w:hAnsi="微软雅黑" w:eastAsia="微软雅黑"/>
-          <w:b w:val="0"/>
-          <w:sz w:val="18"/>
-          <w:szCs w:val="18"/>
-        </w:rPr>
-      </w:pPr>
-      <w:r>
-        <w:rPr>
-          <w:rFonts w:hint="eastAsia" w:ascii="微软雅黑" w:hAnsi="微软雅黑" w:eastAsia="微软雅黑"/>
-          <w:b w:val="0"/>
-          <w:sz w:val="18"/>
-          <w:szCs w:val="18"/>
+        <w:shd w:val="clear" w:fill="FFFFFF" w:themeFill="background1"/>
+        <w:rPr>
+          <w:rFonts w:hint="eastAsia" w:ascii="微软雅黑" w:hAnsi="微软雅黑" w:eastAsia="微软雅黑"/>
+          <w:b w:val="0"/>
+          <w:sz w:val="21"/>
+          <w:szCs w:val="21"/>
+        </w:rPr>
+      </w:pPr>
+      <w:r>
+        <w:rPr>
+          <w:rFonts w:hint="eastAsia" w:ascii="微软雅黑" w:hAnsi="微软雅黑" w:eastAsia="微软雅黑"/>
+          <w:b w:val="0"/>
+          <w:sz w:val="21"/>
+          <w:szCs w:val="21"/>
         </w:rPr>
         <w:t>二、StandardMultipartFile 实现类源码（Spring MVC 内置实现）</w:t>
       </w:r>
     </w:p>
     <w:p>
       <w:pPr>
-        <w:rPr>
-          <w:rFonts w:hint="eastAsia" w:ascii="微软雅黑" w:hAnsi="微软雅黑" w:eastAsia="微软雅黑"/>
-          <w:b w:val="0"/>
-          <w:sz w:val="18"/>
-          <w:szCs w:val="18"/>
-        </w:rPr>
-      </w:pPr>
-      <w:r>
-        <w:rPr>
-          <w:rFonts w:hint="eastAsia" w:ascii="微软雅黑" w:hAnsi="微软雅黑" w:eastAsia="微软雅黑"/>
-          <w:b w:val="0"/>
-          <w:sz w:val="18"/>
-          <w:szCs w:val="18"/>
+        <w:shd w:val="clear" w:fill="FFFFFF" w:themeFill="background1"/>
+        <w:rPr>
+          <w:rFonts w:hint="eastAsia" w:ascii="微软雅黑" w:hAnsi="微软雅黑" w:eastAsia="微软雅黑"/>
+          <w:b w:val="0"/>
+          <w:sz w:val="21"/>
+          <w:szCs w:val="21"/>
+        </w:rPr>
+      </w:pPr>
+      <w:r>
+        <w:rPr>
+          <w:rFonts w:hint="eastAsia" w:ascii="微软雅黑" w:hAnsi="微软雅黑" w:eastAsia="微软雅黑"/>
+          <w:b w:val="0"/>
+          <w:sz w:val="21"/>
+          <w:szCs w:val="21"/>
         </w:rPr>
         <w:t>对应你描述的底层封装 Servlet Part 逻辑</w:t>
       </w:r>
     </w:p>
     <w:p>
       <w:pPr>
-        <w:rPr>
-          <w:rFonts w:hint="eastAsia" w:ascii="微软雅黑" w:hAnsi="微软雅黑" w:eastAsia="微软雅黑"/>
-          <w:b w:val="0"/>
-          <w:sz w:val="18"/>
-          <w:szCs w:val="18"/>
-        </w:rPr>
-      </w:pPr>
+        <w:shd w:val="clear" w:fill="FFFFFF" w:themeFill="background1"/>
+        <w:rPr>
+          <w:rFonts w:hint="eastAsia" w:ascii="微软雅黑" w:hAnsi="微软雅黑" w:eastAsia="微软雅黑"/>
+          <w:b w:val="0"/>
+          <w:sz w:val="21"/>
+          <w:szCs w:val="21"/>
+        </w:rPr>
+      </w:pPr>
+      <w:r>
+        <w:rPr>
+          <w:rFonts w:hint="eastAsia" w:ascii="微软雅黑" w:hAnsi="微软雅黑" w:eastAsia="微软雅黑"/>
+          <w:b w:val="0"/>
+          <w:sz w:val="21"/>
+          <w:szCs w:val="21"/>
+        </w:rPr>
+        <w:t>package org.springframework.web.multipart.support;</w:t>
+      </w:r>
+    </w:p>
+    <w:p>
+      <w:pPr>
+        <w:shd w:val="clear" w:fill="FFFFFF" w:themeFill="background1"/>
+        <w:rPr>
+          <w:rFonts w:hint="eastAsia" w:ascii="微软雅黑" w:hAnsi="微软雅黑" w:eastAsia="微软雅黑"/>
+          <w:b w:val="0"/>
+          <w:sz w:val="21"/>
+          <w:szCs w:val="21"/>
+        </w:rPr>
+      </w:pPr>
+      <w:r>
+        <w:rPr>
+          <w:rFonts w:hint="eastAsia" w:ascii="微软雅黑" w:hAnsi="微软雅黑" w:eastAsia="微软雅黑"/>
+          <w:b w:val="0"/>
+          <w:sz w:val="21"/>
+          <w:szCs w:val="21"/>
+        </w:rPr>
+        <w:t>import org.springframework.web.multipart.MultipartFile;</w:t>
+      </w:r>
+    </w:p>
+    <w:p>
+      <w:pPr>
+        <w:shd w:val="clear" w:fill="FFFFFF" w:themeFill="background1"/>
+        <w:rPr>
+          <w:rFonts w:hint="eastAsia" w:ascii="微软雅黑" w:hAnsi="微软雅黑" w:eastAsia="微软雅黑"/>
+          <w:b w:val="0"/>
+          <w:sz w:val="21"/>
+          <w:szCs w:val="21"/>
+        </w:rPr>
+      </w:pPr>
+      <w:r>
+        <w:rPr>
+          <w:rFonts w:hint="eastAsia" w:ascii="微软雅黑" w:hAnsi="微软雅黑" w:eastAsia="微软雅黑"/>
+          <w:b w:val="0"/>
+          <w:sz w:val="21"/>
+          <w:szCs w:val="21"/>
+        </w:rPr>
+        <w:t>import javax.servlet.http.Part;</w:t>
+      </w:r>
+    </w:p>
+    <w:p>
+      <w:pPr>
+        <w:shd w:val="clear" w:fill="FFFFFF" w:themeFill="background1"/>
+        <w:rPr>
+          <w:rFonts w:hint="eastAsia" w:ascii="微软雅黑" w:hAnsi="微软雅黑" w:eastAsia="微软雅黑"/>
+          <w:b w:val="0"/>
+          <w:sz w:val="21"/>
+          <w:szCs w:val="21"/>
+        </w:rPr>
+      </w:pPr>
+      <w:r>
+        <w:rPr>
+          <w:rFonts w:hint="eastAsia" w:ascii="微软雅黑" w:hAnsi="微软雅黑" w:eastAsia="微软雅黑"/>
+          <w:b w:val="0"/>
+          <w:sz w:val="21"/>
+          <w:szCs w:val="21"/>
+        </w:rPr>
+        <w:t>import java.io.File;</w:t>
+      </w:r>
+    </w:p>
+    <w:p>
+      <w:pPr>
+        <w:shd w:val="clear" w:fill="FFFFFF" w:themeFill="background1"/>
+        <w:rPr>
+          <w:rFonts w:hint="eastAsia" w:ascii="微软雅黑" w:hAnsi="微软雅黑" w:eastAsia="微软雅黑"/>
+          <w:b w:val="0"/>
+          <w:sz w:val="21"/>
+          <w:szCs w:val="21"/>
+        </w:rPr>
+      </w:pPr>
+      <w:r>
+        <w:rPr>
+          <w:rFonts w:hint="eastAsia" w:ascii="微软雅黑" w:hAnsi="微软雅黑" w:eastAsia="微软雅黑"/>
+          <w:b w:val="0"/>
+          <w:sz w:val="21"/>
+          <w:szCs w:val="21"/>
+        </w:rPr>
+        <w:t>import java.io.IOException;</w:t>
+      </w:r>
+    </w:p>
+    <w:p>
+      <w:pPr>
+        <w:shd w:val="clear" w:fill="FFFFFF" w:themeFill="background1"/>
+        <w:rPr>
+          <w:rFonts w:hint="eastAsia" w:ascii="微软雅黑" w:hAnsi="微软雅黑" w:eastAsia="微软雅黑"/>
+          <w:b w:val="0"/>
+          <w:sz w:val="21"/>
+          <w:szCs w:val="21"/>
+        </w:rPr>
+      </w:pPr>
+      <w:r>
+        <w:rPr>
+          <w:rFonts w:hint="eastAsia" w:ascii="微软雅黑" w:hAnsi="微软雅黑" w:eastAsia="微软雅黑"/>
+          <w:b w:val="0"/>
+          <w:sz w:val="21"/>
+          <w:szCs w:val="21"/>
+        </w:rPr>
+        <w:t>import java.io.InputStream;</w:t>
+      </w:r>
+    </w:p>
+    <w:p>
+      <w:pPr>
+        <w:shd w:val="clear" w:fill="FFFFFF" w:themeFill="background1"/>
+        <w:rPr>
+          <w:rFonts w:hint="eastAsia" w:ascii="微软雅黑" w:hAnsi="微软雅黑" w:eastAsia="微软雅黑"/>
+          <w:b w:val="0"/>
+          <w:sz w:val="21"/>
+          <w:szCs w:val="21"/>
+        </w:rPr>
+      </w:pPr>
+      <w:r>
+        <w:rPr>
+          <w:rFonts w:hint="eastAsia" w:ascii="微软雅黑" w:hAnsi="微软雅黑" w:eastAsia="微软雅黑"/>
+          <w:b w:val="0"/>
+          <w:sz w:val="21"/>
+          <w:szCs w:val="21"/>
+        </w:rPr>
+        <w:t>public class StandardMultipartFile implements MultipartFile {</w:t>
+      </w:r>
       <w:bookmarkStart w:id="0" w:name="_GoBack"/>
       <w:bookmarkEnd w:id="0"/>
-      <w:r>
-        <w:rPr>
-          <w:rFonts w:hint="eastAsia" w:ascii="微软雅黑" w:hAnsi="微软雅黑" w:eastAsia="微软雅黑"/>
-          <w:b w:val="0"/>
-          <w:sz w:val="18"/>
-          <w:szCs w:val="18"/>
-        </w:rPr>
-        <w:t>package org.springframework.web.multipart.support;</w:t>
-      </w:r>
-    </w:p>
-    <w:p>
-      <w:pPr>
-        <w:rPr>
-          <w:rFonts w:hint="eastAsia" w:ascii="微软雅黑" w:hAnsi="微软雅黑" w:eastAsia="微软雅黑"/>
-          <w:b w:val="0"/>
-          <w:sz w:val="18"/>
-          <w:szCs w:val="18"/>
-        </w:rPr>
-      </w:pPr>
-    </w:p>
-    <w:p>
-      <w:pPr>
-        <w:rPr>
-          <w:rFonts w:hint="eastAsia" w:ascii="微软雅黑" w:hAnsi="微软雅黑" w:eastAsia="微软雅黑"/>
-          <w:b w:val="0"/>
-          <w:sz w:val="18"/>
-          <w:szCs w:val="18"/>
-        </w:rPr>
-      </w:pPr>
-      <w:r>
-        <w:rPr>
-          <w:rFonts w:hint="eastAsia" w:ascii="微软雅黑" w:hAnsi="微软雅黑" w:eastAsia="微软雅黑"/>
-          <w:b w:val="0"/>
-          <w:sz w:val="18"/>
-          <w:szCs w:val="18"/>
+    </w:p>
+    <w:p>
+      <w:pPr>
+        <w:shd w:val="clear" w:fill="FFFFFF" w:themeFill="background1"/>
+        <w:rPr>
+          <w:rFonts w:hint="eastAsia" w:ascii="微软雅黑" w:hAnsi="微软雅黑" w:eastAsia="微软雅黑"/>
+          <w:b w:val="0"/>
+          <w:sz w:val="21"/>
+          <w:szCs w:val="21"/>
+        </w:rPr>
+      </w:pPr>
+      <w:r>
+        <w:rPr>
+          <w:rFonts w:hint="eastAsia" w:ascii="微软雅黑" w:hAnsi="微软雅黑" w:eastAsia="微软雅黑"/>
+          <w:b w:val="0"/>
+          <w:sz w:val="21"/>
+          <w:szCs w:val="21"/>
+        </w:rPr>
+        <w:t xml:space="preserve">    // Servlet 原生Part，持有真实字节流</w:t>
+      </w:r>
+    </w:p>
+    <w:p>
+      <w:pPr>
+        <w:shd w:val="clear" w:fill="FFFFFF" w:themeFill="background1"/>
+        <w:rPr>
+          <w:rFonts w:hint="eastAsia" w:ascii="微软雅黑" w:hAnsi="微软雅黑" w:eastAsia="微软雅黑"/>
+          <w:b w:val="0"/>
+          <w:sz w:val="21"/>
+          <w:szCs w:val="21"/>
+        </w:rPr>
+      </w:pPr>
+      <w:r>
+        <w:rPr>
+          <w:rFonts w:hint="eastAsia" w:ascii="微软雅黑" w:hAnsi="微软雅黑" w:eastAsia="微软雅黑"/>
+          <w:b w:val="0"/>
+          <w:sz w:val="21"/>
+          <w:szCs w:val="21"/>
+        </w:rPr>
+        <w:t xml:space="preserve">    private final Part part;</w:t>
+      </w:r>
+    </w:p>
+    <w:p>
+      <w:pPr>
+        <w:shd w:val="clear" w:fill="FFFFFF" w:themeFill="background1"/>
+        <w:rPr>
+          <w:rFonts w:hint="eastAsia" w:ascii="微软雅黑" w:hAnsi="微软雅黑" w:eastAsia="微软雅黑"/>
+          <w:b w:val="0"/>
+          <w:sz w:val="21"/>
+          <w:szCs w:val="21"/>
+        </w:rPr>
+      </w:pPr>
+      <w:r>
+        <w:rPr>
+          <w:rFonts w:hint="eastAsia" w:ascii="微软雅黑" w:hAnsi="微软雅黑" w:eastAsia="微软雅黑"/>
+          <w:b w:val="0"/>
+          <w:sz w:val="21"/>
+          <w:szCs w:val="21"/>
+        </w:rPr>
+        <w:t xml:space="preserve">    // 前端原始文件名</w:t>
+      </w:r>
+    </w:p>
+    <w:p>
+      <w:pPr>
+        <w:shd w:val="clear" w:fill="FFFFFF" w:themeFill="background1"/>
+        <w:rPr>
+          <w:rFonts w:hint="eastAsia" w:ascii="微软雅黑" w:hAnsi="微软雅黑" w:eastAsia="微软雅黑"/>
+          <w:b w:val="0"/>
+          <w:sz w:val="21"/>
+          <w:szCs w:val="21"/>
+        </w:rPr>
+      </w:pPr>
+      <w:r>
+        <w:rPr>
+          <w:rFonts w:hint="eastAsia" w:ascii="微软雅黑" w:hAnsi="微软雅黑" w:eastAsia="微软雅黑"/>
+          <w:b w:val="0"/>
+          <w:sz w:val="21"/>
+          <w:szCs w:val="21"/>
+        </w:rPr>
+        <w:t xml:space="preserve">    private final String filename;</w:t>
+      </w:r>
+    </w:p>
+    <w:p>
+      <w:pPr>
+        <w:shd w:val="clear" w:fill="FFFFFF" w:themeFill="background1"/>
+        <w:rPr>
+          <w:rFonts w:hint="eastAsia" w:ascii="微软雅黑" w:hAnsi="微软雅黑" w:eastAsia="微软雅黑"/>
+          <w:b w:val="0"/>
+          <w:sz w:val="21"/>
+          <w:szCs w:val="21"/>
+        </w:rPr>
+      </w:pPr>
+      <w:r>
+        <w:rPr>
+          <w:rFonts w:hint="eastAsia" w:ascii="微软雅黑" w:hAnsi="微软雅黑" w:eastAsia="微软雅黑"/>
+          <w:b w:val="0"/>
+          <w:sz w:val="21"/>
+          <w:szCs w:val="21"/>
+        </w:rPr>
+        <w:t xml:space="preserve">    // MVC解析multipart请求时构造实例</w:t>
+      </w:r>
+    </w:p>
+    <w:p>
+      <w:pPr>
+        <w:shd w:val="clear" w:fill="FFFFFF" w:themeFill="background1"/>
+        <w:rPr>
+          <w:rFonts w:hint="eastAsia" w:ascii="微软雅黑" w:hAnsi="微软雅黑" w:eastAsia="微软雅黑"/>
+          <w:b w:val="0"/>
+          <w:sz w:val="21"/>
+          <w:szCs w:val="21"/>
+        </w:rPr>
+      </w:pPr>
+      <w:r>
+        <w:rPr>
+          <w:rFonts w:hint="eastAsia" w:ascii="微软雅黑" w:hAnsi="微软雅黑" w:eastAsia="微软雅黑"/>
+          <w:b w:val="0"/>
+          <w:sz w:val="21"/>
+          <w:szCs w:val="21"/>
+        </w:rPr>
+        <w:t xml:space="preserve">    public StandardMultipartFile(Part part, String filename) {</w:t>
+      </w:r>
+    </w:p>
+    <w:p>
+      <w:pPr>
+        <w:shd w:val="clear" w:fill="FFFFFF" w:themeFill="background1"/>
+        <w:rPr>
+          <w:rFonts w:hint="eastAsia" w:ascii="微软雅黑" w:hAnsi="微软雅黑" w:eastAsia="微软雅黑"/>
+          <w:b w:val="0"/>
+          <w:sz w:val="21"/>
+          <w:szCs w:val="21"/>
+        </w:rPr>
+      </w:pPr>
+      <w:r>
+        <w:rPr>
+          <w:rFonts w:hint="eastAsia" w:ascii="微软雅黑" w:hAnsi="微软雅黑" w:eastAsia="微软雅黑"/>
+          <w:b w:val="0"/>
+          <w:sz w:val="21"/>
+          <w:szCs w:val="21"/>
+        </w:rPr>
+        <w:t xml:space="preserve">        this.part = part;</w:t>
+      </w:r>
+    </w:p>
+    <w:p>
+      <w:pPr>
+        <w:shd w:val="clear" w:fill="FFFFFF" w:themeFill="background1"/>
+        <w:rPr>
+          <w:rFonts w:hint="eastAsia" w:ascii="微软雅黑" w:hAnsi="微软雅黑" w:eastAsia="微软雅黑"/>
+          <w:b w:val="0"/>
+          <w:sz w:val="21"/>
+          <w:szCs w:val="21"/>
+        </w:rPr>
+      </w:pPr>
+      <w:r>
+        <w:rPr>
+          <w:rFonts w:hint="eastAsia" w:ascii="微软雅黑" w:hAnsi="微软雅黑" w:eastAsia="微软雅黑"/>
+          <w:b w:val="0"/>
+          <w:sz w:val="21"/>
+          <w:szCs w:val="21"/>
+        </w:rPr>
+        <w:t xml:space="preserve">        this.filename = filename;</w:t>
+      </w:r>
+    </w:p>
+    <w:p>
+      <w:pPr>
+        <w:shd w:val="clear" w:fill="FFFFFF" w:themeFill="background1"/>
+        <w:rPr>
+          <w:rFonts w:hint="eastAsia" w:ascii="微软雅黑" w:hAnsi="微软雅黑" w:eastAsia="微软雅黑"/>
+          <w:b w:val="0"/>
+          <w:sz w:val="21"/>
+          <w:szCs w:val="21"/>
+        </w:rPr>
+      </w:pPr>
+      <w:r>
+        <w:rPr>
+          <w:rFonts w:hint="eastAsia" w:ascii="微软雅黑" w:hAnsi="微软雅黑" w:eastAsia="微软雅黑"/>
+          <w:b w:val="0"/>
+          <w:sz w:val="21"/>
+          <w:szCs w:val="21"/>
+        </w:rPr>
+        <w:t xml:space="preserve">    </w:t>
+      </w:r>
+      <w:r>
+        <w:rPr>
+          <w:rFonts w:hint="eastAsia" w:ascii="微软雅黑" w:hAnsi="微软雅黑" w:eastAsia="微软雅黑"/>
+          <w:b w:val="0"/>
+          <w:sz w:val="21"/>
+          <w:szCs w:val="21"/>
+          <w:lang w:val="en-US" w:eastAsia="zh-CN"/>
+        </w:rPr>
+        <w:t>}</w:t>
+      </w:r>
+    </w:p>
+    <w:p>
+      <w:pPr>
+        <w:shd w:val="clear" w:fill="FFFFFF" w:themeFill="background1"/>
+        <w:rPr>
+          <w:rFonts w:hint="eastAsia" w:ascii="微软雅黑" w:hAnsi="微软雅黑" w:eastAsia="微软雅黑"/>
+          <w:b w:val="0"/>
+          <w:sz w:val="21"/>
+          <w:szCs w:val="21"/>
+        </w:rPr>
+      </w:pPr>
+      <w:r>
+        <w:rPr>
+          <w:rFonts w:hint="eastAsia" w:ascii="微软雅黑" w:hAnsi="微软雅黑" w:eastAsia="微软雅黑"/>
+          <w:b w:val="0"/>
+          <w:sz w:val="21"/>
+          <w:szCs w:val="21"/>
+        </w:rPr>
+        <w:t xml:space="preserve">    @Override</w:t>
+      </w:r>
+    </w:p>
+    <w:p>
+      <w:pPr>
+        <w:shd w:val="clear" w:fill="FFFFFF" w:themeFill="background1"/>
+        <w:rPr>
+          <w:rFonts w:hint="eastAsia" w:ascii="微软雅黑" w:hAnsi="微软雅黑" w:eastAsia="微软雅黑"/>
+          <w:b w:val="0"/>
+          <w:sz w:val="21"/>
+          <w:szCs w:val="21"/>
+        </w:rPr>
+      </w:pPr>
+      <w:r>
+        <w:rPr>
+          <w:rFonts w:hint="eastAsia" w:ascii="微软雅黑" w:hAnsi="微软雅黑" w:eastAsia="微软雅黑"/>
+          <w:b w:val="0"/>
+          <w:sz w:val="21"/>
+          <w:szCs w:val="21"/>
+        </w:rPr>
+        <w:t xml:space="preserve">    public String getName() {</w:t>
+      </w:r>
+    </w:p>
+    <w:p>
+      <w:pPr>
+        <w:shd w:val="clear" w:fill="FFFFFF" w:themeFill="background1"/>
+        <w:rPr>
+          <w:rFonts w:hint="eastAsia" w:ascii="微软雅黑" w:hAnsi="微软雅黑" w:eastAsia="微软雅黑"/>
+          <w:b w:val="0"/>
+          <w:sz w:val="21"/>
+          <w:szCs w:val="21"/>
+        </w:rPr>
+      </w:pPr>
+      <w:r>
+        <w:rPr>
+          <w:rFonts w:hint="eastAsia" w:ascii="微软雅黑" w:hAnsi="微软雅黑" w:eastAsia="微软雅黑"/>
+          <w:b w:val="0"/>
+          <w:sz w:val="21"/>
+          <w:szCs w:val="21"/>
+        </w:rPr>
+        <w:t xml:space="preserve">        return this.part.getName();</w:t>
+      </w:r>
+    </w:p>
+    <w:p>
+      <w:pPr>
+        <w:shd w:val="clear" w:fill="FFFFFF" w:themeFill="background1"/>
+        <w:rPr>
+          <w:rFonts w:hint="eastAsia" w:ascii="微软雅黑" w:hAnsi="微软雅黑" w:eastAsia="微软雅黑"/>
+          <w:b w:val="0"/>
+          <w:sz w:val="21"/>
+          <w:szCs w:val="21"/>
+        </w:rPr>
+      </w:pPr>
+      <w:r>
+        <w:rPr>
+          <w:rFonts w:hint="eastAsia" w:ascii="微软雅黑" w:hAnsi="微软雅黑" w:eastAsia="微软雅黑"/>
+          <w:b w:val="0"/>
+          <w:sz w:val="21"/>
+          <w:szCs w:val="21"/>
+        </w:rPr>
+        <w:t xml:space="preserve">    }</w:t>
+      </w:r>
+    </w:p>
+    <w:p>
+      <w:pPr>
+        <w:shd w:val="clear" w:fill="FFFFFF" w:themeFill="background1"/>
+        <w:rPr>
+          <w:rFonts w:hint="eastAsia" w:ascii="微软雅黑" w:hAnsi="微软雅黑" w:eastAsia="微软雅黑"/>
+          <w:b w:val="0"/>
+          <w:sz w:val="21"/>
+          <w:szCs w:val="21"/>
+        </w:rPr>
+      </w:pPr>
+      <w:r>
+        <w:rPr>
+          <w:rFonts w:hint="eastAsia" w:ascii="微软雅黑" w:hAnsi="微软雅黑" w:eastAsia="微软雅黑"/>
+          <w:b w:val="0"/>
+          <w:sz w:val="21"/>
+          <w:szCs w:val="21"/>
+        </w:rPr>
+        <w:t xml:space="preserve">    @Override</w:t>
+      </w:r>
+    </w:p>
+    <w:p>
+      <w:pPr>
+        <w:shd w:val="clear" w:fill="FFFFFF" w:themeFill="background1"/>
+        <w:rPr>
+          <w:rFonts w:hint="eastAsia" w:ascii="微软雅黑" w:hAnsi="微软雅黑" w:eastAsia="微软雅黑"/>
+          <w:b w:val="0"/>
+          <w:sz w:val="21"/>
+          <w:szCs w:val="21"/>
+        </w:rPr>
+      </w:pPr>
+      <w:r>
+        <w:rPr>
+          <w:rFonts w:hint="eastAsia" w:ascii="微软雅黑" w:hAnsi="微软雅黑" w:eastAsia="微软雅黑"/>
+          <w:b w:val="0"/>
+          <w:sz w:val="21"/>
+          <w:szCs w:val="21"/>
+        </w:rPr>
+        <w:t xml:space="preserve">    public String getOriginalFilename() {</w:t>
+      </w:r>
+    </w:p>
+    <w:p>
+      <w:pPr>
+        <w:shd w:val="clear" w:fill="FFFFFF" w:themeFill="background1"/>
+        <w:rPr>
+          <w:rFonts w:hint="eastAsia" w:ascii="微软雅黑" w:hAnsi="微软雅黑" w:eastAsia="微软雅黑"/>
+          <w:b w:val="0"/>
+          <w:sz w:val="21"/>
+          <w:szCs w:val="21"/>
+        </w:rPr>
+      </w:pPr>
+      <w:r>
+        <w:rPr>
+          <w:rFonts w:hint="eastAsia" w:ascii="微软雅黑" w:hAnsi="微软雅黑" w:eastAsia="微软雅黑"/>
+          <w:b w:val="0"/>
+          <w:sz w:val="21"/>
+          <w:szCs w:val="21"/>
+        </w:rPr>
+        <w:t xml:space="preserve">        return this.filename;</w:t>
+      </w:r>
+    </w:p>
+    <w:p>
+      <w:pPr>
+        <w:shd w:val="clear" w:fill="FFFFFF" w:themeFill="background1"/>
+        <w:rPr>
+          <w:rFonts w:hint="eastAsia" w:ascii="微软雅黑" w:hAnsi="微软雅黑" w:eastAsia="微软雅黑"/>
+          <w:b w:val="0"/>
+          <w:sz w:val="21"/>
+          <w:szCs w:val="21"/>
+        </w:rPr>
+      </w:pPr>
+      <w:r>
+        <w:rPr>
+          <w:rFonts w:hint="eastAsia" w:ascii="微软雅黑" w:hAnsi="微软雅黑" w:eastAsia="微软雅黑"/>
+          <w:b w:val="0"/>
+          <w:sz w:val="21"/>
+          <w:szCs w:val="21"/>
+        </w:rPr>
+        <w:t xml:space="preserve">    }</w:t>
+      </w:r>
+    </w:p>
+    <w:p>
+      <w:pPr>
+        <w:shd w:val="clear" w:fill="FFFFFF" w:themeFill="background1"/>
+        <w:rPr>
+          <w:rFonts w:hint="eastAsia" w:ascii="微软雅黑" w:hAnsi="微软雅黑" w:eastAsia="微软雅黑"/>
+          <w:b w:val="0"/>
+          <w:sz w:val="21"/>
+          <w:szCs w:val="21"/>
+        </w:rPr>
+      </w:pPr>
+      <w:r>
+        <w:rPr>
+          <w:rFonts w:hint="eastAsia" w:ascii="微软雅黑" w:hAnsi="微软雅黑" w:eastAsia="微软雅黑"/>
+          <w:b w:val="0"/>
+          <w:sz w:val="21"/>
+          <w:szCs w:val="21"/>
+        </w:rPr>
+        <w:t xml:space="preserve">    @Override</w:t>
+      </w:r>
+    </w:p>
+    <w:p>
+      <w:pPr>
+        <w:shd w:val="clear" w:fill="FFFFFF" w:themeFill="background1"/>
+        <w:rPr>
+          <w:rFonts w:hint="eastAsia" w:ascii="微软雅黑" w:hAnsi="微软雅黑" w:eastAsia="微软雅黑"/>
+          <w:b w:val="0"/>
+          <w:sz w:val="21"/>
+          <w:szCs w:val="21"/>
+        </w:rPr>
+      </w:pPr>
+      <w:r>
+        <w:rPr>
+          <w:rFonts w:hint="eastAsia" w:ascii="微软雅黑" w:hAnsi="微软雅黑" w:eastAsia="微软雅黑"/>
+          <w:b w:val="0"/>
+          <w:sz w:val="21"/>
+          <w:szCs w:val="21"/>
+        </w:rPr>
+        <w:t xml:space="preserve">    public String getContentType() {</w:t>
+      </w:r>
+    </w:p>
+    <w:p>
+      <w:pPr>
+        <w:shd w:val="clear" w:fill="FFFFFF" w:themeFill="background1"/>
+        <w:rPr>
+          <w:rFonts w:hint="eastAsia" w:ascii="微软雅黑" w:hAnsi="微软雅黑" w:eastAsia="微软雅黑"/>
+          <w:b w:val="0"/>
+          <w:sz w:val="21"/>
+          <w:szCs w:val="21"/>
+        </w:rPr>
+      </w:pPr>
+      <w:r>
+        <w:rPr>
+          <w:rFonts w:hint="eastAsia" w:ascii="微软雅黑" w:hAnsi="微软雅黑" w:eastAsia="微软雅黑"/>
+          <w:b w:val="0"/>
+          <w:sz w:val="21"/>
+          <w:szCs w:val="21"/>
+        </w:rPr>
+        <w:t xml:space="preserve">        return this.part.getContentType();</w:t>
+      </w:r>
+    </w:p>
+    <w:p>
+      <w:pPr>
+        <w:shd w:val="clear" w:fill="FFFFFF" w:themeFill="background1"/>
+        <w:rPr>
+          <w:rFonts w:hint="eastAsia" w:ascii="微软雅黑" w:hAnsi="微软雅黑" w:eastAsia="微软雅黑"/>
+          <w:b w:val="0"/>
+          <w:sz w:val="21"/>
+          <w:szCs w:val="21"/>
+        </w:rPr>
+      </w:pPr>
+      <w:r>
+        <w:rPr>
+          <w:rFonts w:hint="eastAsia" w:ascii="微软雅黑" w:hAnsi="微软雅黑" w:eastAsia="微软雅黑"/>
+          <w:b w:val="0"/>
+          <w:sz w:val="21"/>
+          <w:szCs w:val="21"/>
+        </w:rPr>
+        <w:t xml:space="preserve">    }</w:t>
+      </w:r>
+    </w:p>
+    <w:p>
+      <w:pPr>
+        <w:shd w:val="clear" w:fill="FFFFFF" w:themeFill="background1"/>
+        <w:rPr>
+          <w:rFonts w:hint="eastAsia" w:ascii="微软雅黑" w:hAnsi="微软雅黑" w:eastAsia="微软雅黑"/>
+          <w:b w:val="0"/>
+          <w:sz w:val="21"/>
+          <w:szCs w:val="21"/>
+        </w:rPr>
+      </w:pPr>
+      <w:r>
+        <w:rPr>
+          <w:rFonts w:hint="eastAsia" w:ascii="微软雅黑" w:hAnsi="微软雅黑" w:eastAsia="微软雅黑"/>
+          <w:b w:val="0"/>
+          <w:sz w:val="21"/>
+          <w:szCs w:val="21"/>
+        </w:rPr>
+        <w:t xml:space="preserve">    @Override</w:t>
+      </w:r>
+    </w:p>
+    <w:p>
+      <w:pPr>
+        <w:shd w:val="clear" w:fill="FFFFFF" w:themeFill="background1"/>
+        <w:rPr>
+          <w:rFonts w:hint="eastAsia" w:ascii="微软雅黑" w:hAnsi="微软雅黑" w:eastAsia="微软雅黑"/>
+          <w:b w:val="0"/>
+          <w:sz w:val="21"/>
+          <w:szCs w:val="21"/>
+        </w:rPr>
+      </w:pPr>
+      <w:r>
+        <w:rPr>
+          <w:rFonts w:hint="eastAsia" w:ascii="微软雅黑" w:hAnsi="微软雅黑" w:eastAsia="微软雅黑"/>
+          <w:b w:val="0"/>
+          <w:sz w:val="21"/>
+          <w:szCs w:val="21"/>
+        </w:rPr>
+        <w:t xml:space="preserve">    public boolean isEmpty() {</w:t>
+      </w:r>
+    </w:p>
+    <w:p>
+      <w:pPr>
+        <w:shd w:val="clear" w:fill="FFFFFF" w:themeFill="background1"/>
+        <w:rPr>
+          <w:rFonts w:hint="eastAsia" w:ascii="微软雅黑" w:hAnsi="微软雅黑" w:eastAsia="微软雅黑"/>
+          <w:b w:val="0"/>
+          <w:sz w:val="21"/>
+          <w:szCs w:val="21"/>
+        </w:rPr>
+      </w:pPr>
+      <w:r>
+        <w:rPr>
+          <w:rFonts w:hint="eastAsia" w:ascii="微软雅黑" w:hAnsi="微软雅黑" w:eastAsia="微软雅黑"/>
+          <w:b w:val="0"/>
+          <w:sz w:val="21"/>
+          <w:szCs w:val="21"/>
+        </w:rPr>
+        <w:t xml:space="preserve">        return this.part.getSize() == 0;</w:t>
+      </w:r>
+    </w:p>
+    <w:p>
+      <w:pPr>
+        <w:shd w:val="clear" w:fill="FFFFFF" w:themeFill="background1"/>
+        <w:rPr>
+          <w:rFonts w:hint="eastAsia" w:ascii="微软雅黑" w:hAnsi="微软雅黑" w:eastAsia="微软雅黑"/>
+          <w:b w:val="0"/>
+          <w:sz w:val="21"/>
+          <w:szCs w:val="21"/>
+        </w:rPr>
+      </w:pPr>
+      <w:r>
+        <w:rPr>
+          <w:rFonts w:hint="eastAsia" w:ascii="微软雅黑" w:hAnsi="微软雅黑" w:eastAsia="微软雅黑"/>
+          <w:b w:val="0"/>
+          <w:sz w:val="21"/>
+          <w:szCs w:val="21"/>
+        </w:rPr>
+        <w:t xml:space="preserve">    }</w:t>
+      </w:r>
+    </w:p>
+    <w:p>
+      <w:pPr>
+        <w:shd w:val="clear" w:fill="FFFFFF" w:themeFill="background1"/>
+        <w:rPr>
+          <w:rFonts w:hint="eastAsia" w:ascii="微软雅黑" w:hAnsi="微软雅黑" w:eastAsia="微软雅黑"/>
+          <w:b w:val="0"/>
+          <w:sz w:val="21"/>
+          <w:szCs w:val="21"/>
+        </w:rPr>
+      </w:pPr>
+      <w:r>
+        <w:rPr>
+          <w:rFonts w:hint="eastAsia" w:ascii="微软雅黑" w:hAnsi="微软雅黑" w:eastAsia="微软雅黑"/>
+          <w:b w:val="0"/>
+          <w:sz w:val="21"/>
+          <w:szCs w:val="21"/>
+        </w:rPr>
+        <w:t xml:space="preserve">    @Override</w:t>
+      </w:r>
+    </w:p>
+    <w:p>
+      <w:pPr>
+        <w:shd w:val="clear" w:fill="FFFFFF" w:themeFill="background1"/>
+        <w:rPr>
+          <w:rFonts w:hint="eastAsia" w:ascii="微软雅黑" w:hAnsi="微软雅黑" w:eastAsia="微软雅黑"/>
+          <w:b w:val="0"/>
+          <w:sz w:val="21"/>
+          <w:szCs w:val="21"/>
+        </w:rPr>
+      </w:pPr>
+      <w:r>
+        <w:rPr>
+          <w:rFonts w:hint="eastAsia" w:ascii="微软雅黑" w:hAnsi="微软雅黑" w:eastAsia="微软雅黑"/>
+          <w:b w:val="0"/>
+          <w:sz w:val="21"/>
+          <w:szCs w:val="21"/>
+        </w:rPr>
+        <w:t xml:space="preserve">    public long getSize() {</w:t>
+      </w:r>
+    </w:p>
+    <w:p>
+      <w:pPr>
+        <w:shd w:val="clear" w:fill="FFFFFF" w:themeFill="background1"/>
+        <w:rPr>
+          <w:rFonts w:hint="eastAsia" w:ascii="微软雅黑" w:hAnsi="微软雅黑" w:eastAsia="微软雅黑"/>
+          <w:b w:val="0"/>
+          <w:sz w:val="21"/>
+          <w:szCs w:val="21"/>
+        </w:rPr>
+      </w:pPr>
+      <w:r>
+        <w:rPr>
+          <w:rFonts w:hint="eastAsia" w:ascii="微软雅黑" w:hAnsi="微软雅黑" w:eastAsia="微软雅黑"/>
+          <w:b w:val="0"/>
+          <w:sz w:val="21"/>
+          <w:szCs w:val="21"/>
+        </w:rPr>
+        <w:t xml:space="preserve">        return this.part.getSize();</w:t>
+      </w:r>
+    </w:p>
+    <w:p>
+      <w:pPr>
+        <w:shd w:val="clear" w:fill="FFFFFF" w:themeFill="background1"/>
+        <w:rPr>
+          <w:rFonts w:hint="eastAsia" w:ascii="微软雅黑" w:hAnsi="微软雅黑" w:eastAsia="微软雅黑"/>
+          <w:b w:val="0"/>
+          <w:sz w:val="21"/>
+          <w:szCs w:val="21"/>
+        </w:rPr>
+      </w:pPr>
+      <w:r>
+        <w:rPr>
+          <w:rFonts w:hint="eastAsia" w:ascii="微软雅黑" w:hAnsi="微软雅黑" w:eastAsia="微软雅黑"/>
+          <w:b w:val="0"/>
+          <w:sz w:val="21"/>
+          <w:szCs w:val="21"/>
+        </w:rPr>
+        <w:t xml:space="preserve">    </w:t>
+      </w:r>
+      <w:r>
+        <w:rPr>
+          <w:rFonts w:hint="eastAsia" w:ascii="微软雅黑" w:hAnsi="微软雅黑" w:eastAsia="微软雅黑"/>
+          <w:b w:val="0"/>
+          <w:sz w:val="21"/>
+          <w:szCs w:val="21"/>
+          <w:lang w:val="en-US" w:eastAsia="zh-CN"/>
+        </w:rPr>
+        <w:t>}</w:t>
+      </w:r>
+    </w:p>
+    <w:p>
+      <w:pPr>
+        <w:shd w:val="clear" w:fill="FFFFFF" w:themeFill="background1"/>
+        <w:rPr>
+          <w:rFonts w:hint="eastAsia" w:ascii="微软雅黑" w:hAnsi="微软雅黑" w:eastAsia="微软雅黑"/>
+          <w:b w:val="0"/>
+          <w:sz w:val="21"/>
+          <w:szCs w:val="21"/>
+        </w:rPr>
+      </w:pPr>
+      <w:r>
+        <w:rPr>
+          <w:rFonts w:hint="eastAsia" w:ascii="微软雅黑" w:hAnsi="微软雅黑" w:eastAsia="微软雅黑"/>
+          <w:b w:val="0"/>
+          <w:sz w:val="21"/>
+          <w:szCs w:val="21"/>
+        </w:rPr>
+        <w:t xml:space="preserve">    @Override</w:t>
+      </w:r>
+    </w:p>
+    <w:p>
+      <w:pPr>
+        <w:shd w:val="clear" w:fill="FFFFFF" w:themeFill="background1"/>
+        <w:rPr>
+          <w:rFonts w:hint="eastAsia" w:ascii="微软雅黑" w:hAnsi="微软雅黑" w:eastAsia="微软雅黑"/>
+          <w:b w:val="0"/>
+          <w:sz w:val="21"/>
+          <w:szCs w:val="21"/>
+        </w:rPr>
+      </w:pPr>
+      <w:r>
+        <w:rPr>
+          <w:rFonts w:hint="eastAsia" w:ascii="微软雅黑" w:hAnsi="微软雅黑" w:eastAsia="微软雅黑"/>
+          <w:b w:val="0"/>
+          <w:sz w:val="21"/>
+          <w:szCs w:val="21"/>
+        </w:rPr>
+        <w:t xml:space="preserve">    public byte[] getBytes() throws IOException {</w:t>
+      </w:r>
+    </w:p>
+    <w:p>
+      <w:pPr>
+        <w:shd w:val="clear" w:fill="FFFFFF" w:themeFill="background1"/>
+        <w:rPr>
+          <w:rFonts w:hint="eastAsia" w:ascii="微软雅黑" w:hAnsi="微软雅黑" w:eastAsia="微软雅黑"/>
+          <w:b w:val="0"/>
+          <w:sz w:val="21"/>
+          <w:szCs w:val="21"/>
+        </w:rPr>
+      </w:pPr>
+      <w:r>
+        <w:rPr>
+          <w:rFonts w:hint="eastAsia" w:ascii="微软雅黑" w:hAnsi="微软雅黑" w:eastAsia="微软雅黑"/>
+          <w:b w:val="0"/>
+          <w:sz w:val="21"/>
+          <w:szCs w:val="21"/>
+        </w:rPr>
+        <w:t xml:space="preserve">        return this.part.getInputStream().readAllBytes();</w:t>
+      </w:r>
+    </w:p>
+    <w:p>
+      <w:pPr>
+        <w:shd w:val="clear" w:fill="FFFFFF" w:themeFill="background1"/>
+        <w:rPr>
+          <w:rFonts w:hint="eastAsia" w:ascii="微软雅黑" w:hAnsi="微软雅黑" w:eastAsia="微软雅黑"/>
+          <w:b w:val="0"/>
+          <w:sz w:val="21"/>
+          <w:szCs w:val="21"/>
+        </w:rPr>
+      </w:pPr>
+      <w:r>
+        <w:rPr>
+          <w:rFonts w:hint="eastAsia" w:ascii="微软雅黑" w:hAnsi="微软雅黑" w:eastAsia="微软雅黑"/>
+          <w:b w:val="0"/>
+          <w:sz w:val="21"/>
+          <w:szCs w:val="21"/>
+        </w:rPr>
+        <w:t xml:space="preserve">    }</w:t>
+      </w:r>
+    </w:p>
+    <w:p>
+      <w:pPr>
+        <w:shd w:val="clear" w:fill="FFFFFF" w:themeFill="background1"/>
+        <w:rPr>
+          <w:rFonts w:hint="eastAsia" w:ascii="微软雅黑" w:hAnsi="微软雅黑" w:eastAsia="微软雅黑"/>
+          <w:b w:val="0"/>
+          <w:sz w:val="21"/>
+          <w:szCs w:val="21"/>
+        </w:rPr>
+      </w:pPr>
+      <w:r>
+        <w:rPr>
+          <w:rFonts w:hint="eastAsia" w:ascii="微软雅黑" w:hAnsi="微软雅黑" w:eastAsia="微软雅黑"/>
+          <w:b w:val="0"/>
+          <w:sz w:val="21"/>
+          <w:szCs w:val="21"/>
+        </w:rPr>
+        <w:t xml:space="preserve">    @Override</w:t>
+      </w:r>
+    </w:p>
+    <w:p>
+      <w:pPr>
+        <w:shd w:val="clear" w:fill="FFFFFF" w:themeFill="background1"/>
+        <w:rPr>
+          <w:rFonts w:hint="eastAsia" w:ascii="微软雅黑" w:hAnsi="微软雅黑" w:eastAsia="微软雅黑"/>
+          <w:b w:val="0"/>
+          <w:sz w:val="21"/>
+          <w:szCs w:val="21"/>
+        </w:rPr>
+      </w:pPr>
+      <w:r>
+        <w:rPr>
+          <w:rFonts w:hint="eastAsia" w:ascii="微软雅黑" w:hAnsi="微软雅黑" w:eastAsia="微软雅黑"/>
+          <w:b w:val="0"/>
+          <w:sz w:val="21"/>
+          <w:szCs w:val="21"/>
+        </w:rPr>
+        <w:t xml:space="preserve">    public InputStream getInputStream() throws IOException {</w:t>
+      </w:r>
+    </w:p>
+    <w:p>
+      <w:pPr>
+        <w:shd w:val="clear" w:fill="FFFFFF" w:themeFill="background1"/>
+        <w:rPr>
+          <w:rFonts w:hint="eastAsia" w:ascii="微软雅黑" w:hAnsi="微软雅黑" w:eastAsia="微软雅黑"/>
+          <w:b w:val="0"/>
+          <w:sz w:val="21"/>
+          <w:szCs w:val="21"/>
+        </w:rPr>
+      </w:pPr>
+      <w:r>
+        <w:rPr>
+          <w:rFonts w:hint="eastAsia" w:ascii="微软雅黑" w:hAnsi="微软雅黑" w:eastAsia="微软雅黑"/>
+          <w:b w:val="0"/>
+          <w:sz w:val="21"/>
+          <w:szCs w:val="21"/>
+        </w:rPr>
+        <w:t xml:space="preserve">        // 核心：返回Servlet Part原生字节流，直接传递给MinIO上传</w:t>
+      </w:r>
+    </w:p>
+    <w:p>
+      <w:pPr>
+        <w:shd w:val="clear" w:fill="FFFFFF" w:themeFill="background1"/>
+        <w:rPr>
+          <w:rFonts w:hint="eastAsia" w:ascii="微软雅黑" w:hAnsi="微软雅黑" w:eastAsia="微软雅黑"/>
+          <w:b w:val="0"/>
+          <w:sz w:val="21"/>
+          <w:szCs w:val="21"/>
+        </w:rPr>
+      </w:pPr>
+      <w:r>
+        <w:rPr>
+          <w:rFonts w:hint="eastAsia" w:ascii="微软雅黑" w:hAnsi="微软雅黑" w:eastAsia="微软雅黑"/>
+          <w:b w:val="0"/>
+          <w:sz w:val="21"/>
+          <w:szCs w:val="21"/>
+        </w:rPr>
+        <w:t xml:space="preserve">        return this.part.getInputStream();</w:t>
+      </w:r>
+    </w:p>
+    <w:p>
+      <w:pPr>
+        <w:shd w:val="clear" w:fill="FFFFFF" w:themeFill="background1"/>
+        <w:rPr>
+          <w:rFonts w:hint="eastAsia" w:ascii="微软雅黑" w:hAnsi="微软雅黑" w:eastAsia="微软雅黑"/>
+          <w:b w:val="0"/>
+          <w:sz w:val="21"/>
+          <w:szCs w:val="21"/>
+        </w:rPr>
+      </w:pPr>
+      <w:r>
+        <w:rPr>
+          <w:rFonts w:hint="eastAsia" w:ascii="微软雅黑" w:hAnsi="微软雅黑" w:eastAsia="微软雅黑"/>
+          <w:b w:val="0"/>
+          <w:sz w:val="21"/>
+          <w:szCs w:val="21"/>
+        </w:rPr>
+        <w:t xml:space="preserve">    }</w:t>
+      </w:r>
+    </w:p>
+    <w:p>
+      <w:pPr>
+        <w:shd w:val="clear" w:fill="FFFFFF" w:themeFill="background1"/>
+        <w:rPr>
+          <w:rFonts w:hint="eastAsia" w:ascii="微软雅黑" w:hAnsi="微软雅黑" w:eastAsia="微软雅黑"/>
+          <w:b w:val="0"/>
+          <w:sz w:val="21"/>
+          <w:szCs w:val="21"/>
+        </w:rPr>
+      </w:pPr>
+      <w:r>
+        <w:rPr>
+          <w:rFonts w:hint="eastAsia" w:ascii="微软雅黑" w:hAnsi="微软雅黑" w:eastAsia="微软雅黑"/>
+          <w:b w:val="0"/>
+          <w:sz w:val="21"/>
+          <w:szCs w:val="21"/>
+        </w:rPr>
+        <w:t xml:space="preserve">    @Override</w:t>
+      </w:r>
+    </w:p>
+    <w:p>
+      <w:pPr>
+        <w:shd w:val="clear" w:fill="FFFFFF" w:themeFill="background1"/>
+        <w:rPr>
+          <w:rFonts w:hint="eastAsia" w:ascii="微软雅黑" w:hAnsi="微软雅黑" w:eastAsia="微软雅黑"/>
+          <w:b w:val="0"/>
+          <w:sz w:val="21"/>
+          <w:szCs w:val="21"/>
+        </w:rPr>
+      </w:pPr>
+      <w:r>
+        <w:rPr>
+          <w:rFonts w:hint="eastAsia" w:ascii="微软雅黑" w:hAnsi="微软雅黑" w:eastAsia="微软雅黑"/>
+          <w:b w:val="0"/>
+          <w:sz w:val="21"/>
+          <w:szCs w:val="21"/>
+        </w:rPr>
+        <w:t xml:space="preserve">    public void transferTo(File dest) throws IOException, IllegalStateException {</w:t>
+      </w:r>
+    </w:p>
+    <w:p>
+      <w:pPr>
+        <w:shd w:val="clear" w:fill="FFFFFF" w:themeFill="background1"/>
+        <w:rPr>
+          <w:rFonts w:hint="eastAsia" w:ascii="微软雅黑" w:hAnsi="微软雅黑" w:eastAsia="微软雅黑"/>
+          <w:b w:val="0"/>
+          <w:sz w:val="21"/>
+          <w:szCs w:val="21"/>
+        </w:rPr>
+      </w:pPr>
+      <w:r>
+        <w:rPr>
+          <w:rFonts w:hint="eastAsia" w:ascii="微软雅黑" w:hAnsi="微软雅黑" w:eastAsia="微软雅黑"/>
+          <w:b w:val="0"/>
+          <w:sz w:val="21"/>
+          <w:szCs w:val="21"/>
+        </w:rPr>
+        <w:t xml:space="preserve">        this.part.write(dest.getPath());</w:t>
+      </w:r>
+    </w:p>
+    <w:p>
+      <w:pPr>
+        <w:shd w:val="clear" w:fill="FFFFFF" w:themeFill="background1"/>
+        <w:rPr>
+          <w:rFonts w:hint="eastAsia" w:ascii="微软雅黑" w:hAnsi="微软雅黑" w:eastAsia="微软雅黑"/>
+          <w:b w:val="0"/>
+          <w:sz w:val="21"/>
+          <w:szCs w:val="21"/>
+        </w:rPr>
+      </w:pPr>
+      <w:r>
+        <w:rPr>
+          <w:rFonts w:hint="eastAsia" w:ascii="微软雅黑" w:hAnsi="微软雅黑" w:eastAsia="微软雅黑"/>
+          <w:b w:val="0"/>
+          <w:sz w:val="21"/>
+          <w:szCs w:val="21"/>
+        </w:rPr>
+        <w:t xml:space="preserve">    }</w:t>
+      </w:r>
+    </w:p>
+    <w:p>
+      <w:pPr>
+        <w:shd w:val="clear" w:fill="FFFFFF" w:themeFill="background1"/>
+        <w:rPr>
+          <w:rFonts w:hint="eastAsia" w:ascii="微软雅黑" w:hAnsi="微软雅黑" w:eastAsia="微软雅黑"/>
+          <w:b w:val="0"/>
+          <w:sz w:val="21"/>
+          <w:szCs w:val="21"/>
+        </w:rPr>
+      </w:pPr>
+      <w:r>
+        <w:rPr>
+          <w:rFonts w:hint="eastAsia" w:ascii="微软雅黑" w:hAnsi="微软雅黑" w:eastAsia="微软雅黑"/>
+          <w:b w:val="0"/>
+          <w:sz w:val="21"/>
+          <w:szCs w:val="21"/>
+        </w:rPr>
+        <w:t>}</w:t>
+      </w:r>
+    </w:p>
+    <w:p>
+      <w:pPr>
+        <w:shd w:val="clear" w:fill="FFFFFF" w:themeFill="background1"/>
+        <w:rPr>
+          <w:rFonts w:hint="eastAsia" w:ascii="微软雅黑" w:hAnsi="微软雅黑" w:eastAsia="微软雅黑"/>
+          <w:b w:val="0"/>
+          <w:sz w:val="21"/>
+          <w:szCs w:val="21"/>
+        </w:rPr>
+      </w:pPr>
+      <w:r>
+        <w:rPr>
+          <w:rFonts w:hint="eastAsia" w:ascii="微软雅黑" w:hAnsi="微软雅黑" w:eastAsia="微软雅黑"/>
+          <w:b w:val="0"/>
+          <w:sz w:val="21"/>
+          <w:szCs w:val="21"/>
+        </w:rPr>
+        <w:t>三、MinIO Java Client 核心上传源码（关键方法）</w:t>
+      </w:r>
+    </w:p>
+    <w:p>
+      <w:pPr>
+        <w:shd w:val="clear" w:fill="FFFFFF" w:themeFill="background1"/>
+        <w:rPr>
+          <w:rFonts w:hint="eastAsia" w:ascii="微软雅黑" w:hAnsi="微软雅黑" w:eastAsia="微软雅黑"/>
+          <w:b w:val="0"/>
+          <w:sz w:val="21"/>
+          <w:szCs w:val="21"/>
+        </w:rPr>
+      </w:pPr>
+      <w:r>
+        <w:rPr>
+          <w:rFonts w:hint="eastAsia" w:ascii="微软雅黑" w:hAnsi="微软雅黑" w:eastAsia="微软雅黑"/>
+          <w:b w:val="0"/>
+          <w:sz w:val="21"/>
+          <w:szCs w:val="21"/>
+        </w:rPr>
+        <w:t>依赖坐标</w:t>
+      </w:r>
+    </w:p>
+    <w:p>
+      <w:pPr>
+        <w:shd w:val="clear" w:fill="FFFFFF" w:themeFill="background1"/>
+        <w:rPr>
+          <w:rFonts w:hint="eastAsia" w:ascii="微软雅黑" w:hAnsi="微软雅黑" w:eastAsia="微软雅黑"/>
+          <w:b w:val="0"/>
+          <w:sz w:val="21"/>
+          <w:szCs w:val="21"/>
+        </w:rPr>
+      </w:pPr>
+      <w:r>
+        <w:rPr>
+          <w:rFonts w:hint="eastAsia" w:ascii="微软雅黑" w:hAnsi="微软雅黑" w:eastAsia="微软雅黑"/>
+          <w:b w:val="0"/>
+          <w:sz w:val="21"/>
+          <w:szCs w:val="21"/>
+        </w:rPr>
+        <w:t>xml</w:t>
+      </w:r>
+    </w:p>
+    <w:p>
+      <w:pPr>
+        <w:shd w:val="clear" w:fill="FFFFFF" w:themeFill="background1"/>
+        <w:rPr>
+          <w:rFonts w:hint="eastAsia" w:ascii="微软雅黑" w:hAnsi="微软雅黑" w:eastAsia="微软雅黑"/>
+          <w:b w:val="0"/>
+          <w:sz w:val="21"/>
+          <w:szCs w:val="21"/>
+        </w:rPr>
+      </w:pPr>
+      <w:r>
+        <w:rPr>
+          <w:rFonts w:hint="eastAsia" w:ascii="微软雅黑" w:hAnsi="微软雅黑" w:eastAsia="微软雅黑"/>
+          <w:b w:val="0"/>
+          <w:sz w:val="21"/>
+          <w:szCs w:val="21"/>
+        </w:rPr>
+        <w:t>&lt;dependency&gt;</w:t>
+      </w:r>
+    </w:p>
+    <w:p>
+      <w:pPr>
+        <w:shd w:val="clear" w:fill="FFFFFF" w:themeFill="background1"/>
+        <w:rPr>
+          <w:rFonts w:hint="eastAsia" w:ascii="微软雅黑" w:hAnsi="微软雅黑" w:eastAsia="微软雅黑"/>
+          <w:b w:val="0"/>
+          <w:sz w:val="21"/>
+          <w:szCs w:val="21"/>
+        </w:rPr>
+      </w:pPr>
+      <w:r>
+        <w:rPr>
+          <w:rFonts w:hint="eastAsia" w:ascii="微软雅黑" w:hAnsi="微软雅黑" w:eastAsia="微软雅黑"/>
+          <w:b w:val="0"/>
+          <w:sz w:val="21"/>
+          <w:szCs w:val="21"/>
+        </w:rPr>
+        <w:t xml:space="preserve">    &lt;groupId&gt;io.minio&lt;/groupId&gt;</w:t>
+      </w:r>
+    </w:p>
+    <w:p>
+      <w:pPr>
+        <w:shd w:val="clear" w:fill="FFFFFF" w:themeFill="background1"/>
+        <w:rPr>
+          <w:rFonts w:hint="eastAsia" w:ascii="微软雅黑" w:hAnsi="微软雅黑" w:eastAsia="微软雅黑"/>
+          <w:b w:val="0"/>
+          <w:sz w:val="21"/>
+          <w:szCs w:val="21"/>
+        </w:rPr>
+      </w:pPr>
+      <w:r>
+        <w:rPr>
+          <w:rFonts w:hint="eastAsia" w:ascii="微软雅黑" w:hAnsi="微软雅黑" w:eastAsia="微软雅黑"/>
+          <w:b w:val="0"/>
+          <w:sz w:val="21"/>
+          <w:szCs w:val="21"/>
+        </w:rPr>
+        <w:t xml:space="preserve">    &lt;artifactId&gt;minio&lt;/artifactId&gt;</w:t>
+      </w:r>
+    </w:p>
+    <w:p>
+      <w:pPr>
+        <w:shd w:val="clear" w:fill="FFFFFF" w:themeFill="background1"/>
+        <w:rPr>
+          <w:rFonts w:hint="eastAsia" w:ascii="微软雅黑" w:hAnsi="微软雅黑" w:eastAsia="微软雅黑"/>
+          <w:b w:val="0"/>
+          <w:sz w:val="21"/>
+          <w:szCs w:val="21"/>
+        </w:rPr>
+      </w:pPr>
+      <w:r>
+        <w:rPr>
+          <w:rFonts w:hint="eastAsia" w:ascii="微软雅黑" w:hAnsi="微软雅黑" w:eastAsia="微软雅黑"/>
+          <w:b w:val="0"/>
+          <w:sz w:val="21"/>
+          <w:szCs w:val="21"/>
+        </w:rPr>
+        <w:t xml:space="preserve">    &lt;version&gt;8.5.9&lt;/version&gt;</w:t>
+      </w:r>
+    </w:p>
+    <w:p>
+      <w:pPr>
+        <w:shd w:val="clear" w:fill="FFFFFF" w:themeFill="background1"/>
+        <w:rPr>
+          <w:rFonts w:hint="eastAsia" w:ascii="微软雅黑" w:hAnsi="微软雅黑" w:eastAsia="微软雅黑"/>
+          <w:b w:val="0"/>
+          <w:sz w:val="21"/>
+          <w:szCs w:val="21"/>
+        </w:rPr>
+      </w:pPr>
+      <w:r>
+        <w:rPr>
+          <w:rFonts w:hint="eastAsia" w:ascii="微软雅黑" w:hAnsi="微软雅黑" w:eastAsia="微软雅黑"/>
+          <w:b w:val="0"/>
+          <w:sz w:val="21"/>
+          <w:szCs w:val="21"/>
+        </w:rPr>
+        <w:t>&lt;/dependency&gt;</w:t>
+      </w:r>
+    </w:p>
+    <w:p>
+      <w:pPr>
+        <w:shd w:val="clear" w:fill="FFFFFF" w:themeFill="background1"/>
+        <w:rPr>
+          <w:rFonts w:hint="eastAsia" w:ascii="微软雅黑" w:hAnsi="微软雅黑" w:eastAsia="微软雅黑"/>
+          <w:b w:val="0"/>
+          <w:sz w:val="21"/>
+          <w:szCs w:val="21"/>
+        </w:rPr>
+      </w:pPr>
+      <w:r>
+        <w:rPr>
+          <w:rFonts w:hint="eastAsia" w:ascii="微软雅黑" w:hAnsi="微软雅黑" w:eastAsia="微软雅黑"/>
+          <w:b w:val="0"/>
+          <w:sz w:val="21"/>
+          <w:szCs w:val="21"/>
+        </w:rPr>
+        <w:t>MinioClient 核心上传方法 putObject</w:t>
+      </w:r>
+    </w:p>
+    <w:p>
+      <w:pPr>
+        <w:shd w:val="clear" w:fill="FFFFFF" w:themeFill="background1"/>
+        <w:rPr>
+          <w:rFonts w:hint="eastAsia" w:ascii="微软雅黑" w:hAnsi="微软雅黑" w:eastAsia="微软雅黑"/>
+          <w:b w:val="0"/>
+          <w:sz w:val="21"/>
+          <w:szCs w:val="21"/>
+        </w:rPr>
+      </w:pPr>
+      <w:r>
+        <w:rPr>
+          <w:rFonts w:hint="eastAsia" w:ascii="微软雅黑" w:hAnsi="微软雅黑" w:eastAsia="微软雅黑"/>
+          <w:b w:val="0"/>
+          <w:sz w:val="21"/>
+          <w:szCs w:val="21"/>
+        </w:rPr>
+        <w:t>package io.minio;</w:t>
+      </w:r>
+    </w:p>
+    <w:p>
+      <w:pPr>
+        <w:shd w:val="clear" w:fill="FFFFFF" w:themeFill="background1"/>
+        <w:rPr>
+          <w:rFonts w:hint="eastAsia" w:ascii="微软雅黑" w:hAnsi="微软雅黑" w:eastAsia="微软雅黑"/>
+          <w:b w:val="0"/>
+          <w:sz w:val="21"/>
+          <w:szCs w:val="21"/>
+        </w:rPr>
+      </w:pPr>
+      <w:r>
+        <w:rPr>
+          <w:rFonts w:hint="eastAsia" w:ascii="微软雅黑" w:hAnsi="微软雅黑" w:eastAsia="微软雅黑"/>
+          <w:b w:val="0"/>
+          <w:sz w:val="21"/>
+          <w:szCs w:val="21"/>
+        </w:rPr>
+        <w:t>import io.minio.errors.*;</w:t>
+      </w:r>
+    </w:p>
+    <w:p>
+      <w:pPr>
+        <w:shd w:val="clear" w:fill="FFFFFF" w:themeFill="background1"/>
+        <w:rPr>
+          <w:rFonts w:hint="eastAsia" w:ascii="微软雅黑" w:hAnsi="微软雅黑" w:eastAsia="微软雅黑"/>
+          <w:b w:val="0"/>
+          <w:sz w:val="21"/>
+          <w:szCs w:val="21"/>
+        </w:rPr>
+      </w:pPr>
+      <w:r>
+        <w:rPr>
+          <w:rFonts w:hint="eastAsia" w:ascii="微软雅黑" w:hAnsi="微软雅黑" w:eastAsia="微软雅黑"/>
+          <w:b w:val="0"/>
+          <w:sz w:val="21"/>
+          <w:szCs w:val="21"/>
+        </w:rPr>
+        <w:t>import io.minio.messages.ResponseProperties;</w:t>
+      </w:r>
+    </w:p>
+    <w:p>
+      <w:pPr>
+        <w:shd w:val="clear" w:fill="FFFFFF" w:themeFill="background1"/>
+        <w:rPr>
+          <w:rFonts w:hint="eastAsia" w:ascii="微软雅黑" w:hAnsi="微软雅黑" w:eastAsia="微软雅黑"/>
+          <w:b w:val="0"/>
+          <w:sz w:val="21"/>
+          <w:szCs w:val="21"/>
+        </w:rPr>
+      </w:pPr>
+      <w:r>
+        <w:rPr>
+          <w:rFonts w:hint="eastAsia" w:ascii="微软雅黑" w:hAnsi="微软雅黑" w:eastAsia="微软雅黑"/>
+          <w:b w:val="0"/>
+          <w:sz w:val="21"/>
+          <w:szCs w:val="21"/>
+        </w:rPr>
+        <w:t>import okhttp3.Headers;</w:t>
+      </w:r>
+    </w:p>
+    <w:p>
+      <w:pPr>
+        <w:shd w:val="clear" w:fill="FFFFFF" w:themeFill="background1"/>
+        <w:rPr>
+          <w:rFonts w:hint="eastAsia" w:ascii="微软雅黑" w:hAnsi="微软雅黑" w:eastAsia="微软雅黑"/>
+          <w:b w:val="0"/>
+          <w:sz w:val="21"/>
+          <w:szCs w:val="21"/>
+        </w:rPr>
+      </w:pPr>
+      <w:r>
+        <w:rPr>
+          <w:rFonts w:hint="eastAsia" w:ascii="微软雅黑" w:hAnsi="微软雅黑" w:eastAsia="微软雅黑"/>
+          <w:b w:val="0"/>
+          <w:sz w:val="21"/>
+          <w:szCs w:val="21"/>
+        </w:rPr>
+        <w:t>import java.io.InputStream;</w:t>
+      </w:r>
+    </w:p>
+    <w:p>
+      <w:pPr>
+        <w:shd w:val="clear" w:fill="FFFFFF" w:themeFill="background1"/>
+        <w:rPr>
+          <w:rFonts w:hint="eastAsia" w:ascii="微软雅黑" w:hAnsi="微软雅黑" w:eastAsia="微软雅黑"/>
+          <w:b w:val="0"/>
+          <w:sz w:val="21"/>
+          <w:szCs w:val="21"/>
+        </w:rPr>
+      </w:pPr>
+      <w:r>
+        <w:rPr>
+          <w:rFonts w:hint="eastAsia" w:ascii="微软雅黑" w:hAnsi="微软雅黑" w:eastAsia="微软雅黑"/>
+          <w:b w:val="0"/>
+          <w:sz w:val="21"/>
+          <w:szCs w:val="21"/>
+        </w:rPr>
+        <w:t>import java.util.Map;</w:t>
+      </w:r>
+    </w:p>
+    <w:p>
+      <w:pPr>
+        <w:shd w:val="clear" w:fill="FFFFFF" w:themeFill="background1"/>
+        <w:rPr>
+          <w:rFonts w:hint="eastAsia" w:ascii="微软雅黑" w:hAnsi="微软雅黑" w:eastAsia="微软雅黑"/>
+          <w:b w:val="0"/>
+          <w:sz w:val="21"/>
+          <w:szCs w:val="21"/>
+        </w:rPr>
+      </w:pPr>
+      <w:r>
+        <w:rPr>
+          <w:rFonts w:hint="eastAsia" w:ascii="微软雅黑" w:hAnsi="微软雅黑" w:eastAsia="微软雅黑"/>
+          <w:b w:val="0"/>
+          <w:sz w:val="21"/>
+          <w:szCs w:val="21"/>
+        </w:rPr>
+        <w:t>public class MinioClient extends MinioAsyncClient {</w:t>
+      </w:r>
+    </w:p>
+    <w:p>
+      <w:pPr>
+        <w:shd w:val="clear" w:fill="FFFFFF" w:themeFill="background1"/>
+        <w:rPr>
+          <w:rFonts w:hint="eastAsia" w:ascii="微软雅黑" w:hAnsi="微软雅黑" w:eastAsia="微软雅黑"/>
+          <w:b w:val="0"/>
+          <w:sz w:val="21"/>
+          <w:szCs w:val="21"/>
+        </w:rPr>
+      </w:pPr>
+      <w:r>
+        <w:rPr>
+          <w:rFonts w:hint="eastAsia" w:ascii="微软雅黑" w:hAnsi="微软雅黑" w:eastAsia="微软雅黑"/>
+          <w:b w:val="0"/>
+          <w:sz w:val="21"/>
+          <w:szCs w:val="21"/>
+        </w:rPr>
+        <w:t xml:space="preserve">    // 核心上传重载方法，直接接收InputStream（复用MVC文件流，无需二次拷贝）</w:t>
+      </w:r>
+    </w:p>
+    <w:p>
+      <w:pPr>
+        <w:shd w:val="clear" w:fill="FFFFFF" w:themeFill="background1"/>
+        <w:rPr>
+          <w:rFonts w:hint="eastAsia" w:ascii="微软雅黑" w:hAnsi="微软雅黑" w:eastAsia="微软雅黑"/>
+          <w:b w:val="0"/>
+          <w:sz w:val="21"/>
+          <w:szCs w:val="21"/>
+        </w:rPr>
+      </w:pPr>
+      <w:r>
+        <w:rPr>
+          <w:rFonts w:hint="eastAsia" w:ascii="微软雅黑" w:hAnsi="微软雅黑" w:eastAsia="微软雅黑"/>
+          <w:b w:val="0"/>
+          <w:sz w:val="21"/>
+          <w:szCs w:val="21"/>
+        </w:rPr>
+        <w:t xml:space="preserve">    public ObjectWriteResponse putObject(PutObjectArgs args)</w:t>
+      </w:r>
+    </w:p>
+    <w:p>
+      <w:pPr>
+        <w:shd w:val="clear" w:fill="FFFFFF" w:themeFill="background1"/>
+        <w:rPr>
+          <w:rFonts w:hint="eastAsia" w:ascii="微软雅黑" w:hAnsi="微软雅黑" w:eastAsia="微软雅黑"/>
+          <w:b w:val="0"/>
+          <w:sz w:val="21"/>
+          <w:szCs w:val="21"/>
+        </w:rPr>
+      </w:pPr>
+      <w:r>
+        <w:rPr>
+          <w:rFonts w:hint="eastAsia" w:ascii="微软雅黑" w:hAnsi="微软雅黑" w:eastAsia="微软雅黑"/>
+          <w:b w:val="0"/>
+          <w:sz w:val="21"/>
+          <w:szCs w:val="21"/>
+        </w:rPr>
+        <w:t xml:space="preserve">            throws ErrorResponseException, InsufficientDataException, InternalException,</w:t>
+      </w:r>
+    </w:p>
+    <w:p>
+      <w:pPr>
+        <w:shd w:val="clear" w:fill="FFFFFF" w:themeFill="background1"/>
+        <w:rPr>
+          <w:rFonts w:hint="eastAsia" w:ascii="微软雅黑" w:hAnsi="微软雅黑" w:eastAsia="微软雅黑"/>
+          <w:b w:val="0"/>
+          <w:sz w:val="21"/>
+          <w:szCs w:val="21"/>
+        </w:rPr>
+      </w:pPr>
+      <w:r>
+        <w:rPr>
+          <w:rFonts w:hint="eastAsia" w:ascii="微软雅黑" w:hAnsi="微软雅黑" w:eastAsia="微软雅黑"/>
+          <w:b w:val="0"/>
+          <w:sz w:val="21"/>
+          <w:szCs w:val="21"/>
+        </w:rPr>
+        <w:t xml:space="preserve">            InvalidKeyException, InvalidResponseException, IOException, NoSuchAlgorithmException,</w:t>
+      </w:r>
+    </w:p>
+    <w:p>
+      <w:pPr>
+        <w:shd w:val="clear" w:fill="FFFFFF" w:themeFill="background1"/>
+        <w:rPr>
+          <w:rFonts w:hint="eastAsia" w:ascii="微软雅黑" w:hAnsi="微软雅黑" w:eastAsia="微软雅黑"/>
+          <w:b w:val="0"/>
+          <w:sz w:val="21"/>
+          <w:szCs w:val="21"/>
+        </w:rPr>
+      </w:pPr>
+      <w:r>
+        <w:rPr>
+          <w:rFonts w:hint="eastAsia" w:ascii="微软雅黑" w:hAnsi="微软雅黑" w:eastAsia="微软雅黑"/>
+          <w:b w:val="0"/>
+          <w:sz w:val="21"/>
+          <w:szCs w:val="21"/>
+        </w:rPr>
+        <w:t xml:space="preserve">            ServerException, XmlParserException {</w:t>
+      </w:r>
+    </w:p>
+    <w:p>
+      <w:pPr>
+        <w:shd w:val="clear" w:fill="FFFFFF" w:themeFill="background1"/>
+        <w:rPr>
+          <w:rFonts w:hint="eastAsia" w:ascii="微软雅黑" w:hAnsi="微软雅黑" w:eastAsia="微软雅黑"/>
+          <w:b w:val="0"/>
+          <w:sz w:val="21"/>
+          <w:szCs w:val="21"/>
+        </w:rPr>
+      </w:pPr>
+      <w:r>
+        <w:rPr>
+          <w:rFonts w:hint="eastAsia" w:ascii="微软雅黑" w:hAnsi="微软雅黑" w:eastAsia="微软雅黑"/>
+          <w:b w:val="0"/>
+          <w:sz w:val="21"/>
+          <w:szCs w:val="21"/>
+        </w:rPr>
+        <w:t xml:space="preserve">        InputStream stream = args.stream();</w:t>
+      </w:r>
+    </w:p>
+    <w:p>
+      <w:pPr>
+        <w:shd w:val="clear" w:fill="FFFFFF" w:themeFill="background1"/>
+        <w:rPr>
+          <w:rFonts w:hint="eastAsia" w:ascii="微软雅黑" w:hAnsi="微软雅黑" w:eastAsia="微软雅黑"/>
+          <w:b w:val="0"/>
+          <w:sz w:val="21"/>
+          <w:szCs w:val="21"/>
+        </w:rPr>
+      </w:pPr>
+      <w:r>
+        <w:rPr>
+          <w:rFonts w:hint="eastAsia" w:ascii="微软雅黑" w:hAnsi="微软雅黑" w:eastAsia="微软雅黑"/>
+          <w:b w:val="0"/>
+          <w:sz w:val="21"/>
+          <w:szCs w:val="21"/>
+        </w:rPr>
+        <w:t xml:space="preserve">        long size = args.objectSize();</w:t>
+      </w:r>
+    </w:p>
+    <w:p>
+      <w:pPr>
+        <w:shd w:val="clear" w:fill="FFFFFF" w:themeFill="background1"/>
+        <w:rPr>
+          <w:rFonts w:hint="eastAsia" w:ascii="微软雅黑" w:hAnsi="微软雅黑" w:eastAsia="微软雅黑"/>
+          <w:b w:val="0"/>
+          <w:sz w:val="21"/>
+          <w:szCs w:val="21"/>
+        </w:rPr>
+      </w:pPr>
+      <w:r>
+        <w:rPr>
+          <w:rFonts w:hint="eastAsia" w:ascii="微软雅黑" w:hAnsi="微软雅黑" w:eastAsia="微软雅黑"/>
+          <w:b w:val="0"/>
+          <w:sz w:val="21"/>
+          <w:szCs w:val="21"/>
+        </w:rPr>
+        <w:t xml:space="preserve">        String bucket = args.bucket();</w:t>
+      </w:r>
+    </w:p>
+    <w:p>
+      <w:pPr>
+        <w:shd w:val="clear" w:fill="FFFFFF" w:themeFill="background1"/>
+        <w:rPr>
+          <w:rFonts w:hint="eastAsia" w:ascii="微软雅黑" w:hAnsi="微软雅黑" w:eastAsia="微软雅黑"/>
+          <w:b w:val="0"/>
+          <w:sz w:val="21"/>
+          <w:szCs w:val="21"/>
+        </w:rPr>
+      </w:pPr>
+      <w:r>
+        <w:rPr>
+          <w:rFonts w:hint="eastAsia" w:ascii="微软雅黑" w:hAnsi="微软雅黑" w:eastAsia="微软雅黑"/>
+          <w:b w:val="0"/>
+          <w:sz w:val="21"/>
+          <w:szCs w:val="21"/>
+        </w:rPr>
+        <w:t xml:space="preserve">        String object = args.object();</w:t>
+      </w:r>
+    </w:p>
+    <w:p>
+      <w:pPr>
+        <w:shd w:val="clear" w:fill="FFFFFF" w:themeFill="background1"/>
+        <w:rPr>
+          <w:rFonts w:hint="eastAsia" w:ascii="微软雅黑" w:hAnsi="微软雅黑" w:eastAsia="微软雅黑"/>
+          <w:b w:val="0"/>
+          <w:sz w:val="21"/>
+          <w:szCs w:val="21"/>
+        </w:rPr>
+      </w:pPr>
+      <w:r>
+        <w:rPr>
+          <w:rFonts w:hint="eastAsia" w:ascii="微软雅黑" w:hAnsi="微软雅黑" w:eastAsia="微软雅黑"/>
+          <w:b w:val="0"/>
+          <w:sz w:val="21"/>
+          <w:szCs w:val="21"/>
+        </w:rPr>
+        <w:t xml:space="preserve">        String contentType = args.contentType();</w:t>
+      </w:r>
+    </w:p>
+    <w:p>
+      <w:pPr>
+        <w:shd w:val="clear" w:fill="FFFFFF" w:themeFill="background1"/>
+        <w:rPr>
+          <w:rFonts w:hint="eastAsia" w:ascii="微软雅黑" w:hAnsi="微软雅黑" w:eastAsia="微软雅黑"/>
+          <w:b w:val="0"/>
+          <w:sz w:val="21"/>
+          <w:szCs w:val="21"/>
+        </w:rPr>
+      </w:pPr>
+      <w:r>
+        <w:rPr>
+          <w:rFonts w:hint="eastAsia" w:ascii="微软雅黑" w:hAnsi="微软雅黑" w:eastAsia="微软雅黑"/>
+          <w:b w:val="0"/>
+          <w:sz w:val="21"/>
+          <w:szCs w:val="21"/>
+        </w:rPr>
+        <w:t xml:space="preserve">        Headers headers = args.headers();</w:t>
+      </w:r>
+    </w:p>
+    <w:p>
+      <w:pPr>
+        <w:shd w:val="clear" w:fill="FFFFFF" w:themeFill="background1"/>
+        <w:rPr>
+          <w:rFonts w:hint="eastAsia" w:ascii="微软雅黑" w:hAnsi="微软雅黑" w:eastAsia="微软雅黑"/>
+          <w:b w:val="0"/>
+          <w:sz w:val="21"/>
+          <w:szCs w:val="21"/>
+        </w:rPr>
+      </w:pPr>
+      <w:r>
+        <w:rPr>
+          <w:rFonts w:hint="eastAsia" w:ascii="微软雅黑" w:hAnsi="微软雅黑" w:eastAsia="微软雅黑"/>
+          <w:b w:val="0"/>
+          <w:sz w:val="21"/>
+          <w:szCs w:val="21"/>
+        </w:rPr>
+        <w:t xml:space="preserve">        Map&lt;String, String&gt; userMetadata = args.userMetadata();</w:t>
+      </w:r>
+    </w:p>
+    <w:p>
+      <w:pPr>
+        <w:shd w:val="clear" w:fill="FFFFFF" w:themeFill="background1"/>
+        <w:rPr>
+          <w:rFonts w:hint="eastAsia" w:ascii="微软雅黑" w:hAnsi="微软雅黑" w:eastAsia="微软雅黑"/>
+          <w:b w:val="0"/>
+          <w:sz w:val="21"/>
+          <w:szCs w:val="21"/>
+        </w:rPr>
+      </w:pPr>
+    </w:p>
+    <w:p>
+      <w:pPr>
+        <w:shd w:val="clear" w:fill="FFFFFF" w:themeFill="background1"/>
+        <w:rPr>
+          <w:rFonts w:hint="eastAsia" w:ascii="微软雅黑" w:hAnsi="微软雅黑" w:eastAsia="微软雅黑"/>
+          <w:b w:val="0"/>
+          <w:sz w:val="21"/>
+          <w:szCs w:val="21"/>
+        </w:rPr>
+      </w:pPr>
+      <w:r>
+        <w:rPr>
+          <w:rFonts w:hint="eastAsia" w:ascii="微软雅黑" w:hAnsi="微软雅黑" w:eastAsia="微软雅黑"/>
+          <w:b w:val="0"/>
+          <w:sz w:val="21"/>
+          <w:szCs w:val="21"/>
+        </w:rPr>
+        <w:t xml:space="preserve">        // 底层通过okhttp将输入流直接写入MinIO服务端</w:t>
+      </w:r>
+    </w:p>
+    <w:p>
+      <w:pPr>
+        <w:shd w:val="clear" w:fill="FFFFFF" w:themeFill="background1"/>
+        <w:rPr>
+          <w:rFonts w:hint="eastAsia" w:ascii="微软雅黑" w:hAnsi="微软雅黑" w:eastAsia="微软雅黑"/>
+          <w:b w:val="0"/>
+          <w:sz w:val="21"/>
+          <w:szCs w:val="21"/>
+        </w:rPr>
+      </w:pPr>
+      <w:r>
+        <w:rPr>
+          <w:rFonts w:hint="eastAsia" w:ascii="微软雅黑" w:hAnsi="微软雅黑" w:eastAsia="微软雅黑"/>
+          <w:b w:val="0"/>
+          <w:sz w:val="21"/>
+          <w:szCs w:val="21"/>
+        </w:rPr>
+        <w:t xml:space="preserve">        ResponseProperties res = this.executePutObject(</w:t>
+      </w:r>
+    </w:p>
+    <w:p>
+      <w:pPr>
+        <w:shd w:val="clear" w:fill="FFFFFF" w:themeFill="background1"/>
+        <w:rPr>
+          <w:rFonts w:hint="eastAsia" w:ascii="微软雅黑" w:hAnsi="微软雅黑" w:eastAsia="微软雅黑"/>
+          <w:b w:val="0"/>
+          <w:sz w:val="21"/>
+          <w:szCs w:val="21"/>
+        </w:rPr>
+      </w:pPr>
+      <w:r>
+        <w:rPr>
+          <w:rFonts w:hint="eastAsia" w:ascii="微软雅黑" w:hAnsi="微软雅黑" w:eastAsia="微软雅黑"/>
+          <w:b w:val="0"/>
+          <w:sz w:val="21"/>
+          <w:szCs w:val="21"/>
+        </w:rPr>
+        <w:t xml:space="preserve">                bucket, object, stream, size, contentType, headers, userMetadata, args.partSize()</w:t>
+      </w:r>
+    </w:p>
+    <w:p>
+      <w:pPr>
+        <w:shd w:val="clear" w:fill="FFFFFF" w:themeFill="background1"/>
+        <w:rPr>
+          <w:rFonts w:hint="eastAsia" w:ascii="微软雅黑" w:hAnsi="微软雅黑" w:eastAsia="微软雅黑"/>
+          <w:b w:val="0"/>
+          <w:sz w:val="21"/>
+          <w:szCs w:val="21"/>
+        </w:rPr>
+      </w:pPr>
+      <w:r>
+        <w:rPr>
+          <w:rFonts w:hint="eastAsia" w:ascii="微软雅黑" w:hAnsi="微软雅黑" w:eastAsia="微软雅黑"/>
+          <w:b w:val="0"/>
+          <w:sz w:val="21"/>
+          <w:szCs w:val="21"/>
+        </w:rPr>
+        <w:t xml:space="preserve">        );</w:t>
+      </w:r>
+    </w:p>
+    <w:p>
+      <w:pPr>
+        <w:shd w:val="clear" w:fill="FFFFFF" w:themeFill="background1"/>
+        <w:rPr>
+          <w:rFonts w:hint="eastAsia" w:ascii="微软雅黑" w:hAnsi="微软雅黑" w:eastAsia="微软雅黑"/>
+          <w:b w:val="0"/>
+          <w:sz w:val="21"/>
+          <w:szCs w:val="21"/>
+        </w:rPr>
+      </w:pPr>
+      <w:r>
+        <w:rPr>
+          <w:rFonts w:hint="eastAsia" w:ascii="微软雅黑" w:hAnsi="微软雅黑" w:eastAsia="微软雅黑"/>
+          <w:b w:val="0"/>
+          <w:sz w:val="21"/>
+          <w:szCs w:val="21"/>
+        </w:rPr>
+        <w:t xml:space="preserve">        return new ObjectWriteResponse(res, bucket, object, res.etag());</w:t>
+      </w:r>
+    </w:p>
+    <w:p>
+      <w:pPr>
+        <w:shd w:val="clear" w:fill="FFFFFF" w:themeFill="background1"/>
+        <w:rPr>
+          <w:rFonts w:hint="eastAsia" w:ascii="微软雅黑" w:hAnsi="微软雅黑" w:eastAsia="微软雅黑"/>
+          <w:b w:val="0"/>
+          <w:sz w:val="21"/>
+          <w:szCs w:val="21"/>
+        </w:rPr>
+      </w:pPr>
+      <w:r>
+        <w:rPr>
+          <w:rFonts w:hint="eastAsia" w:ascii="微软雅黑" w:hAnsi="微软雅黑" w:eastAsia="微软雅黑"/>
+          <w:b w:val="0"/>
+          <w:sz w:val="21"/>
+          <w:szCs w:val="21"/>
+        </w:rPr>
+        <w:t xml:space="preserve">    }</w:t>
+      </w:r>
+    </w:p>
+    <w:p>
+      <w:pPr>
+        <w:shd w:val="clear" w:fill="FFFFFF" w:themeFill="background1"/>
+        <w:rPr>
+          <w:rFonts w:hint="eastAsia" w:ascii="微软雅黑" w:hAnsi="微软雅黑" w:eastAsia="微软雅黑"/>
+          <w:b w:val="0"/>
+          <w:sz w:val="21"/>
+          <w:szCs w:val="21"/>
+        </w:rPr>
+      </w:pPr>
+      <w:r>
+        <w:rPr>
+          <w:rFonts w:hint="eastAsia" w:ascii="微软雅黑" w:hAnsi="微软雅黑" w:eastAsia="微软雅黑"/>
+          <w:b w:val="0"/>
+          <w:sz w:val="21"/>
+          <w:szCs w:val="21"/>
+        </w:rPr>
+        <w:t xml:space="preserve">    // 构建上传参数的构建器 PutObjectArgs</w:t>
+      </w:r>
+    </w:p>
+    <w:p>
+      <w:pPr>
+        <w:shd w:val="clear" w:fill="FFFFFF" w:themeFill="background1"/>
+        <w:rPr>
+          <w:rFonts w:hint="eastAsia" w:ascii="微软雅黑" w:hAnsi="微软雅黑" w:eastAsia="微软雅黑"/>
+          <w:b w:val="0"/>
+          <w:sz w:val="21"/>
+          <w:szCs w:val="21"/>
+        </w:rPr>
+      </w:pPr>
+      <w:r>
+        <w:rPr>
+          <w:rFonts w:hint="eastAsia" w:ascii="微软雅黑" w:hAnsi="微软雅黑" w:eastAsia="微软雅黑"/>
+          <w:b w:val="0"/>
+          <w:sz w:val="21"/>
+          <w:szCs w:val="21"/>
+        </w:rPr>
+        <w:t xml:space="preserve">    public static class PutObjectArgs {</w:t>
+      </w:r>
+    </w:p>
+    <w:p>
+      <w:pPr>
+        <w:shd w:val="clear" w:fill="FFFFFF" w:themeFill="background1"/>
+        <w:rPr>
+          <w:rFonts w:hint="eastAsia" w:ascii="微软雅黑" w:hAnsi="微软雅黑" w:eastAsia="微软雅黑"/>
+          <w:b w:val="0"/>
+          <w:sz w:val="21"/>
+          <w:szCs w:val="21"/>
+        </w:rPr>
+      </w:pPr>
+      <w:r>
+        <w:rPr>
+          <w:rFonts w:hint="eastAsia" w:ascii="微软雅黑" w:hAnsi="微软雅黑" w:eastAsia="微软雅黑"/>
+          <w:b w:val="0"/>
+          <w:sz w:val="21"/>
+          <w:szCs w:val="21"/>
+        </w:rPr>
+        <w:t xml:space="preserve">        private InputStream stream;</w:t>
+      </w:r>
+    </w:p>
+    <w:p>
+      <w:pPr>
+        <w:shd w:val="clear" w:fill="FFFFFF" w:themeFill="background1"/>
+        <w:rPr>
+          <w:rFonts w:hint="eastAsia" w:ascii="微软雅黑" w:hAnsi="微软雅黑" w:eastAsia="微软雅黑"/>
+          <w:b w:val="0"/>
+          <w:sz w:val="21"/>
+          <w:szCs w:val="21"/>
+        </w:rPr>
+      </w:pPr>
+      <w:r>
+        <w:rPr>
+          <w:rFonts w:hint="eastAsia" w:ascii="微软雅黑" w:hAnsi="微软雅黑" w:eastAsia="微软雅黑"/>
+          <w:b w:val="0"/>
+          <w:sz w:val="21"/>
+          <w:szCs w:val="21"/>
+        </w:rPr>
+        <w:t xml:space="preserve">        private long objectSize;</w:t>
+      </w:r>
+    </w:p>
+    <w:p>
+      <w:pPr>
+        <w:shd w:val="clear" w:fill="FFFFFF" w:themeFill="background1"/>
+        <w:rPr>
+          <w:rFonts w:hint="eastAsia" w:ascii="微软雅黑" w:hAnsi="微软雅黑" w:eastAsia="微软雅黑"/>
+          <w:b w:val="0"/>
+          <w:sz w:val="21"/>
+          <w:szCs w:val="21"/>
+        </w:rPr>
+      </w:pPr>
+      <w:r>
+        <w:rPr>
+          <w:rFonts w:hint="eastAsia" w:ascii="微软雅黑" w:hAnsi="微软雅黑" w:eastAsia="微软雅黑"/>
+          <w:b w:val="0"/>
+          <w:sz w:val="21"/>
+          <w:szCs w:val="21"/>
+        </w:rPr>
+        <w:t xml:space="preserve">        private String bucket;</w:t>
+      </w:r>
+    </w:p>
+    <w:p>
+      <w:pPr>
+        <w:shd w:val="clear" w:fill="FFFFFF" w:themeFill="background1"/>
+        <w:rPr>
+          <w:rFonts w:hint="eastAsia" w:ascii="微软雅黑" w:hAnsi="微软雅黑" w:eastAsia="微软雅黑"/>
+          <w:b w:val="0"/>
+          <w:sz w:val="21"/>
+          <w:szCs w:val="21"/>
+        </w:rPr>
+      </w:pPr>
+      <w:r>
+        <w:rPr>
+          <w:rFonts w:hint="eastAsia" w:ascii="微软雅黑" w:hAnsi="微软雅黑" w:eastAsia="微软雅黑"/>
+          <w:b w:val="0"/>
+          <w:sz w:val="21"/>
+          <w:szCs w:val="21"/>
+        </w:rPr>
+        <w:t xml:space="preserve">        private String object;</w:t>
+      </w:r>
+    </w:p>
+    <w:p>
+      <w:pPr>
+        <w:shd w:val="clear" w:fill="FFFFFF" w:themeFill="background1"/>
+        <w:rPr>
+          <w:rFonts w:hint="eastAsia" w:ascii="微软雅黑" w:hAnsi="微软雅黑" w:eastAsia="微软雅黑"/>
+          <w:b w:val="0"/>
+          <w:sz w:val="21"/>
+          <w:szCs w:val="21"/>
+        </w:rPr>
+      </w:pPr>
+      <w:r>
+        <w:rPr>
+          <w:rFonts w:hint="eastAsia" w:ascii="微软雅黑" w:hAnsi="微软雅黑" w:eastAsia="微软雅黑"/>
+          <w:b w:val="0"/>
+          <w:sz w:val="21"/>
+          <w:szCs w:val="21"/>
+        </w:rPr>
+        <w:t xml:space="preserve">        private String contentType;</w:t>
+      </w:r>
+    </w:p>
+    <w:p>
+      <w:pPr>
+        <w:shd w:val="clear" w:fill="FFFFFF" w:themeFill="background1"/>
+        <w:rPr>
+          <w:rFonts w:hint="eastAsia" w:ascii="微软雅黑" w:hAnsi="微软雅黑" w:eastAsia="微软雅黑"/>
+          <w:b w:val="0"/>
+          <w:sz w:val="21"/>
+          <w:szCs w:val="21"/>
+        </w:rPr>
+      </w:pPr>
+    </w:p>
+    <w:p>
+      <w:pPr>
+        <w:shd w:val="clear" w:fill="FFFFFF" w:themeFill="background1"/>
+        <w:rPr>
+          <w:rFonts w:hint="eastAsia" w:ascii="微软雅黑" w:hAnsi="微软雅黑" w:eastAsia="微软雅黑"/>
+          <w:b w:val="0"/>
+          <w:sz w:val="21"/>
+          <w:szCs w:val="21"/>
+        </w:rPr>
+      </w:pPr>
+      <w:r>
+        <w:rPr>
+          <w:rFonts w:hint="eastAsia" w:ascii="微软雅黑" w:hAnsi="微软雅黑" w:eastAsia="微软雅黑"/>
+          <w:b w:val="0"/>
+          <w:sz w:val="21"/>
+          <w:szCs w:val="21"/>
+        </w:rPr>
+        <w:t xml:space="preserve">        // 设置输入流（传入MultipartFile.getInputStream()）</w:t>
+      </w:r>
+    </w:p>
+    <w:p>
+      <w:pPr>
+        <w:shd w:val="clear" w:fill="FFFFFF" w:themeFill="background1"/>
+        <w:rPr>
+          <w:rFonts w:hint="eastAsia" w:ascii="微软雅黑" w:hAnsi="微软雅黑" w:eastAsia="微软雅黑"/>
+          <w:b w:val="0"/>
+          <w:sz w:val="21"/>
+          <w:szCs w:val="21"/>
+        </w:rPr>
+      </w:pPr>
+      <w:r>
+        <w:rPr>
+          <w:rFonts w:hint="eastAsia" w:ascii="微软雅黑" w:hAnsi="微软雅黑" w:eastAsia="微软雅黑"/>
+          <w:b w:val="0"/>
+          <w:sz w:val="21"/>
+          <w:szCs w:val="21"/>
+        </w:rPr>
+        <w:t xml:space="preserve">        public PutObjectArgs stream(InputStream stream) {</w:t>
+      </w:r>
+    </w:p>
+    <w:p>
+      <w:pPr>
+        <w:shd w:val="clear" w:fill="FFFFFF" w:themeFill="background1"/>
+        <w:rPr>
+          <w:rFonts w:hint="eastAsia" w:ascii="微软雅黑" w:hAnsi="微软雅黑" w:eastAsia="微软雅黑"/>
+          <w:b w:val="0"/>
+          <w:sz w:val="21"/>
+          <w:szCs w:val="21"/>
+        </w:rPr>
+      </w:pPr>
+      <w:r>
+        <w:rPr>
+          <w:rFonts w:hint="eastAsia" w:ascii="微软雅黑" w:hAnsi="微软雅黑" w:eastAsia="微软雅黑"/>
+          <w:b w:val="0"/>
+          <w:sz w:val="21"/>
+          <w:szCs w:val="21"/>
+        </w:rPr>
+        <w:t xml:space="preserve">            this.stream = stream;</w:t>
+      </w:r>
+    </w:p>
+    <w:p>
+      <w:pPr>
+        <w:shd w:val="clear" w:fill="FFFFFF" w:themeFill="background1"/>
+        <w:rPr>
+          <w:rFonts w:hint="eastAsia" w:ascii="微软雅黑" w:hAnsi="微软雅黑" w:eastAsia="微软雅黑"/>
+          <w:b w:val="0"/>
+          <w:sz w:val="21"/>
+          <w:szCs w:val="21"/>
+        </w:rPr>
+      </w:pPr>
+      <w:r>
+        <w:rPr>
+          <w:rFonts w:hint="eastAsia" w:ascii="微软雅黑" w:hAnsi="微软雅黑" w:eastAsia="微软雅黑"/>
+          <w:b w:val="0"/>
+          <w:sz w:val="21"/>
+          <w:szCs w:val="21"/>
+        </w:rPr>
+        <w:t xml:space="preserve">            return this;</w:t>
+      </w:r>
+    </w:p>
+    <w:p>
+      <w:pPr>
+        <w:shd w:val="clear" w:fill="FFFFFF" w:themeFill="background1"/>
+        <w:rPr>
+          <w:rFonts w:hint="eastAsia" w:ascii="微软雅黑" w:hAnsi="微软雅黑" w:eastAsia="微软雅黑"/>
+          <w:b w:val="0"/>
+          <w:sz w:val="21"/>
+          <w:szCs w:val="21"/>
+        </w:rPr>
+      </w:pPr>
+      <w:r>
+        <w:rPr>
+          <w:rFonts w:hint="eastAsia" w:ascii="微软雅黑" w:hAnsi="微软雅黑" w:eastAsia="微软雅黑"/>
+          <w:b w:val="0"/>
+          <w:sz w:val="21"/>
+          <w:szCs w:val="21"/>
+        </w:rPr>
+        <w:t xml:space="preserve">        }</w:t>
+      </w:r>
+    </w:p>
+    <w:p>
+      <w:pPr>
+        <w:shd w:val="clear" w:fill="FFFFFF" w:themeFill="background1"/>
+        <w:rPr>
+          <w:rFonts w:hint="eastAsia" w:ascii="微软雅黑" w:hAnsi="微软雅黑" w:eastAsia="微软雅黑"/>
+          <w:b w:val="0"/>
+          <w:sz w:val="21"/>
+          <w:szCs w:val="21"/>
+        </w:rPr>
+      </w:pPr>
+      <w:r>
+        <w:rPr>
+          <w:rFonts w:hint="eastAsia" w:ascii="微软雅黑" w:hAnsi="微软雅黑" w:eastAsia="微软雅黑"/>
+          <w:b w:val="0"/>
+          <w:sz w:val="21"/>
+          <w:szCs w:val="21"/>
+        </w:rPr>
+        <w:t xml:space="preserve">        // 文件总大小</w:t>
+      </w:r>
+    </w:p>
+    <w:p>
+      <w:pPr>
+        <w:shd w:val="clear" w:fill="FFFFFF" w:themeFill="background1"/>
+        <w:rPr>
+          <w:rFonts w:hint="eastAsia" w:ascii="微软雅黑" w:hAnsi="微软雅黑" w:eastAsia="微软雅黑"/>
+          <w:b w:val="0"/>
+          <w:sz w:val="21"/>
+          <w:szCs w:val="21"/>
+        </w:rPr>
+      </w:pPr>
+      <w:r>
+        <w:rPr>
+          <w:rFonts w:hint="eastAsia" w:ascii="微软雅黑" w:hAnsi="微软雅黑" w:eastAsia="微软雅黑"/>
+          <w:b w:val="0"/>
+          <w:sz w:val="21"/>
+          <w:szCs w:val="21"/>
+        </w:rPr>
+        <w:t xml:space="preserve">        public PutObjectArgs objectSize(long size) {</w:t>
+      </w:r>
+    </w:p>
+    <w:p>
+      <w:pPr>
+        <w:shd w:val="clear" w:fill="FFFFFF" w:themeFill="background1"/>
+        <w:rPr>
+          <w:rFonts w:hint="eastAsia" w:ascii="微软雅黑" w:hAnsi="微软雅黑" w:eastAsia="微软雅黑"/>
+          <w:b w:val="0"/>
+          <w:sz w:val="21"/>
+          <w:szCs w:val="21"/>
+        </w:rPr>
+      </w:pPr>
+      <w:r>
+        <w:rPr>
+          <w:rFonts w:hint="eastAsia" w:ascii="微软雅黑" w:hAnsi="微软雅黑" w:eastAsia="微软雅黑"/>
+          <w:b w:val="0"/>
+          <w:sz w:val="21"/>
+          <w:szCs w:val="21"/>
+        </w:rPr>
+        <w:t xml:space="preserve">            this.objectSize = size;</w:t>
+      </w:r>
+    </w:p>
+    <w:p>
+      <w:pPr>
+        <w:shd w:val="clear" w:fill="FFFFFF" w:themeFill="background1"/>
+        <w:rPr>
+          <w:rFonts w:hint="eastAsia" w:ascii="微软雅黑" w:hAnsi="微软雅黑" w:eastAsia="微软雅黑"/>
+          <w:b w:val="0"/>
+          <w:sz w:val="21"/>
+          <w:szCs w:val="21"/>
+        </w:rPr>
+      </w:pPr>
+      <w:r>
+        <w:rPr>
+          <w:rFonts w:hint="eastAsia" w:ascii="微软雅黑" w:hAnsi="微软雅黑" w:eastAsia="微软雅黑"/>
+          <w:b w:val="0"/>
+          <w:sz w:val="21"/>
+          <w:szCs w:val="21"/>
+        </w:rPr>
+        <w:t xml:space="preserve">            return this;</w:t>
+      </w:r>
+    </w:p>
+    <w:p>
+      <w:pPr>
+        <w:shd w:val="clear" w:fill="FFFFFF" w:themeFill="background1"/>
+        <w:rPr>
+          <w:rFonts w:hint="eastAsia" w:ascii="微软雅黑" w:hAnsi="微软雅黑" w:eastAsia="微软雅黑"/>
+          <w:b w:val="0"/>
+          <w:sz w:val="21"/>
+          <w:szCs w:val="21"/>
+        </w:rPr>
+      </w:pPr>
+      <w:r>
+        <w:rPr>
+          <w:rFonts w:hint="eastAsia" w:ascii="微软雅黑" w:hAnsi="微软雅黑" w:eastAsia="微软雅黑"/>
+          <w:b w:val="0"/>
+          <w:sz w:val="21"/>
+          <w:szCs w:val="21"/>
+        </w:rPr>
+        <w:t xml:space="preserve">        }</w:t>
+      </w:r>
+    </w:p>
+    <w:p>
+      <w:pPr>
+        <w:shd w:val="clear" w:fill="FFFFFF" w:themeFill="background1"/>
+        <w:rPr>
+          <w:rFonts w:hint="eastAsia" w:ascii="微软雅黑" w:hAnsi="微软雅黑" w:eastAsia="微软雅黑"/>
+          <w:b w:val="0"/>
+          <w:sz w:val="21"/>
+          <w:szCs w:val="21"/>
+        </w:rPr>
+      </w:pPr>
+      <w:r>
+        <w:rPr>
+          <w:rFonts w:hint="eastAsia" w:ascii="微软雅黑" w:hAnsi="微软雅黑" w:eastAsia="微软雅黑"/>
+          <w:b w:val="0"/>
+          <w:sz w:val="21"/>
+          <w:szCs w:val="21"/>
+        </w:rPr>
+        <w:t xml:space="preserve">        // 存储桶</w:t>
+      </w:r>
+    </w:p>
+    <w:p>
+      <w:pPr>
+        <w:shd w:val="clear" w:fill="FFFFFF" w:themeFill="background1"/>
+        <w:rPr>
+          <w:rFonts w:hint="eastAsia" w:ascii="微软雅黑" w:hAnsi="微软雅黑" w:eastAsia="微软雅黑"/>
+          <w:b w:val="0"/>
+          <w:sz w:val="21"/>
+          <w:szCs w:val="21"/>
+        </w:rPr>
+      </w:pPr>
+      <w:r>
+        <w:rPr>
+          <w:rFonts w:hint="eastAsia" w:ascii="微软雅黑" w:hAnsi="微软雅黑" w:eastAsia="微软雅黑"/>
+          <w:b w:val="0"/>
+          <w:sz w:val="21"/>
+          <w:szCs w:val="21"/>
+        </w:rPr>
+        <w:t xml:space="preserve">        public PutObjectArgs bucket(String bucketName) {</w:t>
+      </w:r>
+    </w:p>
+    <w:p>
+      <w:pPr>
+        <w:shd w:val="clear" w:fill="FFFFFF" w:themeFill="background1"/>
+        <w:rPr>
+          <w:rFonts w:hint="eastAsia" w:ascii="微软雅黑" w:hAnsi="微软雅黑" w:eastAsia="微软雅黑"/>
+          <w:b w:val="0"/>
+          <w:sz w:val="21"/>
+          <w:szCs w:val="21"/>
+        </w:rPr>
+      </w:pPr>
+      <w:r>
+        <w:rPr>
+          <w:rFonts w:hint="eastAsia" w:ascii="微软雅黑" w:hAnsi="微软雅黑" w:eastAsia="微软雅黑"/>
+          <w:b w:val="0"/>
+          <w:sz w:val="21"/>
+          <w:szCs w:val="21"/>
+        </w:rPr>
+        <w:t xml:space="preserve">            this.bucket = bucketName;</w:t>
+      </w:r>
+    </w:p>
+    <w:p>
+      <w:pPr>
+        <w:shd w:val="clear" w:fill="FFFFFF" w:themeFill="background1"/>
+        <w:rPr>
+          <w:rFonts w:hint="eastAsia" w:ascii="微软雅黑" w:hAnsi="微软雅黑" w:eastAsia="微软雅黑"/>
+          <w:b w:val="0"/>
+          <w:sz w:val="21"/>
+          <w:szCs w:val="21"/>
+        </w:rPr>
+      </w:pPr>
+      <w:r>
+        <w:rPr>
+          <w:rFonts w:hint="eastAsia" w:ascii="微软雅黑" w:hAnsi="微软雅黑" w:eastAsia="微软雅黑"/>
+          <w:b w:val="0"/>
+          <w:sz w:val="21"/>
+          <w:szCs w:val="21"/>
+        </w:rPr>
+        <w:t xml:space="preserve">            return this;</w:t>
+      </w:r>
+    </w:p>
+    <w:p>
+      <w:pPr>
+        <w:shd w:val="clear" w:fill="FFFFFF" w:themeFill="background1"/>
+        <w:rPr>
+          <w:rFonts w:hint="eastAsia" w:ascii="微软雅黑" w:hAnsi="微软雅黑" w:eastAsia="微软雅黑"/>
+          <w:b w:val="0"/>
+          <w:sz w:val="21"/>
+          <w:szCs w:val="21"/>
+        </w:rPr>
+      </w:pPr>
+      <w:r>
+        <w:rPr>
+          <w:rFonts w:hint="eastAsia" w:ascii="微软雅黑" w:hAnsi="微软雅黑" w:eastAsia="微软雅黑"/>
+          <w:b w:val="0"/>
+          <w:sz w:val="21"/>
+          <w:szCs w:val="21"/>
+        </w:rPr>
+        <w:t xml:space="preserve">        }</w:t>
+      </w:r>
+    </w:p>
+    <w:p>
+      <w:pPr>
+        <w:shd w:val="clear" w:fill="FFFFFF" w:themeFill="background1"/>
+        <w:rPr>
+          <w:rFonts w:hint="eastAsia" w:ascii="微软雅黑" w:hAnsi="微软雅黑" w:eastAsia="微软雅黑"/>
+          <w:b w:val="0"/>
+          <w:sz w:val="21"/>
+          <w:szCs w:val="21"/>
+        </w:rPr>
+      </w:pPr>
+      <w:r>
+        <w:rPr>
+          <w:rFonts w:hint="eastAsia" w:ascii="微软雅黑" w:hAnsi="微软雅黑" w:eastAsia="微软雅黑"/>
+          <w:b w:val="0"/>
+          <w:sz w:val="21"/>
+          <w:szCs w:val="21"/>
+        </w:rPr>
+        <w:t xml:space="preserve">        // 对象文件名</w:t>
+      </w:r>
+    </w:p>
+    <w:p>
+      <w:pPr>
+        <w:shd w:val="clear" w:fill="FFFFFF" w:themeFill="background1"/>
+        <w:rPr>
+          <w:rFonts w:hint="eastAsia" w:ascii="微软雅黑" w:hAnsi="微软雅黑" w:eastAsia="微软雅黑"/>
+          <w:b w:val="0"/>
+          <w:sz w:val="21"/>
+          <w:szCs w:val="21"/>
+        </w:rPr>
+      </w:pPr>
+      <w:r>
+        <w:rPr>
+          <w:rFonts w:hint="eastAsia" w:ascii="微软雅黑" w:hAnsi="微软雅黑" w:eastAsia="微软雅黑"/>
+          <w:b w:val="0"/>
+          <w:sz w:val="21"/>
+          <w:szCs w:val="21"/>
+        </w:rPr>
+        <w:t xml:space="preserve">        public PutObjectArgs object(String objName) {</w:t>
+      </w:r>
+    </w:p>
+    <w:p>
+      <w:pPr>
+        <w:shd w:val="clear" w:fill="FFFFFF" w:themeFill="background1"/>
+        <w:rPr>
+          <w:rFonts w:hint="eastAsia" w:ascii="微软雅黑" w:hAnsi="微软雅黑" w:eastAsia="微软雅黑"/>
+          <w:b w:val="0"/>
+          <w:sz w:val="21"/>
+          <w:szCs w:val="21"/>
+        </w:rPr>
+      </w:pPr>
+      <w:r>
+        <w:rPr>
+          <w:rFonts w:hint="eastAsia" w:ascii="微软雅黑" w:hAnsi="微软雅黑" w:eastAsia="微软雅黑"/>
+          <w:b w:val="0"/>
+          <w:sz w:val="21"/>
+          <w:szCs w:val="21"/>
+        </w:rPr>
+        <w:t xml:space="preserve">            this.object = objName;</w:t>
+      </w:r>
+    </w:p>
+    <w:p>
+      <w:pPr>
+        <w:shd w:val="clear" w:fill="FFFFFF" w:themeFill="background1"/>
+        <w:rPr>
+          <w:rFonts w:hint="eastAsia" w:ascii="微软雅黑" w:hAnsi="微软雅黑" w:eastAsia="微软雅黑"/>
+          <w:b w:val="0"/>
+          <w:sz w:val="21"/>
+          <w:szCs w:val="21"/>
+        </w:rPr>
+      </w:pPr>
+      <w:r>
+        <w:rPr>
+          <w:rFonts w:hint="eastAsia" w:ascii="微软雅黑" w:hAnsi="微软雅黑" w:eastAsia="微软雅黑"/>
+          <w:b w:val="0"/>
+          <w:sz w:val="21"/>
+          <w:szCs w:val="21"/>
+        </w:rPr>
+        <w:t xml:space="preserve">            return this;</w:t>
+      </w:r>
+    </w:p>
+    <w:p>
+      <w:pPr>
+        <w:shd w:val="clear" w:fill="FFFFFF" w:themeFill="background1"/>
+        <w:rPr>
+          <w:rFonts w:hint="eastAsia" w:ascii="微软雅黑" w:hAnsi="微软雅黑" w:eastAsia="微软雅黑"/>
+          <w:b w:val="0"/>
+          <w:sz w:val="21"/>
+          <w:szCs w:val="21"/>
+        </w:rPr>
+      </w:pPr>
+      <w:r>
+        <w:rPr>
+          <w:rFonts w:hint="eastAsia" w:ascii="微软雅黑" w:hAnsi="微软雅黑" w:eastAsia="微软雅黑"/>
+          <w:b w:val="0"/>
+          <w:sz w:val="21"/>
+          <w:szCs w:val="21"/>
+        </w:rPr>
+        <w:t xml:space="preserve">        }</w:t>
+      </w:r>
+    </w:p>
+    <w:p>
+      <w:pPr>
+        <w:shd w:val="clear" w:fill="FFFFFF" w:themeFill="background1"/>
+        <w:rPr>
+          <w:rFonts w:hint="eastAsia" w:ascii="微软雅黑" w:hAnsi="微软雅黑" w:eastAsia="微软雅黑"/>
+          <w:b w:val="0"/>
+          <w:sz w:val="21"/>
+          <w:szCs w:val="21"/>
+        </w:rPr>
+      </w:pPr>
+      <w:r>
+        <w:rPr>
+          <w:rFonts w:hint="eastAsia" w:ascii="微软雅黑" w:hAnsi="微软雅黑" w:eastAsia="微软雅黑"/>
+          <w:b w:val="0"/>
+          <w:sz w:val="21"/>
+          <w:szCs w:val="21"/>
+        </w:rPr>
+        <w:t xml:space="preserve">        // 文件MIME类型</w:t>
+      </w:r>
+    </w:p>
+    <w:p>
+      <w:pPr>
+        <w:shd w:val="clear" w:fill="FFFFFF" w:themeFill="background1"/>
+        <w:rPr>
+          <w:rFonts w:hint="eastAsia" w:ascii="微软雅黑" w:hAnsi="微软雅黑" w:eastAsia="微软雅黑"/>
+          <w:b w:val="0"/>
+          <w:sz w:val="21"/>
+          <w:szCs w:val="21"/>
+        </w:rPr>
+      </w:pPr>
+      <w:r>
+        <w:rPr>
+          <w:rFonts w:hint="eastAsia" w:ascii="微软雅黑" w:hAnsi="微软雅黑" w:eastAsia="微软雅黑"/>
+          <w:b w:val="0"/>
+          <w:sz w:val="21"/>
+          <w:szCs w:val="21"/>
+        </w:rPr>
+        <w:t xml:space="preserve">        public PutObjectArgs contentType(String type) {</w:t>
+      </w:r>
+    </w:p>
+    <w:p>
+      <w:pPr>
+        <w:shd w:val="clear" w:fill="FFFFFF" w:themeFill="background1"/>
+        <w:rPr>
+          <w:rFonts w:hint="eastAsia" w:ascii="微软雅黑" w:hAnsi="微软雅黑" w:eastAsia="微软雅黑"/>
+          <w:b w:val="0"/>
+          <w:sz w:val="21"/>
+          <w:szCs w:val="21"/>
+        </w:rPr>
+      </w:pPr>
+      <w:r>
+        <w:rPr>
+          <w:rFonts w:hint="eastAsia" w:ascii="微软雅黑" w:hAnsi="微软雅黑" w:eastAsia="微软雅黑"/>
+          <w:b w:val="0"/>
+          <w:sz w:val="21"/>
+          <w:szCs w:val="21"/>
+        </w:rPr>
+        <w:t xml:space="preserve">            this.contentType = type;</w:t>
+      </w:r>
+    </w:p>
+    <w:p>
+      <w:pPr>
+        <w:shd w:val="clear" w:fill="FFFFFF" w:themeFill="background1"/>
+        <w:rPr>
+          <w:rFonts w:hint="eastAsia" w:ascii="微软雅黑" w:hAnsi="微软雅黑" w:eastAsia="微软雅黑"/>
+          <w:b w:val="0"/>
+          <w:sz w:val="21"/>
+          <w:szCs w:val="21"/>
+        </w:rPr>
+      </w:pPr>
+      <w:r>
+        <w:rPr>
+          <w:rFonts w:hint="eastAsia" w:ascii="微软雅黑" w:hAnsi="微软雅黑" w:eastAsia="微软雅黑"/>
+          <w:b w:val="0"/>
+          <w:sz w:val="21"/>
+          <w:szCs w:val="21"/>
+        </w:rPr>
+        <w:t xml:space="preserve">            return this;</w:t>
+      </w:r>
+    </w:p>
+    <w:p>
+      <w:pPr>
+        <w:shd w:val="clear" w:fill="FFFFFF" w:themeFill="background1"/>
+        <w:rPr>
+          <w:rFonts w:hint="eastAsia" w:ascii="微软雅黑" w:hAnsi="微软雅黑" w:eastAsia="微软雅黑"/>
+          <w:b w:val="0"/>
+          <w:sz w:val="21"/>
+          <w:szCs w:val="21"/>
+        </w:rPr>
+      </w:pPr>
+      <w:r>
+        <w:rPr>
+          <w:rFonts w:hint="eastAsia" w:ascii="微软雅黑" w:hAnsi="微软雅黑" w:eastAsia="微软雅黑"/>
+          <w:b w:val="0"/>
+          <w:sz w:val="21"/>
+          <w:szCs w:val="21"/>
+        </w:rPr>
+        <w:t xml:space="preserve">        }</w:t>
+      </w:r>
+    </w:p>
+    <w:p>
+      <w:pPr>
+        <w:shd w:val="clear" w:fill="FFFFFF" w:themeFill="background1"/>
+        <w:rPr>
+          <w:rFonts w:hint="eastAsia" w:ascii="微软雅黑" w:hAnsi="微软雅黑" w:eastAsia="微软雅黑"/>
+          <w:b w:val="0"/>
+          <w:sz w:val="21"/>
+          <w:szCs w:val="21"/>
+        </w:rPr>
+      </w:pPr>
+    </w:p>
+    <w:p>
+      <w:pPr>
+        <w:shd w:val="clear" w:fill="FFFFFF" w:themeFill="background1"/>
+        <w:rPr>
+          <w:rFonts w:hint="eastAsia" w:ascii="微软雅黑" w:hAnsi="微软雅黑" w:eastAsia="微软雅黑"/>
+          <w:b w:val="0"/>
+          <w:sz w:val="21"/>
+          <w:szCs w:val="21"/>
+        </w:rPr>
+      </w:pPr>
+      <w:r>
+        <w:rPr>
+          <w:rFonts w:hint="eastAsia" w:ascii="微软雅黑" w:hAnsi="微软雅黑" w:eastAsia="微软雅黑"/>
+          <w:b w:val="0"/>
+          <w:sz w:val="21"/>
+          <w:szCs w:val="21"/>
+        </w:rPr>
+        <w:t xml:space="preserve">        public PutObjectArgs build() {</w:t>
+      </w:r>
+    </w:p>
+    <w:p>
+      <w:pPr>
+        <w:shd w:val="clear" w:fill="FFFFFF" w:themeFill="background1"/>
+        <w:rPr>
+          <w:rFonts w:hint="eastAsia" w:ascii="微软雅黑" w:hAnsi="微软雅黑" w:eastAsia="微软雅黑"/>
+          <w:b w:val="0"/>
+          <w:sz w:val="21"/>
+          <w:szCs w:val="21"/>
+        </w:rPr>
+      </w:pPr>
+      <w:r>
+        <w:rPr>
+          <w:rFonts w:hint="eastAsia" w:ascii="微软雅黑" w:hAnsi="微软雅黑" w:eastAsia="微软雅黑"/>
+          <w:b w:val="0"/>
+          <w:sz w:val="21"/>
+          <w:szCs w:val="21"/>
+        </w:rPr>
+        <w:t xml:space="preserve">            // 参数校验</w:t>
+      </w:r>
+    </w:p>
+    <w:p>
+      <w:pPr>
+        <w:shd w:val="clear" w:fill="FFFFFF" w:themeFill="background1"/>
+        <w:rPr>
+          <w:rFonts w:hint="eastAsia" w:ascii="微软雅黑" w:hAnsi="微软雅黑" w:eastAsia="微软雅黑"/>
+          <w:b w:val="0"/>
+          <w:sz w:val="21"/>
+          <w:szCs w:val="21"/>
+        </w:rPr>
+      </w:pPr>
+      <w:r>
+        <w:rPr>
+          <w:rFonts w:hint="eastAsia" w:ascii="微软雅黑" w:hAnsi="微软雅黑" w:eastAsia="微软雅黑"/>
+          <w:b w:val="0"/>
+          <w:sz w:val="21"/>
+          <w:szCs w:val="21"/>
+        </w:rPr>
+        <w:t xml:space="preserve">            return new PutObjectArgs(this);</w:t>
+      </w:r>
+    </w:p>
+    <w:p>
+      <w:pPr>
+        <w:shd w:val="clear" w:fill="FFFFFF" w:themeFill="background1"/>
+        <w:rPr>
+          <w:rFonts w:hint="eastAsia" w:ascii="微软雅黑" w:hAnsi="微软雅黑" w:eastAsia="微软雅黑"/>
+          <w:b w:val="0"/>
+          <w:sz w:val="21"/>
+          <w:szCs w:val="21"/>
+        </w:rPr>
+      </w:pPr>
+      <w:r>
+        <w:rPr>
+          <w:rFonts w:hint="eastAsia" w:ascii="微软雅黑" w:hAnsi="微软雅黑" w:eastAsia="微软雅黑"/>
+          <w:b w:val="0"/>
+          <w:sz w:val="21"/>
+          <w:szCs w:val="21"/>
+        </w:rPr>
+        <w:t xml:space="preserve">        }</w:t>
+      </w:r>
+    </w:p>
+    <w:p>
+      <w:pPr>
+        <w:shd w:val="clear" w:fill="FFFFFF" w:themeFill="background1"/>
+        <w:rPr>
+          <w:rFonts w:hint="eastAsia" w:ascii="微软雅黑" w:hAnsi="微软雅黑" w:eastAsia="微软雅黑"/>
+          <w:b w:val="0"/>
+          <w:sz w:val="21"/>
+          <w:szCs w:val="21"/>
+        </w:rPr>
+      </w:pPr>
+      <w:r>
+        <w:rPr>
+          <w:rFonts w:hint="eastAsia" w:ascii="微软雅黑" w:hAnsi="微软雅黑" w:eastAsia="微软雅黑"/>
+          <w:b w:val="0"/>
+          <w:sz w:val="21"/>
+          <w:szCs w:val="21"/>
+        </w:rPr>
+        <w:t xml:space="preserve">    }</w:t>
+      </w:r>
+    </w:p>
+    <w:p>
+      <w:pPr>
+        <w:shd w:val="clear" w:fill="FFFFFF" w:themeFill="background1"/>
+        <w:rPr>
+          <w:rFonts w:hint="eastAsia" w:ascii="微软雅黑" w:hAnsi="微软雅黑" w:eastAsia="微软雅黑"/>
+          <w:b w:val="0"/>
+          <w:sz w:val="21"/>
+          <w:szCs w:val="21"/>
+        </w:rPr>
+      </w:pPr>
+      <w:r>
+        <w:rPr>
+          <w:rFonts w:hint="eastAsia" w:ascii="微软雅黑" w:hAnsi="微软雅黑" w:eastAsia="微软雅黑"/>
+          <w:b w:val="0"/>
+          <w:sz w:val="21"/>
+          <w:szCs w:val="21"/>
+        </w:rPr>
+        <w:t>}</w:t>
+      </w:r>
+    </w:p>
+    <w:p>
+      <w:pPr>
+        <w:shd w:val="clear" w:fill="FFFFFF" w:themeFill="background1"/>
+        <w:rPr>
+          <w:rFonts w:hint="eastAsia" w:ascii="微软雅黑" w:hAnsi="微软雅黑" w:eastAsia="微软雅黑"/>
+          <w:b w:val="0"/>
+          <w:sz w:val="21"/>
+          <w:szCs w:val="21"/>
+        </w:rPr>
+      </w:pPr>
+      <w:r>
+        <w:rPr>
+          <w:rFonts w:hint="eastAsia" w:ascii="微软雅黑" w:hAnsi="微软雅黑" w:eastAsia="微软雅黑"/>
+          <w:b w:val="0"/>
+          <w:sz w:val="21"/>
+          <w:szCs w:val="21"/>
+        </w:rPr>
+        <w:t>四、MinioUtil 工具类完整实现（业务封装，接收 MultipartFile 流上传）</w:t>
+      </w:r>
+    </w:p>
+    <w:p>
+      <w:pPr>
+        <w:shd w:val="clear" w:fill="FFFFFF" w:themeFill="background1"/>
+        <w:rPr>
+          <w:rFonts w:hint="eastAsia" w:ascii="微软雅黑" w:hAnsi="微软雅黑" w:eastAsia="微软雅黑"/>
+          <w:b w:val="0"/>
+          <w:sz w:val="21"/>
+          <w:szCs w:val="21"/>
+        </w:rPr>
+      </w:pPr>
+      <w:r>
+        <w:rPr>
+          <w:rFonts w:hint="eastAsia" w:ascii="微软雅黑" w:hAnsi="微软雅黑" w:eastAsia="微软雅黑"/>
+          <w:b w:val="0"/>
+          <w:sz w:val="21"/>
+          <w:szCs w:val="21"/>
+        </w:rPr>
+        <w:t>import io.minio.MinioClient;</w:t>
+      </w:r>
+    </w:p>
+    <w:p>
+      <w:pPr>
+        <w:shd w:val="clear" w:fill="FFFFFF" w:themeFill="background1"/>
+        <w:rPr>
+          <w:rFonts w:hint="eastAsia" w:ascii="微软雅黑" w:hAnsi="微软雅黑" w:eastAsia="微软雅黑"/>
+          <w:b w:val="0"/>
+          <w:sz w:val="21"/>
+          <w:szCs w:val="21"/>
+        </w:rPr>
+      </w:pPr>
+      <w:r>
+        <w:rPr>
+          <w:rFonts w:hint="eastAsia" w:ascii="微软雅黑" w:hAnsi="微软雅黑" w:eastAsia="微软雅黑"/>
+          <w:b w:val="0"/>
+          <w:sz w:val="21"/>
+          <w:szCs w:val="21"/>
+        </w:rPr>
+        <w:t>import io.minio.PutObjectArgs;</w:t>
+      </w:r>
+    </w:p>
+    <w:p>
+      <w:pPr>
+        <w:shd w:val="clear" w:fill="FFFFFF" w:themeFill="background1"/>
+        <w:rPr>
+          <w:rFonts w:hint="eastAsia" w:ascii="微软雅黑" w:hAnsi="微软雅黑" w:eastAsia="微软雅黑"/>
+          <w:b w:val="0"/>
+          <w:sz w:val="21"/>
+          <w:szCs w:val="21"/>
+        </w:rPr>
+      </w:pPr>
+      <w:r>
+        <w:rPr>
+          <w:rFonts w:hint="eastAsia" w:ascii="微软雅黑" w:hAnsi="微软雅黑" w:eastAsia="微软雅黑"/>
+          <w:b w:val="0"/>
+          <w:sz w:val="21"/>
+          <w:szCs w:val="21"/>
+        </w:rPr>
+        <w:t>import io.minio.errors.*;</w:t>
+      </w:r>
+    </w:p>
+    <w:p>
+      <w:pPr>
+        <w:shd w:val="clear" w:fill="FFFFFF" w:themeFill="background1"/>
+        <w:rPr>
+          <w:rFonts w:hint="eastAsia" w:ascii="微软雅黑" w:hAnsi="微软雅黑" w:eastAsia="微软雅黑"/>
+          <w:b w:val="0"/>
+          <w:sz w:val="21"/>
+          <w:szCs w:val="21"/>
+        </w:rPr>
+      </w:pPr>
+      <w:r>
+        <w:rPr>
+          <w:rFonts w:hint="eastAsia" w:ascii="微软雅黑" w:hAnsi="微软雅黑" w:eastAsia="微软雅黑"/>
+          <w:b w:val="0"/>
+          <w:sz w:val="21"/>
+          <w:szCs w:val="21"/>
         </w:rPr>
         <w:t>import org.springframework.web.multipart.MultipartFile;</w:t>
       </w:r>
     </w:p>
     <w:p>
       <w:pPr>
-        <w:rPr>
-          <w:rFonts w:hint="eastAsia" w:ascii="微软雅黑" w:hAnsi="微软雅黑" w:eastAsia="微软雅黑"/>
-          <w:b w:val="0"/>
-          <w:sz w:val="18"/>
-          <w:szCs w:val="18"/>
-        </w:rPr>
-      </w:pPr>
-    </w:p>
-    <w:p>
-      <w:pPr>
-        <w:rPr>
-          <w:rFonts w:hint="eastAsia" w:ascii="微软雅黑" w:hAnsi="微软雅黑" w:eastAsia="微软雅黑"/>
-          <w:b w:val="0"/>
-          <w:sz w:val="18"/>
-          <w:szCs w:val="18"/>
-        </w:rPr>
-      </w:pPr>
-      <w:r>
-        <w:rPr>
-          <w:rFonts w:hint="eastAsia" w:ascii="微软雅黑" w:hAnsi="微软雅黑" w:eastAsia="微软雅黑"/>
-          <w:b w:val="0"/>
-          <w:sz w:val="18"/>
-          <w:szCs w:val="18"/>
-        </w:rPr>
-        <w:t>import javax.servlet.http.Part;</w:t>
-      </w:r>
-    </w:p>
-    <w:p>
-      <w:pPr>
-        <w:rPr>
-          <w:rFonts w:hint="eastAsia" w:ascii="微软雅黑" w:hAnsi="微软雅黑" w:eastAsia="微软雅黑"/>
-          <w:b w:val="0"/>
-          <w:sz w:val="18"/>
-          <w:szCs w:val="18"/>
-        </w:rPr>
-      </w:pPr>
-      <w:r>
-        <w:rPr>
-          <w:rFonts w:hint="eastAsia" w:ascii="微软雅黑" w:hAnsi="微软雅黑" w:eastAsia="微软雅黑"/>
-          <w:b w:val="0"/>
-          <w:sz w:val="18"/>
-          <w:szCs w:val="18"/>
-        </w:rPr>
-        <w:t>import java.io.File;</w:t>
-      </w:r>
-    </w:p>
-    <w:p>
-      <w:pPr>
-        <w:rPr>
-          <w:rFonts w:hint="eastAsia" w:ascii="微软雅黑" w:hAnsi="微软雅黑" w:eastAsia="微软雅黑"/>
-          <w:b w:val="0"/>
-          <w:sz w:val="18"/>
-          <w:szCs w:val="18"/>
-        </w:rPr>
-      </w:pPr>
-      <w:r>
-        <w:rPr>
-          <w:rFonts w:hint="eastAsia" w:ascii="微软雅黑" w:hAnsi="微软雅黑" w:eastAsia="微软雅黑"/>
-          <w:b w:val="0"/>
-          <w:sz w:val="18"/>
-          <w:szCs w:val="18"/>
+        <w:shd w:val="clear" w:fill="FFFFFF" w:themeFill="background1"/>
+        <w:rPr>
+          <w:rFonts w:hint="eastAsia" w:ascii="微软雅黑" w:hAnsi="微软雅黑" w:eastAsia="微软雅黑"/>
+          <w:b w:val="0"/>
+          <w:sz w:val="21"/>
+          <w:szCs w:val="21"/>
+        </w:rPr>
+      </w:pPr>
+      <w:r>
+        <w:rPr>
+          <w:rFonts w:hint="eastAsia" w:ascii="微软雅黑" w:hAnsi="微软雅黑" w:eastAsia="微软雅黑"/>
+          <w:b w:val="0"/>
+          <w:sz w:val="21"/>
+          <w:szCs w:val="21"/>
         </w:rPr>
         <w:t>import java.io.IOException;</w:t>
       </w:r>
     </w:p>
     <w:p>
       <w:pPr>
-        <w:rPr>
-          <w:rFonts w:hint="eastAsia" w:ascii="微软雅黑" w:hAnsi="微软雅黑" w:eastAsia="微软雅黑"/>
-          <w:b w:val="0"/>
-          <w:sz w:val="18"/>
-          <w:szCs w:val="18"/>
-        </w:rPr>
-      </w:pPr>
-      <w:r>
-        <w:rPr>
-          <w:rFonts w:hint="eastAsia" w:ascii="微软雅黑" w:hAnsi="微软雅黑" w:eastAsia="微软雅黑"/>
-          <w:b w:val="0"/>
-          <w:sz w:val="18"/>
-          <w:szCs w:val="18"/>
+        <w:shd w:val="clear" w:fill="FFFFFF" w:themeFill="background1"/>
+        <w:rPr>
+          <w:rFonts w:hint="eastAsia" w:ascii="微软雅黑" w:hAnsi="微软雅黑" w:eastAsia="微软雅黑"/>
+          <w:b w:val="0"/>
+          <w:sz w:val="21"/>
+          <w:szCs w:val="21"/>
+        </w:rPr>
+      </w:pPr>
+      <w:r>
+        <w:rPr>
+          <w:rFonts w:hint="eastAsia" w:ascii="微软雅黑" w:hAnsi="微软雅黑" w:eastAsia="微软雅黑"/>
+          <w:b w:val="0"/>
+          <w:sz w:val="21"/>
+          <w:szCs w:val="21"/>
         </w:rPr>
         <w:t>import java.io.InputStream;</w:t>
       </w:r>
     </w:p>
     <w:p>
       <w:pPr>
-        <w:rPr>
-          <w:rFonts w:hint="eastAsia" w:ascii="微软雅黑" w:hAnsi="微软雅黑" w:eastAsia="微软雅黑"/>
-          <w:b w:val="0"/>
-          <w:sz w:val="18"/>
-          <w:szCs w:val="18"/>
-        </w:rPr>
-      </w:pPr>
-    </w:p>
-    <w:p>
-      <w:pPr>
-        <w:rPr>
-          <w:rFonts w:hint="eastAsia" w:ascii="微软雅黑" w:hAnsi="微软雅黑" w:eastAsia="微软雅黑"/>
-          <w:b w:val="0"/>
-          <w:sz w:val="18"/>
-          <w:szCs w:val="18"/>
-        </w:rPr>
-      </w:pPr>
-      <w:r>
-        <w:rPr>
-          <w:rFonts w:hint="eastAsia" w:ascii="微软雅黑" w:hAnsi="微软雅黑" w:eastAsia="微软雅黑"/>
-          <w:b w:val="0"/>
-          <w:sz w:val="18"/>
-          <w:szCs w:val="18"/>
-        </w:rPr>
-        <w:t>public class StandardMultipartFile implements MultipartFile {</w:t>
-      </w:r>
-    </w:p>
-    <w:p>
-      <w:pPr>
-        <w:rPr>
-          <w:rFonts w:hint="eastAsia" w:ascii="微软雅黑" w:hAnsi="微软雅黑" w:eastAsia="微软雅黑"/>
-          <w:b w:val="0"/>
-          <w:sz w:val="18"/>
-          <w:szCs w:val="18"/>
-        </w:rPr>
-      </w:pPr>
-    </w:p>
-    <w:p>
-      <w:pPr>
-        <w:rPr>
-          <w:rFonts w:hint="eastAsia" w:ascii="微软雅黑" w:hAnsi="微软雅黑" w:eastAsia="微软雅黑"/>
-          <w:b w:val="0"/>
-          <w:sz w:val="18"/>
-          <w:szCs w:val="18"/>
-        </w:rPr>
-      </w:pPr>
-      <w:r>
-        <w:rPr>
-          <w:rFonts w:hint="eastAsia" w:ascii="微软雅黑" w:hAnsi="微软雅黑" w:eastAsia="微软雅黑"/>
-          <w:b w:val="0"/>
-          <w:sz w:val="18"/>
-          <w:szCs w:val="18"/>
-        </w:rPr>
-        <w:t xml:space="preserve">    // Servlet 原生Part，持有真实字节流</w:t>
-      </w:r>
-    </w:p>
-    <w:p>
-      <w:pPr>
-        <w:rPr>
-          <w:rFonts w:hint="eastAsia" w:ascii="微软雅黑" w:hAnsi="微软雅黑" w:eastAsia="微软雅黑"/>
-          <w:b w:val="0"/>
-          <w:sz w:val="18"/>
-          <w:szCs w:val="18"/>
-        </w:rPr>
-      </w:pPr>
-      <w:r>
-        <w:rPr>
-          <w:rFonts w:hint="eastAsia" w:ascii="微软雅黑" w:hAnsi="微软雅黑" w:eastAsia="微软雅黑"/>
-          <w:b w:val="0"/>
-          <w:sz w:val="18"/>
-          <w:szCs w:val="18"/>
-        </w:rPr>
-        <w:t xml:space="preserve">    private final Part part;</w:t>
-      </w:r>
-    </w:p>
-    <w:p>
-      <w:pPr>
-        <w:rPr>
-          <w:rFonts w:hint="eastAsia" w:ascii="微软雅黑" w:hAnsi="微软雅黑" w:eastAsia="微软雅黑"/>
-          <w:b w:val="0"/>
-          <w:sz w:val="18"/>
-          <w:szCs w:val="18"/>
-        </w:rPr>
-      </w:pPr>
-      <w:r>
-        <w:rPr>
-          <w:rFonts w:hint="eastAsia" w:ascii="微软雅黑" w:hAnsi="微软雅黑" w:eastAsia="微软雅黑"/>
-          <w:b w:val="0"/>
-          <w:sz w:val="18"/>
-          <w:szCs w:val="18"/>
-        </w:rPr>
-        <w:t xml:space="preserve">    // 前端原始文件名</w:t>
-      </w:r>
-    </w:p>
-    <w:p>
-      <w:pPr>
-        <w:rPr>
-          <w:rFonts w:hint="eastAsia" w:ascii="微软雅黑" w:hAnsi="微软雅黑" w:eastAsia="微软雅黑"/>
-          <w:b w:val="0"/>
-          <w:sz w:val="18"/>
-          <w:szCs w:val="18"/>
-        </w:rPr>
-      </w:pPr>
-      <w:r>
-        <w:rPr>
-          <w:rFonts w:hint="eastAsia" w:ascii="微软雅黑" w:hAnsi="微软雅黑" w:eastAsia="微软雅黑"/>
-          <w:b w:val="0"/>
-          <w:sz w:val="18"/>
-          <w:szCs w:val="18"/>
-        </w:rPr>
-        <w:t xml:space="preserve">    private final String filename;</w:t>
-      </w:r>
-    </w:p>
-    <w:p>
-      <w:pPr>
-        <w:rPr>
-          <w:rFonts w:hint="eastAsia" w:ascii="微软雅黑" w:hAnsi="微软雅黑" w:eastAsia="微软雅黑"/>
-          <w:b w:val="0"/>
-          <w:sz w:val="18"/>
-          <w:szCs w:val="18"/>
-        </w:rPr>
-      </w:pPr>
-      <w:r>
-        <w:rPr>
-          <w:rFonts w:hint="eastAsia" w:ascii="微软雅黑" w:hAnsi="微软雅黑" w:eastAsia="微软雅黑"/>
-          <w:b w:val="0"/>
-          <w:sz w:val="18"/>
-          <w:szCs w:val="18"/>
-        </w:rPr>
-        <w:t xml:space="preserve">    // MVC解析multipart请求时构造实例</w:t>
-      </w:r>
-    </w:p>
-    <w:p>
-      <w:pPr>
-        <w:rPr>
-          <w:rFonts w:hint="eastAsia" w:ascii="微软雅黑" w:hAnsi="微软雅黑" w:eastAsia="微软雅黑"/>
-          <w:b w:val="0"/>
-          <w:sz w:val="18"/>
-          <w:szCs w:val="18"/>
-        </w:rPr>
-      </w:pPr>
-      <w:r>
-        <w:rPr>
-          <w:rFonts w:hint="eastAsia" w:ascii="微软雅黑" w:hAnsi="微软雅黑" w:eastAsia="微软雅黑"/>
-          <w:b w:val="0"/>
-          <w:sz w:val="18"/>
-          <w:szCs w:val="18"/>
-        </w:rPr>
-        <w:t xml:space="preserve">    public StandardMultipartFile(Part part, String filename) {</w:t>
-      </w:r>
-    </w:p>
-    <w:p>
-      <w:pPr>
-        <w:rPr>
-          <w:rFonts w:hint="eastAsia" w:ascii="微软雅黑" w:hAnsi="微软雅黑" w:eastAsia="微软雅黑"/>
-          <w:b w:val="0"/>
-          <w:sz w:val="18"/>
-          <w:szCs w:val="18"/>
-        </w:rPr>
-      </w:pPr>
-      <w:r>
-        <w:rPr>
-          <w:rFonts w:hint="eastAsia" w:ascii="微软雅黑" w:hAnsi="微软雅黑" w:eastAsia="微软雅黑"/>
-          <w:b w:val="0"/>
-          <w:sz w:val="18"/>
-          <w:szCs w:val="18"/>
-        </w:rPr>
-        <w:t xml:space="preserve">        this.part = part;</w:t>
-      </w:r>
-    </w:p>
-    <w:p>
-      <w:pPr>
-        <w:rPr>
-          <w:rFonts w:hint="eastAsia" w:ascii="微软雅黑" w:hAnsi="微软雅黑" w:eastAsia="微软雅黑"/>
-          <w:b w:val="0"/>
-          <w:sz w:val="18"/>
-          <w:szCs w:val="18"/>
-        </w:rPr>
-      </w:pPr>
-      <w:r>
-        <w:rPr>
-          <w:rFonts w:hint="eastAsia" w:ascii="微软雅黑" w:hAnsi="微软雅黑" w:eastAsia="微软雅黑"/>
-          <w:b w:val="0"/>
-          <w:sz w:val="18"/>
-          <w:szCs w:val="18"/>
-        </w:rPr>
-        <w:t xml:space="preserve">        this.filename = filename;</w:t>
-      </w:r>
-    </w:p>
-    <w:p>
-      <w:pPr>
-        <w:rPr>
-          <w:rFonts w:hint="eastAsia" w:ascii="微软雅黑" w:hAnsi="微软雅黑" w:eastAsia="微软雅黑"/>
-          <w:b w:val="0"/>
-          <w:sz w:val="18"/>
-          <w:szCs w:val="18"/>
-        </w:rPr>
-      </w:pPr>
-      <w:r>
-        <w:rPr>
-          <w:rFonts w:hint="eastAsia" w:ascii="微软雅黑" w:hAnsi="微软雅黑" w:eastAsia="微软雅黑"/>
-          <w:b w:val="0"/>
-          <w:sz w:val="18"/>
-          <w:szCs w:val="18"/>
-        </w:rPr>
-        <w:t xml:space="preserve">    </w:t>
-      </w:r>
-      <w:r>
-        <w:rPr>
-          <w:rFonts w:hint="eastAsia" w:ascii="微软雅黑" w:hAnsi="微软雅黑" w:eastAsia="微软雅黑"/>
-          <w:b w:val="0"/>
-          <w:sz w:val="18"/>
-          <w:szCs w:val="18"/>
-          <w:lang w:val="en-US" w:eastAsia="zh-CN"/>
+        <w:shd w:val="clear" w:fill="FFFFFF" w:themeFill="background1"/>
+        <w:rPr>
+          <w:rFonts w:hint="eastAsia" w:ascii="微软雅黑" w:hAnsi="微软雅黑" w:eastAsia="微软雅黑"/>
+          <w:b w:val="0"/>
+          <w:sz w:val="21"/>
+          <w:szCs w:val="21"/>
+        </w:rPr>
+      </w:pPr>
+      <w:r>
+        <w:rPr>
+          <w:rFonts w:hint="eastAsia" w:ascii="微软雅黑" w:hAnsi="微软雅黑" w:eastAsia="微软雅黑"/>
+          <w:b w:val="0"/>
+          <w:sz w:val="21"/>
+          <w:szCs w:val="21"/>
+        </w:rPr>
+        <w:t>import java.security.NoSuchAlgorithmException;</w:t>
+      </w:r>
+    </w:p>
+    <w:p>
+      <w:pPr>
+        <w:shd w:val="clear" w:fill="FFFFFF" w:themeFill="background1"/>
+        <w:rPr>
+          <w:rFonts w:hint="eastAsia" w:ascii="微软雅黑" w:hAnsi="微软雅黑" w:eastAsia="微软雅黑"/>
+          <w:b w:val="0"/>
+          <w:sz w:val="21"/>
+          <w:szCs w:val="21"/>
+        </w:rPr>
+      </w:pPr>
+      <w:r>
+        <w:rPr>
+          <w:rFonts w:hint="eastAsia" w:ascii="微软雅黑" w:hAnsi="微软雅黑" w:eastAsia="微软雅黑"/>
+          <w:b w:val="0"/>
+          <w:sz w:val="21"/>
+          <w:szCs w:val="21"/>
+        </w:rPr>
+        <w:t>import java.util.UUID;</w:t>
+      </w:r>
+    </w:p>
+    <w:p>
+      <w:pPr>
+        <w:shd w:val="clear" w:fill="FFFFFF" w:themeFill="background1"/>
+        <w:rPr>
+          <w:rFonts w:hint="eastAsia" w:ascii="微软雅黑" w:hAnsi="微软雅黑" w:eastAsia="微软雅黑"/>
+          <w:b w:val="0"/>
+          <w:sz w:val="21"/>
+          <w:szCs w:val="21"/>
+        </w:rPr>
+      </w:pPr>
+      <w:r>
+        <w:rPr>
+          <w:rFonts w:hint="eastAsia" w:ascii="微软雅黑" w:hAnsi="微软雅黑" w:eastAsia="微软雅黑"/>
+          <w:b w:val="0"/>
+          <w:sz w:val="21"/>
+          <w:szCs w:val="21"/>
+        </w:rPr>
+        <w:t>/**</w:t>
+      </w:r>
+    </w:p>
+    <w:p>
+      <w:pPr>
+        <w:shd w:val="clear" w:fill="FFFFFF" w:themeFill="background1"/>
+        <w:rPr>
+          <w:rFonts w:hint="eastAsia" w:ascii="微软雅黑" w:hAnsi="微软雅黑" w:eastAsia="微软雅黑"/>
+          <w:b w:val="0"/>
+          <w:sz w:val="21"/>
+          <w:szCs w:val="21"/>
+        </w:rPr>
+      </w:pPr>
+      <w:r>
+        <w:rPr>
+          <w:rFonts w:hint="eastAsia" w:ascii="微软雅黑" w:hAnsi="微软雅黑" w:eastAsia="微软雅黑"/>
+          <w:b w:val="0"/>
+          <w:sz w:val="21"/>
+          <w:szCs w:val="21"/>
+        </w:rPr>
+        <w:t xml:space="preserve"> * MinIO工具类，直接复用MVC MultipartFile底层字节流上传，无中间缓存文件</w:t>
+      </w:r>
+    </w:p>
+    <w:p>
+      <w:pPr>
+        <w:shd w:val="clear" w:fill="FFFFFF" w:themeFill="background1"/>
+        <w:rPr>
+          <w:rFonts w:hint="eastAsia" w:ascii="微软雅黑" w:hAnsi="微软雅黑" w:eastAsia="微软雅黑"/>
+          <w:b w:val="0"/>
+          <w:sz w:val="21"/>
+          <w:szCs w:val="21"/>
+        </w:rPr>
+      </w:pPr>
+      <w:r>
+        <w:rPr>
+          <w:rFonts w:hint="eastAsia" w:ascii="微软雅黑" w:hAnsi="微软雅黑" w:eastAsia="微软雅黑"/>
+          <w:b w:val="0"/>
+          <w:sz w:val="21"/>
+          <w:szCs w:val="21"/>
+        </w:rPr>
+        <w:t xml:space="preserve"> */</w:t>
+      </w:r>
+    </w:p>
+    <w:p>
+      <w:pPr>
+        <w:shd w:val="clear" w:fill="FFFFFF" w:themeFill="background1"/>
+        <w:rPr>
+          <w:rFonts w:hint="eastAsia" w:ascii="微软雅黑" w:hAnsi="微软雅黑" w:eastAsia="微软雅黑"/>
+          <w:b w:val="0"/>
+          <w:sz w:val="21"/>
+          <w:szCs w:val="21"/>
+        </w:rPr>
+      </w:pPr>
+      <w:r>
+        <w:rPr>
+          <w:rFonts w:hint="eastAsia" w:ascii="微软雅黑" w:hAnsi="微软雅黑" w:eastAsia="微软雅黑"/>
+          <w:b w:val="0"/>
+          <w:sz w:val="21"/>
+          <w:szCs w:val="21"/>
+        </w:rPr>
+        <w:t>public class MinioUtil {</w:t>
+      </w:r>
+    </w:p>
+    <w:p>
+      <w:pPr>
+        <w:shd w:val="clear" w:fill="FFFFFF" w:themeFill="background1"/>
+        <w:rPr>
+          <w:rFonts w:hint="eastAsia" w:ascii="微软雅黑" w:hAnsi="微软雅黑" w:eastAsia="微软雅黑"/>
+          <w:b w:val="0"/>
+          <w:sz w:val="21"/>
+          <w:szCs w:val="21"/>
+        </w:rPr>
+      </w:pPr>
+    </w:p>
+    <w:p>
+      <w:pPr>
+        <w:shd w:val="clear" w:fill="FFFFFF" w:themeFill="background1"/>
+        <w:rPr>
+          <w:rFonts w:hint="eastAsia" w:ascii="微软雅黑" w:hAnsi="微软雅黑" w:eastAsia="微软雅黑"/>
+          <w:b w:val="0"/>
+          <w:sz w:val="21"/>
+          <w:szCs w:val="21"/>
+        </w:rPr>
+      </w:pPr>
+      <w:r>
+        <w:rPr>
+          <w:rFonts w:hint="eastAsia" w:ascii="微软雅黑" w:hAnsi="微软雅黑" w:eastAsia="微软雅黑"/>
+          <w:b w:val="0"/>
+          <w:sz w:val="21"/>
+          <w:szCs w:val="21"/>
+        </w:rPr>
+        <w:t xml:space="preserve">    // MinIO客户端单例，项目中建议@Bean注入</w:t>
+      </w:r>
+    </w:p>
+    <w:p>
+      <w:pPr>
+        <w:shd w:val="clear" w:fill="FFFFFF" w:themeFill="background1"/>
+        <w:rPr>
+          <w:rFonts w:hint="eastAsia" w:ascii="微软雅黑" w:hAnsi="微软雅黑" w:eastAsia="微软雅黑"/>
+          <w:b w:val="0"/>
+          <w:sz w:val="21"/>
+          <w:szCs w:val="21"/>
+        </w:rPr>
+      </w:pPr>
+      <w:r>
+        <w:rPr>
+          <w:rFonts w:hint="eastAsia" w:ascii="微软雅黑" w:hAnsi="微软雅黑" w:eastAsia="微软雅黑"/>
+          <w:b w:val="0"/>
+          <w:sz w:val="21"/>
+          <w:szCs w:val="21"/>
+        </w:rPr>
+        <w:t xml:space="preserve">    private final MinioClient minioClient;</w:t>
+      </w:r>
+    </w:p>
+    <w:p>
+      <w:pPr>
+        <w:shd w:val="clear" w:fill="FFFFFF" w:themeFill="background1"/>
+        <w:rPr>
+          <w:rFonts w:hint="eastAsia" w:ascii="微软雅黑" w:hAnsi="微软雅黑" w:eastAsia="微软雅黑"/>
+          <w:b w:val="0"/>
+          <w:sz w:val="21"/>
+          <w:szCs w:val="21"/>
+        </w:rPr>
+      </w:pPr>
+      <w:r>
+        <w:rPr>
+          <w:rFonts w:hint="eastAsia" w:ascii="微软雅黑" w:hAnsi="微软雅黑" w:eastAsia="微软雅黑"/>
+          <w:b w:val="0"/>
+          <w:sz w:val="21"/>
+          <w:szCs w:val="21"/>
+        </w:rPr>
+        <w:t xml:space="preserve">    // 存储桶名称</w:t>
+      </w:r>
+    </w:p>
+    <w:p>
+      <w:pPr>
+        <w:shd w:val="clear" w:fill="FFFFFF" w:themeFill="background1"/>
+        <w:rPr>
+          <w:rFonts w:hint="eastAsia" w:ascii="微软雅黑" w:hAnsi="微软雅黑" w:eastAsia="微软雅黑"/>
+          <w:b w:val="0"/>
+          <w:sz w:val="21"/>
+          <w:szCs w:val="21"/>
+        </w:rPr>
+      </w:pPr>
+      <w:r>
+        <w:rPr>
+          <w:rFonts w:hint="eastAsia" w:ascii="微软雅黑" w:hAnsi="微软雅黑" w:eastAsia="微软雅黑"/>
+          <w:b w:val="0"/>
+          <w:sz w:val="21"/>
+          <w:szCs w:val="21"/>
+        </w:rPr>
+        <w:t xml:space="preserve">    private final String bucketName;</w:t>
+      </w:r>
+    </w:p>
+    <w:p>
+      <w:pPr>
+        <w:shd w:val="clear" w:fill="FFFFFF" w:themeFill="background1"/>
+        <w:rPr>
+          <w:rFonts w:hint="eastAsia" w:ascii="微软雅黑" w:hAnsi="微软雅黑" w:eastAsia="微软雅黑"/>
+          <w:b w:val="0"/>
+          <w:sz w:val="21"/>
+          <w:szCs w:val="21"/>
+        </w:rPr>
+      </w:pPr>
+      <w:r>
+        <w:rPr>
+          <w:rFonts w:hint="eastAsia" w:ascii="微软雅黑" w:hAnsi="微软雅黑" w:eastAsia="微软雅黑"/>
+          <w:b w:val="0"/>
+          <w:sz w:val="21"/>
+          <w:szCs w:val="21"/>
+        </w:rPr>
+        <w:t xml:space="preserve">    // 构造注入客户端与桶名</w:t>
+      </w:r>
+    </w:p>
+    <w:p>
+      <w:pPr>
+        <w:shd w:val="clear" w:fill="FFFFFF" w:themeFill="background1"/>
+        <w:rPr>
+          <w:rFonts w:hint="eastAsia" w:ascii="微软雅黑" w:hAnsi="微软雅黑" w:eastAsia="微软雅黑"/>
+          <w:b w:val="0"/>
+          <w:sz w:val="21"/>
+          <w:szCs w:val="21"/>
+        </w:rPr>
+      </w:pPr>
+      <w:r>
+        <w:rPr>
+          <w:rFonts w:hint="eastAsia" w:ascii="微软雅黑" w:hAnsi="微软雅黑" w:eastAsia="微软雅黑"/>
+          <w:b w:val="0"/>
+          <w:sz w:val="21"/>
+          <w:szCs w:val="21"/>
+        </w:rPr>
+        <w:t xml:space="preserve">    public MinioUtil(MinioClient minioClient, String bucketName) {</w:t>
+      </w:r>
+    </w:p>
+    <w:p>
+      <w:pPr>
+        <w:shd w:val="clear" w:fill="FFFFFF" w:themeFill="background1"/>
+        <w:rPr>
+          <w:rFonts w:hint="eastAsia" w:ascii="微软雅黑" w:hAnsi="微软雅黑" w:eastAsia="微软雅黑"/>
+          <w:b w:val="0"/>
+          <w:sz w:val="21"/>
+          <w:szCs w:val="21"/>
+        </w:rPr>
+      </w:pPr>
+      <w:r>
+        <w:rPr>
+          <w:rFonts w:hint="eastAsia" w:ascii="微软雅黑" w:hAnsi="微软雅黑" w:eastAsia="微软雅黑"/>
+          <w:b w:val="0"/>
+          <w:sz w:val="21"/>
+          <w:szCs w:val="21"/>
+        </w:rPr>
+        <w:t xml:space="preserve">        this.minioClient = minioClient;</w:t>
+      </w:r>
+    </w:p>
+    <w:p>
+      <w:pPr>
+        <w:shd w:val="clear" w:fill="FFFFFF" w:themeFill="background1"/>
+        <w:rPr>
+          <w:rFonts w:hint="eastAsia" w:ascii="微软雅黑" w:hAnsi="微软雅黑" w:eastAsia="微软雅黑"/>
+          <w:b w:val="0"/>
+          <w:sz w:val="21"/>
+          <w:szCs w:val="21"/>
+        </w:rPr>
+      </w:pPr>
+      <w:r>
+        <w:rPr>
+          <w:rFonts w:hint="eastAsia" w:ascii="微软雅黑" w:hAnsi="微软雅黑" w:eastAsia="微软雅黑"/>
+          <w:b w:val="0"/>
+          <w:sz w:val="21"/>
+          <w:szCs w:val="21"/>
+        </w:rPr>
+        <w:t xml:space="preserve">        this.bucketName = bucketName;</w:t>
+      </w:r>
+    </w:p>
+    <w:p>
+      <w:pPr>
+        <w:shd w:val="clear" w:fill="FFFFFF" w:themeFill="background1"/>
+        <w:rPr>
+          <w:rFonts w:hint="eastAsia" w:ascii="微软雅黑" w:hAnsi="微软雅黑" w:eastAsia="微软雅黑"/>
+          <w:b w:val="0"/>
+          <w:sz w:val="21"/>
+          <w:szCs w:val="21"/>
+        </w:rPr>
+      </w:pPr>
+      <w:r>
+        <w:rPr>
+          <w:rFonts w:hint="eastAsia" w:ascii="微软雅黑" w:hAnsi="微软雅黑" w:eastAsia="微软雅黑"/>
+          <w:b w:val="0"/>
+          <w:sz w:val="21"/>
+          <w:szCs w:val="21"/>
+        </w:rPr>
+        <w:t xml:space="preserve">    }</w:t>
+      </w:r>
+    </w:p>
+    <w:p>
+      <w:pPr>
+        <w:shd w:val="clear" w:fill="FFFFFF" w:themeFill="background1"/>
+        <w:rPr>
+          <w:rFonts w:hint="eastAsia" w:ascii="微软雅黑" w:hAnsi="微软雅黑" w:eastAsia="微软雅黑"/>
+          <w:b w:val="0"/>
+          <w:sz w:val="21"/>
+          <w:szCs w:val="21"/>
+        </w:rPr>
+      </w:pPr>
+      <w:r>
+        <w:rPr>
+          <w:rFonts w:hint="eastAsia" w:ascii="微软雅黑" w:hAnsi="微软雅黑" w:eastAsia="微软雅黑"/>
+          <w:b w:val="0"/>
+          <w:sz w:val="21"/>
+          <w:szCs w:val="21"/>
+        </w:rPr>
+        <w:t xml:space="preserve">    /**</w:t>
+      </w:r>
+    </w:p>
+    <w:p>
+      <w:pPr>
+        <w:shd w:val="clear" w:fill="FFFFFF" w:themeFill="background1"/>
+        <w:rPr>
+          <w:rFonts w:hint="eastAsia" w:ascii="微软雅黑" w:hAnsi="微软雅黑" w:eastAsia="微软雅黑"/>
+          <w:b w:val="0"/>
+          <w:sz w:val="21"/>
+          <w:szCs w:val="21"/>
+        </w:rPr>
+      </w:pPr>
+      <w:r>
+        <w:rPr>
+          <w:rFonts w:hint="eastAsia" w:ascii="微软雅黑" w:hAnsi="微软雅黑" w:eastAsia="微软雅黑"/>
+          <w:b w:val="0"/>
+          <w:sz w:val="21"/>
+          <w:szCs w:val="21"/>
+        </w:rPr>
+        <w:t xml:space="preserve">     * 核心上传方法：接收Spring MVC MultipartFile，直接传递底层InputStream</w:t>
+      </w:r>
+    </w:p>
+    <w:p>
+      <w:pPr>
+        <w:shd w:val="clear" w:fill="FFFFFF" w:themeFill="background1"/>
+        <w:rPr>
+          <w:rFonts w:hint="eastAsia" w:ascii="微软雅黑" w:hAnsi="微软雅黑" w:eastAsia="微软雅黑"/>
+          <w:b w:val="0"/>
+          <w:sz w:val="21"/>
+          <w:szCs w:val="21"/>
+        </w:rPr>
+      </w:pPr>
+      <w:r>
+        <w:rPr>
+          <w:rFonts w:hint="eastAsia" w:ascii="微软雅黑" w:hAnsi="微软雅黑" w:eastAsia="微软雅黑"/>
+          <w:b w:val="0"/>
+          <w:sz w:val="21"/>
+          <w:szCs w:val="21"/>
+        </w:rPr>
+        <w:t xml:space="preserve">     * @param file MVC封装的文件对象（StandardMultipartFile实现）</w:t>
+      </w:r>
+    </w:p>
+    <w:p>
+      <w:pPr>
+        <w:shd w:val="clear" w:fill="FFFFFF" w:themeFill="background1"/>
+        <w:rPr>
+          <w:rFonts w:hint="eastAsia" w:ascii="微软雅黑" w:hAnsi="微软雅黑" w:eastAsia="微软雅黑"/>
+          <w:b w:val="0"/>
+          <w:sz w:val="21"/>
+          <w:szCs w:val="21"/>
+        </w:rPr>
+      </w:pPr>
+      <w:r>
+        <w:rPr>
+          <w:rFonts w:hint="eastAsia" w:ascii="微软雅黑" w:hAnsi="微软雅黑" w:eastAsia="微软雅黑"/>
+          <w:b w:val="0"/>
+          <w:sz w:val="21"/>
+          <w:szCs w:val="21"/>
+        </w:rPr>
+        <w:t xml:space="preserve">     * @return MinIO存储路径</w:t>
+      </w:r>
+    </w:p>
+    <w:p>
+      <w:pPr>
+        <w:shd w:val="clear" w:fill="FFFFFF" w:themeFill="background1"/>
+        <w:rPr>
+          <w:rFonts w:hint="eastAsia" w:ascii="微软雅黑" w:hAnsi="微软雅黑" w:eastAsia="微软雅黑"/>
+          <w:b w:val="0"/>
+          <w:sz w:val="21"/>
+          <w:szCs w:val="21"/>
+        </w:rPr>
+      </w:pPr>
+      <w:r>
+        <w:rPr>
+          <w:rFonts w:hint="eastAsia" w:ascii="微软雅黑" w:hAnsi="微软雅黑" w:eastAsia="微软雅黑"/>
+          <w:b w:val="0"/>
+          <w:sz w:val="21"/>
+          <w:szCs w:val="21"/>
+        </w:rPr>
+        <w:t xml:space="preserve">     */</w:t>
+      </w:r>
+    </w:p>
+    <w:p>
+      <w:pPr>
+        <w:shd w:val="clear" w:fill="FFFFFF" w:themeFill="background1"/>
+        <w:rPr>
+          <w:rFonts w:hint="eastAsia" w:ascii="微软雅黑" w:hAnsi="微软雅黑" w:eastAsia="微软雅黑"/>
+          <w:b w:val="0"/>
+          <w:sz w:val="21"/>
+          <w:szCs w:val="21"/>
+        </w:rPr>
+      </w:pPr>
+      <w:r>
+        <w:rPr>
+          <w:rFonts w:hint="eastAsia" w:ascii="微软雅黑" w:hAnsi="微软雅黑" w:eastAsia="微软雅黑"/>
+          <w:b w:val="0"/>
+          <w:sz w:val="21"/>
+          <w:szCs w:val="21"/>
+        </w:rPr>
+        <w:t xml:space="preserve">    public String upload(MultipartFile file) throws ServerException, InsufficientDataException, ErrorResponseException, IOException, NoSuchAlgorithmException, InvalidKeyException, InvalidResponseException, XmlParserException, InternalException {</w:t>
+      </w:r>
+    </w:p>
+    <w:p>
+      <w:pPr>
+        <w:shd w:val="clear" w:fill="FFFFFF" w:themeFill="background1"/>
+        <w:rPr>
+          <w:rFonts w:hint="eastAsia" w:ascii="微软雅黑" w:hAnsi="微软雅黑" w:eastAsia="微软雅黑"/>
+          <w:b w:val="0"/>
+          <w:sz w:val="21"/>
+          <w:szCs w:val="21"/>
+        </w:rPr>
+      </w:pPr>
+      <w:r>
+        <w:rPr>
+          <w:rFonts w:hint="eastAsia" w:ascii="微软雅黑" w:hAnsi="微软雅黑" w:eastAsia="微软雅黑"/>
+          <w:b w:val="0"/>
+          <w:sz w:val="21"/>
+          <w:szCs w:val="21"/>
+        </w:rPr>
+        <w:t xml:space="preserve">        // 1. 获取前端原始文件名</w:t>
+      </w:r>
+    </w:p>
+    <w:p>
+      <w:pPr>
+        <w:shd w:val="clear" w:fill="FFFFFF" w:themeFill="background1"/>
+        <w:rPr>
+          <w:rFonts w:hint="eastAsia" w:ascii="微软雅黑" w:hAnsi="微软雅黑" w:eastAsia="微软雅黑"/>
+          <w:b w:val="0"/>
+          <w:sz w:val="21"/>
+          <w:szCs w:val="21"/>
+        </w:rPr>
+      </w:pPr>
+      <w:r>
+        <w:rPr>
+          <w:rFonts w:hint="eastAsia" w:ascii="微软雅黑" w:hAnsi="微软雅黑" w:eastAsia="微软雅黑"/>
+          <w:b w:val="0"/>
+          <w:sz w:val="21"/>
+          <w:szCs w:val="21"/>
+        </w:rPr>
+        <w:t xml:space="preserve">        String originalFilename = file.getOriginalFilename();</w:t>
+      </w:r>
+    </w:p>
+    <w:p>
+      <w:pPr>
+        <w:shd w:val="clear" w:fill="FFFFFF" w:themeFill="background1"/>
+        <w:rPr>
+          <w:rFonts w:hint="eastAsia" w:ascii="微软雅黑" w:hAnsi="微软雅黑" w:eastAsia="微软雅黑"/>
+          <w:b w:val="0"/>
+          <w:sz w:val="21"/>
+          <w:szCs w:val="21"/>
+        </w:rPr>
+      </w:pPr>
+      <w:r>
+        <w:rPr>
+          <w:rFonts w:hint="eastAsia" w:ascii="微软雅黑" w:hAnsi="微软雅黑" w:eastAsia="微软雅黑"/>
+          <w:b w:val="0"/>
+          <w:sz w:val="21"/>
+          <w:szCs w:val="21"/>
+        </w:rPr>
+        <w:t xml:space="preserve">        // 2. 生成唯一文件名防止覆盖</w:t>
+      </w:r>
+    </w:p>
+    <w:p>
+      <w:pPr>
+        <w:shd w:val="clear" w:fill="FFFFFF" w:themeFill="background1"/>
+        <w:rPr>
+          <w:rFonts w:hint="eastAsia" w:ascii="微软雅黑" w:hAnsi="微软雅黑" w:eastAsia="微软雅黑"/>
+          <w:b w:val="0"/>
+          <w:sz w:val="21"/>
+          <w:szCs w:val="21"/>
+        </w:rPr>
+      </w:pPr>
+      <w:r>
+        <w:rPr>
+          <w:rFonts w:hint="eastAsia" w:ascii="微软雅黑" w:hAnsi="微软雅黑" w:eastAsia="微软雅黑"/>
+          <w:b w:val="0"/>
+          <w:sz w:val="21"/>
+          <w:szCs w:val="21"/>
+        </w:rPr>
+        <w:t xml:space="preserve">        String suffix = originalFilename.substring(originalFilename.lastIndexOf("."));</w:t>
+      </w:r>
+    </w:p>
+    <w:p>
+      <w:pPr>
+        <w:shd w:val="clear" w:fill="FFFFFF" w:themeFill="background1"/>
+        <w:rPr>
+          <w:rFonts w:hint="eastAsia" w:ascii="微软雅黑" w:hAnsi="微软雅黑" w:eastAsia="微软雅黑"/>
+          <w:b w:val="0"/>
+          <w:sz w:val="21"/>
+          <w:szCs w:val="21"/>
+        </w:rPr>
+      </w:pPr>
+      <w:r>
+        <w:rPr>
+          <w:rFonts w:hint="eastAsia" w:ascii="微软雅黑" w:hAnsi="微软雅黑" w:eastAsia="微软雅黑"/>
+          <w:b w:val="0"/>
+          <w:sz w:val="21"/>
+          <w:szCs w:val="21"/>
+        </w:rPr>
+        <w:t xml:space="preserve">        String uniqueFileName = UUID.randomUUID() + suffix;</w:t>
+      </w:r>
+    </w:p>
+    <w:p>
+      <w:pPr>
+        <w:shd w:val="clear" w:fill="FFFFFF" w:themeFill="background1"/>
+        <w:rPr>
+          <w:rFonts w:hint="eastAsia" w:ascii="微软雅黑" w:hAnsi="微软雅黑" w:eastAsia="微软雅黑"/>
+          <w:b w:val="0"/>
+          <w:sz w:val="21"/>
+          <w:szCs w:val="21"/>
+        </w:rPr>
+      </w:pPr>
+      <w:r>
+        <w:rPr>
+          <w:rFonts w:hint="eastAsia" w:ascii="微软雅黑" w:hAnsi="微软雅黑" w:eastAsia="微软雅黑"/>
+          <w:b w:val="0"/>
+          <w:sz w:val="21"/>
+          <w:szCs w:val="21"/>
+        </w:rPr>
+        <w:t xml:space="preserve">        // 3. 获取MVC底层Servlet Part的原生输入流（核心，不落地本地磁盘）</w:t>
+      </w:r>
+    </w:p>
+    <w:p>
+      <w:pPr>
+        <w:shd w:val="clear" w:fill="FFFFFF" w:themeFill="background1"/>
+        <w:rPr>
+          <w:rFonts w:hint="eastAsia" w:ascii="微软雅黑" w:hAnsi="微软雅黑" w:eastAsia="微软雅黑"/>
+          <w:b w:val="0"/>
+          <w:sz w:val="21"/>
+          <w:szCs w:val="21"/>
+        </w:rPr>
+      </w:pPr>
+      <w:r>
+        <w:rPr>
+          <w:rFonts w:hint="eastAsia" w:ascii="微软雅黑" w:hAnsi="微软雅黑" w:eastAsia="微软雅黑"/>
+          <w:b w:val="0"/>
+          <w:sz w:val="21"/>
+          <w:szCs w:val="21"/>
+        </w:rPr>
+        <w:t xml:space="preserve">        try (InputStream inputStream = file.getInputStream()) {</w:t>
+      </w:r>
+    </w:p>
+    <w:p>
+      <w:pPr>
+        <w:shd w:val="clear" w:fill="FFFFFF" w:themeFill="background1"/>
+        <w:rPr>
+          <w:rFonts w:hint="eastAsia" w:ascii="微软雅黑" w:hAnsi="微软雅黑" w:eastAsia="微软雅黑"/>
+          <w:b w:val="0"/>
+          <w:sz w:val="21"/>
+          <w:szCs w:val="21"/>
+        </w:rPr>
+      </w:pPr>
+      <w:r>
+        <w:rPr>
+          <w:rFonts w:hint="eastAsia" w:ascii="微软雅黑" w:hAnsi="微软雅黑" w:eastAsia="微软雅黑"/>
+          <w:b w:val="0"/>
+          <w:sz w:val="21"/>
+          <w:szCs w:val="21"/>
+        </w:rPr>
+        <w:t xml:space="preserve">            // 4. 构建MinIO上传参数，直接传入文件流</w:t>
+      </w:r>
+    </w:p>
+    <w:p>
+      <w:pPr>
+        <w:shd w:val="clear" w:fill="FFFFFF" w:themeFill="background1"/>
+        <w:rPr>
+          <w:rFonts w:hint="eastAsia" w:ascii="微软雅黑" w:hAnsi="微软雅黑" w:eastAsia="微软雅黑"/>
+          <w:b w:val="0"/>
+          <w:sz w:val="21"/>
+          <w:szCs w:val="21"/>
+        </w:rPr>
+      </w:pPr>
+      <w:r>
+        <w:rPr>
+          <w:rFonts w:hint="eastAsia" w:ascii="微软雅黑" w:hAnsi="微软雅黑" w:eastAsia="微软雅黑"/>
+          <w:b w:val="0"/>
+          <w:sz w:val="21"/>
+          <w:szCs w:val="21"/>
+        </w:rPr>
+        <w:t xml:space="preserve">            PutObjectArgs args = PutObjectArgs.builder()</w:t>
+      </w:r>
+    </w:p>
+    <w:p>
+      <w:pPr>
+        <w:shd w:val="clear" w:fill="FFFFFF" w:themeFill="background1"/>
+        <w:rPr>
+          <w:rFonts w:hint="eastAsia" w:ascii="微软雅黑" w:hAnsi="微软雅黑" w:eastAsia="微软雅黑"/>
+          <w:b w:val="0"/>
+          <w:sz w:val="21"/>
+          <w:szCs w:val="21"/>
+        </w:rPr>
+      </w:pPr>
+      <w:r>
+        <w:rPr>
+          <w:rFonts w:hint="eastAsia" w:ascii="微软雅黑" w:hAnsi="微软雅黑" w:eastAsia="微软雅黑"/>
+          <w:b w:val="0"/>
+          <w:sz w:val="21"/>
+          <w:szCs w:val="21"/>
+        </w:rPr>
+        <w:t xml:space="preserve">                    .bucket(bucketName)</w:t>
+      </w:r>
+    </w:p>
+    <w:p>
+      <w:pPr>
+        <w:shd w:val="clear" w:fill="FFFFFF" w:themeFill="background1"/>
+        <w:rPr>
+          <w:rFonts w:hint="eastAsia" w:ascii="微软雅黑" w:hAnsi="微软雅黑" w:eastAsia="微软雅黑"/>
+          <w:b w:val="0"/>
+          <w:sz w:val="21"/>
+          <w:szCs w:val="21"/>
+        </w:rPr>
+      </w:pPr>
+      <w:r>
+        <w:rPr>
+          <w:rFonts w:hint="eastAsia" w:ascii="微软雅黑" w:hAnsi="微软雅黑" w:eastAsia="微软雅黑"/>
+          <w:b w:val="0"/>
+          <w:sz w:val="21"/>
+          <w:szCs w:val="21"/>
+        </w:rPr>
+        <w:t xml:space="preserve">                    .object(uniqueFileName)</w:t>
+      </w:r>
+    </w:p>
+    <w:p>
+      <w:pPr>
+        <w:shd w:val="clear" w:fill="FFFFFF" w:themeFill="background1"/>
+        <w:rPr>
+          <w:rFonts w:hint="eastAsia" w:ascii="微软雅黑" w:hAnsi="微软雅黑" w:eastAsia="微软雅黑"/>
+          <w:b w:val="0"/>
+          <w:sz w:val="21"/>
+          <w:szCs w:val="21"/>
+        </w:rPr>
+      </w:pPr>
+      <w:r>
+        <w:rPr>
+          <w:rFonts w:hint="eastAsia" w:ascii="微软雅黑" w:hAnsi="微软雅黑" w:eastAsia="微软雅黑"/>
+          <w:b w:val="0"/>
+          <w:sz w:val="21"/>
+          <w:szCs w:val="21"/>
+        </w:rPr>
+        <w:t xml:space="preserve">                    .stream(inputStream, file.getSize(), -1)</w:t>
+      </w:r>
+    </w:p>
+    <w:p>
+      <w:pPr>
+        <w:shd w:val="clear" w:fill="FFFFFF" w:themeFill="background1"/>
+        <w:rPr>
+          <w:rFonts w:hint="eastAsia" w:ascii="微软雅黑" w:hAnsi="微软雅黑" w:eastAsia="微软雅黑"/>
+          <w:b w:val="0"/>
+          <w:sz w:val="21"/>
+          <w:szCs w:val="21"/>
+        </w:rPr>
+      </w:pPr>
+      <w:r>
+        <w:rPr>
+          <w:rFonts w:hint="eastAsia" w:ascii="微软雅黑" w:hAnsi="微软雅黑" w:eastAsia="微软雅黑"/>
+          <w:b w:val="0"/>
+          <w:sz w:val="21"/>
+          <w:szCs w:val="21"/>
+        </w:rPr>
+        <w:t xml:space="preserve">                    .contentType(file.getContentType())</w:t>
+      </w:r>
+    </w:p>
+    <w:p>
+      <w:pPr>
+        <w:shd w:val="clear" w:fill="FFFFFF" w:themeFill="background1"/>
+        <w:rPr>
+          <w:rFonts w:hint="eastAsia" w:ascii="微软雅黑" w:hAnsi="微软雅黑" w:eastAsia="微软雅黑"/>
+          <w:b w:val="0"/>
+          <w:sz w:val="21"/>
+          <w:szCs w:val="21"/>
+        </w:rPr>
+      </w:pPr>
+      <w:r>
+        <w:rPr>
+          <w:rFonts w:hint="eastAsia" w:ascii="微软雅黑" w:hAnsi="微软雅黑" w:eastAsia="微软雅黑"/>
+          <w:b w:val="0"/>
+          <w:sz w:val="21"/>
+          <w:szCs w:val="21"/>
+        </w:rPr>
+        <w:t xml:space="preserve">                    .build();</w:t>
+      </w:r>
+    </w:p>
+    <w:p>
+      <w:pPr>
+        <w:shd w:val="clear" w:fill="FFFFFF" w:themeFill="background1"/>
+        <w:rPr>
+          <w:rFonts w:hint="eastAsia" w:ascii="微软雅黑" w:hAnsi="微软雅黑" w:eastAsia="微软雅黑"/>
+          <w:b w:val="0"/>
+          <w:sz w:val="21"/>
+          <w:szCs w:val="21"/>
+        </w:rPr>
+      </w:pPr>
+      <w:r>
+        <w:rPr>
+          <w:rFonts w:hint="eastAsia" w:ascii="微软雅黑" w:hAnsi="微软雅黑" w:eastAsia="微软雅黑"/>
+          <w:b w:val="0"/>
+          <w:sz w:val="21"/>
+          <w:szCs w:val="21"/>
+        </w:rPr>
+        <w:t xml:space="preserve">            // 5. 调用MinioClient上传，流直接转发至MinIO服务</w:t>
+      </w:r>
+    </w:p>
+    <w:p>
+      <w:pPr>
+        <w:shd w:val="clear" w:fill="FFFFFF" w:themeFill="background1"/>
+        <w:rPr>
+          <w:rFonts w:hint="eastAsia" w:ascii="微软雅黑" w:hAnsi="微软雅黑" w:eastAsia="微软雅黑"/>
+          <w:b w:val="0"/>
+          <w:sz w:val="21"/>
+          <w:szCs w:val="21"/>
+        </w:rPr>
+      </w:pPr>
+      <w:r>
+        <w:rPr>
+          <w:rFonts w:hint="eastAsia" w:ascii="微软雅黑" w:hAnsi="微软雅黑" w:eastAsia="微软雅黑"/>
+          <w:b w:val="0"/>
+          <w:sz w:val="21"/>
+          <w:szCs w:val="21"/>
+        </w:rPr>
+        <w:t xml:space="preserve">            minioClient.putObject(args);</w:t>
+      </w:r>
+    </w:p>
+    <w:p>
+      <w:pPr>
+        <w:shd w:val="clear" w:fill="FFFFFF" w:themeFill="background1"/>
+        <w:rPr>
+          <w:rFonts w:hint="eastAsia" w:ascii="微软雅黑" w:hAnsi="微软雅黑" w:eastAsia="微软雅黑"/>
+          <w:b w:val="0"/>
+          <w:sz w:val="21"/>
+          <w:szCs w:val="21"/>
+        </w:rPr>
+      </w:pPr>
+      <w:r>
+        <w:rPr>
+          <w:rFonts w:hint="eastAsia" w:ascii="微软雅黑" w:hAnsi="微软雅黑" w:eastAsia="微软雅黑"/>
+          <w:b w:val="0"/>
+          <w:sz w:val="21"/>
+          <w:szCs w:val="21"/>
+        </w:rPr>
+        <w:t xml:space="preserve">        }</w:t>
+      </w:r>
+    </w:p>
+    <w:p>
+      <w:pPr>
+        <w:shd w:val="clear" w:fill="FFFFFF" w:themeFill="background1"/>
+        <w:rPr>
+          <w:rFonts w:hint="eastAsia" w:ascii="微软雅黑" w:hAnsi="微软雅黑" w:eastAsia="微软雅黑"/>
+          <w:b w:val="0"/>
+          <w:sz w:val="21"/>
+          <w:szCs w:val="21"/>
+        </w:rPr>
+      </w:pPr>
+      <w:r>
+        <w:rPr>
+          <w:rFonts w:hint="eastAsia" w:ascii="微软雅黑" w:hAnsi="微软雅黑" w:eastAsia="微软雅黑"/>
+          <w:b w:val="0"/>
+          <w:sz w:val="21"/>
+          <w:szCs w:val="21"/>
+        </w:rPr>
+        <w:t xml:space="preserve">        // 返回访问路径</w:t>
+      </w:r>
+    </w:p>
+    <w:p>
+      <w:pPr>
+        <w:shd w:val="clear" w:fill="FFFFFF" w:themeFill="background1"/>
+        <w:rPr>
+          <w:rFonts w:hint="eastAsia" w:ascii="微软雅黑" w:hAnsi="微软雅黑" w:eastAsia="微软雅黑"/>
+          <w:b w:val="0"/>
+          <w:sz w:val="21"/>
+          <w:szCs w:val="21"/>
+        </w:rPr>
+      </w:pPr>
+      <w:r>
+        <w:rPr>
+          <w:rFonts w:hint="eastAsia" w:ascii="微软雅黑" w:hAnsi="微软雅黑" w:eastAsia="微软雅黑"/>
+          <w:b w:val="0"/>
+          <w:sz w:val="21"/>
+          <w:szCs w:val="21"/>
+        </w:rPr>
+        <w:t xml:space="preserve">        return "/" + bucketName + "/" + uniqueFileName;</w:t>
+      </w:r>
+    </w:p>
+    <w:p>
+      <w:pPr>
+        <w:shd w:val="clear" w:fill="FFFFFF" w:themeFill="background1"/>
+        <w:rPr>
+          <w:rFonts w:hint="eastAsia" w:ascii="微软雅黑" w:hAnsi="微软雅黑" w:eastAsia="微软雅黑"/>
+          <w:b w:val="0"/>
+          <w:sz w:val="21"/>
+          <w:szCs w:val="21"/>
+        </w:rPr>
+      </w:pPr>
+      <w:r>
+        <w:rPr>
+          <w:rFonts w:hint="eastAsia" w:ascii="微软雅黑" w:hAnsi="微软雅黑" w:eastAsia="微软雅黑"/>
+          <w:b w:val="0"/>
+          <w:sz w:val="21"/>
+          <w:szCs w:val="21"/>
+        </w:rPr>
+        <w:t xml:space="preserve">    }</w:t>
+      </w:r>
+    </w:p>
+    <w:p>
+      <w:pPr>
+        <w:shd w:val="clear" w:fill="FFFFFF" w:themeFill="background1"/>
+        <w:rPr>
+          <w:rFonts w:hint="eastAsia" w:ascii="微软雅黑" w:hAnsi="微软雅黑" w:eastAsia="微软雅黑"/>
+          <w:b w:val="0"/>
+          <w:sz w:val="21"/>
+          <w:szCs w:val="21"/>
+        </w:rPr>
+      </w:pPr>
+      <w:r>
+        <w:rPr>
+          <w:rFonts w:hint="eastAsia" w:ascii="微软雅黑" w:hAnsi="微软雅黑" w:eastAsia="微软雅黑"/>
+          <w:b w:val="0"/>
+          <w:sz w:val="21"/>
+          <w:szCs w:val="21"/>
         </w:rPr>
         <w:t>}</w:t>
       </w:r>
     </w:p>
     <w:p>
       <w:pPr>
-        <w:rPr>
-          <w:rFonts w:hint="eastAsia" w:ascii="微软雅黑" w:hAnsi="微软雅黑" w:eastAsia="微软雅黑"/>
-          <w:b w:val="0"/>
-          <w:sz w:val="18"/>
-          <w:szCs w:val="18"/>
-        </w:rPr>
-      </w:pPr>
-      <w:r>
-        <w:rPr>
-          <w:rFonts w:hint="eastAsia" w:ascii="微软雅黑" w:hAnsi="微软雅黑" w:eastAsia="微软雅黑"/>
-          <w:b w:val="0"/>
-          <w:sz w:val="18"/>
-          <w:szCs w:val="18"/>
-        </w:rPr>
-        <w:t xml:space="preserve">    @Override</w:t>
-      </w:r>
-    </w:p>
-    <w:p>
-      <w:pPr>
-        <w:rPr>
-          <w:rFonts w:hint="eastAsia" w:ascii="微软雅黑" w:hAnsi="微软雅黑" w:eastAsia="微软雅黑"/>
-          <w:b w:val="0"/>
-          <w:sz w:val="18"/>
-          <w:szCs w:val="18"/>
-        </w:rPr>
-      </w:pPr>
-      <w:r>
-        <w:rPr>
-          <w:rFonts w:hint="eastAsia" w:ascii="微软雅黑" w:hAnsi="微软雅黑" w:eastAsia="微软雅黑"/>
-          <w:b w:val="0"/>
-          <w:sz w:val="18"/>
-          <w:szCs w:val="18"/>
-        </w:rPr>
-        <w:t xml:space="preserve">    public String getName() {</w:t>
-      </w:r>
-    </w:p>
-    <w:p>
-      <w:pPr>
-        <w:rPr>
-          <w:rFonts w:hint="eastAsia" w:ascii="微软雅黑" w:hAnsi="微软雅黑" w:eastAsia="微软雅黑"/>
-          <w:b w:val="0"/>
-          <w:sz w:val="18"/>
-          <w:szCs w:val="18"/>
-        </w:rPr>
-      </w:pPr>
-      <w:r>
-        <w:rPr>
-          <w:rFonts w:hint="eastAsia" w:ascii="微软雅黑" w:hAnsi="微软雅黑" w:eastAsia="微软雅黑"/>
-          <w:b w:val="0"/>
-          <w:sz w:val="18"/>
-          <w:szCs w:val="18"/>
-        </w:rPr>
-        <w:t xml:space="preserve">        return this.part.getName();</w:t>
-      </w:r>
-    </w:p>
-    <w:p>
-      <w:pPr>
-        <w:rPr>
-          <w:rFonts w:hint="eastAsia" w:ascii="微软雅黑" w:hAnsi="微软雅黑" w:eastAsia="微软雅黑"/>
-          <w:b w:val="0"/>
-          <w:sz w:val="18"/>
-          <w:szCs w:val="18"/>
-        </w:rPr>
-      </w:pPr>
-      <w:r>
-        <w:rPr>
-          <w:rFonts w:hint="eastAsia" w:ascii="微软雅黑" w:hAnsi="微软雅黑" w:eastAsia="微软雅黑"/>
-          <w:b w:val="0"/>
-          <w:sz w:val="18"/>
-          <w:szCs w:val="18"/>
-        </w:rPr>
-        <w:t xml:space="preserve">    }</w:t>
-      </w:r>
-    </w:p>
-    <w:p>
-      <w:pPr>
-        <w:rPr>
-          <w:rFonts w:hint="eastAsia" w:ascii="微软雅黑" w:hAnsi="微软雅黑" w:eastAsia="微软雅黑"/>
-          <w:b w:val="0"/>
-          <w:sz w:val="18"/>
-          <w:szCs w:val="18"/>
-        </w:rPr>
-      </w:pPr>
-      <w:r>
-        <w:rPr>
-          <w:rFonts w:hint="eastAsia" w:ascii="微软雅黑" w:hAnsi="微软雅黑" w:eastAsia="微软雅黑"/>
-          <w:b w:val="0"/>
-          <w:sz w:val="18"/>
-          <w:szCs w:val="18"/>
-        </w:rPr>
-        <w:t xml:space="preserve">    @Override</w:t>
-      </w:r>
-    </w:p>
-    <w:p>
-      <w:pPr>
-        <w:rPr>
-          <w:rFonts w:hint="eastAsia" w:ascii="微软雅黑" w:hAnsi="微软雅黑" w:eastAsia="微软雅黑"/>
-          <w:b w:val="0"/>
-          <w:sz w:val="18"/>
-          <w:szCs w:val="18"/>
-        </w:rPr>
-      </w:pPr>
-      <w:r>
-        <w:rPr>
-          <w:rFonts w:hint="eastAsia" w:ascii="微软雅黑" w:hAnsi="微软雅黑" w:eastAsia="微软雅黑"/>
-          <w:b w:val="0"/>
-          <w:sz w:val="18"/>
-          <w:szCs w:val="18"/>
-        </w:rPr>
-        <w:t xml:space="preserve">    public String getOriginalFilename() {</w:t>
-      </w:r>
-    </w:p>
-    <w:p>
-      <w:pPr>
-        <w:rPr>
-          <w:rFonts w:hint="eastAsia" w:ascii="微软雅黑" w:hAnsi="微软雅黑" w:eastAsia="微软雅黑"/>
-          <w:b w:val="0"/>
-          <w:sz w:val="18"/>
-          <w:szCs w:val="18"/>
-        </w:rPr>
-      </w:pPr>
-      <w:r>
-        <w:rPr>
-          <w:rFonts w:hint="eastAsia" w:ascii="微软雅黑" w:hAnsi="微软雅黑" w:eastAsia="微软雅黑"/>
-          <w:b w:val="0"/>
-          <w:sz w:val="18"/>
-          <w:szCs w:val="18"/>
-        </w:rPr>
-        <w:t xml:space="preserve">        return this.filename;</w:t>
-      </w:r>
-    </w:p>
-    <w:p>
-      <w:pPr>
-        <w:rPr>
-          <w:rFonts w:hint="eastAsia" w:ascii="微软雅黑" w:hAnsi="微软雅黑" w:eastAsia="微软雅黑"/>
-          <w:b w:val="0"/>
-          <w:sz w:val="18"/>
-          <w:szCs w:val="18"/>
-        </w:rPr>
-      </w:pPr>
-      <w:r>
-        <w:rPr>
-          <w:rFonts w:hint="eastAsia" w:ascii="微软雅黑" w:hAnsi="微软雅黑" w:eastAsia="微软雅黑"/>
-          <w:b w:val="0"/>
-          <w:sz w:val="18"/>
-          <w:szCs w:val="18"/>
-        </w:rPr>
-        <w:t xml:space="preserve">    }</w:t>
-      </w:r>
-    </w:p>
-    <w:p>
-      <w:pPr>
-        <w:rPr>
-          <w:rFonts w:hint="eastAsia" w:ascii="微软雅黑" w:hAnsi="微软雅黑" w:eastAsia="微软雅黑"/>
-          <w:b w:val="0"/>
-          <w:sz w:val="18"/>
-          <w:szCs w:val="18"/>
-        </w:rPr>
-      </w:pPr>
-      <w:r>
-        <w:rPr>
-          <w:rFonts w:hint="eastAsia" w:ascii="微软雅黑" w:hAnsi="微软雅黑" w:eastAsia="微软雅黑"/>
-          <w:b w:val="0"/>
-          <w:sz w:val="18"/>
-          <w:szCs w:val="18"/>
-        </w:rPr>
-        <w:t xml:space="preserve">    @Override</w:t>
-      </w:r>
-    </w:p>
-    <w:p>
-      <w:pPr>
-        <w:rPr>
-          <w:rFonts w:hint="eastAsia" w:ascii="微软雅黑" w:hAnsi="微软雅黑" w:eastAsia="微软雅黑"/>
-          <w:b w:val="0"/>
-          <w:sz w:val="18"/>
-          <w:szCs w:val="18"/>
-        </w:rPr>
-      </w:pPr>
-      <w:r>
-        <w:rPr>
-          <w:rFonts w:hint="eastAsia" w:ascii="微软雅黑" w:hAnsi="微软雅黑" w:eastAsia="微软雅黑"/>
-          <w:b w:val="0"/>
-          <w:sz w:val="18"/>
-          <w:szCs w:val="18"/>
-        </w:rPr>
-        <w:t xml:space="preserve">    public String getContentType() {</w:t>
-      </w:r>
-    </w:p>
-    <w:p>
-      <w:pPr>
-        <w:rPr>
-          <w:rFonts w:hint="eastAsia" w:ascii="微软雅黑" w:hAnsi="微软雅黑" w:eastAsia="微软雅黑"/>
-          <w:b w:val="0"/>
-          <w:sz w:val="18"/>
-          <w:szCs w:val="18"/>
-        </w:rPr>
-      </w:pPr>
-      <w:r>
-        <w:rPr>
-          <w:rFonts w:hint="eastAsia" w:ascii="微软雅黑" w:hAnsi="微软雅黑" w:eastAsia="微软雅黑"/>
-          <w:b w:val="0"/>
-          <w:sz w:val="18"/>
-          <w:szCs w:val="18"/>
-        </w:rPr>
-        <w:t xml:space="preserve">        return this.part.getContentType();</w:t>
-      </w:r>
-    </w:p>
-    <w:p>
-      <w:pPr>
-        <w:rPr>
-          <w:rFonts w:hint="eastAsia" w:ascii="微软雅黑" w:hAnsi="微软雅黑" w:eastAsia="微软雅黑"/>
-          <w:b w:val="0"/>
-          <w:sz w:val="18"/>
-          <w:szCs w:val="18"/>
-        </w:rPr>
-      </w:pPr>
-      <w:r>
-        <w:rPr>
-          <w:rFonts w:hint="eastAsia" w:ascii="微软雅黑" w:hAnsi="微软雅黑" w:eastAsia="微软雅黑"/>
-          <w:b w:val="0"/>
-          <w:sz w:val="18"/>
-          <w:szCs w:val="18"/>
-        </w:rPr>
-        <w:t xml:space="preserve">    }</w:t>
-      </w:r>
-    </w:p>
-    <w:p>
-      <w:pPr>
-        <w:rPr>
-          <w:rFonts w:hint="eastAsia" w:ascii="微软雅黑" w:hAnsi="微软雅黑" w:eastAsia="微软雅黑"/>
-          <w:b w:val="0"/>
-          <w:sz w:val="18"/>
-          <w:szCs w:val="18"/>
-        </w:rPr>
-      </w:pPr>
-      <w:r>
-        <w:rPr>
-          <w:rFonts w:hint="eastAsia" w:ascii="微软雅黑" w:hAnsi="微软雅黑" w:eastAsia="微软雅黑"/>
-          <w:b w:val="0"/>
-          <w:sz w:val="18"/>
-          <w:szCs w:val="18"/>
-        </w:rPr>
-        <w:t xml:space="preserve">    @Override</w:t>
-      </w:r>
-    </w:p>
-    <w:p>
-      <w:pPr>
-        <w:rPr>
-          <w:rFonts w:hint="eastAsia" w:ascii="微软雅黑" w:hAnsi="微软雅黑" w:eastAsia="微软雅黑"/>
-          <w:b w:val="0"/>
-          <w:sz w:val="18"/>
-          <w:szCs w:val="18"/>
-        </w:rPr>
-      </w:pPr>
-      <w:r>
-        <w:rPr>
-          <w:rFonts w:hint="eastAsia" w:ascii="微软雅黑" w:hAnsi="微软雅黑" w:eastAsia="微软雅黑"/>
-          <w:b w:val="0"/>
-          <w:sz w:val="18"/>
-          <w:szCs w:val="18"/>
-        </w:rPr>
-        <w:t xml:space="preserve">    public boolean isEmpty() {</w:t>
-      </w:r>
-    </w:p>
-    <w:p>
-      <w:pPr>
-        <w:rPr>
-          <w:rFonts w:hint="eastAsia" w:ascii="微软雅黑" w:hAnsi="微软雅黑" w:eastAsia="微软雅黑"/>
-          <w:b w:val="0"/>
-          <w:sz w:val="18"/>
-          <w:szCs w:val="18"/>
-        </w:rPr>
-      </w:pPr>
-      <w:r>
-        <w:rPr>
-          <w:rFonts w:hint="eastAsia" w:ascii="微软雅黑" w:hAnsi="微软雅黑" w:eastAsia="微软雅黑"/>
-          <w:b w:val="0"/>
-          <w:sz w:val="18"/>
-          <w:szCs w:val="18"/>
-        </w:rPr>
-        <w:t xml:space="preserve">        return this.part.getSize() == 0;</w:t>
-      </w:r>
-    </w:p>
-    <w:p>
-      <w:pPr>
-        <w:rPr>
-          <w:rFonts w:hint="eastAsia" w:ascii="微软雅黑" w:hAnsi="微软雅黑" w:eastAsia="微软雅黑"/>
-          <w:b w:val="0"/>
-          <w:sz w:val="18"/>
-          <w:szCs w:val="18"/>
-        </w:rPr>
-      </w:pPr>
-      <w:r>
-        <w:rPr>
-          <w:rFonts w:hint="eastAsia" w:ascii="微软雅黑" w:hAnsi="微软雅黑" w:eastAsia="微软雅黑"/>
-          <w:b w:val="0"/>
-          <w:sz w:val="18"/>
-          <w:szCs w:val="18"/>
-        </w:rPr>
-        <w:t xml:space="preserve">    }</w:t>
-      </w:r>
-    </w:p>
-    <w:p>
-      <w:pPr>
-        <w:rPr>
-          <w:rFonts w:hint="eastAsia" w:ascii="微软雅黑" w:hAnsi="微软雅黑" w:eastAsia="微软雅黑"/>
-          <w:b w:val="0"/>
-          <w:sz w:val="18"/>
-          <w:szCs w:val="18"/>
-        </w:rPr>
-      </w:pPr>
-      <w:r>
-        <w:rPr>
-          <w:rFonts w:hint="eastAsia" w:ascii="微软雅黑" w:hAnsi="微软雅黑" w:eastAsia="微软雅黑"/>
-          <w:b w:val="0"/>
-          <w:sz w:val="18"/>
-          <w:szCs w:val="18"/>
-        </w:rPr>
-        <w:t xml:space="preserve">    @Override</w:t>
-      </w:r>
-    </w:p>
-    <w:p>
-      <w:pPr>
-        <w:rPr>
-          <w:rFonts w:hint="eastAsia" w:ascii="微软雅黑" w:hAnsi="微软雅黑" w:eastAsia="微软雅黑"/>
-          <w:b w:val="0"/>
-          <w:sz w:val="18"/>
-          <w:szCs w:val="18"/>
-        </w:rPr>
-      </w:pPr>
-      <w:r>
-        <w:rPr>
-          <w:rFonts w:hint="eastAsia" w:ascii="微软雅黑" w:hAnsi="微软雅黑" w:eastAsia="微软雅黑"/>
-          <w:b w:val="0"/>
-          <w:sz w:val="18"/>
-          <w:szCs w:val="18"/>
-        </w:rPr>
-        <w:t xml:space="preserve">    public long getSize() {</w:t>
-      </w:r>
-    </w:p>
-    <w:p>
-      <w:pPr>
-        <w:rPr>
-          <w:rFonts w:hint="eastAsia" w:ascii="微软雅黑" w:hAnsi="微软雅黑" w:eastAsia="微软雅黑"/>
-          <w:b w:val="0"/>
-          <w:sz w:val="18"/>
-          <w:szCs w:val="18"/>
-        </w:rPr>
-      </w:pPr>
-      <w:r>
-        <w:rPr>
-          <w:rFonts w:hint="eastAsia" w:ascii="微软雅黑" w:hAnsi="微软雅黑" w:eastAsia="微软雅黑"/>
-          <w:b w:val="0"/>
-          <w:sz w:val="18"/>
-          <w:szCs w:val="18"/>
-        </w:rPr>
-        <w:t xml:space="preserve">        return this.part.getSize();</w:t>
-      </w:r>
-    </w:p>
-    <w:p>
-      <w:pPr>
-        <w:rPr>
-          <w:rFonts w:hint="eastAsia" w:ascii="微软雅黑" w:hAnsi="微软雅黑" w:eastAsia="微软雅黑"/>
-          <w:b w:val="0"/>
-          <w:sz w:val="18"/>
-          <w:szCs w:val="18"/>
-        </w:rPr>
-      </w:pPr>
-      <w:r>
-        <w:rPr>
-          <w:rFonts w:hint="eastAsia" w:ascii="微软雅黑" w:hAnsi="微软雅黑" w:eastAsia="微软雅黑"/>
-          <w:b w:val="0"/>
-          <w:sz w:val="18"/>
-          <w:szCs w:val="18"/>
-        </w:rPr>
-        <w:t xml:space="preserve">    </w:t>
-      </w:r>
-      <w:r>
-        <w:rPr>
-          <w:rFonts w:hint="eastAsia" w:ascii="微软雅黑" w:hAnsi="微软雅黑" w:eastAsia="微软雅黑"/>
-          <w:b w:val="0"/>
-          <w:sz w:val="18"/>
-          <w:szCs w:val="18"/>
-          <w:lang w:val="en-US" w:eastAsia="zh-CN"/>
-        </w:rPr>
-        <w:t>}</w:t>
-      </w:r>
-    </w:p>
-    <w:p>
-      <w:pPr>
-        <w:rPr>
-          <w:rFonts w:hint="eastAsia" w:ascii="微软雅黑" w:hAnsi="微软雅黑" w:eastAsia="微软雅黑"/>
-          <w:b w:val="0"/>
-          <w:sz w:val="18"/>
-          <w:szCs w:val="18"/>
-        </w:rPr>
-      </w:pPr>
-      <w:r>
-        <w:rPr>
-          <w:rFonts w:hint="eastAsia" w:ascii="微软雅黑" w:hAnsi="微软雅黑" w:eastAsia="微软雅黑"/>
-          <w:b w:val="0"/>
-          <w:sz w:val="18"/>
-          <w:szCs w:val="18"/>
-        </w:rPr>
-        <w:t xml:space="preserve">    @Override</w:t>
-      </w:r>
-    </w:p>
-    <w:p>
-      <w:pPr>
-        <w:rPr>
-          <w:rFonts w:hint="eastAsia" w:ascii="微软雅黑" w:hAnsi="微软雅黑" w:eastAsia="微软雅黑"/>
-          <w:b w:val="0"/>
-          <w:sz w:val="18"/>
-          <w:szCs w:val="18"/>
-        </w:rPr>
-      </w:pPr>
-      <w:r>
-        <w:rPr>
-          <w:rFonts w:hint="eastAsia" w:ascii="微软雅黑" w:hAnsi="微软雅黑" w:eastAsia="微软雅黑"/>
-          <w:b w:val="0"/>
-          <w:sz w:val="18"/>
-          <w:szCs w:val="18"/>
-        </w:rPr>
-        <w:t xml:space="preserve">    public byte[] getBytes() throws IOException {</w:t>
-      </w:r>
-    </w:p>
-    <w:p>
-      <w:pPr>
-        <w:rPr>
-          <w:rFonts w:hint="eastAsia" w:ascii="微软雅黑" w:hAnsi="微软雅黑" w:eastAsia="微软雅黑"/>
-          <w:b w:val="0"/>
-          <w:sz w:val="18"/>
-          <w:szCs w:val="18"/>
-        </w:rPr>
-      </w:pPr>
-      <w:r>
-        <w:rPr>
-          <w:rFonts w:hint="eastAsia" w:ascii="微软雅黑" w:hAnsi="微软雅黑" w:eastAsia="微软雅黑"/>
-          <w:b w:val="0"/>
-          <w:sz w:val="18"/>
-          <w:szCs w:val="18"/>
-        </w:rPr>
-        <w:t xml:space="preserve">        return this.part.getInputStream().readAllBytes();</w:t>
-      </w:r>
-    </w:p>
-    <w:p>
-      <w:pPr>
-        <w:rPr>
-          <w:rFonts w:hint="eastAsia" w:ascii="微软雅黑" w:hAnsi="微软雅黑" w:eastAsia="微软雅黑"/>
-          <w:b w:val="0"/>
-          <w:sz w:val="18"/>
-          <w:szCs w:val="18"/>
-        </w:rPr>
-      </w:pPr>
-      <w:r>
-        <w:rPr>
-          <w:rFonts w:hint="eastAsia" w:ascii="微软雅黑" w:hAnsi="微软雅黑" w:eastAsia="微软雅黑"/>
-          <w:b w:val="0"/>
-          <w:sz w:val="18"/>
-          <w:szCs w:val="18"/>
-        </w:rPr>
-        <w:t xml:space="preserve">    }</w:t>
-      </w:r>
-    </w:p>
-    <w:p>
-      <w:pPr>
-        <w:rPr>
-          <w:rFonts w:hint="eastAsia" w:ascii="微软雅黑" w:hAnsi="微软雅黑" w:eastAsia="微软雅黑"/>
-          <w:b w:val="0"/>
-          <w:sz w:val="18"/>
-          <w:szCs w:val="18"/>
-        </w:rPr>
-      </w:pPr>
-      <w:r>
-        <w:rPr>
-          <w:rFonts w:hint="eastAsia" w:ascii="微软雅黑" w:hAnsi="微软雅黑" w:eastAsia="微软雅黑"/>
-          <w:b w:val="0"/>
-          <w:sz w:val="18"/>
-          <w:szCs w:val="18"/>
-        </w:rPr>
-        <w:t xml:space="preserve">    @Override</w:t>
-      </w:r>
-    </w:p>
-    <w:p>
-      <w:pPr>
-        <w:rPr>
-          <w:rFonts w:hint="eastAsia" w:ascii="微软雅黑" w:hAnsi="微软雅黑" w:eastAsia="微软雅黑"/>
-          <w:b w:val="0"/>
-          <w:sz w:val="18"/>
-          <w:szCs w:val="18"/>
-        </w:rPr>
-      </w:pPr>
-      <w:r>
-        <w:rPr>
-          <w:rFonts w:hint="eastAsia" w:ascii="微软雅黑" w:hAnsi="微软雅黑" w:eastAsia="微软雅黑"/>
-          <w:b w:val="0"/>
-          <w:sz w:val="18"/>
-          <w:szCs w:val="18"/>
-        </w:rPr>
-        <w:t xml:space="preserve">    public InputStream getInputStream() throws IOException {</w:t>
-      </w:r>
-    </w:p>
-    <w:p>
-      <w:pPr>
-        <w:rPr>
-          <w:rFonts w:hint="eastAsia" w:ascii="微软雅黑" w:hAnsi="微软雅黑" w:eastAsia="微软雅黑"/>
-          <w:b w:val="0"/>
-          <w:sz w:val="18"/>
-          <w:szCs w:val="18"/>
-        </w:rPr>
-      </w:pPr>
-      <w:r>
-        <w:rPr>
-          <w:rFonts w:hint="eastAsia" w:ascii="微软雅黑" w:hAnsi="微软雅黑" w:eastAsia="微软雅黑"/>
-          <w:b w:val="0"/>
-          <w:sz w:val="18"/>
-          <w:szCs w:val="18"/>
-        </w:rPr>
-        <w:t xml:space="preserve">        // 核心：返回Servlet Part原生字节流，直接传递给MinIO上传</w:t>
-      </w:r>
-    </w:p>
-    <w:p>
-      <w:pPr>
-        <w:rPr>
-          <w:rFonts w:hint="eastAsia" w:ascii="微软雅黑" w:hAnsi="微软雅黑" w:eastAsia="微软雅黑"/>
-          <w:b w:val="0"/>
-          <w:sz w:val="18"/>
-          <w:szCs w:val="18"/>
-        </w:rPr>
-      </w:pPr>
-      <w:r>
-        <w:rPr>
-          <w:rFonts w:hint="eastAsia" w:ascii="微软雅黑" w:hAnsi="微软雅黑" w:eastAsia="微软雅黑"/>
-          <w:b w:val="0"/>
-          <w:sz w:val="18"/>
-          <w:szCs w:val="18"/>
-        </w:rPr>
-        <w:t xml:space="preserve">        return this.part.getInputStream();</w:t>
-      </w:r>
-    </w:p>
-    <w:p>
-      <w:pPr>
-        <w:rPr>
-          <w:rFonts w:hint="eastAsia" w:ascii="微软雅黑" w:hAnsi="微软雅黑" w:eastAsia="微软雅黑"/>
-          <w:b w:val="0"/>
-          <w:sz w:val="18"/>
-          <w:szCs w:val="18"/>
-        </w:rPr>
-      </w:pPr>
-      <w:r>
-        <w:rPr>
-          <w:rFonts w:hint="eastAsia" w:ascii="微软雅黑" w:hAnsi="微软雅黑" w:eastAsia="微软雅黑"/>
-          <w:b w:val="0"/>
-          <w:sz w:val="18"/>
-          <w:szCs w:val="18"/>
-        </w:rPr>
-        <w:t xml:space="preserve">    }</w:t>
-      </w:r>
-    </w:p>
-    <w:p>
-      <w:pPr>
-        <w:rPr>
-          <w:rFonts w:hint="eastAsia" w:ascii="微软雅黑" w:hAnsi="微软雅黑" w:eastAsia="微软雅黑"/>
-          <w:b w:val="0"/>
-          <w:sz w:val="18"/>
-          <w:szCs w:val="18"/>
-        </w:rPr>
-      </w:pPr>
-      <w:r>
-        <w:rPr>
-          <w:rFonts w:hint="eastAsia" w:ascii="微软雅黑" w:hAnsi="微软雅黑" w:eastAsia="微软雅黑"/>
-          <w:b w:val="0"/>
-          <w:sz w:val="18"/>
-          <w:szCs w:val="18"/>
-        </w:rPr>
-        <w:t xml:space="preserve">    @Override</w:t>
-      </w:r>
-    </w:p>
-    <w:p>
-      <w:pPr>
-        <w:rPr>
-          <w:rFonts w:hint="eastAsia" w:ascii="微软雅黑" w:hAnsi="微软雅黑" w:eastAsia="微软雅黑"/>
-          <w:b w:val="0"/>
-          <w:sz w:val="18"/>
-          <w:szCs w:val="18"/>
-        </w:rPr>
-      </w:pPr>
-      <w:r>
-        <w:rPr>
-          <w:rFonts w:hint="eastAsia" w:ascii="微软雅黑" w:hAnsi="微软雅黑" w:eastAsia="微软雅黑"/>
-          <w:b w:val="0"/>
-          <w:sz w:val="18"/>
-          <w:szCs w:val="18"/>
-        </w:rPr>
-        <w:t xml:space="preserve">    public void transferTo(File dest) throws IOException, IllegalStateException {</w:t>
-      </w:r>
-    </w:p>
-    <w:p>
-      <w:pPr>
-        <w:rPr>
-          <w:rFonts w:hint="eastAsia" w:ascii="微软雅黑" w:hAnsi="微软雅黑" w:eastAsia="微软雅黑"/>
-          <w:b w:val="0"/>
-          <w:sz w:val="18"/>
-          <w:szCs w:val="18"/>
-        </w:rPr>
-      </w:pPr>
-      <w:r>
-        <w:rPr>
-          <w:rFonts w:hint="eastAsia" w:ascii="微软雅黑" w:hAnsi="微软雅黑" w:eastAsia="微软雅黑"/>
-          <w:b w:val="0"/>
-          <w:sz w:val="18"/>
-          <w:szCs w:val="18"/>
-        </w:rPr>
-        <w:t xml:space="preserve">        this.part.write(dest.getPath());</w:t>
-      </w:r>
-    </w:p>
-    <w:p>
-      <w:pPr>
-        <w:rPr>
-          <w:rFonts w:hint="eastAsia" w:ascii="微软雅黑" w:hAnsi="微软雅黑" w:eastAsia="微软雅黑"/>
-          <w:b w:val="0"/>
-          <w:sz w:val="18"/>
-          <w:szCs w:val="18"/>
-        </w:rPr>
-      </w:pPr>
-      <w:r>
-        <w:rPr>
-          <w:rFonts w:hint="eastAsia" w:ascii="微软雅黑" w:hAnsi="微软雅黑" w:eastAsia="微软雅黑"/>
-          <w:b w:val="0"/>
-          <w:sz w:val="18"/>
-          <w:szCs w:val="18"/>
-        </w:rPr>
-        <w:t xml:space="preserve">    }</w:t>
-      </w:r>
-    </w:p>
-    <w:p>
-      <w:pPr>
-        <w:rPr>
-          <w:rFonts w:hint="eastAsia" w:ascii="微软雅黑" w:hAnsi="微软雅黑" w:eastAsia="微软雅黑"/>
-          <w:b w:val="0"/>
-          <w:sz w:val="18"/>
-          <w:szCs w:val="18"/>
-        </w:rPr>
-      </w:pPr>
-      <w:r>
-        <w:rPr>
-          <w:rFonts w:hint="eastAsia" w:ascii="微软雅黑" w:hAnsi="微软雅黑" w:eastAsia="微软雅黑"/>
-          <w:b w:val="0"/>
-          <w:sz w:val="18"/>
-          <w:szCs w:val="18"/>
-        </w:rPr>
-        <w:t>}</w:t>
-      </w:r>
-    </w:p>
-    <w:p>
-      <w:pPr>
-        <w:rPr>
-          <w:rFonts w:hint="eastAsia" w:ascii="微软雅黑" w:hAnsi="微软雅黑" w:eastAsia="微软雅黑"/>
-          <w:b w:val="0"/>
-          <w:sz w:val="18"/>
-          <w:szCs w:val="18"/>
-        </w:rPr>
-      </w:pPr>
-      <w:r>
-        <w:rPr>
-          <w:rFonts w:hint="eastAsia" w:ascii="微软雅黑" w:hAnsi="微软雅黑" w:eastAsia="微软雅黑"/>
-          <w:b w:val="0"/>
-          <w:sz w:val="18"/>
-          <w:szCs w:val="18"/>
-        </w:rPr>
-        <w:t>三、MinIO Java Client 核心上传源码（关键方法）</w:t>
-      </w:r>
-    </w:p>
-    <w:p>
-      <w:pPr>
-        <w:rPr>
-          <w:rFonts w:hint="eastAsia" w:ascii="微软雅黑" w:hAnsi="微软雅黑" w:eastAsia="微软雅黑"/>
-          <w:b w:val="0"/>
-          <w:sz w:val="18"/>
-          <w:szCs w:val="18"/>
-        </w:rPr>
-      </w:pPr>
-      <w:r>
-        <w:rPr>
-          <w:rFonts w:hint="eastAsia" w:ascii="微软雅黑" w:hAnsi="微软雅黑" w:eastAsia="微软雅黑"/>
-          <w:b w:val="0"/>
-          <w:sz w:val="18"/>
-          <w:szCs w:val="18"/>
-        </w:rPr>
-        <w:t>依赖坐标</w:t>
-      </w:r>
-    </w:p>
-    <w:p>
-      <w:pPr>
-        <w:rPr>
-          <w:rFonts w:hint="eastAsia" w:ascii="微软雅黑" w:hAnsi="微软雅黑" w:eastAsia="微软雅黑"/>
-          <w:b w:val="0"/>
-          <w:sz w:val="18"/>
-          <w:szCs w:val="18"/>
-        </w:rPr>
-      </w:pPr>
-      <w:r>
-        <w:rPr>
-          <w:rFonts w:hint="eastAsia" w:ascii="微软雅黑" w:hAnsi="微软雅黑" w:eastAsia="微软雅黑"/>
-          <w:b w:val="0"/>
-          <w:sz w:val="18"/>
-          <w:szCs w:val="18"/>
-        </w:rPr>
-        <w:t>xml</w:t>
-      </w:r>
-    </w:p>
-    <w:p>
-      <w:pPr>
-        <w:rPr>
-          <w:rFonts w:hint="eastAsia" w:ascii="微软雅黑" w:hAnsi="微软雅黑" w:eastAsia="微软雅黑"/>
-          <w:b w:val="0"/>
-          <w:sz w:val="18"/>
-          <w:szCs w:val="18"/>
-        </w:rPr>
-      </w:pPr>
-      <w:r>
-        <w:rPr>
-          <w:rFonts w:hint="eastAsia" w:ascii="微软雅黑" w:hAnsi="微软雅黑" w:eastAsia="微软雅黑"/>
-          <w:b w:val="0"/>
-          <w:sz w:val="18"/>
-          <w:szCs w:val="18"/>
-        </w:rPr>
-        <w:t>&lt;dependency&gt;</w:t>
-      </w:r>
-    </w:p>
-    <w:p>
-      <w:pPr>
-        <w:rPr>
-          <w:rFonts w:hint="eastAsia" w:ascii="微软雅黑" w:hAnsi="微软雅黑" w:eastAsia="微软雅黑"/>
-          <w:b w:val="0"/>
-          <w:sz w:val="18"/>
-          <w:szCs w:val="18"/>
-        </w:rPr>
-      </w:pPr>
-      <w:r>
-        <w:rPr>
-          <w:rFonts w:hint="eastAsia" w:ascii="微软雅黑" w:hAnsi="微软雅黑" w:eastAsia="微软雅黑"/>
-          <w:b w:val="0"/>
-          <w:sz w:val="18"/>
-          <w:szCs w:val="18"/>
-        </w:rPr>
-        <w:t xml:space="preserve">    &lt;groupId&gt;io.minio&lt;/groupId&gt;</w:t>
-      </w:r>
-    </w:p>
-    <w:p>
-      <w:pPr>
-        <w:rPr>
-          <w:rFonts w:hint="eastAsia" w:ascii="微软雅黑" w:hAnsi="微软雅黑" w:eastAsia="微软雅黑"/>
-          <w:b w:val="0"/>
-          <w:sz w:val="18"/>
-          <w:szCs w:val="18"/>
-        </w:rPr>
-      </w:pPr>
-      <w:r>
-        <w:rPr>
-          <w:rFonts w:hint="eastAsia" w:ascii="微软雅黑" w:hAnsi="微软雅黑" w:eastAsia="微软雅黑"/>
-          <w:b w:val="0"/>
-          <w:sz w:val="18"/>
-          <w:szCs w:val="18"/>
-        </w:rPr>
-        <w:t xml:space="preserve">    &lt;artifactId&gt;minio&lt;/artifactId&gt;</w:t>
-      </w:r>
-    </w:p>
-    <w:p>
-      <w:pPr>
-        <w:rPr>
-          <w:rFonts w:hint="eastAsia" w:ascii="微软雅黑" w:hAnsi="微软雅黑" w:eastAsia="微软雅黑"/>
-          <w:b w:val="0"/>
-          <w:sz w:val="18"/>
-          <w:szCs w:val="18"/>
-        </w:rPr>
-      </w:pPr>
-      <w:r>
-        <w:rPr>
-          <w:rFonts w:hint="eastAsia" w:ascii="微软雅黑" w:hAnsi="微软雅黑" w:eastAsia="微软雅黑"/>
-          <w:b w:val="0"/>
-          <w:sz w:val="18"/>
-          <w:szCs w:val="18"/>
-        </w:rPr>
-        <w:t xml:space="preserve">    &lt;version&gt;8.5.9&lt;/version&gt;</w:t>
-      </w:r>
-    </w:p>
-    <w:p>
-      <w:pPr>
-        <w:rPr>
-          <w:rFonts w:hint="eastAsia" w:ascii="微软雅黑" w:hAnsi="微软雅黑" w:eastAsia="微软雅黑"/>
-          <w:b w:val="0"/>
-          <w:sz w:val="18"/>
-          <w:szCs w:val="18"/>
-        </w:rPr>
-      </w:pPr>
-      <w:r>
-        <w:rPr>
-          <w:rFonts w:hint="eastAsia" w:ascii="微软雅黑" w:hAnsi="微软雅黑" w:eastAsia="微软雅黑"/>
-          <w:b w:val="0"/>
-          <w:sz w:val="18"/>
-          <w:szCs w:val="18"/>
-        </w:rPr>
-        <w:t>&lt;/dependency&gt;</w:t>
-      </w:r>
-    </w:p>
-    <w:p>
-      <w:pPr>
-        <w:rPr>
-          <w:rFonts w:hint="eastAsia" w:ascii="微软雅黑" w:hAnsi="微软雅黑" w:eastAsia="微软雅黑"/>
-          <w:b w:val="0"/>
-          <w:sz w:val="18"/>
-          <w:szCs w:val="18"/>
-        </w:rPr>
-      </w:pPr>
-      <w:r>
-        <w:rPr>
-          <w:rFonts w:hint="eastAsia" w:ascii="微软雅黑" w:hAnsi="微软雅黑" w:eastAsia="微软雅黑"/>
-          <w:b w:val="0"/>
-          <w:sz w:val="18"/>
-          <w:szCs w:val="18"/>
-        </w:rPr>
-        <w:t>MinioClient 核心上传方法 putObject</w:t>
-      </w:r>
-    </w:p>
-    <w:p>
-      <w:pPr>
-        <w:rPr>
-          <w:rFonts w:hint="eastAsia" w:ascii="微软雅黑" w:hAnsi="微软雅黑" w:eastAsia="微软雅黑"/>
-          <w:b w:val="0"/>
-          <w:sz w:val="18"/>
-          <w:szCs w:val="18"/>
-        </w:rPr>
-      </w:pPr>
-      <w:r>
-        <w:rPr>
-          <w:rFonts w:hint="eastAsia" w:ascii="微软雅黑" w:hAnsi="微软雅黑" w:eastAsia="微软雅黑"/>
-          <w:b w:val="0"/>
-          <w:sz w:val="18"/>
-          <w:szCs w:val="18"/>
-        </w:rPr>
-        <w:t>package io.minio;</w:t>
-      </w:r>
-    </w:p>
-    <w:p>
-      <w:pPr>
-        <w:rPr>
-          <w:rFonts w:hint="eastAsia" w:ascii="微软雅黑" w:hAnsi="微软雅黑" w:eastAsia="微软雅黑"/>
-          <w:b w:val="0"/>
-          <w:sz w:val="18"/>
-          <w:szCs w:val="18"/>
-        </w:rPr>
-      </w:pPr>
-      <w:r>
-        <w:rPr>
-          <w:rFonts w:hint="eastAsia" w:ascii="微软雅黑" w:hAnsi="微软雅黑" w:eastAsia="微软雅黑"/>
-          <w:b w:val="0"/>
-          <w:sz w:val="18"/>
-          <w:szCs w:val="18"/>
-        </w:rPr>
-        <w:t>import io.minio.errors.*;</w:t>
-      </w:r>
-    </w:p>
-    <w:p>
-      <w:pPr>
-        <w:rPr>
-          <w:rFonts w:hint="eastAsia" w:ascii="微软雅黑" w:hAnsi="微软雅黑" w:eastAsia="微软雅黑"/>
-          <w:b w:val="0"/>
-          <w:sz w:val="18"/>
-          <w:szCs w:val="18"/>
-        </w:rPr>
-      </w:pPr>
-      <w:r>
-        <w:rPr>
-          <w:rFonts w:hint="eastAsia" w:ascii="微软雅黑" w:hAnsi="微软雅黑" w:eastAsia="微软雅黑"/>
-          <w:b w:val="0"/>
-          <w:sz w:val="18"/>
-          <w:szCs w:val="18"/>
-        </w:rPr>
-        <w:t>import io.minio.messages.ResponseProperties;</w:t>
-      </w:r>
-    </w:p>
-    <w:p>
-      <w:pPr>
-        <w:rPr>
-          <w:rFonts w:hint="eastAsia" w:ascii="微软雅黑" w:hAnsi="微软雅黑" w:eastAsia="微软雅黑"/>
-          <w:b w:val="0"/>
-          <w:sz w:val="18"/>
-          <w:szCs w:val="18"/>
-        </w:rPr>
-      </w:pPr>
-      <w:r>
-        <w:rPr>
-          <w:rFonts w:hint="eastAsia" w:ascii="微软雅黑" w:hAnsi="微软雅黑" w:eastAsia="微软雅黑"/>
-          <w:b w:val="0"/>
-          <w:sz w:val="18"/>
-          <w:szCs w:val="18"/>
-        </w:rPr>
-        <w:t>import okhttp3.Headers;</w:t>
-      </w:r>
-    </w:p>
-    <w:p>
-      <w:pPr>
-        <w:rPr>
-          <w:rFonts w:hint="eastAsia" w:ascii="微软雅黑" w:hAnsi="微软雅黑" w:eastAsia="微软雅黑"/>
-          <w:b w:val="0"/>
-          <w:sz w:val="18"/>
-          <w:szCs w:val="18"/>
-        </w:rPr>
-      </w:pPr>
-      <w:r>
-        <w:rPr>
-          <w:rFonts w:hint="eastAsia" w:ascii="微软雅黑" w:hAnsi="微软雅黑" w:eastAsia="微软雅黑"/>
-          <w:b w:val="0"/>
-          <w:sz w:val="18"/>
-          <w:szCs w:val="18"/>
-        </w:rPr>
-        <w:t>import java.io.InputStream;</w:t>
-      </w:r>
-    </w:p>
-    <w:p>
-      <w:pPr>
-        <w:rPr>
-          <w:rFonts w:hint="eastAsia" w:ascii="微软雅黑" w:hAnsi="微软雅黑" w:eastAsia="微软雅黑"/>
-          <w:b w:val="0"/>
-          <w:sz w:val="18"/>
-          <w:szCs w:val="18"/>
-        </w:rPr>
-      </w:pPr>
-      <w:r>
-        <w:rPr>
-          <w:rFonts w:hint="eastAsia" w:ascii="微软雅黑" w:hAnsi="微软雅黑" w:eastAsia="微软雅黑"/>
-          <w:b w:val="0"/>
-          <w:sz w:val="18"/>
-          <w:szCs w:val="18"/>
-        </w:rPr>
-        <w:t>import java.util.Map;</w:t>
-      </w:r>
-    </w:p>
-    <w:p>
-      <w:pPr>
-        <w:rPr>
-          <w:rFonts w:hint="eastAsia" w:ascii="微软雅黑" w:hAnsi="微软雅黑" w:eastAsia="微软雅黑"/>
-          <w:b w:val="0"/>
-          <w:sz w:val="18"/>
-          <w:szCs w:val="18"/>
-        </w:rPr>
-      </w:pPr>
-      <w:r>
-        <w:rPr>
-          <w:rFonts w:hint="eastAsia" w:ascii="微软雅黑" w:hAnsi="微软雅黑" w:eastAsia="微软雅黑"/>
-          <w:b w:val="0"/>
-          <w:sz w:val="18"/>
-          <w:szCs w:val="18"/>
-        </w:rPr>
-        <w:t>public class MinioClient extends MinioAsyncClient {</w:t>
-      </w:r>
-    </w:p>
-    <w:p>
-      <w:pPr>
-        <w:rPr>
-          <w:rFonts w:hint="eastAsia" w:ascii="微软雅黑" w:hAnsi="微软雅黑" w:eastAsia="微软雅黑"/>
-          <w:b w:val="0"/>
-          <w:sz w:val="18"/>
-          <w:szCs w:val="18"/>
-        </w:rPr>
-      </w:pPr>
-      <w:r>
-        <w:rPr>
-          <w:rFonts w:hint="eastAsia" w:ascii="微软雅黑" w:hAnsi="微软雅黑" w:eastAsia="微软雅黑"/>
-          <w:b w:val="0"/>
-          <w:sz w:val="18"/>
-          <w:szCs w:val="18"/>
-        </w:rPr>
-        <w:t xml:space="preserve">    // 核心上传重载方法，直接接收InputStream（复用MVC文件流，无需二次拷贝）</w:t>
-      </w:r>
-    </w:p>
-    <w:p>
-      <w:pPr>
-        <w:rPr>
-          <w:rFonts w:hint="eastAsia" w:ascii="微软雅黑" w:hAnsi="微软雅黑" w:eastAsia="微软雅黑"/>
-          <w:b w:val="0"/>
-          <w:sz w:val="18"/>
-          <w:szCs w:val="18"/>
-        </w:rPr>
-      </w:pPr>
-      <w:r>
-        <w:rPr>
-          <w:rFonts w:hint="eastAsia" w:ascii="微软雅黑" w:hAnsi="微软雅黑" w:eastAsia="微软雅黑"/>
-          <w:b w:val="0"/>
-          <w:sz w:val="18"/>
-          <w:szCs w:val="18"/>
-        </w:rPr>
-        <w:t xml:space="preserve">    public ObjectWriteResponse putObject(PutObjectArgs args)</w:t>
-      </w:r>
-    </w:p>
-    <w:p>
-      <w:pPr>
-        <w:rPr>
-          <w:rFonts w:hint="eastAsia" w:ascii="微软雅黑" w:hAnsi="微软雅黑" w:eastAsia="微软雅黑"/>
-          <w:b w:val="0"/>
-          <w:sz w:val="18"/>
-          <w:szCs w:val="18"/>
-        </w:rPr>
-      </w:pPr>
-      <w:r>
-        <w:rPr>
-          <w:rFonts w:hint="eastAsia" w:ascii="微软雅黑" w:hAnsi="微软雅黑" w:eastAsia="微软雅黑"/>
-          <w:b w:val="0"/>
-          <w:sz w:val="18"/>
-          <w:szCs w:val="18"/>
-        </w:rPr>
-        <w:t xml:space="preserve">            throws ErrorResponseException, InsufficientDataException, InternalException,</w:t>
-      </w:r>
-    </w:p>
-    <w:p>
-      <w:pPr>
-        <w:rPr>
-          <w:rFonts w:hint="eastAsia" w:ascii="微软雅黑" w:hAnsi="微软雅黑" w:eastAsia="微软雅黑"/>
-          <w:b w:val="0"/>
-          <w:sz w:val="18"/>
-          <w:szCs w:val="18"/>
-        </w:rPr>
-      </w:pPr>
-      <w:r>
-        <w:rPr>
-          <w:rFonts w:hint="eastAsia" w:ascii="微软雅黑" w:hAnsi="微软雅黑" w:eastAsia="微软雅黑"/>
-          <w:b w:val="0"/>
-          <w:sz w:val="18"/>
-          <w:szCs w:val="18"/>
-        </w:rPr>
-        <w:t xml:space="preserve">            InvalidKeyException, InvalidResponseException, IOException, NoSuchAlgorithmException,</w:t>
-      </w:r>
-    </w:p>
-    <w:p>
-      <w:pPr>
-        <w:rPr>
-          <w:rFonts w:hint="eastAsia" w:ascii="微软雅黑" w:hAnsi="微软雅黑" w:eastAsia="微软雅黑"/>
-          <w:b w:val="0"/>
-          <w:sz w:val="18"/>
-          <w:szCs w:val="18"/>
-        </w:rPr>
-      </w:pPr>
-      <w:r>
-        <w:rPr>
-          <w:rFonts w:hint="eastAsia" w:ascii="微软雅黑" w:hAnsi="微软雅黑" w:eastAsia="微软雅黑"/>
-          <w:b w:val="0"/>
-          <w:sz w:val="18"/>
-          <w:szCs w:val="18"/>
-        </w:rPr>
-        <w:t xml:space="preserve">            ServerException, XmlParserException {</w:t>
-      </w:r>
-    </w:p>
-    <w:p>
-      <w:pPr>
-        <w:rPr>
-          <w:rFonts w:hint="eastAsia" w:ascii="微软雅黑" w:hAnsi="微软雅黑" w:eastAsia="微软雅黑"/>
-          <w:b w:val="0"/>
-          <w:sz w:val="18"/>
-          <w:szCs w:val="18"/>
-        </w:rPr>
-      </w:pPr>
-      <w:r>
-        <w:rPr>
-          <w:rFonts w:hint="eastAsia" w:ascii="微软雅黑" w:hAnsi="微软雅黑" w:eastAsia="微软雅黑"/>
-          <w:b w:val="0"/>
-          <w:sz w:val="18"/>
-          <w:szCs w:val="18"/>
-        </w:rPr>
-        <w:t xml:space="preserve">        InputStream stream = args.stream();</w:t>
-      </w:r>
-    </w:p>
-    <w:p>
-      <w:pPr>
-        <w:rPr>
-          <w:rFonts w:hint="eastAsia" w:ascii="微软雅黑" w:hAnsi="微软雅黑" w:eastAsia="微软雅黑"/>
-          <w:b w:val="0"/>
-          <w:sz w:val="18"/>
-          <w:szCs w:val="18"/>
-        </w:rPr>
-      </w:pPr>
-      <w:r>
-        <w:rPr>
-          <w:rFonts w:hint="eastAsia" w:ascii="微软雅黑" w:hAnsi="微软雅黑" w:eastAsia="微软雅黑"/>
-          <w:b w:val="0"/>
-          <w:sz w:val="18"/>
-          <w:szCs w:val="18"/>
-        </w:rPr>
-        <w:t xml:space="preserve">        long size = args.objectSize();</w:t>
-      </w:r>
-    </w:p>
-    <w:p>
-      <w:pPr>
-        <w:rPr>
-          <w:rFonts w:hint="eastAsia" w:ascii="微软雅黑" w:hAnsi="微软雅黑" w:eastAsia="微软雅黑"/>
-          <w:b w:val="0"/>
-          <w:sz w:val="18"/>
-          <w:szCs w:val="18"/>
-        </w:rPr>
-      </w:pPr>
-      <w:r>
-        <w:rPr>
-          <w:rFonts w:hint="eastAsia" w:ascii="微软雅黑" w:hAnsi="微软雅黑" w:eastAsia="微软雅黑"/>
-          <w:b w:val="0"/>
-          <w:sz w:val="18"/>
-          <w:szCs w:val="18"/>
-        </w:rPr>
-        <w:t xml:space="preserve">        String bucket = args.bucket();</w:t>
-      </w:r>
-    </w:p>
-    <w:p>
-      <w:pPr>
-        <w:rPr>
-          <w:rFonts w:hint="eastAsia" w:ascii="微软雅黑" w:hAnsi="微软雅黑" w:eastAsia="微软雅黑"/>
-          <w:b w:val="0"/>
-          <w:sz w:val="18"/>
-          <w:szCs w:val="18"/>
-        </w:rPr>
-      </w:pPr>
-      <w:r>
-        <w:rPr>
-          <w:rFonts w:hint="eastAsia" w:ascii="微软雅黑" w:hAnsi="微软雅黑" w:eastAsia="微软雅黑"/>
-          <w:b w:val="0"/>
-          <w:sz w:val="18"/>
-          <w:szCs w:val="18"/>
-        </w:rPr>
-        <w:t xml:space="preserve">        String object = args.object();</w:t>
-      </w:r>
-    </w:p>
-    <w:p>
-      <w:pPr>
-        <w:rPr>
-          <w:rFonts w:hint="eastAsia" w:ascii="微软雅黑" w:hAnsi="微软雅黑" w:eastAsia="微软雅黑"/>
-          <w:b w:val="0"/>
-          <w:sz w:val="18"/>
-          <w:szCs w:val="18"/>
-        </w:rPr>
-      </w:pPr>
-      <w:r>
-        <w:rPr>
-          <w:rFonts w:hint="eastAsia" w:ascii="微软雅黑" w:hAnsi="微软雅黑" w:eastAsia="微软雅黑"/>
-          <w:b w:val="0"/>
-          <w:sz w:val="18"/>
-          <w:szCs w:val="18"/>
-        </w:rPr>
-        <w:t xml:space="preserve">        String contentType = args.contentType();</w:t>
-      </w:r>
-    </w:p>
-    <w:p>
-      <w:pPr>
-        <w:rPr>
-          <w:rFonts w:hint="eastAsia" w:ascii="微软雅黑" w:hAnsi="微软雅黑" w:eastAsia="微软雅黑"/>
-          <w:b w:val="0"/>
-          <w:sz w:val="18"/>
-          <w:szCs w:val="18"/>
-        </w:rPr>
-      </w:pPr>
-      <w:r>
-        <w:rPr>
-          <w:rFonts w:hint="eastAsia" w:ascii="微软雅黑" w:hAnsi="微软雅黑" w:eastAsia="微软雅黑"/>
-          <w:b w:val="0"/>
-          <w:sz w:val="18"/>
-          <w:szCs w:val="18"/>
-        </w:rPr>
-        <w:t xml:space="preserve">        Headers headers = args.headers();</w:t>
-      </w:r>
-    </w:p>
-    <w:p>
-      <w:pPr>
-        <w:rPr>
-          <w:rFonts w:hint="eastAsia" w:ascii="微软雅黑" w:hAnsi="微软雅黑" w:eastAsia="微软雅黑"/>
-          <w:b w:val="0"/>
-          <w:sz w:val="18"/>
-          <w:szCs w:val="18"/>
-        </w:rPr>
-      </w:pPr>
-      <w:r>
-        <w:rPr>
-          <w:rFonts w:hint="eastAsia" w:ascii="微软雅黑" w:hAnsi="微软雅黑" w:eastAsia="微软雅黑"/>
-          <w:b w:val="0"/>
-          <w:sz w:val="18"/>
-          <w:szCs w:val="18"/>
-        </w:rPr>
-        <w:t xml:space="preserve">        Map&lt;String, String&gt; userMetadata = args.userMetadata();</w:t>
-      </w:r>
-    </w:p>
-    <w:p>
-      <w:pPr>
-        <w:rPr>
-          <w:rFonts w:hint="eastAsia" w:ascii="微软雅黑" w:hAnsi="微软雅黑" w:eastAsia="微软雅黑"/>
-          <w:b w:val="0"/>
-          <w:sz w:val="18"/>
-          <w:szCs w:val="18"/>
-        </w:rPr>
-      </w:pPr>
-    </w:p>
-    <w:p>
-      <w:pPr>
-        <w:rPr>
-          <w:rFonts w:hint="eastAsia" w:ascii="微软雅黑" w:hAnsi="微软雅黑" w:eastAsia="微软雅黑"/>
-          <w:b w:val="0"/>
-          <w:sz w:val="18"/>
-          <w:szCs w:val="18"/>
-        </w:rPr>
-      </w:pPr>
-      <w:r>
-        <w:rPr>
-          <w:rFonts w:hint="eastAsia" w:ascii="微软雅黑" w:hAnsi="微软雅黑" w:eastAsia="微软雅黑"/>
-          <w:b w:val="0"/>
-          <w:sz w:val="18"/>
-          <w:szCs w:val="18"/>
-        </w:rPr>
-        <w:t xml:space="preserve">        // 底层通过okhttp将输入流直接写入MinIO服务端</w:t>
-      </w:r>
-    </w:p>
-    <w:p>
-      <w:pPr>
-        <w:rPr>
-          <w:rFonts w:hint="eastAsia" w:ascii="微软雅黑" w:hAnsi="微软雅黑" w:eastAsia="微软雅黑"/>
-          <w:b w:val="0"/>
-          <w:sz w:val="18"/>
-          <w:szCs w:val="18"/>
-        </w:rPr>
-      </w:pPr>
-      <w:r>
-        <w:rPr>
-          <w:rFonts w:hint="eastAsia" w:ascii="微软雅黑" w:hAnsi="微软雅黑" w:eastAsia="微软雅黑"/>
-          <w:b w:val="0"/>
-          <w:sz w:val="18"/>
-          <w:szCs w:val="18"/>
-        </w:rPr>
-        <w:t xml:space="preserve">        ResponseProperties res = this.executePutObject(</w:t>
-      </w:r>
-    </w:p>
-    <w:p>
-      <w:pPr>
-        <w:rPr>
-          <w:rFonts w:hint="eastAsia" w:ascii="微软雅黑" w:hAnsi="微软雅黑" w:eastAsia="微软雅黑"/>
-          <w:b w:val="0"/>
-          <w:sz w:val="18"/>
-          <w:szCs w:val="18"/>
-        </w:rPr>
-      </w:pPr>
-      <w:r>
-        <w:rPr>
-          <w:rFonts w:hint="eastAsia" w:ascii="微软雅黑" w:hAnsi="微软雅黑" w:eastAsia="微软雅黑"/>
-          <w:b w:val="0"/>
-          <w:sz w:val="18"/>
-          <w:szCs w:val="18"/>
-        </w:rPr>
-        <w:t xml:space="preserve">                bucket, object, stream, size, contentType, headers, userMetadata, args.partSize()</w:t>
-      </w:r>
-    </w:p>
-    <w:p>
-      <w:pPr>
-        <w:rPr>
-          <w:rFonts w:hint="eastAsia" w:ascii="微软雅黑" w:hAnsi="微软雅黑" w:eastAsia="微软雅黑"/>
-          <w:b w:val="0"/>
-          <w:sz w:val="18"/>
-          <w:szCs w:val="18"/>
-        </w:rPr>
-      </w:pPr>
-      <w:r>
-        <w:rPr>
-          <w:rFonts w:hint="eastAsia" w:ascii="微软雅黑" w:hAnsi="微软雅黑" w:eastAsia="微软雅黑"/>
-          <w:b w:val="0"/>
-          <w:sz w:val="18"/>
-          <w:szCs w:val="18"/>
-        </w:rPr>
-        <w:t xml:space="preserve">        );</w:t>
-      </w:r>
-    </w:p>
-    <w:p>
-      <w:pPr>
-        <w:rPr>
-          <w:rFonts w:hint="eastAsia" w:ascii="微软雅黑" w:hAnsi="微软雅黑" w:eastAsia="微软雅黑"/>
-          <w:b w:val="0"/>
-          <w:sz w:val="18"/>
-          <w:szCs w:val="18"/>
-        </w:rPr>
-      </w:pPr>
-      <w:r>
-        <w:rPr>
-          <w:rFonts w:hint="eastAsia" w:ascii="微软雅黑" w:hAnsi="微软雅黑" w:eastAsia="微软雅黑"/>
-          <w:b w:val="0"/>
-          <w:sz w:val="18"/>
-          <w:szCs w:val="18"/>
-        </w:rPr>
-        <w:t xml:space="preserve">        return new ObjectWriteResponse(res, bucket, object, res.etag());</w:t>
-      </w:r>
-    </w:p>
-    <w:p>
-      <w:pPr>
-        <w:rPr>
-          <w:rFonts w:hint="eastAsia" w:ascii="微软雅黑" w:hAnsi="微软雅黑" w:eastAsia="微软雅黑"/>
-          <w:b w:val="0"/>
-          <w:sz w:val="18"/>
-          <w:szCs w:val="18"/>
-        </w:rPr>
-      </w:pPr>
-      <w:r>
-        <w:rPr>
-          <w:rFonts w:hint="eastAsia" w:ascii="微软雅黑" w:hAnsi="微软雅黑" w:eastAsia="微软雅黑"/>
-          <w:b w:val="0"/>
-          <w:sz w:val="18"/>
-          <w:szCs w:val="18"/>
-        </w:rPr>
-        <w:t xml:space="preserve">    }</w:t>
-      </w:r>
-    </w:p>
-    <w:p>
-      <w:pPr>
-        <w:rPr>
-          <w:rFonts w:hint="eastAsia" w:ascii="微软雅黑" w:hAnsi="微软雅黑" w:eastAsia="微软雅黑"/>
-          <w:b w:val="0"/>
-          <w:sz w:val="18"/>
-          <w:szCs w:val="18"/>
-        </w:rPr>
-      </w:pPr>
-      <w:r>
-        <w:rPr>
-          <w:rFonts w:hint="eastAsia" w:ascii="微软雅黑" w:hAnsi="微软雅黑" w:eastAsia="微软雅黑"/>
-          <w:b w:val="0"/>
-          <w:sz w:val="18"/>
-          <w:szCs w:val="18"/>
-        </w:rPr>
-        <w:t xml:space="preserve">    // 构建上传参数的构建器 PutObjectArgs</w:t>
-      </w:r>
-    </w:p>
-    <w:p>
-      <w:pPr>
-        <w:rPr>
-          <w:rFonts w:hint="eastAsia" w:ascii="微软雅黑" w:hAnsi="微软雅黑" w:eastAsia="微软雅黑"/>
-          <w:b w:val="0"/>
-          <w:sz w:val="18"/>
-          <w:szCs w:val="18"/>
-        </w:rPr>
-      </w:pPr>
-      <w:r>
-        <w:rPr>
-          <w:rFonts w:hint="eastAsia" w:ascii="微软雅黑" w:hAnsi="微软雅黑" w:eastAsia="微软雅黑"/>
-          <w:b w:val="0"/>
-          <w:sz w:val="18"/>
-          <w:szCs w:val="18"/>
-        </w:rPr>
-        <w:t xml:space="preserve">    public static class PutObjectArgs {</w:t>
-      </w:r>
-    </w:p>
-    <w:p>
-      <w:pPr>
-        <w:rPr>
-          <w:rFonts w:hint="eastAsia" w:ascii="微软雅黑" w:hAnsi="微软雅黑" w:eastAsia="微软雅黑"/>
-          <w:b w:val="0"/>
-          <w:sz w:val="18"/>
-          <w:szCs w:val="18"/>
-        </w:rPr>
-      </w:pPr>
-      <w:r>
-        <w:rPr>
-          <w:rFonts w:hint="eastAsia" w:ascii="微软雅黑" w:hAnsi="微软雅黑" w:eastAsia="微软雅黑"/>
-          <w:b w:val="0"/>
-          <w:sz w:val="18"/>
-          <w:szCs w:val="18"/>
-        </w:rPr>
-        <w:t xml:space="preserve">        private InputStream stream;</w:t>
-      </w:r>
-    </w:p>
-    <w:p>
-      <w:pPr>
-        <w:rPr>
-          <w:rFonts w:hint="eastAsia" w:ascii="微软雅黑" w:hAnsi="微软雅黑" w:eastAsia="微软雅黑"/>
-          <w:b w:val="0"/>
-          <w:sz w:val="18"/>
-          <w:szCs w:val="18"/>
-        </w:rPr>
-      </w:pPr>
-      <w:r>
-        <w:rPr>
-          <w:rFonts w:hint="eastAsia" w:ascii="微软雅黑" w:hAnsi="微软雅黑" w:eastAsia="微软雅黑"/>
-          <w:b w:val="0"/>
-          <w:sz w:val="18"/>
-          <w:szCs w:val="18"/>
-        </w:rPr>
-        <w:t xml:space="preserve">        private long objectSize;</w:t>
-      </w:r>
-    </w:p>
-    <w:p>
-      <w:pPr>
-        <w:rPr>
-          <w:rFonts w:hint="eastAsia" w:ascii="微软雅黑" w:hAnsi="微软雅黑" w:eastAsia="微软雅黑"/>
-          <w:b w:val="0"/>
-          <w:sz w:val="18"/>
-          <w:szCs w:val="18"/>
-        </w:rPr>
-      </w:pPr>
-      <w:r>
-        <w:rPr>
-          <w:rFonts w:hint="eastAsia" w:ascii="微软雅黑" w:hAnsi="微软雅黑" w:eastAsia="微软雅黑"/>
-          <w:b w:val="0"/>
-          <w:sz w:val="18"/>
-          <w:szCs w:val="18"/>
-        </w:rPr>
-        <w:t xml:space="preserve">        private String bucket;</w:t>
-      </w:r>
-    </w:p>
-    <w:p>
-      <w:pPr>
-        <w:rPr>
-          <w:rFonts w:hint="eastAsia" w:ascii="微软雅黑" w:hAnsi="微软雅黑" w:eastAsia="微软雅黑"/>
-          <w:b w:val="0"/>
-          <w:sz w:val="18"/>
-          <w:szCs w:val="18"/>
-        </w:rPr>
-      </w:pPr>
-      <w:r>
-        <w:rPr>
-          <w:rFonts w:hint="eastAsia" w:ascii="微软雅黑" w:hAnsi="微软雅黑" w:eastAsia="微软雅黑"/>
-          <w:b w:val="0"/>
-          <w:sz w:val="18"/>
-          <w:szCs w:val="18"/>
-        </w:rPr>
-        <w:t xml:space="preserve">        private String object;</w:t>
-      </w:r>
-    </w:p>
-    <w:p>
-      <w:pPr>
-        <w:rPr>
-          <w:rFonts w:hint="eastAsia" w:ascii="微软雅黑" w:hAnsi="微软雅黑" w:eastAsia="微软雅黑"/>
-          <w:b w:val="0"/>
-          <w:sz w:val="18"/>
-          <w:szCs w:val="18"/>
-        </w:rPr>
-      </w:pPr>
-      <w:r>
-        <w:rPr>
-          <w:rFonts w:hint="eastAsia" w:ascii="微软雅黑" w:hAnsi="微软雅黑" w:eastAsia="微软雅黑"/>
-          <w:b w:val="0"/>
-          <w:sz w:val="18"/>
-          <w:szCs w:val="18"/>
-        </w:rPr>
-        <w:t xml:space="preserve">        private String contentType;</w:t>
-      </w:r>
-    </w:p>
-    <w:p>
-      <w:pPr>
-        <w:rPr>
-          <w:rFonts w:hint="eastAsia" w:ascii="微软雅黑" w:hAnsi="微软雅黑" w:eastAsia="微软雅黑"/>
-          <w:b w:val="0"/>
-          <w:sz w:val="18"/>
-          <w:szCs w:val="18"/>
-        </w:rPr>
-      </w:pPr>
-    </w:p>
-    <w:p>
-      <w:pPr>
-        <w:rPr>
-          <w:rFonts w:hint="eastAsia" w:ascii="微软雅黑" w:hAnsi="微软雅黑" w:eastAsia="微软雅黑"/>
-          <w:b w:val="0"/>
-          <w:sz w:val="18"/>
-          <w:szCs w:val="18"/>
-        </w:rPr>
-      </w:pPr>
-      <w:r>
-        <w:rPr>
-          <w:rFonts w:hint="eastAsia" w:ascii="微软雅黑" w:hAnsi="微软雅黑" w:eastAsia="微软雅黑"/>
-          <w:b w:val="0"/>
-          <w:sz w:val="18"/>
-          <w:szCs w:val="18"/>
-        </w:rPr>
-        <w:t xml:space="preserve">        // 设置输入流（传入MultipartFile.getInputStream()）</w:t>
-      </w:r>
-    </w:p>
-    <w:p>
-      <w:pPr>
-        <w:rPr>
-          <w:rFonts w:hint="eastAsia" w:ascii="微软雅黑" w:hAnsi="微软雅黑" w:eastAsia="微软雅黑"/>
-          <w:b w:val="0"/>
-          <w:sz w:val="18"/>
-          <w:szCs w:val="18"/>
-        </w:rPr>
-      </w:pPr>
-      <w:r>
-        <w:rPr>
-          <w:rFonts w:hint="eastAsia" w:ascii="微软雅黑" w:hAnsi="微软雅黑" w:eastAsia="微软雅黑"/>
-          <w:b w:val="0"/>
-          <w:sz w:val="18"/>
-          <w:szCs w:val="18"/>
-        </w:rPr>
-        <w:t xml:space="preserve">        public PutObjectArgs stream(InputStream stream) {</w:t>
-      </w:r>
-    </w:p>
-    <w:p>
-      <w:pPr>
-        <w:rPr>
-          <w:rFonts w:hint="eastAsia" w:ascii="微软雅黑" w:hAnsi="微软雅黑" w:eastAsia="微软雅黑"/>
-          <w:b w:val="0"/>
-          <w:sz w:val="18"/>
-          <w:szCs w:val="18"/>
-        </w:rPr>
-      </w:pPr>
-      <w:r>
-        <w:rPr>
-          <w:rFonts w:hint="eastAsia" w:ascii="微软雅黑" w:hAnsi="微软雅黑" w:eastAsia="微软雅黑"/>
-          <w:b w:val="0"/>
-          <w:sz w:val="18"/>
-          <w:szCs w:val="18"/>
-        </w:rPr>
-        <w:t xml:space="preserve">            this.stream = stream;</w:t>
-      </w:r>
-    </w:p>
-    <w:p>
-      <w:pPr>
-        <w:rPr>
-          <w:rFonts w:hint="eastAsia" w:ascii="微软雅黑" w:hAnsi="微软雅黑" w:eastAsia="微软雅黑"/>
-          <w:b w:val="0"/>
-          <w:sz w:val="18"/>
-          <w:szCs w:val="18"/>
-        </w:rPr>
-      </w:pPr>
-      <w:r>
-        <w:rPr>
-          <w:rFonts w:hint="eastAsia" w:ascii="微软雅黑" w:hAnsi="微软雅黑" w:eastAsia="微软雅黑"/>
-          <w:b w:val="0"/>
-          <w:sz w:val="18"/>
-          <w:szCs w:val="18"/>
-        </w:rPr>
-        <w:t xml:space="preserve">            return this;</w:t>
-      </w:r>
-    </w:p>
-    <w:p>
-      <w:pPr>
-        <w:rPr>
-          <w:rFonts w:hint="eastAsia" w:ascii="微软雅黑" w:hAnsi="微软雅黑" w:eastAsia="微软雅黑"/>
-          <w:b w:val="0"/>
-          <w:sz w:val="18"/>
-          <w:szCs w:val="18"/>
-        </w:rPr>
-      </w:pPr>
-      <w:r>
-        <w:rPr>
-          <w:rFonts w:hint="eastAsia" w:ascii="微软雅黑" w:hAnsi="微软雅黑" w:eastAsia="微软雅黑"/>
-          <w:b w:val="0"/>
-          <w:sz w:val="18"/>
-          <w:szCs w:val="18"/>
-        </w:rPr>
-        <w:t xml:space="preserve">        }</w:t>
-      </w:r>
-    </w:p>
-    <w:p>
-      <w:pPr>
-        <w:rPr>
-          <w:rFonts w:hint="eastAsia" w:ascii="微软雅黑" w:hAnsi="微软雅黑" w:eastAsia="微软雅黑"/>
-          <w:b w:val="0"/>
-          <w:sz w:val="18"/>
-          <w:szCs w:val="18"/>
-        </w:rPr>
-      </w:pPr>
-      <w:r>
-        <w:rPr>
-          <w:rFonts w:hint="eastAsia" w:ascii="微软雅黑" w:hAnsi="微软雅黑" w:eastAsia="微软雅黑"/>
-          <w:b w:val="0"/>
-          <w:sz w:val="18"/>
-          <w:szCs w:val="18"/>
-        </w:rPr>
-        <w:t xml:space="preserve">        // 文件总大小</w:t>
-      </w:r>
-    </w:p>
-    <w:p>
-      <w:pPr>
-        <w:rPr>
-          <w:rFonts w:hint="eastAsia" w:ascii="微软雅黑" w:hAnsi="微软雅黑" w:eastAsia="微软雅黑"/>
-          <w:b w:val="0"/>
-          <w:sz w:val="18"/>
-          <w:szCs w:val="18"/>
-        </w:rPr>
-      </w:pPr>
-      <w:r>
-        <w:rPr>
-          <w:rFonts w:hint="eastAsia" w:ascii="微软雅黑" w:hAnsi="微软雅黑" w:eastAsia="微软雅黑"/>
-          <w:b w:val="0"/>
-          <w:sz w:val="18"/>
-          <w:szCs w:val="18"/>
-        </w:rPr>
-        <w:t xml:space="preserve">        public PutObjectArgs objectSize(long size) {</w:t>
-      </w:r>
-    </w:p>
-    <w:p>
-      <w:pPr>
-        <w:rPr>
-          <w:rFonts w:hint="eastAsia" w:ascii="微软雅黑" w:hAnsi="微软雅黑" w:eastAsia="微软雅黑"/>
-          <w:b w:val="0"/>
-          <w:sz w:val="18"/>
-          <w:szCs w:val="18"/>
-        </w:rPr>
-      </w:pPr>
-      <w:r>
-        <w:rPr>
-          <w:rFonts w:hint="eastAsia" w:ascii="微软雅黑" w:hAnsi="微软雅黑" w:eastAsia="微软雅黑"/>
-          <w:b w:val="0"/>
-          <w:sz w:val="18"/>
-          <w:szCs w:val="18"/>
-        </w:rPr>
-        <w:t xml:space="preserve">            this.objectSize = size;</w:t>
-      </w:r>
-    </w:p>
-    <w:p>
-      <w:pPr>
-        <w:rPr>
-          <w:rFonts w:hint="eastAsia" w:ascii="微软雅黑" w:hAnsi="微软雅黑" w:eastAsia="微软雅黑"/>
-          <w:b w:val="0"/>
-          <w:sz w:val="18"/>
-          <w:szCs w:val="18"/>
-        </w:rPr>
-      </w:pPr>
-      <w:r>
-        <w:rPr>
-          <w:rFonts w:hint="eastAsia" w:ascii="微软雅黑" w:hAnsi="微软雅黑" w:eastAsia="微软雅黑"/>
-          <w:b w:val="0"/>
-          <w:sz w:val="18"/>
-          <w:szCs w:val="18"/>
-        </w:rPr>
-        <w:t xml:space="preserve">            return this;</w:t>
-      </w:r>
-    </w:p>
-    <w:p>
-      <w:pPr>
-        <w:rPr>
-          <w:rFonts w:hint="eastAsia" w:ascii="微软雅黑" w:hAnsi="微软雅黑" w:eastAsia="微软雅黑"/>
-          <w:b w:val="0"/>
-          <w:sz w:val="18"/>
-          <w:szCs w:val="18"/>
-        </w:rPr>
-      </w:pPr>
-      <w:r>
-        <w:rPr>
-          <w:rFonts w:hint="eastAsia" w:ascii="微软雅黑" w:hAnsi="微软雅黑" w:eastAsia="微软雅黑"/>
-          <w:b w:val="0"/>
-          <w:sz w:val="18"/>
-          <w:szCs w:val="18"/>
-        </w:rPr>
-        <w:t xml:space="preserve">        }</w:t>
-      </w:r>
-    </w:p>
-    <w:p>
-      <w:pPr>
-        <w:rPr>
-          <w:rFonts w:hint="eastAsia" w:ascii="微软雅黑" w:hAnsi="微软雅黑" w:eastAsia="微软雅黑"/>
-          <w:b w:val="0"/>
-          <w:sz w:val="18"/>
-          <w:szCs w:val="18"/>
-        </w:rPr>
-      </w:pPr>
-      <w:r>
-        <w:rPr>
-          <w:rFonts w:hint="eastAsia" w:ascii="微软雅黑" w:hAnsi="微软雅黑" w:eastAsia="微软雅黑"/>
-          <w:b w:val="0"/>
-          <w:sz w:val="18"/>
-          <w:szCs w:val="18"/>
-        </w:rPr>
-        <w:t xml:space="preserve">        // 存储桶</w:t>
-      </w:r>
-    </w:p>
-    <w:p>
-      <w:pPr>
-        <w:rPr>
-          <w:rFonts w:hint="eastAsia" w:ascii="微软雅黑" w:hAnsi="微软雅黑" w:eastAsia="微软雅黑"/>
-          <w:b w:val="0"/>
-          <w:sz w:val="18"/>
-          <w:szCs w:val="18"/>
-        </w:rPr>
-      </w:pPr>
-      <w:r>
-        <w:rPr>
-          <w:rFonts w:hint="eastAsia" w:ascii="微软雅黑" w:hAnsi="微软雅黑" w:eastAsia="微软雅黑"/>
-          <w:b w:val="0"/>
-          <w:sz w:val="18"/>
-          <w:szCs w:val="18"/>
-        </w:rPr>
-        <w:t xml:space="preserve">        public PutObjectArgs bucket(String bucketName) {</w:t>
-      </w:r>
-    </w:p>
-    <w:p>
-      <w:pPr>
-        <w:rPr>
-          <w:rFonts w:hint="eastAsia" w:ascii="微软雅黑" w:hAnsi="微软雅黑" w:eastAsia="微软雅黑"/>
-          <w:b w:val="0"/>
-          <w:sz w:val="18"/>
-          <w:szCs w:val="18"/>
-        </w:rPr>
-      </w:pPr>
-      <w:r>
-        <w:rPr>
-          <w:rFonts w:hint="eastAsia" w:ascii="微软雅黑" w:hAnsi="微软雅黑" w:eastAsia="微软雅黑"/>
-          <w:b w:val="0"/>
-          <w:sz w:val="18"/>
-          <w:szCs w:val="18"/>
-        </w:rPr>
-        <w:t xml:space="preserve">            this.bucket = bucketName;</w:t>
-      </w:r>
-    </w:p>
-    <w:p>
-      <w:pPr>
-        <w:rPr>
-          <w:rFonts w:hint="eastAsia" w:ascii="微软雅黑" w:hAnsi="微软雅黑" w:eastAsia="微软雅黑"/>
-          <w:b w:val="0"/>
-          <w:sz w:val="18"/>
-          <w:szCs w:val="18"/>
-        </w:rPr>
-      </w:pPr>
-      <w:r>
-        <w:rPr>
-          <w:rFonts w:hint="eastAsia" w:ascii="微软雅黑" w:hAnsi="微软雅黑" w:eastAsia="微软雅黑"/>
-          <w:b w:val="0"/>
-          <w:sz w:val="18"/>
-          <w:szCs w:val="18"/>
-        </w:rPr>
-        <w:t xml:space="preserve">            return this;</w:t>
-      </w:r>
-    </w:p>
-    <w:p>
-      <w:pPr>
-        <w:rPr>
-          <w:rFonts w:hint="eastAsia" w:ascii="微软雅黑" w:hAnsi="微软雅黑" w:eastAsia="微软雅黑"/>
-          <w:b w:val="0"/>
-          <w:sz w:val="18"/>
-          <w:szCs w:val="18"/>
-        </w:rPr>
-      </w:pPr>
-      <w:r>
-        <w:rPr>
-          <w:rFonts w:hint="eastAsia" w:ascii="微软雅黑" w:hAnsi="微软雅黑" w:eastAsia="微软雅黑"/>
-          <w:b w:val="0"/>
-          <w:sz w:val="18"/>
-          <w:szCs w:val="18"/>
-        </w:rPr>
-        <w:t xml:space="preserve">        }</w:t>
-      </w:r>
-    </w:p>
-    <w:p>
-      <w:pPr>
-        <w:rPr>
-          <w:rFonts w:hint="eastAsia" w:ascii="微软雅黑" w:hAnsi="微软雅黑" w:eastAsia="微软雅黑"/>
-          <w:b w:val="0"/>
-          <w:sz w:val="18"/>
-          <w:szCs w:val="18"/>
-        </w:rPr>
-      </w:pPr>
-      <w:r>
-        <w:rPr>
-          <w:rFonts w:hint="eastAsia" w:ascii="微软雅黑" w:hAnsi="微软雅黑" w:eastAsia="微软雅黑"/>
-          <w:b w:val="0"/>
-          <w:sz w:val="18"/>
-          <w:szCs w:val="18"/>
-        </w:rPr>
-        <w:t xml:space="preserve">        // 对象文件名</w:t>
-      </w:r>
-    </w:p>
-    <w:p>
-      <w:pPr>
-        <w:rPr>
-          <w:rFonts w:hint="eastAsia" w:ascii="微软雅黑" w:hAnsi="微软雅黑" w:eastAsia="微软雅黑"/>
-          <w:b w:val="0"/>
-          <w:sz w:val="18"/>
-          <w:szCs w:val="18"/>
-        </w:rPr>
-      </w:pPr>
-      <w:r>
-        <w:rPr>
-          <w:rFonts w:hint="eastAsia" w:ascii="微软雅黑" w:hAnsi="微软雅黑" w:eastAsia="微软雅黑"/>
-          <w:b w:val="0"/>
-          <w:sz w:val="18"/>
-          <w:szCs w:val="18"/>
-        </w:rPr>
-        <w:t xml:space="preserve">        public PutObjectArgs object(String objName) {</w:t>
-      </w:r>
-    </w:p>
-    <w:p>
-      <w:pPr>
-        <w:rPr>
-          <w:rFonts w:hint="eastAsia" w:ascii="微软雅黑" w:hAnsi="微软雅黑" w:eastAsia="微软雅黑"/>
-          <w:b w:val="0"/>
-          <w:sz w:val="18"/>
-          <w:szCs w:val="18"/>
-        </w:rPr>
-      </w:pPr>
-      <w:r>
-        <w:rPr>
-          <w:rFonts w:hint="eastAsia" w:ascii="微软雅黑" w:hAnsi="微软雅黑" w:eastAsia="微软雅黑"/>
-          <w:b w:val="0"/>
-          <w:sz w:val="18"/>
-          <w:szCs w:val="18"/>
-        </w:rPr>
-        <w:t xml:space="preserve">            this.object = objName;</w:t>
-      </w:r>
-    </w:p>
-    <w:p>
-      <w:pPr>
-        <w:rPr>
-          <w:rFonts w:hint="eastAsia" w:ascii="微软雅黑" w:hAnsi="微软雅黑" w:eastAsia="微软雅黑"/>
-          <w:b w:val="0"/>
-          <w:sz w:val="18"/>
-          <w:szCs w:val="18"/>
-        </w:rPr>
-      </w:pPr>
-      <w:r>
-        <w:rPr>
-          <w:rFonts w:hint="eastAsia" w:ascii="微软雅黑" w:hAnsi="微软雅黑" w:eastAsia="微软雅黑"/>
-          <w:b w:val="0"/>
-          <w:sz w:val="18"/>
-          <w:szCs w:val="18"/>
-        </w:rPr>
-        <w:t xml:space="preserve">            return this;</w:t>
-      </w:r>
-    </w:p>
-    <w:p>
-      <w:pPr>
-        <w:rPr>
-          <w:rFonts w:hint="eastAsia" w:ascii="微软雅黑" w:hAnsi="微软雅黑" w:eastAsia="微软雅黑"/>
-          <w:b w:val="0"/>
-          <w:sz w:val="18"/>
-          <w:szCs w:val="18"/>
-        </w:rPr>
-      </w:pPr>
-      <w:r>
-        <w:rPr>
-          <w:rFonts w:hint="eastAsia" w:ascii="微软雅黑" w:hAnsi="微软雅黑" w:eastAsia="微软雅黑"/>
-          <w:b w:val="0"/>
-          <w:sz w:val="18"/>
-          <w:szCs w:val="18"/>
-        </w:rPr>
-        <w:t xml:space="preserve">        }</w:t>
-      </w:r>
-    </w:p>
-    <w:p>
-      <w:pPr>
-        <w:rPr>
-          <w:rFonts w:hint="eastAsia" w:ascii="微软雅黑" w:hAnsi="微软雅黑" w:eastAsia="微软雅黑"/>
-          <w:b w:val="0"/>
-          <w:sz w:val="18"/>
-          <w:szCs w:val="18"/>
-        </w:rPr>
-      </w:pPr>
-      <w:r>
-        <w:rPr>
-          <w:rFonts w:hint="eastAsia" w:ascii="微软雅黑" w:hAnsi="微软雅黑" w:eastAsia="微软雅黑"/>
-          <w:b w:val="0"/>
-          <w:sz w:val="18"/>
-          <w:szCs w:val="18"/>
-        </w:rPr>
-        <w:t xml:space="preserve">        // 文件MIME类型</w:t>
-      </w:r>
-    </w:p>
-    <w:p>
-      <w:pPr>
-        <w:rPr>
-          <w:rFonts w:hint="eastAsia" w:ascii="微软雅黑" w:hAnsi="微软雅黑" w:eastAsia="微软雅黑"/>
-          <w:b w:val="0"/>
-          <w:sz w:val="18"/>
-          <w:szCs w:val="18"/>
-        </w:rPr>
-      </w:pPr>
-      <w:r>
-        <w:rPr>
-          <w:rFonts w:hint="eastAsia" w:ascii="微软雅黑" w:hAnsi="微软雅黑" w:eastAsia="微软雅黑"/>
-          <w:b w:val="0"/>
-          <w:sz w:val="18"/>
-          <w:szCs w:val="18"/>
-        </w:rPr>
-        <w:t xml:space="preserve">        public PutObjectArgs contentType(String type) {</w:t>
-      </w:r>
-    </w:p>
-    <w:p>
-      <w:pPr>
-        <w:rPr>
-          <w:rFonts w:hint="eastAsia" w:ascii="微软雅黑" w:hAnsi="微软雅黑" w:eastAsia="微软雅黑"/>
-          <w:b w:val="0"/>
-          <w:sz w:val="18"/>
-          <w:szCs w:val="18"/>
-        </w:rPr>
-      </w:pPr>
-      <w:r>
-        <w:rPr>
-          <w:rFonts w:hint="eastAsia" w:ascii="微软雅黑" w:hAnsi="微软雅黑" w:eastAsia="微软雅黑"/>
-          <w:b w:val="0"/>
-          <w:sz w:val="18"/>
-          <w:szCs w:val="18"/>
-        </w:rPr>
-        <w:t xml:space="preserve">            this.contentType = type;</w:t>
-      </w:r>
-    </w:p>
-    <w:p>
-      <w:pPr>
-        <w:rPr>
-          <w:rFonts w:hint="eastAsia" w:ascii="微软雅黑" w:hAnsi="微软雅黑" w:eastAsia="微软雅黑"/>
-          <w:b w:val="0"/>
-          <w:sz w:val="18"/>
-          <w:szCs w:val="18"/>
-        </w:rPr>
-      </w:pPr>
-      <w:r>
-        <w:rPr>
-          <w:rFonts w:hint="eastAsia" w:ascii="微软雅黑" w:hAnsi="微软雅黑" w:eastAsia="微软雅黑"/>
-          <w:b w:val="0"/>
-          <w:sz w:val="18"/>
-          <w:szCs w:val="18"/>
-        </w:rPr>
-        <w:t xml:space="preserve">            return this;</w:t>
-      </w:r>
-    </w:p>
-    <w:p>
-      <w:pPr>
-        <w:rPr>
-          <w:rFonts w:hint="eastAsia" w:ascii="微软雅黑" w:hAnsi="微软雅黑" w:eastAsia="微软雅黑"/>
-          <w:b w:val="0"/>
-          <w:sz w:val="18"/>
-          <w:szCs w:val="18"/>
-        </w:rPr>
-      </w:pPr>
-      <w:r>
-        <w:rPr>
-          <w:rFonts w:hint="eastAsia" w:ascii="微软雅黑" w:hAnsi="微软雅黑" w:eastAsia="微软雅黑"/>
-          <w:b w:val="0"/>
-          <w:sz w:val="18"/>
-          <w:szCs w:val="18"/>
-        </w:rPr>
-        <w:t xml:space="preserve">        }</w:t>
-      </w:r>
-    </w:p>
-    <w:p>
-      <w:pPr>
-        <w:rPr>
-          <w:rFonts w:hint="eastAsia" w:ascii="微软雅黑" w:hAnsi="微软雅黑" w:eastAsia="微软雅黑"/>
-          <w:b w:val="0"/>
-          <w:sz w:val="18"/>
-          <w:szCs w:val="18"/>
-        </w:rPr>
-      </w:pPr>
-    </w:p>
-    <w:p>
-      <w:pPr>
-        <w:rPr>
-          <w:rFonts w:hint="eastAsia" w:ascii="微软雅黑" w:hAnsi="微软雅黑" w:eastAsia="微软雅黑"/>
-          <w:b w:val="0"/>
-          <w:sz w:val="18"/>
-          <w:szCs w:val="18"/>
-        </w:rPr>
-      </w:pPr>
-      <w:r>
-        <w:rPr>
-          <w:rFonts w:hint="eastAsia" w:ascii="微软雅黑" w:hAnsi="微软雅黑" w:eastAsia="微软雅黑"/>
-          <w:b w:val="0"/>
-          <w:sz w:val="18"/>
-          <w:szCs w:val="18"/>
-        </w:rPr>
-        <w:t xml:space="preserve">        public PutObjectArgs build() {</w:t>
-      </w:r>
-    </w:p>
-    <w:p>
-      <w:pPr>
-        <w:rPr>
-          <w:rFonts w:hint="eastAsia" w:ascii="微软雅黑" w:hAnsi="微软雅黑" w:eastAsia="微软雅黑"/>
-          <w:b w:val="0"/>
-          <w:sz w:val="18"/>
-          <w:szCs w:val="18"/>
-        </w:rPr>
-      </w:pPr>
-      <w:r>
-        <w:rPr>
-          <w:rFonts w:hint="eastAsia" w:ascii="微软雅黑" w:hAnsi="微软雅黑" w:eastAsia="微软雅黑"/>
-          <w:b w:val="0"/>
-          <w:sz w:val="18"/>
-          <w:szCs w:val="18"/>
-        </w:rPr>
-        <w:t xml:space="preserve">            // 参数校验</w:t>
-      </w:r>
-    </w:p>
-    <w:p>
-      <w:pPr>
-        <w:rPr>
-          <w:rFonts w:hint="eastAsia" w:ascii="微软雅黑" w:hAnsi="微软雅黑" w:eastAsia="微软雅黑"/>
-          <w:b w:val="0"/>
-          <w:sz w:val="18"/>
-          <w:szCs w:val="18"/>
-        </w:rPr>
-      </w:pPr>
-      <w:r>
-        <w:rPr>
-          <w:rFonts w:hint="eastAsia" w:ascii="微软雅黑" w:hAnsi="微软雅黑" w:eastAsia="微软雅黑"/>
-          <w:b w:val="0"/>
-          <w:sz w:val="18"/>
-          <w:szCs w:val="18"/>
-        </w:rPr>
-        <w:t xml:space="preserve">            return new PutObjectArgs(this);</w:t>
-      </w:r>
-    </w:p>
-    <w:p>
-      <w:pPr>
-        <w:rPr>
-          <w:rFonts w:hint="eastAsia" w:ascii="微软雅黑" w:hAnsi="微软雅黑" w:eastAsia="微软雅黑"/>
-          <w:b w:val="0"/>
-          <w:sz w:val="18"/>
-          <w:szCs w:val="18"/>
-        </w:rPr>
-      </w:pPr>
-      <w:r>
-        <w:rPr>
-          <w:rFonts w:hint="eastAsia" w:ascii="微软雅黑" w:hAnsi="微软雅黑" w:eastAsia="微软雅黑"/>
-          <w:b w:val="0"/>
-          <w:sz w:val="18"/>
-          <w:szCs w:val="18"/>
-        </w:rPr>
-        <w:t xml:space="preserve">        }</w:t>
-      </w:r>
-    </w:p>
-    <w:p>
-      <w:pPr>
-        <w:rPr>
-          <w:rFonts w:hint="eastAsia" w:ascii="微软雅黑" w:hAnsi="微软雅黑" w:eastAsia="微软雅黑"/>
-          <w:b w:val="0"/>
-          <w:sz w:val="18"/>
-          <w:szCs w:val="18"/>
-        </w:rPr>
-      </w:pPr>
-      <w:r>
-        <w:rPr>
-          <w:rFonts w:hint="eastAsia" w:ascii="微软雅黑" w:hAnsi="微软雅黑" w:eastAsia="微软雅黑"/>
-          <w:b w:val="0"/>
-          <w:sz w:val="18"/>
-          <w:szCs w:val="18"/>
-        </w:rPr>
-        <w:t xml:space="preserve">    }</w:t>
-      </w:r>
-    </w:p>
-    <w:p>
-      <w:pPr>
-        <w:rPr>
-          <w:rFonts w:hint="eastAsia" w:ascii="微软雅黑" w:hAnsi="微软雅黑" w:eastAsia="微软雅黑"/>
-          <w:b w:val="0"/>
-          <w:sz w:val="18"/>
-          <w:szCs w:val="18"/>
-        </w:rPr>
-      </w:pPr>
-      <w:r>
-        <w:rPr>
-          <w:rFonts w:hint="eastAsia" w:ascii="微软雅黑" w:hAnsi="微软雅黑" w:eastAsia="微软雅黑"/>
-          <w:b w:val="0"/>
-          <w:sz w:val="18"/>
-          <w:szCs w:val="18"/>
-        </w:rPr>
-        <w:t>}</w:t>
-      </w:r>
-    </w:p>
-    <w:p>
-      <w:pPr>
-        <w:rPr>
-          <w:rFonts w:hint="eastAsia" w:ascii="微软雅黑" w:hAnsi="微软雅黑" w:eastAsia="微软雅黑"/>
-          <w:b w:val="0"/>
-          <w:sz w:val="18"/>
-          <w:szCs w:val="18"/>
-        </w:rPr>
-      </w:pPr>
-      <w:r>
-        <w:rPr>
-          <w:rFonts w:hint="eastAsia" w:ascii="微软雅黑" w:hAnsi="微软雅黑" w:eastAsia="微软雅黑"/>
-          <w:b w:val="0"/>
-          <w:sz w:val="18"/>
-          <w:szCs w:val="18"/>
-        </w:rPr>
-        <w:t>四、MinioUtil 工具类完整实现（业务封装，接收 MultipartFile 流上传）</w:t>
-      </w:r>
-    </w:p>
-    <w:p>
-      <w:pPr>
-        <w:rPr>
-          <w:rFonts w:hint="eastAsia" w:ascii="微软雅黑" w:hAnsi="微软雅黑" w:eastAsia="微软雅黑"/>
-          <w:b w:val="0"/>
-          <w:sz w:val="18"/>
-          <w:szCs w:val="18"/>
-        </w:rPr>
-      </w:pPr>
-      <w:r>
-        <w:rPr>
-          <w:rFonts w:hint="eastAsia" w:ascii="微软雅黑" w:hAnsi="微软雅黑" w:eastAsia="微软雅黑"/>
-          <w:b w:val="0"/>
-          <w:sz w:val="18"/>
-          <w:szCs w:val="18"/>
-        </w:rPr>
-        <w:t>import io.minio.MinioClient;</w:t>
-      </w:r>
-    </w:p>
-    <w:p>
-      <w:pPr>
-        <w:rPr>
-          <w:rFonts w:hint="eastAsia" w:ascii="微软雅黑" w:hAnsi="微软雅黑" w:eastAsia="微软雅黑"/>
-          <w:b w:val="0"/>
-          <w:sz w:val="18"/>
-          <w:szCs w:val="18"/>
-        </w:rPr>
-      </w:pPr>
-      <w:r>
-        <w:rPr>
-          <w:rFonts w:hint="eastAsia" w:ascii="微软雅黑" w:hAnsi="微软雅黑" w:eastAsia="微软雅黑"/>
-          <w:b w:val="0"/>
-          <w:sz w:val="18"/>
-          <w:szCs w:val="18"/>
-        </w:rPr>
-        <w:t>import io.minio.PutObjectArgs;</w:t>
-      </w:r>
-    </w:p>
-    <w:p>
-      <w:pPr>
-        <w:rPr>
-          <w:rFonts w:hint="eastAsia" w:ascii="微软雅黑" w:hAnsi="微软雅黑" w:eastAsia="微软雅黑"/>
-          <w:b w:val="0"/>
-          <w:sz w:val="18"/>
-          <w:szCs w:val="18"/>
-        </w:rPr>
-      </w:pPr>
-      <w:r>
-        <w:rPr>
-          <w:rFonts w:hint="eastAsia" w:ascii="微软雅黑" w:hAnsi="微软雅黑" w:eastAsia="微软雅黑"/>
-          <w:b w:val="0"/>
-          <w:sz w:val="18"/>
-          <w:szCs w:val="18"/>
-        </w:rPr>
-        <w:t>import io.minio.errors.*;</w:t>
-      </w:r>
-    </w:p>
-    <w:p>
-      <w:pPr>
-        <w:rPr>
-          <w:rFonts w:hint="eastAsia" w:ascii="微软雅黑" w:hAnsi="微软雅黑" w:eastAsia="微软雅黑"/>
-          <w:b w:val="0"/>
-          <w:sz w:val="18"/>
-          <w:szCs w:val="18"/>
-        </w:rPr>
-      </w:pPr>
-      <w:r>
-        <w:rPr>
-          <w:rFonts w:hint="eastAsia" w:ascii="微软雅黑" w:hAnsi="微软雅黑" w:eastAsia="微软雅黑"/>
-          <w:b w:val="0"/>
-          <w:sz w:val="18"/>
-          <w:szCs w:val="18"/>
-        </w:rPr>
-        <w:t>import org.springframework.web.multipart.MultipartFile;</w:t>
-      </w:r>
-    </w:p>
-    <w:p>
-      <w:pPr>
-        <w:rPr>
-          <w:rFonts w:hint="eastAsia" w:ascii="微软雅黑" w:hAnsi="微软雅黑" w:eastAsia="微软雅黑"/>
-          <w:b w:val="0"/>
-          <w:sz w:val="18"/>
-          <w:szCs w:val="18"/>
-        </w:rPr>
-      </w:pPr>
-      <w:r>
-        <w:rPr>
-          <w:rFonts w:hint="eastAsia" w:ascii="微软雅黑" w:hAnsi="微软雅黑" w:eastAsia="微软雅黑"/>
-          <w:b w:val="0"/>
-          <w:sz w:val="18"/>
-          <w:szCs w:val="18"/>
-        </w:rPr>
-        <w:t>import java.io.IOException;</w:t>
-      </w:r>
-    </w:p>
-    <w:p>
-      <w:pPr>
-        <w:rPr>
-          <w:rFonts w:hint="eastAsia" w:ascii="微软雅黑" w:hAnsi="微软雅黑" w:eastAsia="微软雅黑"/>
-          <w:b w:val="0"/>
-          <w:sz w:val="18"/>
-          <w:szCs w:val="18"/>
-        </w:rPr>
-      </w:pPr>
-      <w:r>
-        <w:rPr>
-          <w:rFonts w:hint="eastAsia" w:ascii="微软雅黑" w:hAnsi="微软雅黑" w:eastAsia="微软雅黑"/>
-          <w:b w:val="0"/>
-          <w:sz w:val="18"/>
-          <w:szCs w:val="18"/>
-        </w:rPr>
-        <w:t>import java.io.InputStream;</w:t>
-      </w:r>
-    </w:p>
-    <w:p>
-      <w:pPr>
-        <w:rPr>
-          <w:rFonts w:hint="eastAsia" w:ascii="微软雅黑" w:hAnsi="微软雅黑" w:eastAsia="微软雅黑"/>
-          <w:b w:val="0"/>
-          <w:sz w:val="18"/>
-          <w:szCs w:val="18"/>
-        </w:rPr>
-      </w:pPr>
-      <w:r>
-        <w:rPr>
-          <w:rFonts w:hint="eastAsia" w:ascii="微软雅黑" w:hAnsi="微软雅黑" w:eastAsia="微软雅黑"/>
-          <w:b w:val="0"/>
-          <w:sz w:val="18"/>
-          <w:szCs w:val="18"/>
-        </w:rPr>
-        <w:t>import java.security.NoSuchAlgorithmException;</w:t>
-      </w:r>
-    </w:p>
-    <w:p>
-      <w:pPr>
-        <w:rPr>
-          <w:rFonts w:hint="eastAsia" w:ascii="微软雅黑" w:hAnsi="微软雅黑" w:eastAsia="微软雅黑"/>
-          <w:b w:val="0"/>
-          <w:sz w:val="18"/>
-          <w:szCs w:val="18"/>
-        </w:rPr>
-      </w:pPr>
-      <w:r>
-        <w:rPr>
-          <w:rFonts w:hint="eastAsia" w:ascii="微软雅黑" w:hAnsi="微软雅黑" w:eastAsia="微软雅黑"/>
-          <w:b w:val="0"/>
-          <w:sz w:val="18"/>
-          <w:szCs w:val="18"/>
-        </w:rPr>
-        <w:t>import java.util.UUID;</w:t>
-      </w:r>
-    </w:p>
-    <w:p>
-      <w:pPr>
-        <w:rPr>
-          <w:rFonts w:hint="eastAsia" w:ascii="微软雅黑" w:hAnsi="微软雅黑" w:eastAsia="微软雅黑"/>
-          <w:b w:val="0"/>
-          <w:sz w:val="18"/>
-          <w:szCs w:val="18"/>
-        </w:rPr>
-      </w:pPr>
-      <w:r>
-        <w:rPr>
-          <w:rFonts w:hint="eastAsia" w:ascii="微软雅黑" w:hAnsi="微软雅黑" w:eastAsia="微软雅黑"/>
-          <w:b w:val="0"/>
-          <w:sz w:val="18"/>
-          <w:szCs w:val="18"/>
-        </w:rPr>
-        <w:t>/**</w:t>
-      </w:r>
-    </w:p>
-    <w:p>
-      <w:pPr>
-        <w:rPr>
-          <w:rFonts w:hint="eastAsia" w:ascii="微软雅黑" w:hAnsi="微软雅黑" w:eastAsia="微软雅黑"/>
-          <w:b w:val="0"/>
-          <w:sz w:val="18"/>
-          <w:szCs w:val="18"/>
-        </w:rPr>
-      </w:pPr>
-      <w:r>
-        <w:rPr>
-          <w:rFonts w:hint="eastAsia" w:ascii="微软雅黑" w:hAnsi="微软雅黑" w:eastAsia="微软雅黑"/>
-          <w:b w:val="0"/>
-          <w:sz w:val="18"/>
-          <w:szCs w:val="18"/>
-        </w:rPr>
-        <w:t xml:space="preserve"> * MinIO工具类，直接复用MVC MultipartFile底层字节流上传，无中间缓存文件</w:t>
-      </w:r>
-    </w:p>
-    <w:p>
-      <w:pPr>
-        <w:rPr>
-          <w:rFonts w:hint="eastAsia" w:ascii="微软雅黑" w:hAnsi="微软雅黑" w:eastAsia="微软雅黑"/>
-          <w:b w:val="0"/>
-          <w:sz w:val="18"/>
-          <w:szCs w:val="18"/>
-        </w:rPr>
-      </w:pPr>
-      <w:r>
-        <w:rPr>
-          <w:rFonts w:hint="eastAsia" w:ascii="微软雅黑" w:hAnsi="微软雅黑" w:eastAsia="微软雅黑"/>
-          <w:b w:val="0"/>
-          <w:sz w:val="18"/>
-          <w:szCs w:val="18"/>
-        </w:rPr>
-        <w:t xml:space="preserve"> */</w:t>
-      </w:r>
-    </w:p>
-    <w:p>
-      <w:pPr>
-        <w:rPr>
-          <w:rFonts w:hint="eastAsia" w:ascii="微软雅黑" w:hAnsi="微软雅黑" w:eastAsia="微软雅黑"/>
-          <w:b w:val="0"/>
-          <w:sz w:val="18"/>
-          <w:szCs w:val="18"/>
-        </w:rPr>
-      </w:pPr>
-      <w:r>
-        <w:rPr>
-          <w:rFonts w:hint="eastAsia" w:ascii="微软雅黑" w:hAnsi="微软雅黑" w:eastAsia="微软雅黑"/>
-          <w:b w:val="0"/>
-          <w:sz w:val="18"/>
-          <w:szCs w:val="18"/>
-        </w:rPr>
-        <w:t>public class MinioUtil {</w:t>
-      </w:r>
-    </w:p>
-    <w:p>
-      <w:pPr>
-        <w:rPr>
-          <w:rFonts w:hint="eastAsia" w:ascii="微软雅黑" w:hAnsi="微软雅黑" w:eastAsia="微软雅黑"/>
-          <w:b w:val="0"/>
-          <w:sz w:val="18"/>
-          <w:szCs w:val="18"/>
-        </w:rPr>
-      </w:pPr>
-    </w:p>
-    <w:p>
-      <w:pPr>
-        <w:rPr>
-          <w:rFonts w:hint="eastAsia" w:ascii="微软雅黑" w:hAnsi="微软雅黑" w:eastAsia="微软雅黑"/>
-          <w:b w:val="0"/>
-          <w:sz w:val="18"/>
-          <w:szCs w:val="18"/>
-        </w:rPr>
-      </w:pPr>
-      <w:r>
-        <w:rPr>
-          <w:rFonts w:hint="eastAsia" w:ascii="微软雅黑" w:hAnsi="微软雅黑" w:eastAsia="微软雅黑"/>
-          <w:b w:val="0"/>
-          <w:sz w:val="18"/>
-          <w:szCs w:val="18"/>
-        </w:rPr>
-        <w:t xml:space="preserve">    // MinIO客户端单例，项目中建议@Bean注入</w:t>
-      </w:r>
-    </w:p>
-    <w:p>
-      <w:pPr>
-        <w:rPr>
-          <w:rFonts w:hint="eastAsia" w:ascii="微软雅黑" w:hAnsi="微软雅黑" w:eastAsia="微软雅黑"/>
-          <w:b w:val="0"/>
-          <w:sz w:val="18"/>
-          <w:szCs w:val="18"/>
-        </w:rPr>
-      </w:pPr>
-      <w:r>
-        <w:rPr>
-          <w:rFonts w:hint="eastAsia" w:ascii="微软雅黑" w:hAnsi="微软雅黑" w:eastAsia="微软雅黑"/>
-          <w:b w:val="0"/>
-          <w:sz w:val="18"/>
-          <w:szCs w:val="18"/>
-        </w:rPr>
-        <w:t xml:space="preserve">    private final MinioClient minioClient;</w:t>
-      </w:r>
-    </w:p>
-    <w:p>
-      <w:pPr>
-        <w:rPr>
-          <w:rFonts w:hint="eastAsia" w:ascii="微软雅黑" w:hAnsi="微软雅黑" w:eastAsia="微软雅黑"/>
-          <w:b w:val="0"/>
-          <w:sz w:val="18"/>
-          <w:szCs w:val="18"/>
-        </w:rPr>
-      </w:pPr>
-      <w:r>
-        <w:rPr>
-          <w:rFonts w:hint="eastAsia" w:ascii="微软雅黑" w:hAnsi="微软雅黑" w:eastAsia="微软雅黑"/>
-          <w:b w:val="0"/>
-          <w:sz w:val="18"/>
-          <w:szCs w:val="18"/>
-        </w:rPr>
-        <w:t xml:space="preserve">    // 存储桶名称</w:t>
-      </w:r>
-    </w:p>
-    <w:p>
-      <w:pPr>
-        <w:rPr>
-          <w:rFonts w:hint="eastAsia" w:ascii="微软雅黑" w:hAnsi="微软雅黑" w:eastAsia="微软雅黑"/>
-          <w:b w:val="0"/>
-          <w:sz w:val="18"/>
-          <w:szCs w:val="18"/>
-        </w:rPr>
-      </w:pPr>
-      <w:r>
-        <w:rPr>
-          <w:rFonts w:hint="eastAsia" w:ascii="微软雅黑" w:hAnsi="微软雅黑" w:eastAsia="微软雅黑"/>
-          <w:b w:val="0"/>
-          <w:sz w:val="18"/>
-          <w:szCs w:val="18"/>
-        </w:rPr>
-        <w:t xml:space="preserve">    private final String bucketName;</w:t>
-      </w:r>
-    </w:p>
-    <w:p>
-      <w:pPr>
-        <w:rPr>
-          <w:rFonts w:hint="eastAsia" w:ascii="微软雅黑" w:hAnsi="微软雅黑" w:eastAsia="微软雅黑"/>
-          <w:b w:val="0"/>
-          <w:sz w:val="18"/>
-          <w:szCs w:val="18"/>
-        </w:rPr>
-      </w:pPr>
-      <w:r>
-        <w:rPr>
-          <w:rFonts w:hint="eastAsia" w:ascii="微软雅黑" w:hAnsi="微软雅黑" w:eastAsia="微软雅黑"/>
-          <w:b w:val="0"/>
-          <w:sz w:val="18"/>
-          <w:szCs w:val="18"/>
-        </w:rPr>
-        <w:t xml:space="preserve">    // 构造注入客户端与桶名</w:t>
-      </w:r>
-    </w:p>
-    <w:p>
-      <w:pPr>
-        <w:rPr>
-          <w:rFonts w:hint="eastAsia" w:ascii="微软雅黑" w:hAnsi="微软雅黑" w:eastAsia="微软雅黑"/>
-          <w:b w:val="0"/>
-          <w:sz w:val="18"/>
-          <w:szCs w:val="18"/>
-        </w:rPr>
-      </w:pPr>
-      <w:r>
-        <w:rPr>
-          <w:rFonts w:hint="eastAsia" w:ascii="微软雅黑" w:hAnsi="微软雅黑" w:eastAsia="微软雅黑"/>
-          <w:b w:val="0"/>
-          <w:sz w:val="18"/>
-          <w:szCs w:val="18"/>
-        </w:rPr>
-        <w:t xml:space="preserve">    public MinioUtil(MinioClient minioClient, String bucketName) {</w:t>
-      </w:r>
-    </w:p>
-    <w:p>
-      <w:pPr>
-        <w:rPr>
-          <w:rFonts w:hint="eastAsia" w:ascii="微软雅黑" w:hAnsi="微软雅黑" w:eastAsia="微软雅黑"/>
-          <w:b w:val="0"/>
-          <w:sz w:val="18"/>
-          <w:szCs w:val="18"/>
-        </w:rPr>
-      </w:pPr>
-      <w:r>
-        <w:rPr>
-          <w:rFonts w:hint="eastAsia" w:ascii="微软雅黑" w:hAnsi="微软雅黑" w:eastAsia="微软雅黑"/>
-          <w:b w:val="0"/>
-          <w:sz w:val="18"/>
-          <w:szCs w:val="18"/>
-        </w:rPr>
-        <w:t xml:space="preserve">        this.minioClient = minioClient;</w:t>
-      </w:r>
-    </w:p>
-    <w:p>
-      <w:pPr>
-        <w:rPr>
-          <w:rFonts w:hint="eastAsia" w:ascii="微软雅黑" w:hAnsi="微软雅黑" w:eastAsia="微软雅黑"/>
-          <w:b w:val="0"/>
-          <w:sz w:val="18"/>
-          <w:szCs w:val="18"/>
-        </w:rPr>
-      </w:pPr>
-      <w:r>
-        <w:rPr>
-          <w:rFonts w:hint="eastAsia" w:ascii="微软雅黑" w:hAnsi="微软雅黑" w:eastAsia="微软雅黑"/>
-          <w:b w:val="0"/>
-          <w:sz w:val="18"/>
-          <w:szCs w:val="18"/>
-        </w:rPr>
-        <w:t xml:space="preserve">        this.bucketName = bucketName;</w:t>
-      </w:r>
-    </w:p>
-    <w:p>
-      <w:pPr>
-        <w:rPr>
-          <w:rFonts w:hint="eastAsia" w:ascii="微软雅黑" w:hAnsi="微软雅黑" w:eastAsia="微软雅黑"/>
-          <w:b w:val="0"/>
-          <w:sz w:val="18"/>
-          <w:szCs w:val="18"/>
-        </w:rPr>
-      </w:pPr>
-      <w:r>
-        <w:rPr>
-          <w:rFonts w:hint="eastAsia" w:ascii="微软雅黑" w:hAnsi="微软雅黑" w:eastAsia="微软雅黑"/>
-          <w:b w:val="0"/>
-          <w:sz w:val="18"/>
-          <w:szCs w:val="18"/>
-        </w:rPr>
-        <w:t xml:space="preserve">    }</w:t>
-      </w:r>
-    </w:p>
-    <w:p>
-      <w:pPr>
-        <w:rPr>
-          <w:rFonts w:hint="eastAsia" w:ascii="微软雅黑" w:hAnsi="微软雅黑" w:eastAsia="微软雅黑"/>
-          <w:b w:val="0"/>
-          <w:sz w:val="18"/>
-          <w:szCs w:val="18"/>
-        </w:rPr>
-      </w:pPr>
-      <w:r>
-        <w:rPr>
-          <w:rFonts w:hint="eastAsia" w:ascii="微软雅黑" w:hAnsi="微软雅黑" w:eastAsia="微软雅黑"/>
-          <w:b w:val="0"/>
-          <w:sz w:val="18"/>
-          <w:szCs w:val="18"/>
-        </w:rPr>
-        <w:t xml:space="preserve">    /**</w:t>
-      </w:r>
-    </w:p>
-    <w:p>
-      <w:pPr>
-        <w:rPr>
-          <w:rFonts w:hint="eastAsia" w:ascii="微软雅黑" w:hAnsi="微软雅黑" w:eastAsia="微软雅黑"/>
-          <w:b w:val="0"/>
-          <w:sz w:val="18"/>
-          <w:szCs w:val="18"/>
-        </w:rPr>
-      </w:pPr>
-      <w:r>
-        <w:rPr>
-          <w:rFonts w:hint="eastAsia" w:ascii="微软雅黑" w:hAnsi="微软雅黑" w:eastAsia="微软雅黑"/>
-          <w:b w:val="0"/>
-          <w:sz w:val="18"/>
-          <w:szCs w:val="18"/>
-        </w:rPr>
-        <w:t xml:space="preserve">     * 核心上传方法：接收Spring MVC MultipartFile，直接传递底层InputStream</w:t>
-      </w:r>
-    </w:p>
-    <w:p>
-      <w:pPr>
-        <w:rPr>
-          <w:rFonts w:hint="eastAsia" w:ascii="微软雅黑" w:hAnsi="微软雅黑" w:eastAsia="微软雅黑"/>
-          <w:b w:val="0"/>
-          <w:sz w:val="18"/>
-          <w:szCs w:val="18"/>
-        </w:rPr>
-      </w:pPr>
-      <w:r>
-        <w:rPr>
-          <w:rFonts w:hint="eastAsia" w:ascii="微软雅黑" w:hAnsi="微软雅黑" w:eastAsia="微软雅黑"/>
-          <w:b w:val="0"/>
-          <w:sz w:val="18"/>
-          <w:szCs w:val="18"/>
-        </w:rPr>
-        <w:t xml:space="preserve">     * @param file MVC封装的文件对象（StandardMultipartFile实现）</w:t>
-      </w:r>
-    </w:p>
-    <w:p>
-      <w:pPr>
-        <w:rPr>
-          <w:rFonts w:hint="eastAsia" w:ascii="微软雅黑" w:hAnsi="微软雅黑" w:eastAsia="微软雅黑"/>
-          <w:b w:val="0"/>
-          <w:sz w:val="18"/>
-          <w:szCs w:val="18"/>
-        </w:rPr>
-      </w:pPr>
-      <w:r>
-        <w:rPr>
-          <w:rFonts w:hint="eastAsia" w:ascii="微软雅黑" w:hAnsi="微软雅黑" w:eastAsia="微软雅黑"/>
-          <w:b w:val="0"/>
-          <w:sz w:val="18"/>
-          <w:szCs w:val="18"/>
-        </w:rPr>
-        <w:t xml:space="preserve">     * @return MinIO存储路径</w:t>
-      </w:r>
-    </w:p>
-    <w:p>
-      <w:pPr>
-        <w:rPr>
-          <w:rFonts w:hint="eastAsia" w:ascii="微软雅黑" w:hAnsi="微软雅黑" w:eastAsia="微软雅黑"/>
-          <w:b w:val="0"/>
-          <w:sz w:val="18"/>
-          <w:szCs w:val="18"/>
-        </w:rPr>
-      </w:pPr>
-      <w:r>
-        <w:rPr>
-          <w:rFonts w:hint="eastAsia" w:ascii="微软雅黑" w:hAnsi="微软雅黑" w:eastAsia="微软雅黑"/>
-          <w:b w:val="0"/>
-          <w:sz w:val="18"/>
-          <w:szCs w:val="18"/>
-        </w:rPr>
-        <w:t xml:space="preserve">     */</w:t>
-      </w:r>
-    </w:p>
-    <w:p>
-      <w:pPr>
-        <w:rPr>
-          <w:rFonts w:hint="eastAsia" w:ascii="微软雅黑" w:hAnsi="微软雅黑" w:eastAsia="微软雅黑"/>
-          <w:b w:val="0"/>
-          <w:sz w:val="18"/>
-          <w:szCs w:val="18"/>
-        </w:rPr>
-      </w:pPr>
-      <w:r>
-        <w:rPr>
-          <w:rFonts w:hint="eastAsia" w:ascii="微软雅黑" w:hAnsi="微软雅黑" w:eastAsia="微软雅黑"/>
-          <w:b w:val="0"/>
-          <w:sz w:val="18"/>
-          <w:szCs w:val="18"/>
-        </w:rPr>
-        <w:t xml:space="preserve">    public String upload(MultipartFile file) throws ServerException, InsufficientDataException, ErrorResponseException, IOException, NoSuchAlgorithmException, InvalidKeyException, InvalidResponseException, XmlParserException, InternalException {</w:t>
-      </w:r>
-    </w:p>
-    <w:p>
-      <w:pPr>
-        <w:rPr>
-          <w:rFonts w:hint="eastAsia" w:ascii="微软雅黑" w:hAnsi="微软雅黑" w:eastAsia="微软雅黑"/>
-          <w:b w:val="0"/>
-          <w:sz w:val="18"/>
-          <w:szCs w:val="18"/>
-        </w:rPr>
-      </w:pPr>
-      <w:r>
-        <w:rPr>
-          <w:rFonts w:hint="eastAsia" w:ascii="微软雅黑" w:hAnsi="微软雅黑" w:eastAsia="微软雅黑"/>
-          <w:b w:val="0"/>
-          <w:sz w:val="18"/>
-          <w:szCs w:val="18"/>
-        </w:rPr>
-        <w:t xml:space="preserve">        // 1. 获取前端原始文件名</w:t>
-      </w:r>
-    </w:p>
-    <w:p>
-      <w:pPr>
-        <w:rPr>
-          <w:rFonts w:hint="eastAsia" w:ascii="微软雅黑" w:hAnsi="微软雅黑" w:eastAsia="微软雅黑"/>
-          <w:b w:val="0"/>
-          <w:sz w:val="18"/>
-          <w:szCs w:val="18"/>
-        </w:rPr>
-      </w:pPr>
-      <w:r>
-        <w:rPr>
-          <w:rFonts w:hint="eastAsia" w:ascii="微软雅黑" w:hAnsi="微软雅黑" w:eastAsia="微软雅黑"/>
-          <w:b w:val="0"/>
-          <w:sz w:val="18"/>
-          <w:szCs w:val="18"/>
-        </w:rPr>
-        <w:t xml:space="preserve">        String originalFilename = file.getOriginalFilename();</w:t>
-      </w:r>
-    </w:p>
-    <w:p>
-      <w:pPr>
-        <w:rPr>
-          <w:rFonts w:hint="eastAsia" w:ascii="微软雅黑" w:hAnsi="微软雅黑" w:eastAsia="微软雅黑"/>
-          <w:b w:val="0"/>
-          <w:sz w:val="18"/>
-          <w:szCs w:val="18"/>
-        </w:rPr>
-      </w:pPr>
-      <w:r>
-        <w:rPr>
-          <w:rFonts w:hint="eastAsia" w:ascii="微软雅黑" w:hAnsi="微软雅黑" w:eastAsia="微软雅黑"/>
-          <w:b w:val="0"/>
-          <w:sz w:val="18"/>
-          <w:szCs w:val="18"/>
-        </w:rPr>
-        <w:t xml:space="preserve">        // 2. 生成唯一文件名防止覆盖</w:t>
-      </w:r>
-    </w:p>
-    <w:p>
-      <w:pPr>
-        <w:rPr>
-          <w:rFonts w:hint="eastAsia" w:ascii="微软雅黑" w:hAnsi="微软雅黑" w:eastAsia="微软雅黑"/>
-          <w:b w:val="0"/>
-          <w:sz w:val="18"/>
-          <w:szCs w:val="18"/>
-        </w:rPr>
-      </w:pPr>
-      <w:r>
-        <w:rPr>
-          <w:rFonts w:hint="eastAsia" w:ascii="微软雅黑" w:hAnsi="微软雅黑" w:eastAsia="微软雅黑"/>
-          <w:b w:val="0"/>
-          <w:sz w:val="18"/>
-          <w:szCs w:val="18"/>
-        </w:rPr>
-        <w:t xml:space="preserve">        String suffix = originalFilename.substring(originalFilename.lastIndexOf("."));</w:t>
-      </w:r>
-    </w:p>
-    <w:p>
-      <w:pPr>
-        <w:rPr>
-          <w:rFonts w:hint="eastAsia" w:ascii="微软雅黑" w:hAnsi="微软雅黑" w:eastAsia="微软雅黑"/>
-          <w:b w:val="0"/>
-          <w:sz w:val="18"/>
-          <w:szCs w:val="18"/>
-        </w:rPr>
-      </w:pPr>
-      <w:r>
-        <w:rPr>
-          <w:rFonts w:hint="eastAsia" w:ascii="微软雅黑" w:hAnsi="微软雅黑" w:eastAsia="微软雅黑"/>
-          <w:b w:val="0"/>
-          <w:sz w:val="18"/>
-          <w:szCs w:val="18"/>
-        </w:rPr>
-        <w:t xml:space="preserve">        String uniqueFileName = UUID.randomUUID() + suffix;</w:t>
-      </w:r>
-    </w:p>
-    <w:p>
-      <w:pPr>
-        <w:rPr>
-          <w:rFonts w:hint="eastAsia" w:ascii="微软雅黑" w:hAnsi="微软雅黑" w:eastAsia="微软雅黑"/>
-          <w:b w:val="0"/>
-          <w:sz w:val="18"/>
-          <w:szCs w:val="18"/>
-        </w:rPr>
-      </w:pPr>
-      <w:r>
-        <w:rPr>
-          <w:rFonts w:hint="eastAsia" w:ascii="微软雅黑" w:hAnsi="微软雅黑" w:eastAsia="微软雅黑"/>
-          <w:b w:val="0"/>
-          <w:sz w:val="18"/>
-          <w:szCs w:val="18"/>
-        </w:rPr>
-        <w:t xml:space="preserve">        // 3. 获取MVC底层Servlet Part的原生输入流（核心，不落地本地磁盘）</w:t>
-      </w:r>
-    </w:p>
-    <w:p>
-      <w:pPr>
-        <w:rPr>
-          <w:rFonts w:hint="eastAsia" w:ascii="微软雅黑" w:hAnsi="微软雅黑" w:eastAsia="微软雅黑"/>
-          <w:b w:val="0"/>
-          <w:sz w:val="18"/>
-          <w:szCs w:val="18"/>
-        </w:rPr>
-      </w:pPr>
-      <w:r>
-        <w:rPr>
-          <w:rFonts w:hint="eastAsia" w:ascii="微软雅黑" w:hAnsi="微软雅黑" w:eastAsia="微软雅黑"/>
-          <w:b w:val="0"/>
-          <w:sz w:val="18"/>
-          <w:szCs w:val="18"/>
-        </w:rPr>
-        <w:t xml:space="preserve">        try (InputStream inputStream = file.getInputStream()) {</w:t>
-      </w:r>
-    </w:p>
-    <w:p>
-      <w:pPr>
-        <w:rPr>
-          <w:rFonts w:hint="eastAsia" w:ascii="微软雅黑" w:hAnsi="微软雅黑" w:eastAsia="微软雅黑"/>
-          <w:b w:val="0"/>
-          <w:sz w:val="18"/>
-          <w:szCs w:val="18"/>
-        </w:rPr>
-      </w:pPr>
-      <w:r>
-        <w:rPr>
-          <w:rFonts w:hint="eastAsia" w:ascii="微软雅黑" w:hAnsi="微软雅黑" w:eastAsia="微软雅黑"/>
-          <w:b w:val="0"/>
-          <w:sz w:val="18"/>
-          <w:szCs w:val="18"/>
-        </w:rPr>
-        <w:t xml:space="preserve">            // 4. 构建MinIO上传参数，直接传入文件流</w:t>
-      </w:r>
-    </w:p>
-    <w:p>
-      <w:pPr>
-        <w:rPr>
-          <w:rFonts w:hint="eastAsia" w:ascii="微软雅黑" w:hAnsi="微软雅黑" w:eastAsia="微软雅黑"/>
-          <w:b w:val="0"/>
-          <w:sz w:val="18"/>
-          <w:szCs w:val="18"/>
-        </w:rPr>
-      </w:pPr>
-      <w:r>
-        <w:rPr>
-          <w:rFonts w:hint="eastAsia" w:ascii="微软雅黑" w:hAnsi="微软雅黑" w:eastAsia="微软雅黑"/>
-          <w:b w:val="0"/>
-          <w:sz w:val="18"/>
-          <w:szCs w:val="18"/>
-        </w:rPr>
-        <w:t xml:space="preserve">            PutObjectArgs args = PutObjectArgs.builder()</w:t>
-      </w:r>
-    </w:p>
-    <w:p>
-      <w:pPr>
-        <w:rPr>
-          <w:rFonts w:hint="eastAsia" w:ascii="微软雅黑" w:hAnsi="微软雅黑" w:eastAsia="微软雅黑"/>
-          <w:b w:val="0"/>
-          <w:sz w:val="18"/>
-          <w:szCs w:val="18"/>
-        </w:rPr>
-      </w:pPr>
-      <w:r>
-        <w:rPr>
-          <w:rFonts w:hint="eastAsia" w:ascii="微软雅黑" w:hAnsi="微软雅黑" w:eastAsia="微软雅黑"/>
-          <w:b w:val="0"/>
-          <w:sz w:val="18"/>
-          <w:szCs w:val="18"/>
-        </w:rPr>
-        <w:t xml:space="preserve">                    .bucket(bucketName)</w:t>
-      </w:r>
-    </w:p>
-    <w:p>
-      <w:pPr>
-        <w:rPr>
-          <w:rFonts w:hint="eastAsia" w:ascii="微软雅黑" w:hAnsi="微软雅黑" w:eastAsia="微软雅黑"/>
-          <w:b w:val="0"/>
-          <w:sz w:val="18"/>
-          <w:szCs w:val="18"/>
-        </w:rPr>
-      </w:pPr>
-      <w:r>
-        <w:rPr>
-          <w:rFonts w:hint="eastAsia" w:ascii="微软雅黑" w:hAnsi="微软雅黑" w:eastAsia="微软雅黑"/>
-          <w:b w:val="0"/>
-          <w:sz w:val="18"/>
-          <w:szCs w:val="18"/>
-        </w:rPr>
-        <w:t xml:space="preserve">                    .object(uniqueFileName)</w:t>
-      </w:r>
-    </w:p>
-    <w:p>
-      <w:pPr>
-        <w:rPr>
-          <w:rFonts w:hint="eastAsia" w:ascii="微软雅黑" w:hAnsi="微软雅黑" w:eastAsia="微软雅黑"/>
-          <w:b w:val="0"/>
-          <w:sz w:val="18"/>
-          <w:szCs w:val="18"/>
-        </w:rPr>
-      </w:pPr>
-      <w:r>
-        <w:rPr>
-          <w:rFonts w:hint="eastAsia" w:ascii="微软雅黑" w:hAnsi="微软雅黑" w:eastAsia="微软雅黑"/>
-          <w:b w:val="0"/>
-          <w:sz w:val="18"/>
-          <w:szCs w:val="18"/>
-        </w:rPr>
-        <w:t xml:space="preserve">                    .stream(inputStream, file.getSize(), -1)</w:t>
-      </w:r>
-    </w:p>
-    <w:p>
-      <w:pPr>
-        <w:rPr>
-          <w:rFonts w:hint="eastAsia" w:ascii="微软雅黑" w:hAnsi="微软雅黑" w:eastAsia="微软雅黑"/>
-          <w:b w:val="0"/>
-          <w:sz w:val="18"/>
-          <w:szCs w:val="18"/>
-        </w:rPr>
-      </w:pPr>
-      <w:r>
-        <w:rPr>
-          <w:rFonts w:hint="eastAsia" w:ascii="微软雅黑" w:hAnsi="微软雅黑" w:eastAsia="微软雅黑"/>
-          <w:b w:val="0"/>
-          <w:sz w:val="18"/>
-          <w:szCs w:val="18"/>
-        </w:rPr>
-        <w:t xml:space="preserve">                    .contentType(file.getContentType())</w:t>
-      </w:r>
-    </w:p>
-    <w:p>
-      <w:pPr>
-        <w:rPr>
-          <w:rFonts w:hint="eastAsia" w:ascii="微软雅黑" w:hAnsi="微软雅黑" w:eastAsia="微软雅黑"/>
-          <w:b w:val="0"/>
-          <w:sz w:val="18"/>
-          <w:szCs w:val="18"/>
-        </w:rPr>
-      </w:pPr>
-      <w:r>
-        <w:rPr>
-          <w:rFonts w:hint="eastAsia" w:ascii="微软雅黑" w:hAnsi="微软雅黑" w:eastAsia="微软雅黑"/>
-          <w:b w:val="0"/>
-          <w:sz w:val="18"/>
-          <w:szCs w:val="18"/>
-        </w:rPr>
-        <w:t xml:space="preserve">                    .build();</w:t>
-      </w:r>
-    </w:p>
-    <w:p>
-      <w:pPr>
-        <w:rPr>
-          <w:rFonts w:hint="eastAsia" w:ascii="微软雅黑" w:hAnsi="微软雅黑" w:eastAsia="微软雅黑"/>
-          <w:b w:val="0"/>
-          <w:sz w:val="18"/>
-          <w:szCs w:val="18"/>
-        </w:rPr>
-      </w:pPr>
-      <w:r>
-        <w:rPr>
-          <w:rFonts w:hint="eastAsia" w:ascii="微软雅黑" w:hAnsi="微软雅黑" w:eastAsia="微软雅黑"/>
-          <w:b w:val="0"/>
-          <w:sz w:val="18"/>
-          <w:szCs w:val="18"/>
-        </w:rPr>
-        <w:t xml:space="preserve">            // 5. 调用MinioClient上传，流直接转发至MinIO服务</w:t>
-      </w:r>
-    </w:p>
-    <w:p>
-      <w:pPr>
-        <w:rPr>
-          <w:rFonts w:hint="eastAsia" w:ascii="微软雅黑" w:hAnsi="微软雅黑" w:eastAsia="微软雅黑"/>
-          <w:b w:val="0"/>
-          <w:sz w:val="18"/>
-          <w:szCs w:val="18"/>
-        </w:rPr>
-      </w:pPr>
-      <w:r>
-        <w:rPr>
-          <w:rFonts w:hint="eastAsia" w:ascii="微软雅黑" w:hAnsi="微软雅黑" w:eastAsia="微软雅黑"/>
-          <w:b w:val="0"/>
-          <w:sz w:val="18"/>
-          <w:szCs w:val="18"/>
-        </w:rPr>
-        <w:t xml:space="preserve">            minioClient.putObject(args);</w:t>
-      </w:r>
-    </w:p>
-    <w:p>
-      <w:pPr>
-        <w:rPr>
-          <w:rFonts w:hint="eastAsia" w:ascii="微软雅黑" w:hAnsi="微软雅黑" w:eastAsia="微软雅黑"/>
-          <w:b w:val="0"/>
-          <w:sz w:val="18"/>
-          <w:szCs w:val="18"/>
-        </w:rPr>
-      </w:pPr>
-      <w:r>
-        <w:rPr>
-          <w:rFonts w:hint="eastAsia" w:ascii="微软雅黑" w:hAnsi="微软雅黑" w:eastAsia="微软雅黑"/>
-          <w:b w:val="0"/>
-          <w:sz w:val="18"/>
-          <w:szCs w:val="18"/>
-        </w:rPr>
-        <w:t xml:space="preserve">        }</w:t>
-      </w:r>
-    </w:p>
-    <w:p>
-      <w:pPr>
-        <w:rPr>
-          <w:rFonts w:hint="eastAsia" w:ascii="微软雅黑" w:hAnsi="微软雅黑" w:eastAsia="微软雅黑"/>
-          <w:b w:val="0"/>
-          <w:sz w:val="18"/>
-          <w:szCs w:val="18"/>
-        </w:rPr>
-      </w:pPr>
-      <w:r>
-        <w:rPr>
-          <w:rFonts w:hint="eastAsia" w:ascii="微软雅黑" w:hAnsi="微软雅黑" w:eastAsia="微软雅黑"/>
-          <w:b w:val="0"/>
-          <w:sz w:val="18"/>
-          <w:szCs w:val="18"/>
-        </w:rPr>
-        <w:t xml:space="preserve">        // 返回访问路径</w:t>
-      </w:r>
-    </w:p>
-    <w:p>
-      <w:pPr>
-        <w:rPr>
-          <w:rFonts w:hint="eastAsia" w:ascii="微软雅黑" w:hAnsi="微软雅黑" w:eastAsia="微软雅黑"/>
-          <w:b w:val="0"/>
-          <w:sz w:val="18"/>
-          <w:szCs w:val="18"/>
-        </w:rPr>
-      </w:pPr>
-      <w:r>
-        <w:rPr>
-          <w:rFonts w:hint="eastAsia" w:ascii="微软雅黑" w:hAnsi="微软雅黑" w:eastAsia="微软雅黑"/>
-          <w:b w:val="0"/>
-          <w:sz w:val="18"/>
-          <w:szCs w:val="18"/>
-        </w:rPr>
-        <w:t xml:space="preserve">        return "/" + bucketName + "/" + uniqueFileName;</w:t>
-      </w:r>
-    </w:p>
-    <w:p>
-      <w:pPr>
-        <w:rPr>
-          <w:rFonts w:hint="eastAsia" w:ascii="微软雅黑" w:hAnsi="微软雅黑" w:eastAsia="微软雅黑"/>
-          <w:b w:val="0"/>
-          <w:sz w:val="18"/>
-          <w:szCs w:val="18"/>
-        </w:rPr>
-      </w:pPr>
-      <w:r>
-        <w:rPr>
-          <w:rFonts w:hint="eastAsia" w:ascii="微软雅黑" w:hAnsi="微软雅黑" w:eastAsia="微软雅黑"/>
-          <w:b w:val="0"/>
-          <w:sz w:val="18"/>
-          <w:szCs w:val="18"/>
-        </w:rPr>
-        <w:t xml:space="preserve">    }</w:t>
-      </w:r>
-    </w:p>
-    <w:p>
-      <w:pPr>
-        <w:rPr>
-          <w:rFonts w:hint="eastAsia" w:ascii="微软雅黑" w:hAnsi="微软雅黑" w:eastAsia="微软雅黑"/>
-          <w:b w:val="0"/>
-          <w:sz w:val="18"/>
-          <w:szCs w:val="18"/>
-        </w:rPr>
-      </w:pPr>
-      <w:r>
-        <w:rPr>
-          <w:rFonts w:hint="eastAsia" w:ascii="微软雅黑" w:hAnsi="微软雅黑" w:eastAsia="微软雅黑"/>
-          <w:b w:val="0"/>
-          <w:sz w:val="18"/>
-          <w:szCs w:val="18"/>
-        </w:rPr>
-        <w:t>}</w:t>
-      </w:r>
-    </w:p>
-    <w:p>
-      <w:pPr>
-        <w:rPr>
-          <w:rFonts w:hint="eastAsia" w:ascii="微软雅黑" w:hAnsi="微软雅黑" w:eastAsia="微软雅黑"/>
-          <w:b w:val="0"/>
-          <w:sz w:val="18"/>
-          <w:szCs w:val="18"/>
-        </w:rPr>
-      </w:pPr>
-      <w:r>
-        <w:rPr>
-          <w:rFonts w:hint="eastAsia" w:ascii="微软雅黑" w:hAnsi="微软雅黑" w:eastAsia="微软雅黑"/>
-          <w:b w:val="0"/>
-          <w:sz w:val="18"/>
-          <w:szCs w:val="18"/>
+        <w:shd w:val="clear" w:fill="FFFFFF" w:themeFill="background1"/>
+        <w:rPr>
+          <w:rFonts w:hint="eastAsia" w:ascii="微软雅黑" w:hAnsi="微软雅黑" w:eastAsia="微软雅黑"/>
+          <w:b w:val="0"/>
+          <w:sz w:val="21"/>
+          <w:szCs w:val="21"/>
+        </w:rPr>
+      </w:pPr>
+      <w:r>
+        <w:rPr>
+          <w:rFonts w:hint="eastAsia" w:ascii="微软雅黑" w:hAnsi="微软雅黑" w:eastAsia="微软雅黑"/>
+          <w:b w:val="0"/>
+          <w:sz w:val="21"/>
+          <w:szCs w:val="21"/>
         </w:rPr>
         <w:t>五、完整调用链路梳理（对应你描述流程）</w:t>
       </w:r>
     </w:p>
     <w:p>
       <w:pPr>
-        <w:rPr>
-          <w:rFonts w:hint="eastAsia" w:ascii="微软雅黑" w:hAnsi="微软雅黑" w:eastAsia="微软雅黑"/>
-          <w:b w:val="0"/>
-          <w:sz w:val="18"/>
-          <w:szCs w:val="18"/>
-        </w:rPr>
-      </w:pPr>
-      <w:r>
-        <w:rPr>
-          <w:rFonts w:hint="eastAsia" w:ascii="微软雅黑" w:hAnsi="微软雅黑" w:eastAsia="微软雅黑"/>
-          <w:b w:val="0"/>
-          <w:sz w:val="18"/>
-          <w:szCs w:val="18"/>
+        <w:shd w:val="clear" w:fill="FFFFFF" w:themeFill="background1"/>
+        <w:rPr>
+          <w:rFonts w:hint="eastAsia" w:ascii="微软雅黑" w:hAnsi="微软雅黑" w:eastAsia="微软雅黑"/>
+          <w:b w:val="0"/>
+          <w:sz w:val="21"/>
+          <w:szCs w:val="21"/>
+        </w:rPr>
+      </w:pPr>
+      <w:r>
+        <w:rPr>
+          <w:rFonts w:hint="eastAsia" w:ascii="微软雅黑" w:hAnsi="微软雅黑" w:eastAsia="微软雅黑"/>
+          <w:b w:val="0"/>
+          <w:sz w:val="21"/>
+          <w:szCs w:val="21"/>
         </w:rPr>
         <w:t>前端上传文件 → HTTP 请求 Content-Type: multipart/form-data，携带二进制文件流</w:t>
       </w:r>
     </w:p>
     <w:p>
       <w:pPr>
-        <w:rPr>
-          <w:rFonts w:hint="eastAsia" w:ascii="微软雅黑" w:hAnsi="微软雅黑" w:eastAsia="微软雅黑"/>
-          <w:b w:val="0"/>
-          <w:sz w:val="18"/>
-          <w:szCs w:val="18"/>
-        </w:rPr>
-      </w:pPr>
-      <w:r>
-        <w:rPr>
-          <w:rFonts w:hint="eastAsia" w:ascii="微软雅黑" w:hAnsi="微软雅黑" w:eastAsia="微软雅黑"/>
-          <w:b w:val="0"/>
-          <w:sz w:val="18"/>
-          <w:szCs w:val="18"/>
+        <w:shd w:val="clear" w:fill="FFFFFF" w:themeFill="background1"/>
+        <w:rPr>
+          <w:rFonts w:hint="eastAsia" w:ascii="微软雅黑" w:hAnsi="微软雅黑" w:eastAsia="微软雅黑"/>
+          <w:b w:val="0"/>
+          <w:sz w:val="21"/>
+          <w:szCs w:val="21"/>
+        </w:rPr>
+      </w:pPr>
+      <w:r>
+        <w:rPr>
+          <w:rFonts w:hint="eastAsia" w:ascii="微软雅黑" w:hAnsi="微软雅黑" w:eastAsia="微软雅黑"/>
+          <w:b w:val="0"/>
+          <w:sz w:val="21"/>
+          <w:szCs w:val="21"/>
         </w:rPr>
         <w:t>Tomcat Servlet 底层封装为 Part 对象，持有原始字节流Spring MVC StandardMultipartResolver 解析请求，遍历所有 Part每一个 Part 实例化 StandardMultipartFile(part, 前端文件名)，封装 MultipartFileController 方法入参接收 MultipartFile file，底层持有 Part</w:t>
       </w:r>
     </w:p>
     <w:p>
       <w:pPr>
-        <w:rPr>
-          <w:rFonts w:hint="eastAsia" w:ascii="微软雅黑" w:hAnsi="微软雅黑" w:eastAsia="微软雅黑"/>
-          <w:b w:val="0"/>
-          <w:sz w:val="18"/>
-          <w:szCs w:val="18"/>
-        </w:rPr>
-      </w:pPr>
-      <w:r>
-        <w:rPr>
-          <w:rFonts w:hint="eastAsia" w:ascii="微软雅黑" w:hAnsi="微软雅黑" w:eastAsia="微软雅黑"/>
-          <w:b w:val="0"/>
-          <w:sz w:val="18"/>
-          <w:szCs w:val="18"/>
+        <w:shd w:val="clear" w:fill="FFFFFF" w:themeFill="background1"/>
+        <w:rPr>
+          <w:rFonts w:hint="eastAsia" w:ascii="微软雅黑" w:hAnsi="微软雅黑" w:eastAsia="微软雅黑"/>
+          <w:b w:val="0"/>
+          <w:sz w:val="21"/>
+          <w:szCs w:val="21"/>
+        </w:rPr>
+      </w:pPr>
+      <w:r>
+        <w:rPr>
+          <w:rFonts w:hint="eastAsia" w:ascii="微软雅黑" w:hAnsi="微软雅黑" w:eastAsia="微软雅黑"/>
+          <w:b w:val="0"/>
+          <w:sz w:val="21"/>
+          <w:szCs w:val="21"/>
         </w:rPr>
         <w:t>Controller 调用 minioUtil.upload(file)</w:t>
       </w:r>
     </w:p>
     <w:p>
       <w:pPr>
-        <w:rPr>
-          <w:rFonts w:hint="eastAsia" w:ascii="微软雅黑" w:hAnsi="微软雅黑" w:eastAsia="微软雅黑"/>
-          <w:b w:val="0"/>
-          <w:sz w:val="18"/>
-          <w:szCs w:val="18"/>
-        </w:rPr>
-      </w:pPr>
-      <w:r>
-        <w:rPr>
-          <w:rFonts w:hint="eastAsia" w:ascii="微软雅黑" w:hAnsi="微软雅黑" w:eastAsia="微软雅黑"/>
-          <w:b w:val="0"/>
-          <w:sz w:val="18"/>
-          <w:szCs w:val="18"/>
+        <w:shd w:val="clear" w:fill="FFFFFF" w:themeFill="background1"/>
+        <w:rPr>
+          <w:rFonts w:hint="eastAsia" w:ascii="微软雅黑" w:hAnsi="微软雅黑" w:eastAsia="微软雅黑"/>
+          <w:b w:val="0"/>
+          <w:sz w:val="21"/>
+          <w:szCs w:val="21"/>
+        </w:rPr>
+      </w:pPr>
+      <w:r>
+        <w:rPr>
+          <w:rFonts w:hint="eastAsia" w:ascii="微软雅黑" w:hAnsi="微软雅黑" w:eastAsia="微软雅黑"/>
+          <w:b w:val="0"/>
+          <w:sz w:val="21"/>
+          <w:szCs w:val="21"/>
         </w:rPr>
         <w:t>file.getInputStream() → 调用 StandardMultipartFile.part.getInputStream() 获取原生字节流</w:t>
       </w:r>
     </w:p>
     <w:p>
       <w:pPr>
-        <w:rPr>
-          <w:rFonts w:hint="eastAsia" w:ascii="微软雅黑" w:hAnsi="微软雅黑" w:eastAsia="微软雅黑"/>
-          <w:b w:val="0"/>
-          <w:sz w:val="18"/>
-          <w:szCs w:val="18"/>
-        </w:rPr>
-      </w:pPr>
-      <w:r>
-        <w:rPr>
-          <w:rFonts w:hint="eastAsia" w:ascii="微软雅黑" w:hAnsi="微软雅黑" w:eastAsia="微软雅黑"/>
-          <w:b w:val="0"/>
-          <w:sz w:val="18"/>
-          <w:szCs w:val="18"/>
+        <w:shd w:val="clear" w:fill="FFFFFF" w:themeFill="background1"/>
+        <w:rPr>
+          <w:rFonts w:hint="eastAsia" w:ascii="微软雅黑" w:hAnsi="微软雅黑" w:eastAsia="微软雅黑"/>
+          <w:b w:val="0"/>
+          <w:sz w:val="21"/>
+          <w:szCs w:val="21"/>
+        </w:rPr>
+      </w:pPr>
+      <w:r>
+        <w:rPr>
+          <w:rFonts w:hint="eastAsia" w:ascii="微软雅黑" w:hAnsi="微软雅黑" w:eastAsia="微软雅黑"/>
+          <w:b w:val="0"/>
+          <w:sz w:val="21"/>
+          <w:szCs w:val="21"/>
         </w:rPr>
         <w:t>将流直接传入 MinIO PutObjectArgs，MinioClient 通过 OkHttp 流式上传，全程不落地本地文件</w:t>
       </w:r>
     </w:p>
     <w:p>
       <w:pPr>
-        <w:rPr>
-          <w:rFonts w:hint="eastAsia" w:ascii="微软雅黑" w:hAnsi="微软雅黑" w:eastAsia="微软雅黑"/>
-          <w:b w:val="0"/>
-          <w:sz w:val="18"/>
-          <w:szCs w:val="18"/>
-        </w:rPr>
-      </w:pPr>
-      <w:r>
-        <w:rPr>
-          <w:rFonts w:hint="eastAsia" w:ascii="微软雅黑" w:hAnsi="微软雅黑" w:eastAsia="微软雅黑"/>
-          <w:b w:val="0"/>
-          <w:sz w:val="18"/>
-          <w:szCs w:val="18"/>
+        <w:shd w:val="clear" w:fill="FFFFFF" w:themeFill="background1"/>
+        <w:rPr>
+          <w:rFonts w:hint="eastAsia" w:ascii="微软雅黑" w:hAnsi="微软雅黑" w:eastAsia="微软雅黑"/>
+          <w:b w:val="0"/>
+          <w:sz w:val="21"/>
+          <w:szCs w:val="21"/>
+        </w:rPr>
+      </w:pPr>
+      <w:r>
+        <w:rPr>
+          <w:rFonts w:hint="eastAsia" w:ascii="微软雅黑" w:hAnsi="微软雅黑" w:eastAsia="微软雅黑"/>
+          <w:b w:val="0"/>
+          <w:sz w:val="21"/>
+          <w:szCs w:val="21"/>
         </w:rPr>
         <w:t>上传完成关闭流，返回文件存储地址</w:t>
       </w:r>
@@ -21705,7 +21777,7 @@
     <w:lsdException w:unhideWhenUsed="0" w:uiPriority="67" w:semiHidden="0" w:name="Medium Grid 1"/>
     <w:lsdException w:unhideWhenUsed="0" w:uiPriority="68" w:semiHidden="0" w:name="Medium Grid 2"/>
     <w:lsdException w:unhideWhenUsed="0" w:uiPriority="69" w:semiHidden="0" w:name="Medium Grid 3"/>
-    <w:lsdException w:unhideWhenUsed="0" w:uiPriority="70" w:semiHidden="0" w:name="Dark List"/>
+    <w:lsdException w:qFormat="1" w:unhideWhenUsed="0" w:uiPriority="70" w:semiHidden="0" w:name="Dark List"/>
     <w:lsdException w:unhideWhenUsed="0" w:uiPriority="71" w:semiHidden="0" w:name="Colorful Shading"/>
     <w:lsdException w:unhideWhenUsed="0" w:uiPriority="72" w:semiHidden="0" w:name="Colorful List"/>
     <w:lsdException w:unhideWhenUsed="0" w:uiPriority="73" w:semiHidden="0" w:name="Colorful Grid"/>
@@ -21719,9 +21791,9 @@
     <w:lsdException w:qFormat="1" w:unhideWhenUsed="0" w:uiPriority="29" w:semiHidden="0" w:name="Quote"/>
     <w:lsdException w:qFormat="1" w:unhideWhenUsed="0" w:uiPriority="30" w:semiHidden="0" w:name="Intense Quote"/>
     <w:lsdException w:unhideWhenUsed="0" w:uiPriority="66" w:semiHidden="0" w:name="Medium List 2 Accent 1"/>
-    <w:lsdException w:unhideWhenUsed="0" w:uiPriority="67" w:semiHidden="0" w:name="Medium Grid 1 Accent 1"/>
+    <w:lsdException w:qFormat="1" w:unhideWhenUsed="0" w:uiPriority="67" w:semiHidden="0" w:name="Medium Grid 1 Accent 1"/>
     <w:lsdException w:unhideWhenUsed="0" w:uiPriority="68" w:semiHidden="0" w:name="Medium Grid 2 Accent 1"/>
-    <w:lsdException w:unhideWhenUsed="0" w:uiPriority="69" w:semiHidden="0" w:name="Medium Grid 3 Accent 1"/>
+    <w:lsdException w:qFormat="1" w:unhideWhenUsed="0" w:uiPriority="69" w:semiHidden="0" w:name="Medium Grid 3 Accent 1"/>
     <w:lsdException w:qFormat="1" w:unhideWhenUsed="0" w:uiPriority="70" w:semiHidden="0" w:name="Dark List Accent 1"/>
     <w:lsdException w:unhideWhenUsed="0" w:uiPriority="71" w:semiHidden="0" w:name="Colorful Shading Accent 1"/>
     <w:lsdException w:unhideWhenUsed="0" w:uiPriority="72" w:semiHidden="0" w:name="Colorful List Accent 1"/>
@@ -21748,7 +21820,7 @@
     <w:lsdException w:unhideWhenUsed="0" w:uiPriority="65" w:semiHidden="0" w:name="Medium List 1 Accent 3"/>
     <w:lsdException w:unhideWhenUsed="0" w:uiPriority="66" w:semiHidden="0" w:name="Medium List 2 Accent 3"/>
     <w:lsdException w:unhideWhenUsed="0" w:uiPriority="67" w:semiHidden="0" w:name="Medium Grid 1 Accent 3"/>
-    <w:lsdException w:unhideWhenUsed="0" w:uiPriority="68" w:semiHidden="0" w:name="Medium Grid 2 Accent 3"/>
+    <w:lsdException w:qFormat="1" w:unhideWhenUsed="0" w:uiPriority="68" w:semiHidden="0" w:name="Medium Grid 2 Accent 3"/>
     <w:lsdException w:unhideWhenUsed="0" w:uiPriority="69" w:semiHidden="0" w:name="Medium Grid 3 Accent 3"/>
     <w:lsdException w:unhideWhenUsed="0" w:uiPriority="70" w:semiHidden="0" w:name="Dark List Accent 3"/>
     <w:lsdException w:unhideWhenUsed="0" w:uiPriority="71" w:semiHidden="0" w:name="Colorful Shading Accent 3"/>
@@ -21775,9 +21847,9 @@
     <w:lsdException w:unhideWhenUsed="0" w:uiPriority="64" w:semiHidden="0" w:name="Medium Shading 2 Accent 5"/>
     <w:lsdException w:unhideWhenUsed="0" w:uiPriority="65" w:semiHidden="0" w:name="Medium List 1 Accent 5"/>
     <w:lsdException w:unhideWhenUsed="0" w:uiPriority="66" w:semiHidden="0" w:name="Medium List 2 Accent 5"/>
-    <w:lsdException w:unhideWhenUsed="0" w:uiPriority="67" w:semiHidden="0" w:name="Medium Grid 1 Accent 5"/>
-    <w:lsdException w:unhideWhenUsed="0" w:uiPriority="68" w:semiHidden="0" w:name="Medium Grid 2 Accent 5"/>
-    <w:lsdException w:unhideWhenUsed="0" w:uiPriority="69" w:semiHidden="0" w:name="Medium Grid 3 Accent 5"/>
+    <w:lsdException w:qFormat="1" w:unhideWhenUsed="0" w:uiPriority="67" w:semiHidden="0" w:name="Medium Grid 1 Accent 5"/>
+    <w:lsdException w:qFormat="1" w:unhideWhenUsed="0" w:uiPriority="68" w:semiHidden="0" w:name="Medium Grid 2 Accent 5"/>
+    <w:lsdException w:qFormat="1" w:unhideWhenUsed="0" w:uiPriority="69" w:semiHidden="0" w:name="Medium Grid 3 Accent 5"/>
     <w:lsdException w:unhideWhenUsed="0" w:uiPriority="70" w:semiHidden="0" w:name="Dark List Accent 5"/>
     <w:lsdException w:unhideWhenUsed="0" w:uiPriority="71" w:semiHidden="0" w:name="Colorful Shading Accent 5"/>
     <w:lsdException w:unhideWhenUsed="0" w:uiPriority="72" w:semiHidden="0" w:name="Colorful List Accent 5"/>
@@ -21788,8 +21860,8 @@
     <w:lsdException w:unhideWhenUsed="0" w:uiPriority="63" w:semiHidden="0" w:name="Medium Shading 1 Accent 6"/>
     <w:lsdException w:unhideWhenUsed="0" w:uiPriority="64" w:semiHidden="0" w:name="Medium Shading 2 Accent 6"/>
     <w:lsdException w:unhideWhenUsed="0" w:uiPriority="65" w:semiHidden="0" w:name="Medium List 1 Accent 6"/>
-    <w:lsdException w:unhideWhenUsed="0" w:uiPriority="66" w:semiHidden="0" w:name="Medium List 2 Accent 6"/>
-    <w:lsdException w:unhideWhenUsed="0" w:uiPriority="67" w:semiHidden="0" w:name="Medium Grid 1 Accent 6"/>
+    <w:lsdException w:qFormat="1" w:unhideWhenUsed="0" w:uiPriority="66" w:semiHidden="0" w:name="Medium List 2 Accent 6"/>
+    <w:lsdException w:qFormat="1" w:unhideWhenUsed="0" w:uiPriority="67" w:semiHidden="0" w:name="Medium Grid 1 Accent 6"/>
     <w:lsdException w:unhideWhenUsed="0" w:uiPriority="68" w:semiHidden="0" w:name="Medium Grid 2 Accent 6"/>
     <w:lsdException w:unhideWhenUsed="0" w:uiPriority="69" w:semiHidden="0" w:name="Medium Grid 3 Accent 6"/>
     <w:lsdException w:qFormat="1" w:unhideWhenUsed="0" w:uiPriority="70" w:semiHidden="0" w:name="Dark List Accent 6"/>
@@ -27940,6 +28012,7 @@
   <w:style w:type="table" w:styleId="82">
     <w:name w:val="Medium List 2 Accent 6"/>
     <w:basedOn w:val="32"/>
+    <w:qFormat/>
     <w:uiPriority w:val="66"/>
     <w:pPr>
       <w:spacing w:after="0" w:line="240" w:lineRule="auto"/>
@@ -28138,6 +28211,7 @@
   <w:style w:type="table" w:styleId="84">
     <w:name w:val="Medium Grid 1 Accent 1"/>
     <w:basedOn w:val="32"/>
+    <w:qFormat/>
     <w:uiPriority w:val="67"/>
     <w:pPr>
       <w:spacing w:after="0" w:line="240" w:lineRule="auto"/>
@@ -28414,6 +28488,7 @@
   <w:style w:type="table" w:styleId="88">
     <w:name w:val="Medium Grid 1 Accent 5"/>
     <w:basedOn w:val="32"/>
+    <w:qFormat/>
     <w:uiPriority w:val="67"/>
     <w:pPr>
       <w:spacing w:after="0" w:line="240" w:lineRule="auto"/>
@@ -28483,6 +28558,7 @@
   <w:style w:type="table" w:styleId="89">
     <w:name w:val="Medium Grid 1 Accent 6"/>
     <w:basedOn w:val="32"/>
+    <w:qFormat/>
     <w:uiPriority w:val="67"/>
     <w:pPr>
       <w:spacing w:after="0" w:line="240" w:lineRule="auto"/>
@@ -28990,6 +29066,7 @@
   <w:style w:type="table" w:styleId="93">
     <w:name w:val="Medium Grid 2 Accent 3"/>
     <w:basedOn w:val="32"/>
+    <w:qFormat/>
     <w:uiPriority w:val="68"/>
     <w:pPr>
       <w:spacing w:after="0" w:line="240" w:lineRule="auto"/>
@@ -29282,6 +29359,7 @@
   <w:style w:type="table" w:styleId="95">
     <w:name w:val="Medium Grid 2 Accent 5"/>
     <w:basedOn w:val="32"/>
+    <w:qFormat/>
     <w:uiPriority w:val="68"/>
     <w:pPr>
       <w:spacing w:after="0" w:line="240" w:lineRule="auto"/>
@@ -29731,6 +29809,7 @@
   <w:style w:type="table" w:styleId="98">
     <w:name w:val="Medium Grid 3 Accent 1"/>
     <w:basedOn w:val="32"/>
+    <w:qFormat/>
     <w:uiPriority w:val="69"/>
     <w:pPr>
       <w:spacing w:after="0" w:line="240" w:lineRule="auto"/>
@@ -30359,6 +30438,7 @@
   <w:style w:type="table" w:styleId="102">
     <w:name w:val="Medium Grid 3 Accent 5"/>
     <w:basedOn w:val="32"/>
+    <w:qFormat/>
     <w:uiPriority w:val="69"/>
     <w:pPr>
       <w:spacing w:after="0" w:line="240" w:lineRule="auto"/>
@@ -30673,6 +30753,7 @@
   <w:style w:type="table" w:styleId="104">
     <w:name w:val="Dark List"/>
     <w:basedOn w:val="32"/>
+    <w:qFormat/>
     <w:uiPriority w:val="70"/>
     <w:pPr>
       <w:spacing w:after="0" w:line="240" w:lineRule="auto"/>
@@ -33859,6 +33940,7 @@
     <w:name w:val="Heading 1 Char"/>
     <w:basedOn w:val="132"/>
     <w:link w:val="3"/>
+    <w:qFormat/>
     <w:uiPriority w:val="9"/>
     <w:rPr>
       <w:rFonts w:asciiTheme="majorHAnsi" w:hAnsiTheme="majorHAnsi" w:eastAsiaTheme="majorEastAsia" w:cstheme="majorBidi"/>
@@ -33873,6 +33955,7 @@
     <w:name w:val="Heading 2 Char"/>
     <w:basedOn w:val="132"/>
     <w:link w:val="4"/>
+    <w:qFormat/>
     <w:uiPriority w:val="9"/>
     <w:rPr>
       <w:rFonts w:asciiTheme="majorHAnsi" w:hAnsiTheme="majorHAnsi" w:eastAsiaTheme="majorEastAsia" w:cstheme="majorBidi"/>
@@ -33892,6 +33975,7 @@
     <w:name w:val="Heading 3 Char"/>
     <w:basedOn w:val="132"/>
     <w:link w:val="5"/>
+    <w:qFormat/>
     <w:uiPriority w:val="9"/>
     <w:rPr>
       <w:rFonts w:asciiTheme="majorHAnsi" w:hAnsiTheme="majorHAnsi" w:eastAsiaTheme="majorEastAsia" w:cstheme="majorBidi"/>
@@ -33909,6 +33993,7 @@
     <w:name w:val="Title Char"/>
     <w:basedOn w:val="132"/>
     <w:link w:val="31"/>
+    <w:qFormat/>
     <w:uiPriority w:val="10"/>
     <w:rPr>
       <w:rFonts w:asciiTheme="majorHAnsi" w:hAnsiTheme="majorHAnsi" w:eastAsiaTheme="majorEastAsia" w:cstheme="majorBidi"/>
@@ -33923,6 +34008,7 @@
     <w:name w:val="Subtitle Char"/>
     <w:basedOn w:val="132"/>
     <w:link w:val="26"/>
+    <w:qFormat/>
     <w:uiPriority w:val="11"/>
     <w:rPr>
       <w:rFonts w:asciiTheme="majorHAnsi" w:hAnsiTheme="majorHAnsi" w:eastAsiaTheme="majorEastAsia" w:cstheme="majorBidi"/>
